--- a/REPORT_FYP2.docx
+++ b/REPORT_FYP2.docx
@@ -2428,27 +2428,32 @@
     </w:p>
     <w:p>
       <w:r>
-        <w:t>anomalies that content models missed. In the preliminary ablation conducted during Project I,</w:t>
-      </w:r>
-    </w:p>
-    <w:p>
-      <w:r>
-        <w:t>a metadata-only configuration reached approximately 93.2% accuracy with an F1 score of 83.6% —</w:t>
-      </w:r>
-    </w:p>
-    <w:p>
-      <w:r>
-        <w:t>meaningful, but well below content-based methods — confirming that metadata was valuable but</w:t>
-      </w:r>
-    </w:p>
-    <w:p>
-      <w:r>
-        <w:t>insufficient on its own and had to be combined with content. Reputation systems were also evaded</w:t>
-      </w:r>
-    </w:p>
-    <w:p>
-      <w:r>
-        <w:t>by well-formed, link-less business-email-compromise mail sent from plausibly configured</w:t>
+        <w:t>anomalies that content models missed. The preliminary ablation conducted during Project I on</w:t>
+      </w:r>
+    </w:p>
+    <w:p>
+      <w:r>
+        <w:t>its smaller prototype corpus (a lighter feature set than the final system described here) found</w:t>
+      </w:r>
+    </w:p>
+    <w:p>
+      <w:r>
+        <w:t>that a metadata-only configuration reached approximately 93.2% accuracy with an F1 score of</w:t>
+      </w:r>
+    </w:p>
+    <w:p>
+      <w:r>
+        <w:t>83.6% — meaningful, but well below content-based methods — confirming that metadata was valuable</w:t>
+      </w:r>
+    </w:p>
+    <w:p>
+      <w:r>
+        <w:t>but insufficient on its own and had to be combined with content. Reputation systems were also</w:t>
+      </w:r>
+    </w:p>
+    <w:p>
+      <w:r>
+        <w:t>evaded by well-formed, link-less business-email-compromise mail sent from plausibly configured</w:t>
       </w:r>
     </w:p>
     <w:p>

--- a/REPORT_FYP2.docx
+++ b/REPORT_FYP2.docx
@@ -1320,47 +1320,32 @@
     </w:p>
     <w:p>
       <w:r>
-        <w:t>through manual editing of rules. The project carried forward the proposal established in</w:t>
-      </w:r>
-    </w:p>
-    <w:p>
-      <w:r>
-        <w:t>Project I — an adaptive content–metadata fusion spam-detection framework — and implemented and</w:t>
-      </w:r>
-    </w:p>
-    <w:p>
-      <w:r>
-        <w:t>evaluated it as a complete, deployable system. Project I established feasibility on a smaller</w:t>
-      </w:r>
-    </w:p>
-    <w:p>
-      <w:r>
-        <w:t>corpus; Project II scaled the pipeline to a larger and more varied public corpus, hardened the</w:t>
-      </w:r>
-    </w:p>
-    <w:p>
-      <w:r>
-        <w:t>implementation against malformed real-world input, added a service and quarantine layer, built</w:t>
-      </w:r>
-    </w:p>
-    <w:p>
-      <w:r>
-        <w:t>the reviewed retraining loop end to end, and tested generalisation against genuinely</w:t>
-      </w:r>
-    </w:p>
-    <w:p>
-      <w:r>
-        <w:t>AI-generated phishing. The relationship between the two phases was one of realisation and</w:t>
-      </w:r>
-    </w:p>
-    <w:p>
-      <w:r>
-        <w:t>validation rather than redirection: the same four objectives defined in the proposal drove the</w:t>
-      </w:r>
-    </w:p>
-    <w:p>
-      <w:r>
-        <w:t>implementation, and the results reported in Chapter 6 measured the extent to which each was met.</w:t>
+        <w:t>through manual editing of rules. The project therefore designed, implemented and evaluated a</w:t>
+      </w:r>
+    </w:p>
+    <w:p>
+      <w:r>
+        <w:t>complete, deployable adaptive content–metadata fusion spam-detection system: the pipeline was</w:t>
+      </w:r>
+    </w:p>
+    <w:p>
+      <w:r>
+        <w:t>built at scale on a varied public corpus, hardened against malformed real-world input, wrapped</w:t>
+      </w:r>
+    </w:p>
+    <w:p>
+      <w:r>
+        <w:t>in a service and quarantine layer, equipped with a reviewed retraining loop, and tested for</w:t>
+      </w:r>
+    </w:p>
+    <w:p>
+      <w:r>
+        <w:t>generalisation against genuinely AI-generated phishing. The remainder of this report describes</w:t>
+      </w:r>
+    </w:p>
+    <w:p>
+      <w:r>
+        <w:t>that system and measures the extent to which each stated objective was met.</w:t>
       </w:r>
     </w:p>
     <w:p>
@@ -1388,7 +1373,7 @@
     </w:p>
     <w:p>
       <w:r>
-        <w:t>was guided by four specific objectives, carried forward unchanged from Project I:</w:t>
+        <w:t>was guided by four specific objectives:</w:t>
       </w:r>
     </w:p>
     <w:p>
@@ -1685,7 +1670,7 @@
     </w:p>
     <w:p>
       <w:r>
-        <w:t>mail. It set out the four objectives carried forward from Project I, defined the scope as a</w:t>
+        <w:t>mail. It set out the four project objectives, defined the scope as a</w:t>
       </w:r>
     </w:p>
     <w:p>
@@ -1855,7 +1840,7 @@
     </w:p>
     <w:p>
       <w:r>
-        <w:t>choice was consistent with the lightweight, script-based approach proposed in Project I, kept</w:t>
+        <w:t>choice followed the lightweight, script-based design of the system, kept</w:t>
       </w:r>
     </w:p>
     <w:p>
@@ -2067,12 +2052,12 @@
     </w:p>
     <w:p>
       <w:r>
-        <w:t>comparators because together they spanned the generative-to-discriminative spectrum evaluated</w:t>
-      </w:r>
-    </w:p>
-    <w:p>
-      <w:r>
-        <w:t>during Project I.</w:t>
+        <w:t>comparators because together they spanned the generative-to-discriminative spectrum, with Naïve</w:t>
+      </w:r>
+    </w:p>
+    <w:p>
+      <w:r>
+        <w:t>Bayes a generative baseline and the support vector machine a maximum-margin discriminative one.</w:t>
       </w:r>
     </w:p>
     <w:p>
@@ -2428,27 +2413,22 @@
     </w:p>
     <w:p>
       <w:r>
-        <w:t>anomalies that content models missed. The preliminary ablation conducted during Project I on</w:t>
-      </w:r>
-    </w:p>
-    <w:p>
-      <w:r>
-        <w:t>its smaller prototype corpus (a lighter feature set than the final system described here) found</w:t>
-      </w:r>
-    </w:p>
-    <w:p>
-      <w:r>
-        <w:t>that a metadata-only configuration reached approximately 93.2% accuracy with an F1 score of</w:t>
-      </w:r>
-    </w:p>
-    <w:p>
-      <w:r>
-        <w:t>83.6% — meaningful, but well below content-based methods — confirming that metadata was valuable</w:t>
-      </w:r>
-    </w:p>
-    <w:p>
-      <w:r>
-        <w:t>but insufficient on its own and had to be combined with content. Reputation systems were also</w:t>
+        <w:t>anomalies that content models missed. Structural and sender-based signals were valuable but</w:t>
+      </w:r>
+    </w:p>
+    <w:p>
+      <w:r>
+        <w:t>generally weaker than well-trained content models on their own, confirming that metadata was</w:t>
+      </w:r>
+    </w:p>
+    <w:p>
+      <w:r>
+        <w:t>complementary rather than sufficient and was most effective when combined with content</w:t>
+      </w:r>
+    </w:p>
+    <w:p>
+      <w:r>
+        <w:t>[4], [5]. Reputation systems were also</w:t>
       </w:r>
     </w:p>
     <w:p>
@@ -2548,32 +2528,32 @@
     </w:p>
     <w:p>
       <w:r>
-        <w:t>Project I preliminary ablation similarly found that the content-plus-metadata fusion</w:t>
-      </w:r>
-    </w:p>
-    <w:p>
-      <w:r>
-        <w:t>configuration delivered the most balanced precision–recall trade-off and the best coverage</w:t>
-      </w:r>
-    </w:p>
-    <w:p>
-      <w:r>
-        <w:t>of spam, even though a strong text-only support-vector-machine baseline was hard to beat with</w:t>
-      </w:r>
-    </w:p>
-    <w:p>
-      <w:r>
-        <w:t>simple concatenation — a finding that motivated the richer word-plus-character content</w:t>
-      </w:r>
-    </w:p>
-    <w:p>
-      <w:r>
-        <w:t>representation and the standardised metadata used in Project II. The fusion concept adopted by</w:t>
-      </w:r>
-    </w:p>
-    <w:p>
-      <w:r>
-        <w:t>the present project is illustrated in Figure 2.5.</w:t>
+        <w:t>Studies of combined feature sets similarly reported that content-plus-metadata fusion</w:t>
+      </w:r>
+    </w:p>
+    <w:p>
+      <w:r>
+        <w:t>delivered a more balanced precision–recall trade-off and better coverage than either source</w:t>
+      </w:r>
+    </w:p>
+    <w:p>
+      <w:r>
+        <w:t>alone, although a strong text-only support-vector-machine baseline could be hard to improve on</w:t>
+      </w:r>
+    </w:p>
+    <w:p>
+      <w:r>
+        <w:t>with simple concatenation [9]. This motivated the richer word-plus-character content</w:t>
+      </w:r>
+    </w:p>
+    <w:p>
+      <w:r>
+        <w:t>representation and the standardised metadata used in the present system. The fusion concept</w:t>
+      </w:r>
+    </w:p>
+    <w:p>
+      <w:r>
+        <w:t>adopted is illustrated in Figure 2.5.</w:t>
       </w:r>
     </w:p>
     <w:p>
@@ -3079,7 +3059,7 @@
                 <w:rFonts w:ascii="Times New Roman" w:hAnsi="Times New Roman"/>
                 <w:sz w:val="21"/>
               </w:rPr>
-              <w:t>Weak alone (~93% in preliminary work); evaded by link-less BEC</w:t>
+              <w:t>Weaker than content alone; evaded by link-less BEC</w:t>
             </w:r>
           </w:p>
         </w:tc>
@@ -3796,7 +3776,7 @@
                 <w:rFonts w:ascii="Times New Roman" w:hAnsi="Times New Roman"/>
                 <w:sz w:val="21"/>
               </w:rPr>
-              <w:t>Weak alone (~93% in preliminary work); evaded by link-less BEC</w:t>
+              <w:t>Weaker than content alone; evaded by link-less BEC</w:t>
             </w:r>
           </w:p>
         </w:tc>
@@ -13578,12 +13558,7 @@
     </w:p>
     <w:p>
       <w:r>
-        <w:t>quarantine and feedback-driven retraining, satisfying all four objectives carried forward from</w:t>
-      </w:r>
-    </w:p>
-    <w:p>
-      <w:r>
-        <w:t>Project I.</w:t>
+        <w:t>quarantine and feedback-driven retraining, satisfying all four stated objectives.</w:t>
       </w:r>
     </w:p>
     <w:p>

--- a/REPORT_FYP2.docx
+++ b/REPORT_FYP2.docx
@@ -1072,17 +1072,22 @@
     </w:p>
     <w:p>
       <w:r>
-        <w:t>substantial fraction of global email traffic, ranging from nuisance advertisements to</w:t>
-      </w:r>
-    </w:p>
-    <w:p>
-      <w:r>
-        <w:t>sophisticated phishing campaigns designed to steal credentials or financial data or to</w:t>
-      </w:r>
-    </w:p>
-    <w:p>
-      <w:r>
-        <w:t>distribute malware [2].</w:t>
+        <w:t>large share of global email traffic — Kaspersky measured spam at roughly 47 per cent of all</w:t>
+      </w:r>
+    </w:p>
+    <w:p>
+      <w:r>
+        <w:t>email sent worldwide in 2024 [18] — and ranged from nuisance advertisements to sophisticated</w:t>
+      </w:r>
+    </w:p>
+    <w:p>
+      <w:r>
+        <w:t>phishing campaigns designed to steal credentials or financial data or to distribute malware</w:t>
+      </w:r>
+    </w:p>
+    <w:p>
+      <w:r>
+        <w:t>[2].</w:t>
       </w:r>
     </w:p>
     <w:p>
@@ -14029,6 +14034,25 @@
     <w:p>
       <w:r>
         <w:t>art. 127044, Jun. 2025, doi: 10.1016/j.eswa.2025.127044.</w:t>
+      </w:r>
+    </w:p>
+    <w:p>
+      <w:r>
+        <w:t xml:space="preserve">[18] Kaspersky, "Spam and phishing in 2024," </w:t>
+      </w:r>
+      <w:r>
+        <w:rPr>
+          <w:i/>
+        </w:rPr>
+        <w:t>Securelist</w:t>
+      </w:r>
+      <w:r>
+        <w:t>, Kaspersky Lab, Feb. 2025.</w:t>
+      </w:r>
+    </w:p>
+    <w:p>
+      <w:r>
+        <w:t>[Online]. Available: https://securelist.com/spam-and-phishing-report-2024/115536/</w:t>
       </w:r>
     </w:p>
     <w:p>

--- a/REPORT_FYP2.docx
+++ b/REPORT_FYP2.docx
@@ -670,6 +670,11 @@
     </w:p>
     <w:p>
       <w:r>
+        <w:t>- Figure 1.1 Spam as a share of worldwide email traffic in 2024 (Kaspersky Securelist).</w:t>
+      </w:r>
+    </w:p>
+    <w:p>
+      <w:r>
         <w:t>- Figure 2.1 Taxonomy of spam-detection approaches and the position of this project.</w:t>
       </w:r>
     </w:p>
@@ -1087,7 +1092,59 @@
     </w:p>
     <w:p>
       <w:r>
-        <w:t>[2].</w:t>
+        <w:t>[2]. The scale of the problem is illustrated in Figure 1.1.</w:t>
+      </w:r>
+    </w:p>
+    <w:p>
+      <w:pPr>
+        <w:jc w:val="center"/>
+      </w:pPr>
+      <w:r>
+        <w:drawing>
+          <wp:inline xmlns:a="http://schemas.openxmlformats.org/drawingml/2006/main" xmlns:pic="http://schemas.openxmlformats.org/drawingml/2006/picture">
+            <wp:extent cx="5486400" cy="5661440"/>
+            <wp:docPr id="1" name="Picture 1"/>
+            <wp:cNvGraphicFramePr>
+              <a:graphicFrameLocks noChangeAspect="1"/>
+            </wp:cNvGraphicFramePr>
+            <a:graphic>
+              <a:graphicData uri="http://schemas.openxmlformats.org/drawingml/2006/picture">
+                <pic:pic>
+                  <pic:nvPicPr>
+                    <pic:cNvPr id="0" name="fig1_1_spam_share.png"/>
+                    <pic:cNvPicPr/>
+                  </pic:nvPicPr>
+                  <pic:blipFill>
+                    <a:blip r:embed="rId10"/>
+                    <a:stretch>
+                      <a:fillRect/>
+                    </a:stretch>
+                  </pic:blipFill>
+                  <pic:spPr>
+                    <a:xfrm>
+                      <a:off x="0" y="0"/>
+                      <a:ext cx="5486400" cy="5661440"/>
+                    </a:xfrm>
+                    <a:prstGeom prst="rect"/>
+                  </pic:spPr>
+                </pic:pic>
+              </a:graphicData>
+            </a:graphic>
+          </wp:inline>
+        </w:drawing>
+      </w:r>
+    </w:p>
+    <w:p>
+      <w:pPr>
+        <w:spacing w:before="80" w:after="160"/>
+        <w:jc w:val="center"/>
+      </w:pPr>
+      <w:r>
+        <w:rPr>
+          <w:b/>
+          <w:sz w:val="22"/>
+        </w:rPr>
+        <w:t>Figure 1.1 — Spam as a share of worldwide email traffic in 2024 (Kaspersky Securelist [18])</w:t>
       </w:r>
     </w:p>
     <w:p>
@@ -2144,7 +2201,7 @@
         <w:drawing>
           <wp:inline xmlns:a="http://schemas.openxmlformats.org/drawingml/2006/main" xmlns:pic="http://schemas.openxmlformats.org/drawingml/2006/picture">
             <wp:extent cx="5486400" cy="3673000"/>
-            <wp:docPr id="1" name="Picture 1"/>
+            <wp:docPr id="2" name="Picture 2"/>
             <wp:cNvGraphicFramePr>
               <a:graphicFrameLocks noChangeAspect="1"/>
             </wp:cNvGraphicFramePr>
@@ -2156,7 +2213,7 @@
                     <pic:cNvPicPr/>
                   </pic:nvPicPr>
                   <pic:blipFill>
-                    <a:blip r:embed="rId10"/>
+                    <a:blip r:embed="rId11"/>
                     <a:stretch>
                       <a:fillRect/>
                     </a:stretch>
@@ -2244,7 +2301,7 @@
         <w:drawing>
           <wp:inline xmlns:a="http://schemas.openxmlformats.org/drawingml/2006/main" xmlns:pic="http://schemas.openxmlformats.org/drawingml/2006/picture">
             <wp:extent cx="5486400" cy="3005970"/>
-            <wp:docPr id="2" name="Picture 2"/>
+            <wp:docPr id="3" name="Picture 3"/>
             <wp:cNvGraphicFramePr>
               <a:graphicFrameLocks noChangeAspect="1"/>
             </wp:cNvGraphicFramePr>
@@ -2253,106 +2310,6 @@
                 <pic:pic>
                   <pic:nvPicPr>
                     <pic:cNvPr id="0" name="fig2_2_rule_based.png"/>
-                    <pic:cNvPicPr/>
-                  </pic:nvPicPr>
-                  <pic:blipFill>
-                    <a:blip r:embed="rId11"/>
-                    <a:stretch>
-                      <a:fillRect/>
-                    </a:stretch>
-                  </pic:blipFill>
-                  <pic:spPr>
-                    <a:xfrm>
-                      <a:off x="0" y="0"/>
-                      <a:ext cx="5486400" cy="3005970"/>
-                    </a:xfrm>
-                    <a:prstGeom prst="rect"/>
-                  </pic:spPr>
-                </pic:pic>
-              </a:graphicData>
-            </a:graphic>
-          </wp:inline>
-        </w:drawing>
-      </w:r>
-    </w:p>
-    <w:p>
-      <w:pPr>
-        <w:spacing w:before="80" w:after="160"/>
-        <w:jc w:val="center"/>
-      </w:pPr>
-      <w:r>
-        <w:rPr>
-          <w:b/>
-          <w:sz w:val="22"/>
-        </w:rPr>
-        <w:t>Figure 2.2 — insert the rule-/keyword-based filtering concept diagram</w:t>
-      </w:r>
-    </w:p>
-    <w:p>
-      <w:pPr>
-        <w:pStyle w:val="Heading2"/>
-        <w:jc w:val="left"/>
-      </w:pPr>
-      <w:r>
-        <w:rPr>
-          <w:rFonts w:ascii="Times New Roman" w:hAnsi="Times New Roman"/>
-          <w:color w:val="000000"/>
-        </w:rPr>
-        <w:t>2.2.2 Content-Based Statistical Classifiers (Existing System B)</w:t>
-      </w:r>
-    </w:p>
-    <w:p>
-      <w:r>
-        <w:t>Statistical content filters learned the distribution of words in spam versus legitimate mail.</w:t>
-      </w:r>
-    </w:p>
-    <w:p>
-      <w:r>
-        <w:t>The seminal Bayesian approach of Sahami et al. estimated the probability of a message being junk</w:t>
-      </w:r>
-    </w:p>
-    <w:p>
-      <w:r>
-        <w:t>from its terms [3]; later work combined TF-IDF representation with classifiers such as Naïve</w:t>
-      </w:r>
-    </w:p>
-    <w:p>
-      <w:r>
-        <w:t>Bayes and support vector machines and reported high accuracy on public corpora [8]. Content</w:t>
-      </w:r>
-    </w:p>
-    <w:p>
-      <w:r>
-        <w:t>methods were computationally efficient and effective for well-defined spam vocabulary, but they</w:t>
-      </w:r>
-    </w:p>
-    <w:p>
-      <w:r>
-        <w:t>examined only what a message said and were vulnerable to fluent rewording; they ignored message</w:t>
-      </w:r>
-    </w:p>
-    <w:p>
-      <w:r>
-        <w:t>structure entirely. The statistical-classification pipeline is summarised in Figure 2.3.</w:t>
-      </w:r>
-    </w:p>
-    <w:p>
-      <w:pPr>
-        <w:jc w:val="center"/>
-      </w:pPr>
-      <w:r>
-        <w:drawing>
-          <wp:inline xmlns:a="http://schemas.openxmlformats.org/drawingml/2006/main" xmlns:pic="http://schemas.openxmlformats.org/drawingml/2006/picture">
-            <wp:extent cx="5486400" cy="3005970"/>
-            <wp:docPr id="3" name="Picture 3"/>
-            <wp:cNvGraphicFramePr>
-              <a:graphicFrameLocks noChangeAspect="1"/>
-            </wp:cNvGraphicFramePr>
-            <a:graphic>
-              <a:graphicData uri="http://schemas.openxmlformats.org/drawingml/2006/picture">
-                <pic:pic>
-                  <pic:nvPicPr>
-                    <pic:cNvPr id="0" name="fig2_3_content_statistical.png"/>
                     <pic:cNvPicPr/>
                   </pic:nvPicPr>
                   <pic:blipFill>
@@ -2385,7 +2342,7 @@
           <w:b/>
           <w:sz w:val="22"/>
         </w:rPr>
-        <w:t>Figure 2.3 — insert the content-based statistical classification concept diagram</w:t>
+        <w:t>Figure 2.2 — insert the rule-/keyword-based filtering concept diagram</w:t>
       </w:r>
     </w:p>
     <w:p>
@@ -2398,52 +2355,42 @@
           <w:rFonts w:ascii="Times New Roman" w:hAnsi="Times New Roman"/>
           <w:color w:val="000000"/>
         </w:rPr>
-        <w:t>2.2.3 Metadata and Reputation-Based Systems (Existing System C)</w:t>
-      </w:r>
-    </w:p>
-    <w:p>
-      <w:r>
-        <w:t>A second family exploited structural information: sender domain and reputation,</w:t>
-      </w:r>
-    </w:p>
-    <w:p>
-      <w:r>
-        <w:t>received-header routing, presence of sender-policy-framework and DomainKeys-Identified-Mail</w:t>
-      </w:r>
-    </w:p>
-    <w:p>
-      <w:r>
-        <w:t>authentication, reply-to mismatches and link analysis. These signals caught structural</w:t>
-      </w:r>
-    </w:p>
-    <w:p>
-      <w:r>
-        <w:t>anomalies that content models missed. Structural and sender-based signals were valuable but</w:t>
-      </w:r>
-    </w:p>
-    <w:p>
-      <w:r>
-        <w:t>generally weaker than well-trained content models on their own, confirming that metadata was</w:t>
-      </w:r>
-    </w:p>
-    <w:p>
-      <w:r>
-        <w:t>complementary rather than sufficient and was most effective when combined with content</w:t>
-      </w:r>
-    </w:p>
-    <w:p>
-      <w:r>
-        <w:t>[4], [5]. Reputation systems were also</w:t>
-      </w:r>
-    </w:p>
-    <w:p>
-      <w:r>
-        <w:t>evaded by well-formed, link-less business-email-compromise mail sent from plausibly configured</w:t>
-      </w:r>
-    </w:p>
-    <w:p>
-      <w:r>
-        <w:t>accounts. The metadata/reputation approach is depicted in Figure 2.4.</w:t>
+        <w:t>2.2.2 Content-Based Statistical Classifiers (Existing System B)</w:t>
+      </w:r>
+    </w:p>
+    <w:p>
+      <w:r>
+        <w:t>Statistical content filters learned the distribution of words in spam versus legitimate mail.</w:t>
+      </w:r>
+    </w:p>
+    <w:p>
+      <w:r>
+        <w:t>The seminal Bayesian approach of Sahami et al. estimated the probability of a message being junk</w:t>
+      </w:r>
+    </w:p>
+    <w:p>
+      <w:r>
+        <w:t>from its terms [3]; later work combined TF-IDF representation with classifiers such as Naïve</w:t>
+      </w:r>
+    </w:p>
+    <w:p>
+      <w:r>
+        <w:t>Bayes and support vector machines and reported high accuracy on public corpora [8]. Content</w:t>
+      </w:r>
+    </w:p>
+    <w:p>
+      <w:r>
+        <w:t>methods were computationally efficient and effective for well-defined spam vocabulary, but they</w:t>
+      </w:r>
+    </w:p>
+    <w:p>
+      <w:r>
+        <w:t>examined only what a message said and were vulnerable to fluent rewording; they ignored message</w:t>
+      </w:r>
+    </w:p>
+    <w:p>
+      <w:r>
+        <w:t>structure entirely. The statistical-classification pipeline is summarised in Figure 2.3.</w:t>
       </w:r>
     </w:p>
     <w:p>
@@ -2462,7 +2409,7 @@
               <a:graphicData uri="http://schemas.openxmlformats.org/drawingml/2006/picture">
                 <pic:pic>
                   <pic:nvPicPr>
-                    <pic:cNvPr id="0" name="fig2_4_metadata.png"/>
+                    <pic:cNvPr id="0" name="fig2_3_content_statistical.png"/>
                     <pic:cNvPicPr/>
                   </pic:nvPicPr>
                   <pic:blipFill>
@@ -2495,7 +2442,7 @@
           <w:b/>
           <w:sz w:val="22"/>
         </w:rPr>
-        <w:t>Figure 2.4 — insert the metadata/reputation-based filtering concept diagram</w:t>
+        <w:t>Figure 2.3 — insert the content-based statistical classification concept diagram</w:t>
       </w:r>
     </w:p>
     <w:p>
@@ -2508,57 +2455,52 @@
           <w:rFonts w:ascii="Times New Roman" w:hAnsi="Times New Roman"/>
           <w:color w:val="000000"/>
         </w:rPr>
-        <w:t>2.2.4 Hybrid and Fusion Systems (Existing System D)</w:t>
-      </w:r>
-    </w:p>
-    <w:p>
-      <w:r>
-        <w:t>Hybrid approaches combined content and structural features and were repeatedly reported to be</w:t>
-      </w:r>
-    </w:p>
-    <w:p>
-      <w:r>
-        <w:t>more robust than either source alone. Studies using content- and header-based features with</w:t>
-      </w:r>
-    </w:p>
-    <w:p>
-      <w:r>
-        <w:t>machine-learning classifiers demonstrated improved reliability, and attention-based fusion</w:t>
-      </w:r>
-    </w:p>
-    <w:p>
-      <w:r>
-        <w:t>mechanisms had been proposed to weight complementary feature streams adaptively [9]. The</w:t>
-      </w:r>
-    </w:p>
-    <w:p>
-      <w:r>
-        <w:t>Studies of combined feature sets similarly reported that content-plus-metadata fusion</w:t>
-      </w:r>
-    </w:p>
-    <w:p>
-      <w:r>
-        <w:t>delivered a more balanced precision–recall trade-off and better coverage than either source</w:t>
-      </w:r>
-    </w:p>
-    <w:p>
-      <w:r>
-        <w:t>alone, although a strong text-only support-vector-machine baseline could be hard to improve on</w:t>
-      </w:r>
-    </w:p>
-    <w:p>
-      <w:r>
-        <w:t>with simple concatenation [9]. This motivated the richer word-plus-character content</w:t>
-      </w:r>
-    </w:p>
-    <w:p>
-      <w:r>
-        <w:t>representation and the standardised metadata used in the present system. The fusion concept</w:t>
-      </w:r>
-    </w:p>
-    <w:p>
-      <w:r>
-        <w:t>adopted is illustrated in Figure 2.5.</w:t>
+        <w:t>2.2.3 Metadata and Reputation-Based Systems (Existing System C)</w:t>
+      </w:r>
+    </w:p>
+    <w:p>
+      <w:r>
+        <w:t>A second family exploited structural information: sender domain and reputation,</w:t>
+      </w:r>
+    </w:p>
+    <w:p>
+      <w:r>
+        <w:t>received-header routing, presence of sender-policy-framework and DomainKeys-Identified-Mail</w:t>
+      </w:r>
+    </w:p>
+    <w:p>
+      <w:r>
+        <w:t>authentication, reply-to mismatches and link analysis. These signals caught structural</w:t>
+      </w:r>
+    </w:p>
+    <w:p>
+      <w:r>
+        <w:t>anomalies that content models missed. Structural and sender-based signals were valuable but</w:t>
+      </w:r>
+    </w:p>
+    <w:p>
+      <w:r>
+        <w:t>generally weaker than well-trained content models on their own, confirming that metadata was</w:t>
+      </w:r>
+    </w:p>
+    <w:p>
+      <w:r>
+        <w:t>complementary rather than sufficient and was most effective when combined with content</w:t>
+      </w:r>
+    </w:p>
+    <w:p>
+      <w:r>
+        <w:t>[4], [5]. Reputation systems were also</w:t>
+      </w:r>
+    </w:p>
+    <w:p>
+      <w:r>
+        <w:t>evaded by well-formed, link-less business-email-compromise mail sent from plausibly configured</w:t>
+      </w:r>
+    </w:p>
+    <w:p>
+      <w:r>
+        <w:t>accounts. The metadata/reputation approach is depicted in Figure 2.4.</w:t>
       </w:r>
     </w:p>
     <w:p>
@@ -2577,11 +2519,126 @@
               <a:graphicData uri="http://schemas.openxmlformats.org/drawingml/2006/picture">
                 <pic:pic>
                   <pic:nvPicPr>
+                    <pic:cNvPr id="0" name="fig2_4_metadata.png"/>
+                    <pic:cNvPicPr/>
+                  </pic:nvPicPr>
+                  <pic:blipFill>
+                    <a:blip r:embed="rId14"/>
+                    <a:stretch>
+                      <a:fillRect/>
+                    </a:stretch>
+                  </pic:blipFill>
+                  <pic:spPr>
+                    <a:xfrm>
+                      <a:off x="0" y="0"/>
+                      <a:ext cx="5486400" cy="3005970"/>
+                    </a:xfrm>
+                    <a:prstGeom prst="rect"/>
+                  </pic:spPr>
+                </pic:pic>
+              </a:graphicData>
+            </a:graphic>
+          </wp:inline>
+        </w:drawing>
+      </w:r>
+    </w:p>
+    <w:p>
+      <w:pPr>
+        <w:spacing w:before="80" w:after="160"/>
+        <w:jc w:val="center"/>
+      </w:pPr>
+      <w:r>
+        <w:rPr>
+          <w:b/>
+          <w:sz w:val="22"/>
+        </w:rPr>
+        <w:t>Figure 2.4 — insert the metadata/reputation-based filtering concept diagram</w:t>
+      </w:r>
+    </w:p>
+    <w:p>
+      <w:pPr>
+        <w:pStyle w:val="Heading2"/>
+        <w:jc w:val="left"/>
+      </w:pPr>
+      <w:r>
+        <w:rPr>
+          <w:rFonts w:ascii="Times New Roman" w:hAnsi="Times New Roman"/>
+          <w:color w:val="000000"/>
+        </w:rPr>
+        <w:t>2.2.4 Hybrid and Fusion Systems (Existing System D)</w:t>
+      </w:r>
+    </w:p>
+    <w:p>
+      <w:r>
+        <w:t>Hybrid approaches combined content and structural features and were repeatedly reported to be</w:t>
+      </w:r>
+    </w:p>
+    <w:p>
+      <w:r>
+        <w:t>more robust than either source alone. Studies using content- and header-based features with</w:t>
+      </w:r>
+    </w:p>
+    <w:p>
+      <w:r>
+        <w:t>machine-learning classifiers demonstrated improved reliability, and attention-based fusion</w:t>
+      </w:r>
+    </w:p>
+    <w:p>
+      <w:r>
+        <w:t>mechanisms had been proposed to weight complementary feature streams adaptively [9]. The</w:t>
+      </w:r>
+    </w:p>
+    <w:p>
+      <w:r>
+        <w:t>Studies of combined feature sets similarly reported that content-plus-metadata fusion</w:t>
+      </w:r>
+    </w:p>
+    <w:p>
+      <w:r>
+        <w:t>delivered a more balanced precision–recall trade-off and better coverage than either source</w:t>
+      </w:r>
+    </w:p>
+    <w:p>
+      <w:r>
+        <w:t>alone, although a strong text-only support-vector-machine baseline could be hard to improve on</w:t>
+      </w:r>
+    </w:p>
+    <w:p>
+      <w:r>
+        <w:t>with simple concatenation [9]. This motivated the richer word-plus-character content</w:t>
+      </w:r>
+    </w:p>
+    <w:p>
+      <w:r>
+        <w:t>representation and the standardised metadata used in the present system. The fusion concept</w:t>
+      </w:r>
+    </w:p>
+    <w:p>
+      <w:r>
+        <w:t>adopted is illustrated in Figure 2.5.</w:t>
+      </w:r>
+    </w:p>
+    <w:p>
+      <w:pPr>
+        <w:jc w:val="center"/>
+      </w:pPr>
+      <w:r>
+        <w:drawing>
+          <wp:inline xmlns:a="http://schemas.openxmlformats.org/drawingml/2006/main" xmlns:pic="http://schemas.openxmlformats.org/drawingml/2006/picture">
+            <wp:extent cx="5486400" cy="3005970"/>
+            <wp:docPr id="6" name="Picture 6"/>
+            <wp:cNvGraphicFramePr>
+              <a:graphicFrameLocks noChangeAspect="1"/>
+            </wp:cNvGraphicFramePr>
+            <a:graphic>
+              <a:graphicData uri="http://schemas.openxmlformats.org/drawingml/2006/picture">
+                <pic:pic>
+                  <pic:nvPicPr>
                     <pic:cNvPr id="0" name="fig2_5_hybrid_fusion.png"/>
                     <pic:cNvPicPr/>
                   </pic:nvPicPr>
                   <pic:blipFill>
-                    <a:blip r:embed="rId14"/>
+                    <a:blip r:embed="rId15"/>
                     <a:stretch>
                       <a:fillRect/>
                     </a:stretch>
@@ -4177,7 +4234,7 @@
         <w:drawing>
           <wp:inline xmlns:a="http://schemas.openxmlformats.org/drawingml/2006/main" xmlns:pic="http://schemas.openxmlformats.org/drawingml/2006/picture">
             <wp:extent cx="5486400" cy="4117688"/>
-            <wp:docPr id="6" name="Picture 6"/>
+            <wp:docPr id="7" name="Picture 7"/>
             <wp:cNvGraphicFramePr>
               <a:graphicFrameLocks noChangeAspect="1"/>
             </wp:cNvGraphicFramePr>
@@ -4189,7 +4246,7 @@
                     <pic:cNvPicPr/>
                   </pic:nvPicPr>
                   <pic:blipFill>
-                    <a:blip r:embed="rId15"/>
+                    <a:blip r:embed="rId16"/>
                     <a:stretch>
                       <a:fillRect/>
                     </a:stretch>
@@ -4257,7 +4314,7 @@
         <w:drawing>
           <wp:inline xmlns:a="http://schemas.openxmlformats.org/drawingml/2006/main" xmlns:pic="http://schemas.openxmlformats.org/drawingml/2006/picture">
             <wp:extent cx="5486400" cy="3234088"/>
-            <wp:docPr id="7" name="Picture 7"/>
+            <wp:docPr id="8" name="Picture 8"/>
             <wp:cNvGraphicFramePr>
               <a:graphicFrameLocks noChangeAspect="1"/>
             </wp:cNvGraphicFramePr>
@@ -4269,7 +4326,7 @@
                     <pic:cNvPicPr/>
                   </pic:nvPicPr>
                   <pic:blipFill>
-                    <a:blip r:embed="rId16"/>
+                    <a:blip r:embed="rId17"/>
                     <a:stretch>
                       <a:fillRect/>
                     </a:stretch>
@@ -4886,7 +4943,7 @@
         <w:drawing>
           <wp:inline xmlns:a="http://schemas.openxmlformats.org/drawingml/2006/main" xmlns:pic="http://schemas.openxmlformats.org/drawingml/2006/picture">
             <wp:extent cx="5486400" cy="4483442"/>
-            <wp:docPr id="8" name="Picture 8"/>
+            <wp:docPr id="9" name="Picture 9"/>
             <wp:cNvGraphicFramePr>
               <a:graphicFrameLocks noChangeAspect="1"/>
             </wp:cNvGraphicFramePr>
@@ -4898,7 +4955,7 @@
                     <pic:cNvPicPr/>
                   </pic:nvPicPr>
                   <pic:blipFill>
-                    <a:blip r:embed="rId17"/>
+                    <a:blip r:embed="rId18"/>
                     <a:stretch>
                       <a:fillRect/>
                     </a:stretch>
@@ -6072,7 +6129,7 @@
         <w:drawing>
           <wp:inline xmlns:a="http://schemas.openxmlformats.org/drawingml/2006/main" xmlns:pic="http://schemas.openxmlformats.org/drawingml/2006/picture">
             <wp:extent cx="5486400" cy="3228313"/>
-            <wp:docPr id="9" name="Picture 9"/>
+            <wp:docPr id="10" name="Picture 10"/>
             <wp:cNvGraphicFramePr>
               <a:graphicFrameLocks noChangeAspect="1"/>
             </wp:cNvGraphicFramePr>
@@ -6084,7 +6141,7 @@
                     <pic:cNvPicPr/>
                   </pic:nvPicPr>
                   <pic:blipFill>
-                    <a:blip r:embed="rId18"/>
+                    <a:blip r:embed="rId19"/>
                     <a:stretch>
                       <a:fillRect/>
                     </a:stretch>

--- a/REPORT_FYP2.docx
+++ b/REPORT_FYP2.docx
@@ -671,6 +671,11 @@
     <w:p>
       <w:r>
         <w:t>- Figure 1.1 Spam as a share of worldwide email traffic in 2024 (Kaspersky Securelist).</w:t>
+      </w:r>
+    </w:p>
+    <w:p>
+      <w:r>
+        <w:t>- Figure 1.2 Phishing attacks recorded per quarter in 2024 (Anti-Phishing Working Group).</w:t>
       </w:r>
     </w:p>
     <w:p>
@@ -1184,7 +1189,27 @@
     </w:p>
     <w:p>
       <w:r>
-        <w:t>evaded signatures designed for obvious, keyword-laden spam. Second, large language models allowed</w:t>
+        <w:t>evaded signatures designed for obvious, keyword-laden spam. These link-less impersonation</w:t>
+      </w:r>
+    </w:p>
+    <w:p>
+      <w:r>
+        <w:t>attacks were also among the costliest of cybercrimes: the Federal Bureau of Investigation</w:t>
+      </w:r>
+    </w:p>
+    <w:p>
+      <w:r>
+        <w:t>recorded business-email-compromise losses of USD 2.77 billion across 21,442 complaints in 2024</w:t>
+      </w:r>
+    </w:p>
+    <w:p>
+      <w:r>
+        <w:t>[19], and the Anti-Phishing Working Group recorded close to 3.8 million phishing attacks over</w:t>
+      </w:r>
+    </w:p>
+    <w:p>
+      <w:r>
+        <w:t>the same year [20], as shown in Figure 1.2. Second, large language models allowed</w:t>
       </w:r>
     </w:p>
     <w:p>
@@ -1200,6 +1225,58 @@
     <w:p>
       <w:r>
         <w:t>trained once on older data gradually failed to recognise new tactics unless it was updated.</w:t>
+      </w:r>
+    </w:p>
+    <w:p>
+      <w:pPr>
+        <w:jc w:val="center"/>
+      </w:pPr>
+      <w:r>
+        <w:drawing>
+          <wp:inline xmlns:a="http://schemas.openxmlformats.org/drawingml/2006/main" xmlns:pic="http://schemas.openxmlformats.org/drawingml/2006/picture">
+            <wp:extent cx="5486400" cy="3400691"/>
+            <wp:docPr id="2" name="Picture 2"/>
+            <wp:cNvGraphicFramePr>
+              <a:graphicFrameLocks noChangeAspect="1"/>
+            </wp:cNvGraphicFramePr>
+            <a:graphic>
+              <a:graphicData uri="http://schemas.openxmlformats.org/drawingml/2006/picture">
+                <pic:pic>
+                  <pic:nvPicPr>
+                    <pic:cNvPr id="0" name="fig1_2_phishing_attacks.png"/>
+                    <pic:cNvPicPr/>
+                  </pic:nvPicPr>
+                  <pic:blipFill>
+                    <a:blip r:embed="rId11"/>
+                    <a:stretch>
+                      <a:fillRect/>
+                    </a:stretch>
+                  </pic:blipFill>
+                  <pic:spPr>
+                    <a:xfrm>
+                      <a:off x="0" y="0"/>
+                      <a:ext cx="5486400" cy="3400691"/>
+                    </a:xfrm>
+                    <a:prstGeom prst="rect"/>
+                  </pic:spPr>
+                </pic:pic>
+              </a:graphicData>
+            </a:graphic>
+          </wp:inline>
+        </w:drawing>
+      </w:r>
+    </w:p>
+    <w:p>
+      <w:pPr>
+        <w:spacing w:before="80" w:after="160"/>
+        <w:jc w:val="center"/>
+      </w:pPr>
+      <w:r>
+        <w:rPr>
+          <w:b/>
+          <w:sz w:val="22"/>
+        </w:rPr>
+        <w:t>Figure 1.2 — Phishing attacks recorded per quarter in 2024 (Anti-Phishing Working Group [20])</w:t>
       </w:r>
     </w:p>
     <w:p>
@@ -2201,7 +2278,7 @@
         <w:drawing>
           <wp:inline xmlns:a="http://schemas.openxmlformats.org/drawingml/2006/main" xmlns:pic="http://schemas.openxmlformats.org/drawingml/2006/picture">
             <wp:extent cx="5486400" cy="3673000"/>
-            <wp:docPr id="2" name="Picture 2"/>
+            <wp:docPr id="3" name="Picture 3"/>
             <wp:cNvGraphicFramePr>
               <a:graphicFrameLocks noChangeAspect="1"/>
             </wp:cNvGraphicFramePr>
@@ -2213,7 +2290,7 @@
                     <pic:cNvPicPr/>
                   </pic:nvPicPr>
                   <pic:blipFill>
-                    <a:blip r:embed="rId11"/>
+                    <a:blip r:embed="rId12"/>
                     <a:stretch>
                       <a:fillRect/>
                     </a:stretch>
@@ -2301,7 +2378,7 @@
         <w:drawing>
           <wp:inline xmlns:a="http://schemas.openxmlformats.org/drawingml/2006/main" xmlns:pic="http://schemas.openxmlformats.org/drawingml/2006/picture">
             <wp:extent cx="5486400" cy="3005970"/>
-            <wp:docPr id="3" name="Picture 3"/>
+            <wp:docPr id="4" name="Picture 4"/>
             <wp:cNvGraphicFramePr>
               <a:graphicFrameLocks noChangeAspect="1"/>
             </wp:cNvGraphicFramePr>
@@ -2310,106 +2387,6 @@
                 <pic:pic>
                   <pic:nvPicPr>
                     <pic:cNvPr id="0" name="fig2_2_rule_based.png"/>
-                    <pic:cNvPicPr/>
-                  </pic:nvPicPr>
-                  <pic:blipFill>
-                    <a:blip r:embed="rId12"/>
-                    <a:stretch>
-                      <a:fillRect/>
-                    </a:stretch>
-                  </pic:blipFill>
-                  <pic:spPr>
-                    <a:xfrm>
-                      <a:off x="0" y="0"/>
-                      <a:ext cx="5486400" cy="3005970"/>
-                    </a:xfrm>
-                    <a:prstGeom prst="rect"/>
-                  </pic:spPr>
-                </pic:pic>
-              </a:graphicData>
-            </a:graphic>
-          </wp:inline>
-        </w:drawing>
-      </w:r>
-    </w:p>
-    <w:p>
-      <w:pPr>
-        <w:spacing w:before="80" w:after="160"/>
-        <w:jc w:val="center"/>
-      </w:pPr>
-      <w:r>
-        <w:rPr>
-          <w:b/>
-          <w:sz w:val="22"/>
-        </w:rPr>
-        <w:t>Figure 2.2 — insert the rule-/keyword-based filtering concept diagram</w:t>
-      </w:r>
-    </w:p>
-    <w:p>
-      <w:pPr>
-        <w:pStyle w:val="Heading2"/>
-        <w:jc w:val="left"/>
-      </w:pPr>
-      <w:r>
-        <w:rPr>
-          <w:rFonts w:ascii="Times New Roman" w:hAnsi="Times New Roman"/>
-          <w:color w:val="000000"/>
-        </w:rPr>
-        <w:t>2.2.2 Content-Based Statistical Classifiers (Existing System B)</w:t>
-      </w:r>
-    </w:p>
-    <w:p>
-      <w:r>
-        <w:t>Statistical content filters learned the distribution of words in spam versus legitimate mail.</w:t>
-      </w:r>
-    </w:p>
-    <w:p>
-      <w:r>
-        <w:t>The seminal Bayesian approach of Sahami et al. estimated the probability of a message being junk</w:t>
-      </w:r>
-    </w:p>
-    <w:p>
-      <w:r>
-        <w:t>from its terms [3]; later work combined TF-IDF representation with classifiers such as Naïve</w:t>
-      </w:r>
-    </w:p>
-    <w:p>
-      <w:r>
-        <w:t>Bayes and support vector machines and reported high accuracy on public corpora [8]. Content</w:t>
-      </w:r>
-    </w:p>
-    <w:p>
-      <w:r>
-        <w:t>methods were computationally efficient and effective for well-defined spam vocabulary, but they</w:t>
-      </w:r>
-    </w:p>
-    <w:p>
-      <w:r>
-        <w:t>examined only what a message said and were vulnerable to fluent rewording; they ignored message</w:t>
-      </w:r>
-    </w:p>
-    <w:p>
-      <w:r>
-        <w:t>structure entirely. The statistical-classification pipeline is summarised in Figure 2.3.</w:t>
-      </w:r>
-    </w:p>
-    <w:p>
-      <w:pPr>
-        <w:jc w:val="center"/>
-      </w:pPr>
-      <w:r>
-        <w:drawing>
-          <wp:inline xmlns:a="http://schemas.openxmlformats.org/drawingml/2006/main" xmlns:pic="http://schemas.openxmlformats.org/drawingml/2006/picture">
-            <wp:extent cx="5486400" cy="3005970"/>
-            <wp:docPr id="4" name="Picture 4"/>
-            <wp:cNvGraphicFramePr>
-              <a:graphicFrameLocks noChangeAspect="1"/>
-            </wp:cNvGraphicFramePr>
-            <a:graphic>
-              <a:graphicData uri="http://schemas.openxmlformats.org/drawingml/2006/picture">
-                <pic:pic>
-                  <pic:nvPicPr>
-                    <pic:cNvPr id="0" name="fig2_3_content_statistical.png"/>
                     <pic:cNvPicPr/>
                   </pic:nvPicPr>
                   <pic:blipFill>
@@ -2442,7 +2419,7 @@
           <w:b/>
           <w:sz w:val="22"/>
         </w:rPr>
-        <w:t>Figure 2.3 — insert the content-based statistical classification concept diagram</w:t>
+        <w:t>Figure 2.2 — insert the rule-/keyword-based filtering concept diagram</w:t>
       </w:r>
     </w:p>
     <w:p>
@@ -2455,52 +2432,42 @@
           <w:rFonts w:ascii="Times New Roman" w:hAnsi="Times New Roman"/>
           <w:color w:val="000000"/>
         </w:rPr>
-        <w:t>2.2.3 Metadata and Reputation-Based Systems (Existing System C)</w:t>
-      </w:r>
-    </w:p>
-    <w:p>
-      <w:r>
-        <w:t>A second family exploited structural information: sender domain and reputation,</w:t>
-      </w:r>
-    </w:p>
-    <w:p>
-      <w:r>
-        <w:t>received-header routing, presence of sender-policy-framework and DomainKeys-Identified-Mail</w:t>
-      </w:r>
-    </w:p>
-    <w:p>
-      <w:r>
-        <w:t>authentication, reply-to mismatches and link analysis. These signals caught structural</w:t>
-      </w:r>
-    </w:p>
-    <w:p>
-      <w:r>
-        <w:t>anomalies that content models missed. Structural and sender-based signals were valuable but</w:t>
-      </w:r>
-    </w:p>
-    <w:p>
-      <w:r>
-        <w:t>generally weaker than well-trained content models on their own, confirming that metadata was</w:t>
-      </w:r>
-    </w:p>
-    <w:p>
-      <w:r>
-        <w:t>complementary rather than sufficient and was most effective when combined with content</w:t>
-      </w:r>
-    </w:p>
-    <w:p>
-      <w:r>
-        <w:t>[4], [5]. Reputation systems were also</w:t>
-      </w:r>
-    </w:p>
-    <w:p>
-      <w:r>
-        <w:t>evaded by well-formed, link-less business-email-compromise mail sent from plausibly configured</w:t>
-      </w:r>
-    </w:p>
-    <w:p>
-      <w:r>
-        <w:t>accounts. The metadata/reputation approach is depicted in Figure 2.4.</w:t>
+        <w:t>2.2.2 Content-Based Statistical Classifiers (Existing System B)</w:t>
+      </w:r>
+    </w:p>
+    <w:p>
+      <w:r>
+        <w:t>Statistical content filters learned the distribution of words in spam versus legitimate mail.</w:t>
+      </w:r>
+    </w:p>
+    <w:p>
+      <w:r>
+        <w:t>The seminal Bayesian approach of Sahami et al. estimated the probability of a message being junk</w:t>
+      </w:r>
+    </w:p>
+    <w:p>
+      <w:r>
+        <w:t>from its terms [3]; later work combined TF-IDF representation with classifiers such as Naïve</w:t>
+      </w:r>
+    </w:p>
+    <w:p>
+      <w:r>
+        <w:t>Bayes and support vector machines and reported high accuracy on public corpora [8]. Content</w:t>
+      </w:r>
+    </w:p>
+    <w:p>
+      <w:r>
+        <w:t>methods were computationally efficient and effective for well-defined spam vocabulary, but they</w:t>
+      </w:r>
+    </w:p>
+    <w:p>
+      <w:r>
+        <w:t>examined only what a message said and were vulnerable to fluent rewording; they ignored message</w:t>
+      </w:r>
+    </w:p>
+    <w:p>
+      <w:r>
+        <w:t>structure entirely. The statistical-classification pipeline is summarised in Figure 2.3.</w:t>
       </w:r>
     </w:p>
     <w:p>
@@ -2519,7 +2486,7 @@
               <a:graphicData uri="http://schemas.openxmlformats.org/drawingml/2006/picture">
                 <pic:pic>
                   <pic:nvPicPr>
-                    <pic:cNvPr id="0" name="fig2_4_metadata.png"/>
+                    <pic:cNvPr id="0" name="fig2_3_content_statistical.png"/>
                     <pic:cNvPicPr/>
                   </pic:nvPicPr>
                   <pic:blipFill>
@@ -2552,7 +2519,7 @@
           <w:b/>
           <w:sz w:val="22"/>
         </w:rPr>
-        <w:t>Figure 2.4 — insert the metadata/reputation-based filtering concept diagram</w:t>
+        <w:t>Figure 2.3 — insert the content-based statistical classification concept diagram</w:t>
       </w:r>
     </w:p>
     <w:p>
@@ -2565,57 +2532,52 @@
           <w:rFonts w:ascii="Times New Roman" w:hAnsi="Times New Roman"/>
           <w:color w:val="000000"/>
         </w:rPr>
-        <w:t>2.2.4 Hybrid and Fusion Systems (Existing System D)</w:t>
-      </w:r>
-    </w:p>
-    <w:p>
-      <w:r>
-        <w:t>Hybrid approaches combined content and structural features and were repeatedly reported to be</w:t>
-      </w:r>
-    </w:p>
-    <w:p>
-      <w:r>
-        <w:t>more robust than either source alone. Studies using content- and header-based features with</w:t>
-      </w:r>
-    </w:p>
-    <w:p>
-      <w:r>
-        <w:t>machine-learning classifiers demonstrated improved reliability, and attention-based fusion</w:t>
-      </w:r>
-    </w:p>
-    <w:p>
-      <w:r>
-        <w:t>mechanisms had been proposed to weight complementary feature streams adaptively [9]. The</w:t>
-      </w:r>
-    </w:p>
-    <w:p>
-      <w:r>
-        <w:t>Studies of combined feature sets similarly reported that content-plus-metadata fusion</w:t>
-      </w:r>
-    </w:p>
-    <w:p>
-      <w:r>
-        <w:t>delivered a more balanced precision–recall trade-off and better coverage than either source</w:t>
-      </w:r>
-    </w:p>
-    <w:p>
-      <w:r>
-        <w:t>alone, although a strong text-only support-vector-machine baseline could be hard to improve on</w:t>
-      </w:r>
-    </w:p>
-    <w:p>
-      <w:r>
-        <w:t>with simple concatenation [9]. This motivated the richer word-plus-character content</w:t>
-      </w:r>
-    </w:p>
-    <w:p>
-      <w:r>
-        <w:t>representation and the standardised metadata used in the present system. The fusion concept</w:t>
-      </w:r>
-    </w:p>
-    <w:p>
-      <w:r>
-        <w:t>adopted is illustrated in Figure 2.5.</w:t>
+        <w:t>2.2.3 Metadata and Reputation-Based Systems (Existing System C)</w:t>
+      </w:r>
+    </w:p>
+    <w:p>
+      <w:r>
+        <w:t>A second family exploited structural information: sender domain and reputation,</w:t>
+      </w:r>
+    </w:p>
+    <w:p>
+      <w:r>
+        <w:t>received-header routing, presence of sender-policy-framework and DomainKeys-Identified-Mail</w:t>
+      </w:r>
+    </w:p>
+    <w:p>
+      <w:r>
+        <w:t>authentication, reply-to mismatches and link analysis. These signals caught structural</w:t>
+      </w:r>
+    </w:p>
+    <w:p>
+      <w:r>
+        <w:t>anomalies that content models missed. Structural and sender-based signals were valuable but</w:t>
+      </w:r>
+    </w:p>
+    <w:p>
+      <w:r>
+        <w:t>generally weaker than well-trained content models on their own, confirming that metadata was</w:t>
+      </w:r>
+    </w:p>
+    <w:p>
+      <w:r>
+        <w:t>complementary rather than sufficient and was most effective when combined with content</w:t>
+      </w:r>
+    </w:p>
+    <w:p>
+      <w:r>
+        <w:t>[4], [5]. Reputation systems were also</w:t>
+      </w:r>
+    </w:p>
+    <w:p>
+      <w:r>
+        <w:t>evaded by well-formed, link-less business-email-compromise mail sent from plausibly configured</w:t>
+      </w:r>
+    </w:p>
+    <w:p>
+      <w:r>
+        <w:t>accounts. The metadata/reputation approach is depicted in Figure 2.4.</w:t>
       </w:r>
     </w:p>
     <w:p>
@@ -2634,11 +2596,126 @@
               <a:graphicData uri="http://schemas.openxmlformats.org/drawingml/2006/picture">
                 <pic:pic>
                   <pic:nvPicPr>
+                    <pic:cNvPr id="0" name="fig2_4_metadata.png"/>
+                    <pic:cNvPicPr/>
+                  </pic:nvPicPr>
+                  <pic:blipFill>
+                    <a:blip r:embed="rId15"/>
+                    <a:stretch>
+                      <a:fillRect/>
+                    </a:stretch>
+                  </pic:blipFill>
+                  <pic:spPr>
+                    <a:xfrm>
+                      <a:off x="0" y="0"/>
+                      <a:ext cx="5486400" cy="3005970"/>
+                    </a:xfrm>
+                    <a:prstGeom prst="rect"/>
+                  </pic:spPr>
+                </pic:pic>
+              </a:graphicData>
+            </a:graphic>
+          </wp:inline>
+        </w:drawing>
+      </w:r>
+    </w:p>
+    <w:p>
+      <w:pPr>
+        <w:spacing w:before="80" w:after="160"/>
+        <w:jc w:val="center"/>
+      </w:pPr>
+      <w:r>
+        <w:rPr>
+          <w:b/>
+          <w:sz w:val="22"/>
+        </w:rPr>
+        <w:t>Figure 2.4 — insert the metadata/reputation-based filtering concept diagram</w:t>
+      </w:r>
+    </w:p>
+    <w:p>
+      <w:pPr>
+        <w:pStyle w:val="Heading2"/>
+        <w:jc w:val="left"/>
+      </w:pPr>
+      <w:r>
+        <w:rPr>
+          <w:rFonts w:ascii="Times New Roman" w:hAnsi="Times New Roman"/>
+          <w:color w:val="000000"/>
+        </w:rPr>
+        <w:t>2.2.4 Hybrid and Fusion Systems (Existing System D)</w:t>
+      </w:r>
+    </w:p>
+    <w:p>
+      <w:r>
+        <w:t>Hybrid approaches combined content and structural features and were repeatedly reported to be</w:t>
+      </w:r>
+    </w:p>
+    <w:p>
+      <w:r>
+        <w:t>more robust than either source alone. Studies using content- and header-based features with</w:t>
+      </w:r>
+    </w:p>
+    <w:p>
+      <w:r>
+        <w:t>machine-learning classifiers demonstrated improved reliability, and attention-based fusion</w:t>
+      </w:r>
+    </w:p>
+    <w:p>
+      <w:r>
+        <w:t>mechanisms had been proposed to weight complementary feature streams adaptively [9]. The</w:t>
+      </w:r>
+    </w:p>
+    <w:p>
+      <w:r>
+        <w:t>Studies of combined feature sets similarly reported that content-plus-metadata fusion</w:t>
+      </w:r>
+    </w:p>
+    <w:p>
+      <w:r>
+        <w:t>delivered a more balanced precision–recall trade-off and better coverage than either source</w:t>
+      </w:r>
+    </w:p>
+    <w:p>
+      <w:r>
+        <w:t>alone, although a strong text-only support-vector-machine baseline could be hard to improve on</w:t>
+      </w:r>
+    </w:p>
+    <w:p>
+      <w:r>
+        <w:t>with simple concatenation [9]. This motivated the richer word-plus-character content</w:t>
+      </w:r>
+    </w:p>
+    <w:p>
+      <w:r>
+        <w:t>representation and the standardised metadata used in the present system. The fusion concept</w:t>
+      </w:r>
+    </w:p>
+    <w:p>
+      <w:r>
+        <w:t>adopted is illustrated in Figure 2.5.</w:t>
+      </w:r>
+    </w:p>
+    <w:p>
+      <w:pPr>
+        <w:jc w:val="center"/>
+      </w:pPr>
+      <w:r>
+        <w:drawing>
+          <wp:inline xmlns:a="http://schemas.openxmlformats.org/drawingml/2006/main" xmlns:pic="http://schemas.openxmlformats.org/drawingml/2006/picture">
+            <wp:extent cx="5486400" cy="3005970"/>
+            <wp:docPr id="7" name="Picture 7"/>
+            <wp:cNvGraphicFramePr>
+              <a:graphicFrameLocks noChangeAspect="1"/>
+            </wp:cNvGraphicFramePr>
+            <a:graphic>
+              <a:graphicData uri="http://schemas.openxmlformats.org/drawingml/2006/picture">
+                <pic:pic>
+                  <pic:nvPicPr>
                     <pic:cNvPr id="0" name="fig2_5_hybrid_fusion.png"/>
                     <pic:cNvPicPr/>
                   </pic:nvPicPr>
                   <pic:blipFill>
-                    <a:blip r:embed="rId15"/>
+                    <a:blip r:embed="rId16"/>
                     <a:stretch>
                       <a:fillRect/>
                     </a:stretch>
@@ -4234,7 +4311,7 @@
         <w:drawing>
           <wp:inline xmlns:a="http://schemas.openxmlformats.org/drawingml/2006/main" xmlns:pic="http://schemas.openxmlformats.org/drawingml/2006/picture">
             <wp:extent cx="5486400" cy="4117688"/>
-            <wp:docPr id="7" name="Picture 7"/>
+            <wp:docPr id="8" name="Picture 8"/>
             <wp:cNvGraphicFramePr>
               <a:graphicFrameLocks noChangeAspect="1"/>
             </wp:cNvGraphicFramePr>
@@ -4246,7 +4323,7 @@
                     <pic:cNvPicPr/>
                   </pic:nvPicPr>
                   <pic:blipFill>
-                    <a:blip r:embed="rId16"/>
+                    <a:blip r:embed="rId17"/>
                     <a:stretch>
                       <a:fillRect/>
                     </a:stretch>
@@ -4314,7 +4391,7 @@
         <w:drawing>
           <wp:inline xmlns:a="http://schemas.openxmlformats.org/drawingml/2006/main" xmlns:pic="http://schemas.openxmlformats.org/drawingml/2006/picture">
             <wp:extent cx="5486400" cy="3234088"/>
-            <wp:docPr id="8" name="Picture 8"/>
+            <wp:docPr id="9" name="Picture 9"/>
             <wp:cNvGraphicFramePr>
               <a:graphicFrameLocks noChangeAspect="1"/>
             </wp:cNvGraphicFramePr>
@@ -4326,7 +4403,7 @@
                     <pic:cNvPicPr/>
                   </pic:nvPicPr>
                   <pic:blipFill>
-                    <a:blip r:embed="rId17"/>
+                    <a:blip r:embed="rId18"/>
                     <a:stretch>
                       <a:fillRect/>
                     </a:stretch>
@@ -4943,7 +5020,7 @@
         <w:drawing>
           <wp:inline xmlns:a="http://schemas.openxmlformats.org/drawingml/2006/main" xmlns:pic="http://schemas.openxmlformats.org/drawingml/2006/picture">
             <wp:extent cx="5486400" cy="4483442"/>
-            <wp:docPr id="9" name="Picture 9"/>
+            <wp:docPr id="10" name="Picture 10"/>
             <wp:cNvGraphicFramePr>
               <a:graphicFrameLocks noChangeAspect="1"/>
             </wp:cNvGraphicFramePr>
@@ -4955,7 +5032,7 @@
                     <pic:cNvPicPr/>
                   </pic:nvPicPr>
                   <pic:blipFill>
-                    <a:blip r:embed="rId18"/>
+                    <a:blip r:embed="rId19"/>
                     <a:stretch>
                       <a:fillRect/>
                     </a:stretch>
@@ -6129,7 +6206,7 @@
         <w:drawing>
           <wp:inline xmlns:a="http://schemas.openxmlformats.org/drawingml/2006/main" xmlns:pic="http://schemas.openxmlformats.org/drawingml/2006/picture">
             <wp:extent cx="5486400" cy="3228313"/>
-            <wp:docPr id="10" name="Picture 10"/>
+            <wp:docPr id="11" name="Picture 11"/>
             <wp:cNvGraphicFramePr>
               <a:graphicFrameLocks noChangeAspect="1"/>
             </wp:cNvGraphicFramePr>
@@ -6141,7 +6218,7 @@
                     <pic:cNvPicPr/>
                   </pic:nvPicPr>
                   <pic:blipFill>
-                    <a:blip r:embed="rId19"/>
+                    <a:blip r:embed="rId20"/>
                     <a:stretch>
                       <a:fillRect/>
                     </a:stretch>
@@ -14110,6 +14187,26 @@
     <w:p>
       <w:r>
         <w:t>[Online]. Available: https://securelist.com/spam-and-phishing-report-2024/115536/</w:t>
+      </w:r>
+    </w:p>
+    <w:p>
+      <w:r>
+        <w:t>[19] Federal Bureau of Investigation, "2024 Internet Crime Report," Internet Crime Complaint</w:t>
+      </w:r>
+    </w:p>
+    <w:p>
+      <w:r>
+        <w:t>Center (IC3), 2025. [Online]. Available: https://www.ic3.gov/AnnualReport/Reports</w:t>
+      </w:r>
+    </w:p>
+    <w:p>
+      <w:r>
+        <w:t>[20] Anti-Phishing Working Group, "Phishing Activity Trends Report, 2024," APWG, 2024–2025.</w:t>
+      </w:r>
+    </w:p>
+    <w:p>
+      <w:r>
+        <w:t>[Online]. Available: https://apwg.org/resources/phishingactivitytrends/</w:t>
       </w:r>
     </w:p>
     <w:p>

--- a/REPORT_FYP2.docx
+++ b/REPORT_FYP2.docx
@@ -1374,12 +1374,12 @@
     </w:p>
     <w:p>
       <w:r>
-        <w:t>manual maintenance and were easily evaded by rewording or obfuscation. Learned content models</w:t>
-      </w:r>
-    </w:p>
-    <w:p>
-      <w:r>
-        <w:t>were more effective but examined only what a message said and ignored its structure, while</w:t>
+        <w:t>manual maintenance and were easily evaded by rewording or obfuscation [4], [5]. Learned content</w:t>
+      </w:r>
+    </w:p>
+    <w:p>
+      <w:r>
+        <w:t>models were more effective but examined only what a message said and ignored its structure, while</w:t>
       </w:r>
     </w:p>
     <w:p>
@@ -1389,17 +1389,17 @@
     </w:p>
     <w:p>
       <w:r>
-        <w:t>well-formed, link-less business-email-compromise mail sent from plausibly configured accounts.</w:t>
-      </w:r>
-    </w:p>
-    <w:p>
-      <w:r>
-        <w:t>Models that were never updated could not follow evolving campaigns, so their accuracy degraded</w:t>
-      </w:r>
-    </w:p>
-    <w:p>
-      <w:r>
-        <w:t>as concept drift accumulated.</w:t>
+        <w:t>well-formed, link-less business-email-compromise mail sent from plausibly configured accounts</w:t>
+      </w:r>
+    </w:p>
+    <w:p>
+      <w:r>
+        <w:t>[19]. Models that were never updated could not follow evolving campaigns, so their accuracy</w:t>
+      </w:r>
+    </w:p>
+    <w:p>
+      <w:r>
+        <w:t>degraded as concept drift accumulated [4], [5].</w:t>
       </w:r>
     </w:p>
     <w:p>

--- a/REPORT_FYP2.docx
+++ b/REPORT_FYP2.docx
@@ -676,6 +676,11 @@
     <w:p>
       <w:r>
         <w:t>- Figure 1.2 Phishing attacks recorded per quarter in 2024 (Anti-Phishing Working Group).</w:t>
+      </w:r>
+    </w:p>
+    <w:p>
+      <w:r>
+        <w:t>- Figure 1.3 Key email-security threat statistics summary.</w:t>
       </w:r>
     </w:p>
     <w:p>
@@ -1281,6 +1286,78 @@
     </w:p>
     <w:p>
       <w:r>
+        <w:t>Such threats also acted faster than manual review could: the 2024 Verizon study found that the</w:t>
+      </w:r>
+    </w:p>
+    <w:p>
+      <w:r>
+        <w:t>median time for a user to click a phishing link was 21 seconds and that a non-malicious human</w:t>
+      </w:r>
+    </w:p>
+    <w:p>
+      <w:r>
+        <w:t>element was involved in 68% of breaches [2], reinforcing the case for automatic detection. The</w:t>
+      </w:r>
+    </w:p>
+    <w:p>
+      <w:r>
+        <w:t>key threat statistics are summarised in Figure 1.3.</w:t>
+      </w:r>
+    </w:p>
+    <w:p>
+      <w:pPr>
+        <w:jc w:val="center"/>
+      </w:pPr>
+      <w:r>
+        <w:drawing>
+          <wp:inline xmlns:a="http://schemas.openxmlformats.org/drawingml/2006/main" xmlns:pic="http://schemas.openxmlformats.org/drawingml/2006/picture">
+            <wp:extent cx="5486400" cy="2065681"/>
+            <wp:docPr id="3" name="Picture 3"/>
+            <wp:cNvGraphicFramePr>
+              <a:graphicFrameLocks noChangeAspect="1"/>
+            </wp:cNvGraphicFramePr>
+            <a:graphic>
+              <a:graphicData uri="http://schemas.openxmlformats.org/drawingml/2006/picture">
+                <pic:pic>
+                  <pic:nvPicPr>
+                    <pic:cNvPr id="0" name="fig1_3_threat_stats.png"/>
+                    <pic:cNvPicPr/>
+                  </pic:nvPicPr>
+                  <pic:blipFill>
+                    <a:blip r:embed="rId12"/>
+                    <a:stretch>
+                      <a:fillRect/>
+                    </a:stretch>
+                  </pic:blipFill>
+                  <pic:spPr>
+                    <a:xfrm>
+                      <a:off x="0" y="0"/>
+                      <a:ext cx="5486400" cy="2065681"/>
+                    </a:xfrm>
+                    <a:prstGeom prst="rect"/>
+                  </pic:spPr>
+                </pic:pic>
+              </a:graphicData>
+            </a:graphic>
+          </wp:inline>
+        </w:drawing>
+      </w:r>
+    </w:p>
+    <w:p>
+      <w:pPr>
+        <w:spacing w:before="80" w:after="160"/>
+        <w:jc w:val="center"/>
+      </w:pPr>
+      <w:r>
+        <w:rPr>
+          <w:b/>
+          <w:sz w:val="22"/>
+        </w:rPr>
+        <w:t>Figure 1.3 — Summary of key email-security threat statistics from recent official reports</w:t>
+      </w:r>
+    </w:p>
+    <w:p>
+      <w:r>
         <w:t>Machine learning offered a more robust basis than static rules, because a learned model</w:t>
       </w:r>
     </w:p>
@@ -2278,7 +2355,7 @@
         <w:drawing>
           <wp:inline xmlns:a="http://schemas.openxmlformats.org/drawingml/2006/main" xmlns:pic="http://schemas.openxmlformats.org/drawingml/2006/picture">
             <wp:extent cx="5486400" cy="3673000"/>
-            <wp:docPr id="3" name="Picture 3"/>
+            <wp:docPr id="4" name="Picture 4"/>
             <wp:cNvGraphicFramePr>
               <a:graphicFrameLocks noChangeAspect="1"/>
             </wp:cNvGraphicFramePr>
@@ -2290,7 +2367,7 @@
                     <pic:cNvPicPr/>
                   </pic:nvPicPr>
                   <pic:blipFill>
-                    <a:blip r:embed="rId12"/>
+                    <a:blip r:embed="rId13"/>
                     <a:stretch>
                       <a:fillRect/>
                     </a:stretch>
@@ -2378,7 +2455,7 @@
         <w:drawing>
           <wp:inline xmlns:a="http://schemas.openxmlformats.org/drawingml/2006/main" xmlns:pic="http://schemas.openxmlformats.org/drawingml/2006/picture">
             <wp:extent cx="5486400" cy="3005970"/>
-            <wp:docPr id="4" name="Picture 4"/>
+            <wp:docPr id="5" name="Picture 5"/>
             <wp:cNvGraphicFramePr>
               <a:graphicFrameLocks noChangeAspect="1"/>
             </wp:cNvGraphicFramePr>
@@ -2387,106 +2464,6 @@
                 <pic:pic>
                   <pic:nvPicPr>
                     <pic:cNvPr id="0" name="fig2_2_rule_based.png"/>
-                    <pic:cNvPicPr/>
-                  </pic:nvPicPr>
-                  <pic:blipFill>
-                    <a:blip r:embed="rId13"/>
-                    <a:stretch>
-                      <a:fillRect/>
-                    </a:stretch>
-                  </pic:blipFill>
-                  <pic:spPr>
-                    <a:xfrm>
-                      <a:off x="0" y="0"/>
-                      <a:ext cx="5486400" cy="3005970"/>
-                    </a:xfrm>
-                    <a:prstGeom prst="rect"/>
-                  </pic:spPr>
-                </pic:pic>
-              </a:graphicData>
-            </a:graphic>
-          </wp:inline>
-        </w:drawing>
-      </w:r>
-    </w:p>
-    <w:p>
-      <w:pPr>
-        <w:spacing w:before="80" w:after="160"/>
-        <w:jc w:val="center"/>
-      </w:pPr>
-      <w:r>
-        <w:rPr>
-          <w:b/>
-          <w:sz w:val="22"/>
-        </w:rPr>
-        <w:t>Figure 2.2 — insert the rule-/keyword-based filtering concept diagram</w:t>
-      </w:r>
-    </w:p>
-    <w:p>
-      <w:pPr>
-        <w:pStyle w:val="Heading2"/>
-        <w:jc w:val="left"/>
-      </w:pPr>
-      <w:r>
-        <w:rPr>
-          <w:rFonts w:ascii="Times New Roman" w:hAnsi="Times New Roman"/>
-          <w:color w:val="000000"/>
-        </w:rPr>
-        <w:t>2.2.2 Content-Based Statistical Classifiers (Existing System B)</w:t>
-      </w:r>
-    </w:p>
-    <w:p>
-      <w:r>
-        <w:t>Statistical content filters learned the distribution of words in spam versus legitimate mail.</w:t>
-      </w:r>
-    </w:p>
-    <w:p>
-      <w:r>
-        <w:t>The seminal Bayesian approach of Sahami et al. estimated the probability of a message being junk</w:t>
-      </w:r>
-    </w:p>
-    <w:p>
-      <w:r>
-        <w:t>from its terms [3]; later work combined TF-IDF representation with classifiers such as Naïve</w:t>
-      </w:r>
-    </w:p>
-    <w:p>
-      <w:r>
-        <w:t>Bayes and support vector machines and reported high accuracy on public corpora [8]. Content</w:t>
-      </w:r>
-    </w:p>
-    <w:p>
-      <w:r>
-        <w:t>methods were computationally efficient and effective for well-defined spam vocabulary, but they</w:t>
-      </w:r>
-    </w:p>
-    <w:p>
-      <w:r>
-        <w:t>examined only what a message said and were vulnerable to fluent rewording; they ignored message</w:t>
-      </w:r>
-    </w:p>
-    <w:p>
-      <w:r>
-        <w:t>structure entirely. The statistical-classification pipeline is summarised in Figure 2.3.</w:t>
-      </w:r>
-    </w:p>
-    <w:p>
-      <w:pPr>
-        <w:jc w:val="center"/>
-      </w:pPr>
-      <w:r>
-        <w:drawing>
-          <wp:inline xmlns:a="http://schemas.openxmlformats.org/drawingml/2006/main" xmlns:pic="http://schemas.openxmlformats.org/drawingml/2006/picture">
-            <wp:extent cx="5486400" cy="3005970"/>
-            <wp:docPr id="5" name="Picture 5"/>
-            <wp:cNvGraphicFramePr>
-              <a:graphicFrameLocks noChangeAspect="1"/>
-            </wp:cNvGraphicFramePr>
-            <a:graphic>
-              <a:graphicData uri="http://schemas.openxmlformats.org/drawingml/2006/picture">
-                <pic:pic>
-                  <pic:nvPicPr>
-                    <pic:cNvPr id="0" name="fig2_3_content_statistical.png"/>
                     <pic:cNvPicPr/>
                   </pic:nvPicPr>
                   <pic:blipFill>
@@ -2519,7 +2496,7 @@
           <w:b/>
           <w:sz w:val="22"/>
         </w:rPr>
-        <w:t>Figure 2.3 — insert the content-based statistical classification concept diagram</w:t>
+        <w:t>Figure 2.2 — insert the rule-/keyword-based filtering concept diagram</w:t>
       </w:r>
     </w:p>
     <w:p>
@@ -2532,52 +2509,42 @@
           <w:rFonts w:ascii="Times New Roman" w:hAnsi="Times New Roman"/>
           <w:color w:val="000000"/>
         </w:rPr>
-        <w:t>2.2.3 Metadata and Reputation-Based Systems (Existing System C)</w:t>
-      </w:r>
-    </w:p>
-    <w:p>
-      <w:r>
-        <w:t>A second family exploited structural information: sender domain and reputation,</w:t>
-      </w:r>
-    </w:p>
-    <w:p>
-      <w:r>
-        <w:t>received-header routing, presence of sender-policy-framework and DomainKeys-Identified-Mail</w:t>
-      </w:r>
-    </w:p>
-    <w:p>
-      <w:r>
-        <w:t>authentication, reply-to mismatches and link analysis. These signals caught structural</w:t>
-      </w:r>
-    </w:p>
-    <w:p>
-      <w:r>
-        <w:t>anomalies that content models missed. Structural and sender-based signals were valuable but</w:t>
-      </w:r>
-    </w:p>
-    <w:p>
-      <w:r>
-        <w:t>generally weaker than well-trained content models on their own, confirming that metadata was</w:t>
-      </w:r>
-    </w:p>
-    <w:p>
-      <w:r>
-        <w:t>complementary rather than sufficient and was most effective when combined with content</w:t>
-      </w:r>
-    </w:p>
-    <w:p>
-      <w:r>
-        <w:t>[4], [5]. Reputation systems were also</w:t>
-      </w:r>
-    </w:p>
-    <w:p>
-      <w:r>
-        <w:t>evaded by well-formed, link-less business-email-compromise mail sent from plausibly configured</w:t>
-      </w:r>
-    </w:p>
-    <w:p>
-      <w:r>
-        <w:t>accounts. The metadata/reputation approach is depicted in Figure 2.4.</w:t>
+        <w:t>2.2.2 Content-Based Statistical Classifiers (Existing System B)</w:t>
+      </w:r>
+    </w:p>
+    <w:p>
+      <w:r>
+        <w:t>Statistical content filters learned the distribution of words in spam versus legitimate mail.</w:t>
+      </w:r>
+    </w:p>
+    <w:p>
+      <w:r>
+        <w:t>The seminal Bayesian approach of Sahami et al. estimated the probability of a message being junk</w:t>
+      </w:r>
+    </w:p>
+    <w:p>
+      <w:r>
+        <w:t>from its terms [3]; later work combined TF-IDF representation with classifiers such as Naïve</w:t>
+      </w:r>
+    </w:p>
+    <w:p>
+      <w:r>
+        <w:t>Bayes and support vector machines and reported high accuracy on public corpora [8]. Content</w:t>
+      </w:r>
+    </w:p>
+    <w:p>
+      <w:r>
+        <w:t>methods were computationally efficient and effective for well-defined spam vocabulary, but they</w:t>
+      </w:r>
+    </w:p>
+    <w:p>
+      <w:r>
+        <w:t>examined only what a message said and were vulnerable to fluent rewording; they ignored message</w:t>
+      </w:r>
+    </w:p>
+    <w:p>
+      <w:r>
+        <w:t>structure entirely. The statistical-classification pipeline is summarised in Figure 2.3.</w:t>
       </w:r>
     </w:p>
     <w:p>
@@ -2596,7 +2563,7 @@
               <a:graphicData uri="http://schemas.openxmlformats.org/drawingml/2006/picture">
                 <pic:pic>
                   <pic:nvPicPr>
-                    <pic:cNvPr id="0" name="fig2_4_metadata.png"/>
+                    <pic:cNvPr id="0" name="fig2_3_content_statistical.png"/>
                     <pic:cNvPicPr/>
                   </pic:nvPicPr>
                   <pic:blipFill>
@@ -2629,7 +2596,7 @@
           <w:b/>
           <w:sz w:val="22"/>
         </w:rPr>
-        <w:t>Figure 2.4 — insert the metadata/reputation-based filtering concept diagram</w:t>
+        <w:t>Figure 2.3 — insert the content-based statistical classification concept diagram</w:t>
       </w:r>
     </w:p>
     <w:p>
@@ -2642,57 +2609,52 @@
           <w:rFonts w:ascii="Times New Roman" w:hAnsi="Times New Roman"/>
           <w:color w:val="000000"/>
         </w:rPr>
-        <w:t>2.2.4 Hybrid and Fusion Systems (Existing System D)</w:t>
-      </w:r>
-    </w:p>
-    <w:p>
-      <w:r>
-        <w:t>Hybrid approaches combined content and structural features and were repeatedly reported to be</w:t>
-      </w:r>
-    </w:p>
-    <w:p>
-      <w:r>
-        <w:t>more robust than either source alone. Studies using content- and header-based features with</w:t>
-      </w:r>
-    </w:p>
-    <w:p>
-      <w:r>
-        <w:t>machine-learning classifiers demonstrated improved reliability, and attention-based fusion</w:t>
-      </w:r>
-    </w:p>
-    <w:p>
-      <w:r>
-        <w:t>mechanisms had been proposed to weight complementary feature streams adaptively [9]. The</w:t>
-      </w:r>
-    </w:p>
-    <w:p>
-      <w:r>
-        <w:t>Studies of combined feature sets similarly reported that content-plus-metadata fusion</w:t>
-      </w:r>
-    </w:p>
-    <w:p>
-      <w:r>
-        <w:t>delivered a more balanced precision–recall trade-off and better coverage than either source</w:t>
-      </w:r>
-    </w:p>
-    <w:p>
-      <w:r>
-        <w:t>alone, although a strong text-only support-vector-machine baseline could be hard to improve on</w:t>
-      </w:r>
-    </w:p>
-    <w:p>
-      <w:r>
-        <w:t>with simple concatenation [9]. This motivated the richer word-plus-character content</w:t>
-      </w:r>
-    </w:p>
-    <w:p>
-      <w:r>
-        <w:t>representation and the standardised metadata used in the present system. The fusion concept</w:t>
-      </w:r>
-    </w:p>
-    <w:p>
-      <w:r>
-        <w:t>adopted is illustrated in Figure 2.5.</w:t>
+        <w:t>2.2.3 Metadata and Reputation-Based Systems (Existing System C)</w:t>
+      </w:r>
+    </w:p>
+    <w:p>
+      <w:r>
+        <w:t>A second family exploited structural information: sender domain and reputation,</w:t>
+      </w:r>
+    </w:p>
+    <w:p>
+      <w:r>
+        <w:t>received-header routing, presence of sender-policy-framework and DomainKeys-Identified-Mail</w:t>
+      </w:r>
+    </w:p>
+    <w:p>
+      <w:r>
+        <w:t>authentication, reply-to mismatches and link analysis. These signals caught structural</w:t>
+      </w:r>
+    </w:p>
+    <w:p>
+      <w:r>
+        <w:t>anomalies that content models missed. Structural and sender-based signals were valuable but</w:t>
+      </w:r>
+    </w:p>
+    <w:p>
+      <w:r>
+        <w:t>generally weaker than well-trained content models on their own, confirming that metadata was</w:t>
+      </w:r>
+    </w:p>
+    <w:p>
+      <w:r>
+        <w:t>complementary rather than sufficient and was most effective when combined with content</w:t>
+      </w:r>
+    </w:p>
+    <w:p>
+      <w:r>
+        <w:t>[4], [5]. Reputation systems were also</w:t>
+      </w:r>
+    </w:p>
+    <w:p>
+      <w:r>
+        <w:t>evaded by well-formed, link-less business-email-compromise mail sent from plausibly configured</w:t>
+      </w:r>
+    </w:p>
+    <w:p>
+      <w:r>
+        <w:t>accounts. The metadata/reputation approach is depicted in Figure 2.4.</w:t>
       </w:r>
     </w:p>
     <w:p>
@@ -2711,11 +2673,126 @@
               <a:graphicData uri="http://schemas.openxmlformats.org/drawingml/2006/picture">
                 <pic:pic>
                   <pic:nvPicPr>
+                    <pic:cNvPr id="0" name="fig2_4_metadata.png"/>
+                    <pic:cNvPicPr/>
+                  </pic:nvPicPr>
+                  <pic:blipFill>
+                    <a:blip r:embed="rId16"/>
+                    <a:stretch>
+                      <a:fillRect/>
+                    </a:stretch>
+                  </pic:blipFill>
+                  <pic:spPr>
+                    <a:xfrm>
+                      <a:off x="0" y="0"/>
+                      <a:ext cx="5486400" cy="3005970"/>
+                    </a:xfrm>
+                    <a:prstGeom prst="rect"/>
+                  </pic:spPr>
+                </pic:pic>
+              </a:graphicData>
+            </a:graphic>
+          </wp:inline>
+        </w:drawing>
+      </w:r>
+    </w:p>
+    <w:p>
+      <w:pPr>
+        <w:spacing w:before="80" w:after="160"/>
+        <w:jc w:val="center"/>
+      </w:pPr>
+      <w:r>
+        <w:rPr>
+          <w:b/>
+          <w:sz w:val="22"/>
+        </w:rPr>
+        <w:t>Figure 2.4 — insert the metadata/reputation-based filtering concept diagram</w:t>
+      </w:r>
+    </w:p>
+    <w:p>
+      <w:pPr>
+        <w:pStyle w:val="Heading2"/>
+        <w:jc w:val="left"/>
+      </w:pPr>
+      <w:r>
+        <w:rPr>
+          <w:rFonts w:ascii="Times New Roman" w:hAnsi="Times New Roman"/>
+          <w:color w:val="000000"/>
+        </w:rPr>
+        <w:t>2.2.4 Hybrid and Fusion Systems (Existing System D)</w:t>
+      </w:r>
+    </w:p>
+    <w:p>
+      <w:r>
+        <w:t>Hybrid approaches combined content and structural features and were repeatedly reported to be</w:t>
+      </w:r>
+    </w:p>
+    <w:p>
+      <w:r>
+        <w:t>more robust than either source alone. Studies using content- and header-based features with</w:t>
+      </w:r>
+    </w:p>
+    <w:p>
+      <w:r>
+        <w:t>machine-learning classifiers demonstrated improved reliability, and attention-based fusion</w:t>
+      </w:r>
+    </w:p>
+    <w:p>
+      <w:r>
+        <w:t>mechanisms had been proposed to weight complementary feature streams adaptively [9]. The</w:t>
+      </w:r>
+    </w:p>
+    <w:p>
+      <w:r>
+        <w:t>Studies of combined feature sets similarly reported that content-plus-metadata fusion</w:t>
+      </w:r>
+    </w:p>
+    <w:p>
+      <w:r>
+        <w:t>delivered a more balanced precision–recall trade-off and better coverage than either source</w:t>
+      </w:r>
+    </w:p>
+    <w:p>
+      <w:r>
+        <w:t>alone, although a strong text-only support-vector-machine baseline could be hard to improve on</w:t>
+      </w:r>
+    </w:p>
+    <w:p>
+      <w:r>
+        <w:t>with simple concatenation [9]. This motivated the richer word-plus-character content</w:t>
+      </w:r>
+    </w:p>
+    <w:p>
+      <w:r>
+        <w:t>representation and the standardised metadata used in the present system. The fusion concept</w:t>
+      </w:r>
+    </w:p>
+    <w:p>
+      <w:r>
+        <w:t>adopted is illustrated in Figure 2.5.</w:t>
+      </w:r>
+    </w:p>
+    <w:p>
+      <w:pPr>
+        <w:jc w:val="center"/>
+      </w:pPr>
+      <w:r>
+        <w:drawing>
+          <wp:inline xmlns:a="http://schemas.openxmlformats.org/drawingml/2006/main" xmlns:pic="http://schemas.openxmlformats.org/drawingml/2006/picture">
+            <wp:extent cx="5486400" cy="3005970"/>
+            <wp:docPr id="8" name="Picture 8"/>
+            <wp:cNvGraphicFramePr>
+              <a:graphicFrameLocks noChangeAspect="1"/>
+            </wp:cNvGraphicFramePr>
+            <a:graphic>
+              <a:graphicData uri="http://schemas.openxmlformats.org/drawingml/2006/picture">
+                <pic:pic>
+                  <pic:nvPicPr>
                     <pic:cNvPr id="0" name="fig2_5_hybrid_fusion.png"/>
                     <pic:cNvPicPr/>
                   </pic:nvPicPr>
                   <pic:blipFill>
-                    <a:blip r:embed="rId16"/>
+                    <a:blip r:embed="rId17"/>
                     <a:stretch>
                       <a:fillRect/>
                     </a:stretch>
@@ -4311,7 +4388,7 @@
         <w:drawing>
           <wp:inline xmlns:a="http://schemas.openxmlformats.org/drawingml/2006/main" xmlns:pic="http://schemas.openxmlformats.org/drawingml/2006/picture">
             <wp:extent cx="5486400" cy="4117688"/>
-            <wp:docPr id="8" name="Picture 8"/>
+            <wp:docPr id="9" name="Picture 9"/>
             <wp:cNvGraphicFramePr>
               <a:graphicFrameLocks noChangeAspect="1"/>
             </wp:cNvGraphicFramePr>
@@ -4323,7 +4400,7 @@
                     <pic:cNvPicPr/>
                   </pic:nvPicPr>
                   <pic:blipFill>
-                    <a:blip r:embed="rId17"/>
+                    <a:blip r:embed="rId18"/>
                     <a:stretch>
                       <a:fillRect/>
                     </a:stretch>
@@ -4391,7 +4468,7 @@
         <w:drawing>
           <wp:inline xmlns:a="http://schemas.openxmlformats.org/drawingml/2006/main" xmlns:pic="http://schemas.openxmlformats.org/drawingml/2006/picture">
             <wp:extent cx="5486400" cy="3234088"/>
-            <wp:docPr id="9" name="Picture 9"/>
+            <wp:docPr id="10" name="Picture 10"/>
             <wp:cNvGraphicFramePr>
               <a:graphicFrameLocks noChangeAspect="1"/>
             </wp:cNvGraphicFramePr>
@@ -4403,7 +4480,7 @@
                     <pic:cNvPicPr/>
                   </pic:nvPicPr>
                   <pic:blipFill>
-                    <a:blip r:embed="rId18"/>
+                    <a:blip r:embed="rId19"/>
                     <a:stretch>
                       <a:fillRect/>
                     </a:stretch>
@@ -5020,7 +5097,7 @@
         <w:drawing>
           <wp:inline xmlns:a="http://schemas.openxmlformats.org/drawingml/2006/main" xmlns:pic="http://schemas.openxmlformats.org/drawingml/2006/picture">
             <wp:extent cx="5486400" cy="4483442"/>
-            <wp:docPr id="10" name="Picture 10"/>
+            <wp:docPr id="11" name="Picture 11"/>
             <wp:cNvGraphicFramePr>
               <a:graphicFrameLocks noChangeAspect="1"/>
             </wp:cNvGraphicFramePr>
@@ -5032,7 +5109,7 @@
                     <pic:cNvPicPr/>
                   </pic:nvPicPr>
                   <pic:blipFill>
-                    <a:blip r:embed="rId19"/>
+                    <a:blip r:embed="rId20"/>
                     <a:stretch>
                       <a:fillRect/>
                     </a:stretch>
@@ -6206,7 +6283,7 @@
         <w:drawing>
           <wp:inline xmlns:a="http://schemas.openxmlformats.org/drawingml/2006/main" xmlns:pic="http://schemas.openxmlformats.org/drawingml/2006/picture">
             <wp:extent cx="5486400" cy="3228313"/>
-            <wp:docPr id="11" name="Picture 11"/>
+            <wp:docPr id="12" name="Picture 12"/>
             <wp:cNvGraphicFramePr>
               <a:graphicFrameLocks noChangeAspect="1"/>
             </wp:cNvGraphicFramePr>
@@ -6218,7 +6295,7 @@
                     <pic:cNvPicPr/>
                   </pic:nvPicPr>
                   <pic:blipFill>
-                    <a:blip r:embed="rId20"/>
+                    <a:blip r:embed="rId21"/>
                     <a:stretch>
                       <a:fillRect/>
                     </a:stretch>

--- a/REPORT_FYP2.docx
+++ b/REPORT_FYP2.docx
@@ -7761,22 +7761,72 @@
     </w:p>
     <w:p>
       <w:r>
-        <w:t>The system was developed and evaluated on a consumer laptop with an Intel-class central</w:t>
-      </w:r>
-    </w:p>
-    <w:p>
-      <w:r>
-        <w:t>processing unit, integrated Intel UHD graphics and no discrete graphics processing unit. No</w:t>
-      </w:r>
-    </w:p>
-    <w:p>
-      <w:r>
-        <w:t>specialised hardware was required; the detector ran entirely on the central processing unit.</w:t>
-      </w:r>
-    </w:p>
-    <w:p>
-      <w:r>
-        <w:t>Table 5.1 summarises the environment.</w:t>
+        <w:t>A deliberate design objective was that the detector should train and run on ordinary,</w:t>
+      </w:r>
+    </w:p>
+    <w:p>
+      <w:r>
+        <w:t>inexpensive hardware rather than on specialised accelerators. Because the system used</w:t>
+      </w:r>
+    </w:p>
+    <w:p>
+      <w:r>
+        <w:t>classical machine-learning models — logistic regression and support-vector machines over</w:t>
+      </w:r>
+    </w:p>
+    <w:p>
+      <w:r>
+        <w:t>TF-IDF features — rather than deep neural networks, all training, evaluation and inference</w:t>
+      </w:r>
+    </w:p>
+    <w:p>
+      <w:r>
+        <w:t>were performed on the central processing unit, and no graphics processing unit was required.</w:t>
+      </w:r>
+    </w:p>
+    <w:p>
+      <w:r>
+        <w:t>This contrasted with deep-learning spam detectors, whose training and inference typically</w:t>
+      </w:r>
+    </w:p>
+    <w:p>
+      <w:r>
+        <w:t>demand a graphics processor, and it directly supported the project goal of a system that</w:t>
+      </w:r>
+    </w:p>
+    <w:p>
+      <w:r>
+        <w:t>could be reproduced on a consumer laptop and deployed on modest on-premises or edge mail</w:t>
+      </w:r>
+    </w:p>
+    <w:p>
+      <w:r>
+        <w:t>infrastructure. The per-message timing measured on this hardware is reported in Chapter 6,</w:t>
+      </w:r>
+    </w:p>
+    <w:p>
+      <w:r>
+        <w:t>where the median inference latency was approximately 16 milliseconds per email.</w:t>
+      </w:r>
+    </w:p>
+    <w:p>
+      <w:r>
+        <w:t>The development and evaluation machine was a consumer laptop; the exact processor model and</w:t>
+      </w:r>
+    </w:p>
+    <w:p>
+      <w:r>
+        <w:t>installed memory are noted in Table 5.1. The complete workflow was also validated on a Linux</w:t>
+      </w:r>
+    </w:p>
+    <w:p>
+      <w:r>
+        <w:t>environment to confirm that it did not depend on a single platform. Table 5.1 summarises the</w:t>
+      </w:r>
+    </w:p>
+    <w:p>
+      <w:r>
+        <w:t>hardware and software environment.</w:t>
       </w:r>
     </w:p>
     <w:p>
@@ -7954,7 +8004,107 @@
                 <w:rFonts w:ascii="Times New Roman" w:hAnsi="Times New Roman"/>
                 <w:sz w:val="21"/>
               </w:rPr>
-              <w:t>Intel-class CPU, no discrete GPU</w:t>
+              <w:t>[FILL IN: exact CPU model, e.g. Intel Core i5-1135G7] — central processing unit only</w:t>
+            </w:r>
+          </w:p>
+        </w:tc>
+      </w:tr>
+      <w:tr>
+        <w:tc>
+          <w:tcPr>
+            <w:tcW w:type="dxa" w:w="4536"/>
+          </w:tcPr>
+          <w:p>
+            <w:pPr>
+              <w:spacing w:line="240" w:lineRule="auto" w:after="40"/>
+              <w:jc w:val="left"/>
+            </w:pPr>
+            <w:r>
+              <w:rPr>
+                <w:rFonts w:ascii="Times New Roman" w:hAnsi="Times New Roman"/>
+                <w:sz w:val="21"/>
+              </w:rPr>
+            </w:r>
+            <w:r>
+              <w:rPr>
+                <w:rFonts w:ascii="Times New Roman" w:hAnsi="Times New Roman"/>
+                <w:sz w:val="21"/>
+              </w:rPr>
+              <w:t>Memory (RAM)</w:t>
+            </w:r>
+          </w:p>
+        </w:tc>
+        <w:tc>
+          <w:tcPr>
+            <w:tcW w:type="dxa" w:w="4536"/>
+          </w:tcPr>
+          <w:p>
+            <w:pPr>
+              <w:spacing w:line="240" w:lineRule="auto" w:after="40"/>
+              <w:jc w:val="left"/>
+            </w:pPr>
+            <w:r>
+              <w:rPr>
+                <w:rFonts w:ascii="Times New Roman" w:hAnsi="Times New Roman"/>
+                <w:sz w:val="21"/>
+              </w:rPr>
+            </w:r>
+            <w:r>
+              <w:rPr>
+                <w:rFonts w:ascii="Times New Roman" w:hAnsi="Times New Roman"/>
+                <w:sz w:val="21"/>
+              </w:rPr>
+              <w:t>[FILL IN: installed RAM, e.g. 8 GB / 16 GB]</w:t>
+            </w:r>
+          </w:p>
+        </w:tc>
+      </w:tr>
+      <w:tr>
+        <w:tc>
+          <w:tcPr>
+            <w:tcW w:type="dxa" w:w="4536"/>
+          </w:tcPr>
+          <w:p>
+            <w:pPr>
+              <w:spacing w:line="240" w:lineRule="auto" w:after="40"/>
+              <w:jc w:val="left"/>
+            </w:pPr>
+            <w:r>
+              <w:rPr>
+                <w:rFonts w:ascii="Times New Roman" w:hAnsi="Times New Roman"/>
+                <w:sz w:val="21"/>
+              </w:rPr>
+            </w:r>
+            <w:r>
+              <w:rPr>
+                <w:rFonts w:ascii="Times New Roman" w:hAnsi="Times New Roman"/>
+                <w:sz w:val="21"/>
+              </w:rPr>
+              <w:t>Graphics</w:t>
+            </w:r>
+          </w:p>
+        </w:tc>
+        <w:tc>
+          <w:tcPr>
+            <w:tcW w:type="dxa" w:w="4536"/>
+          </w:tcPr>
+          <w:p>
+            <w:pPr>
+              <w:spacing w:line="240" w:lineRule="auto" w:after="40"/>
+              <w:jc w:val="left"/>
+            </w:pPr>
+            <w:r>
+              <w:rPr>
+                <w:rFonts w:ascii="Times New Roman" w:hAnsi="Times New Roman"/>
+                <w:sz w:val="21"/>
+              </w:rPr>
+            </w:r>
+            <w:r>
+              <w:rPr>
+                <w:rFonts w:ascii="Times New Roman" w:hAnsi="Times New Roman"/>
+                <w:sz w:val="21"/>
+              </w:rPr>
+              <w:t>Integrated graphics; no discrete GPU (not required)</w:t>
             </w:r>
           </w:p>
         </w:tc>

--- a/REPORT_FYP2.docx
+++ b/REPORT_FYP2.docx
@@ -7761,37 +7761,42 @@
     </w:p>
     <w:p>
       <w:r>
-        <w:t>A deliberate design objective was that the detector should train and run on ordinary,</w:t>
-      </w:r>
-    </w:p>
-    <w:p>
-      <w:r>
-        <w:t>inexpensive hardware rather than on specialised accelerators. Because the system used</w:t>
-      </w:r>
-    </w:p>
-    <w:p>
-      <w:r>
-        <w:t>classical machine-learning models — logistic regression and support-vector machines over</w:t>
-      </w:r>
-    </w:p>
-    <w:p>
-      <w:r>
-        <w:t>TF-IDF features — rather than deep neural networks, all training, evaluation and inference</w:t>
-      </w:r>
-    </w:p>
-    <w:p>
-      <w:r>
-        <w:t>were performed on the central processing unit, and no graphics processing unit was required.</w:t>
-      </w:r>
-    </w:p>
-    <w:p>
-      <w:r>
-        <w:t>This contrasted with deep-learning spam detectors, whose training and inference typically</w:t>
-      </w:r>
-    </w:p>
-    <w:p>
-      <w:r>
-        <w:t>demand a graphics processor, and it directly supported the project goal of a system that</w:t>
+        <w:t>This section outlines the physical hardware used to develop, train and evaluate the</w:t>
+      </w:r>
+    </w:p>
+    <w:p>
+      <w:r>
+        <w:t>spam-detection system. A deliberate design objective was that the detector should run on</w:t>
+      </w:r>
+    </w:p>
+    <w:p>
+      <w:r>
+        <w:t>ordinary, inexpensive hardware rather than on specialised accelerators. Because the system</w:t>
+      </w:r>
+    </w:p>
+    <w:p>
+      <w:r>
+        <w:t>used classical machine-learning models — logistic regression and support-vector machines over</w:t>
+      </w:r>
+    </w:p>
+    <w:p>
+      <w:r>
+        <w:t>TF-IDF features — instead of deep neural networks, all training, evaluation and inference were</w:t>
+      </w:r>
+    </w:p>
+    <w:p>
+      <w:r>
+        <w:t>performed on the central processing unit, and no discrete graphics processing unit was</w:t>
+      </w:r>
+    </w:p>
+    <w:p>
+      <w:r>
+        <w:t>required. This contrasted with deep-learning spam detectors, whose training and inference</w:t>
+      </w:r>
+    </w:p>
+    <w:p>
+      <w:r>
+        <w:t>typically demand a graphics processor, and it supported the project goal of a system that</w:t>
       </w:r>
     </w:p>
     <w:p>
@@ -7801,32 +7806,7 @@
     </w:p>
     <w:p>
       <w:r>
-        <w:t>infrastructure. The per-message timing measured on this hardware is reported in Chapter 6,</w:t>
-      </w:r>
-    </w:p>
-    <w:p>
-      <w:r>
-        <w:t>where the median inference latency was approximately 16 milliseconds per email.</w:t>
-      </w:r>
-    </w:p>
-    <w:p>
-      <w:r>
-        <w:t>The development and evaluation machine was a consumer laptop; the exact processor model and</w:t>
-      </w:r>
-    </w:p>
-    <w:p>
-      <w:r>
-        <w:t>installed memory are noted in Table 5.1. The complete workflow was also validated on a Linux</w:t>
-      </w:r>
-    </w:p>
-    <w:p>
-      <w:r>
-        <w:t>environment to confirm that it did not depend on a single platform. Table 5.1 summarises the</w:t>
-      </w:r>
-    </w:p>
-    <w:p>
-      <w:r>
-        <w:t>hardware and software environment.</w:t>
+        <w:t>infrastructure. The specifications of the development machine are summarised in Table 5.1.</w:t>
       </w:r>
     </w:p>
     <w:p>
@@ -7839,7 +7819,7 @@
           <w:b/>
           <w:sz w:val="22"/>
         </w:rPr>
-        <w:t>Table 5.1 — Development hardware and software.</w:t>
+        <w:t>Table 5.1 — Specifications of the development machine.</w:t>
       </w:r>
     </w:p>
     <w:tbl>
@@ -7877,7 +7857,7 @@
                 <w:b/>
                 <w:sz w:val="21"/>
               </w:rPr>
-              <w:t>Item</w:t>
+              <w:t>Description</w:t>
             </w:r>
           </w:p>
         </w:tc>
@@ -7904,7 +7884,7 @@
                 <w:b/>
                 <w:sz w:val="21"/>
               </w:rPr>
-              <w:t>Specification</w:t>
+              <w:t>Specifications</w:t>
             </w:r>
           </w:p>
         </w:tc>
@@ -7930,7 +7910,7 @@
                 <w:rFonts w:ascii="Times New Roman" w:hAnsi="Times New Roman"/>
                 <w:sz w:val="21"/>
               </w:rPr>
-              <w:t>Operating system</w:t>
+              <w:t>Model</w:t>
             </w:r>
           </w:p>
         </w:tc>
@@ -7954,7 +7934,7 @@
                 <w:rFonts w:ascii="Times New Roman" w:hAnsi="Times New Roman"/>
                 <w:sz w:val="21"/>
               </w:rPr>
-              <w:t>Windows 11 (also validated on Linux)</w:t>
+              <w:t>[FILL IN: laptop brand and model, e.g. Acer Aspire 5 A514]</w:t>
             </w:r>
           </w:p>
         </w:tc>
@@ -8030,7 +8010,7 @@
                 <w:rFonts w:ascii="Times New Roman" w:hAnsi="Times New Roman"/>
                 <w:sz w:val="21"/>
               </w:rPr>
-              <w:t>Memory (RAM)</w:t>
+              <w:t>Operating system</w:t>
             </w:r>
           </w:p>
         </w:tc>
@@ -8054,7 +8034,7 @@
                 <w:rFonts w:ascii="Times New Roman" w:hAnsi="Times New Roman"/>
                 <w:sz w:val="21"/>
               </w:rPr>
-              <w:t>[FILL IN: installed RAM, e.g. 8 GB / 16 GB]</w:t>
+              <w:t>Windows 11 (workflow also validated on Linux)</w:t>
             </w:r>
           </w:p>
         </w:tc>
@@ -8080,7 +8060,7 @@
                 <w:rFonts w:ascii="Times New Roman" w:hAnsi="Times New Roman"/>
                 <w:sz w:val="21"/>
               </w:rPr>
-              <w:t>Graphics</w:t>
+              <w:t>Graphic</w:t>
             </w:r>
           </w:p>
         </w:tc>
@@ -8130,7 +8110,7 @@
                 <w:rFonts w:ascii="Times New Roman" w:hAnsi="Times New Roman"/>
                 <w:sz w:val="21"/>
               </w:rPr>
-              <w:t>Python</w:t>
+              <w:t>Memory</w:t>
             </w:r>
           </w:p>
         </w:tc>
@@ -8154,7 +8134,7 @@
                 <w:rFonts w:ascii="Times New Roman" w:hAnsi="Times New Roman"/>
                 <w:sz w:val="21"/>
               </w:rPr>
-              <w:t>3.11+ virtual environment</w:t>
+              <w:t>[FILL IN: installed RAM, e.g. 16 GB DDR4]</w:t>
             </w:r>
           </w:p>
         </w:tc>
@@ -8180,7 +8160,7 @@
                 <w:rFonts w:ascii="Times New Roman" w:hAnsi="Times New Roman"/>
                 <w:sz w:val="21"/>
               </w:rPr>
-              <w:t>Core libraries</w:t>
+              <w:t>Storage</w:t>
             </w:r>
           </w:p>
         </w:tc>
@@ -8204,63 +8184,53 @@
                 <w:rFonts w:ascii="Times New Roman" w:hAnsi="Times New Roman"/>
                 <w:sz w:val="21"/>
               </w:rPr>
-              <w:t>scikit-learn 1.4+, Joblib, FastAPI, Uvicorn, Pydantic</w:t>
-            </w:r>
-          </w:p>
-        </w:tc>
-      </w:tr>
-      <w:tr>
-        <w:tc>
-          <w:tcPr>
-            <w:tcW w:type="dxa" w:w="4536"/>
-          </w:tcPr>
-          <w:p>
-            <w:pPr>
-              <w:spacing w:line="240" w:lineRule="auto" w:after="40"/>
-              <w:jc w:val="left"/>
-            </w:pPr>
-            <w:r>
-              <w:rPr>
-                <w:rFonts w:ascii="Times New Roman" w:hAnsi="Times New Roman"/>
-                <w:sz w:val="21"/>
-              </w:rPr>
-            </w:r>
-            <w:r>
-              <w:rPr>
-                <w:rFonts w:ascii="Times New Roman" w:hAnsi="Times New Roman"/>
-                <w:sz w:val="21"/>
-              </w:rPr>
-              <w:t>Storage</w:t>
-            </w:r>
-          </w:p>
-        </w:tc>
-        <w:tc>
-          <w:tcPr>
-            <w:tcW w:type="dxa" w:w="4536"/>
-          </w:tcPr>
-          <w:p>
-            <w:pPr>
-              <w:spacing w:line="240" w:lineRule="auto" w:after="40"/>
-              <w:jc w:val="left"/>
-            </w:pPr>
-            <w:r>
-              <w:rPr>
-                <w:rFonts w:ascii="Times New Roman" w:hAnsi="Times New Roman"/>
-                <w:sz w:val="21"/>
-              </w:rPr>
-            </w:r>
-            <w:r>
-              <w:rPr>
-                <w:rFonts w:ascii="Times New Roman" w:hAnsi="Times New Roman"/>
-                <w:sz w:val="21"/>
-              </w:rPr>
-              <w:t>Local CSV files; Joblib-serialised model</w:t>
+              <w:t>[FILL IN: disk capacity, e.g. 512 GB SSD]</w:t>
             </w:r>
           </w:p>
         </w:tc>
       </w:tr>
     </w:tbl>
     <w:p/>
+    <w:p>
+      <w:r>
+        <w:t>Based on Table 5.1, the development and evaluation machine was a consumer laptop powered by an</w:t>
+      </w:r>
+    </w:p>
+    <w:p>
+      <w:r>
+        <w:t>[FILL IN: processor] processor with [FILL IN: RAM] of memory and [FILL IN: disk] storage,</w:t>
+      </w:r>
+    </w:p>
+    <w:p>
+      <w:r>
+        <w:t>running Windows 11. The machine had integrated graphics and no discrete graphics processing</w:t>
+      </w:r>
+    </w:p>
+    <w:p>
+      <w:r>
+        <w:t>unit, which was fully sufficient because the classical models trained and served predictions</w:t>
+      </w:r>
+    </w:p>
+    <w:p>
+      <w:r>
+        <w:t>entirely on the central processing unit: training on the full corpus completed within minutes,</w:t>
+      </w:r>
+    </w:p>
+    <w:p>
+      <w:r>
+        <w:t>and the median inference latency was approximately 16 milliseconds per email, as reported in</w:t>
+      </w:r>
+    </w:p>
+    <w:p>
+      <w:r>
+        <w:t>Chapter 6. The complete workflow was additionally validated on a Linux environment to confirm</w:t>
+      </w:r>
+    </w:p>
+    <w:p>
+      <w:r>
+        <w:t>that it did not depend on a single platform.</w:t>
+      </w:r>
+    </w:p>
     <w:p>
       <w:pPr>
         <w:jc w:val="center"/>

--- a/REPORT_FYP2.docx
+++ b/REPORT_FYP2.docx
@@ -7761,52 +7761,27 @@
     </w:p>
     <w:p>
       <w:r>
-        <w:t>This section outlines the physical hardware used to develop, train and evaluate the</w:t>
-      </w:r>
-    </w:p>
-    <w:p>
-      <w:r>
-        <w:t>spam-detection system. A deliberate design objective was that the detector should run on</w:t>
-      </w:r>
-    </w:p>
-    <w:p>
-      <w:r>
-        <w:t>ordinary, inexpensive hardware rather than on specialised accelerators. Because the system</w:t>
-      </w:r>
-    </w:p>
-    <w:p>
-      <w:r>
-        <w:t>used classical machine-learning models — logistic regression and support-vector machines over</w:t>
-      </w:r>
-    </w:p>
-    <w:p>
-      <w:r>
-        <w:t>TF-IDF features — instead of deep neural networks, all training, evaluation and inference were</w:t>
-      </w:r>
-    </w:p>
-    <w:p>
-      <w:r>
-        <w:t>performed on the central processing unit, and no discrete graphics processing unit was</w:t>
-      </w:r>
-    </w:p>
-    <w:p>
-      <w:r>
-        <w:t>required. This contrasted with deep-learning spam detectors, whose training and inference</w:t>
-      </w:r>
-    </w:p>
-    <w:p>
-      <w:r>
-        <w:t>typically demand a graphics processor, and it supported the project goal of a system that</w:t>
-      </w:r>
-    </w:p>
-    <w:p>
-      <w:r>
-        <w:t>could be reproduced on a consumer laptop and deployed on modest on-premises or edge mail</w:t>
-      </w:r>
-    </w:p>
-    <w:p>
-      <w:r>
-        <w:t>infrastructure. The specifications of the development machine are summarised in Table 5.1.</w:t>
+        <w:t>This section outlines the hardware used to develop, train and evaluate the spam-detection</w:t>
+      </w:r>
+    </w:p>
+    <w:p>
+      <w:r>
+        <w:t>system. Because the detector used classical machine-learning models rather than deep neural</w:t>
+      </w:r>
+    </w:p>
+    <w:p>
+      <w:r>
+        <w:t>networks, it trained and ran entirely on the central processing unit and needed no graphics</w:t>
+      </w:r>
+    </w:p>
+    <w:p>
+      <w:r>
+        <w:t>processing unit, so it could be reproduced on an ordinary consumer laptop. The specifications</w:t>
+      </w:r>
+    </w:p>
+    <w:p>
+      <w:r>
+        <w:t>of the development machine are summarised in Table 5.1.</w:t>
       </w:r>
     </w:p>
     <w:p>
@@ -8034,7 +8009,7 @@
                 <w:rFonts w:ascii="Times New Roman" w:hAnsi="Times New Roman"/>
                 <w:sz w:val="21"/>
               </w:rPr>
-              <w:t>Windows 11 (workflow also validated on Linux)</w:t>
+              <w:t>Windows 11</w:t>
             </w:r>
           </w:p>
         </w:tc>
@@ -8084,7 +8059,7 @@
                 <w:rFonts w:ascii="Times New Roman" w:hAnsi="Times New Roman"/>
                 <w:sz w:val="21"/>
               </w:rPr>
-              <w:t>Integrated graphics; no discrete GPU (not required)</w:t>
+              <w:t>[FILL IN: integrated graphics name, e.g. Intel Iris Xe Graphics] (integrated; no discrete GPU)</w:t>
             </w:r>
           </w:p>
         </w:tc>
@@ -8203,32 +8178,27 @@
     </w:p>
     <w:p>
       <w:r>
-        <w:t>running Windows 11. The machine had integrated graphics and no discrete graphics processing</w:t>
-      </w:r>
-    </w:p>
-    <w:p>
-      <w:r>
-        <w:t>unit, which was fully sufficient because the classical models trained and served predictions</w:t>
-      </w:r>
-    </w:p>
-    <w:p>
-      <w:r>
-        <w:t>entirely on the central processing unit: training on the full corpus completed within minutes,</w:t>
-      </w:r>
-    </w:p>
-    <w:p>
-      <w:r>
-        <w:t>and the median inference latency was approximately 16 milliseconds per email, as reported in</w:t>
-      </w:r>
-    </w:p>
-    <w:p>
-      <w:r>
-        <w:t>Chapter 6. The complete workflow was additionally validated on a Linux environment to confirm</w:t>
-      </w:r>
-    </w:p>
-    <w:p>
-      <w:r>
-        <w:t>that it did not depend on a single platform.</w:t>
+        <w:t>running Windows 11. The machine used integrated graphics and had no discrete graphics</w:t>
+      </w:r>
+    </w:p>
+    <w:p>
+      <w:r>
+        <w:t>processing unit, which was fully sufficient because the classical models trained and served</w:t>
+      </w:r>
+    </w:p>
+    <w:p>
+      <w:r>
+        <w:t>predictions entirely on the central processing unit: training on the full corpus completed</w:t>
+      </w:r>
+    </w:p>
+    <w:p>
+      <w:r>
+        <w:t>within minutes, and the median inference latency was approximately 16 milliseconds per email,</w:t>
+      </w:r>
+    </w:p>
+    <w:p>
+      <w:r>
+        <w:t>as reported in Chapter 6.</w:t>
       </w:r>
     </w:p>
     <w:p>

--- a/REPORT_FYP2.docx
+++ b/REPORT_FYP2.docx
@@ -2008,12 +2008,7 @@
     </w:p>
     <w:p>
       <w:r>
-        <w:t>All core components were written in cross-platform Python and were developed and tested on</w:t>
-      </w:r>
-    </w:p>
-    <w:p>
-      <w:r>
-        <w:t>Windows 11; the same code was also executed successfully in a Linux-based environment. No</w:t>
+        <w:t>All core components were written in Python and were developed and tested on Windows 11. No</w:t>
       </w:r>
     </w:p>
     <w:p>
@@ -4215,7 +4210,7 @@
     </w:p>
     <w:p>
       <w:r>
-        <w:t>hardware, a cross-platform Python environment, comma-separated-value storage, and the</w:t>
+        <w:t>hardware, a Python virtual environment, comma-separated-value storage, and the</w:t>
       </w:r>
     </w:p>
     <w:p>
@@ -7959,7 +7954,7 @@
                 <w:rFonts w:ascii="Times New Roman" w:hAnsi="Times New Roman"/>
                 <w:sz w:val="21"/>
               </w:rPr>
-              <w:t>[FILL IN: exact CPU model, e.g. Intel Core i5-1135G7] — central processing unit only</w:t>
+              <w:t>Intel Core i5-13420H (central processing unit only)</w:t>
             </w:r>
           </w:p>
         </w:tc>
@@ -8059,7 +8054,7 @@
                 <w:rFonts w:ascii="Times New Roman" w:hAnsi="Times New Roman"/>
                 <w:sz w:val="21"/>
               </w:rPr>
-              <w:t>[FILL IN: integrated graphics name, e.g. Intel Iris Xe Graphics] (integrated; no discrete GPU)</w:t>
+              <w:t>Intel UHD Graphics (integrated; no discrete GPU)</w:t>
             </w:r>
           </w:p>
         </w:tc>
@@ -8109,7 +8104,7 @@
                 <w:rFonts w:ascii="Times New Roman" w:hAnsi="Times New Roman"/>
                 <w:sz w:val="21"/>
               </w:rPr>
-              <w:t>[FILL IN: installed RAM, e.g. 16 GB DDR4]</w:t>
+              <w:t>24 GB</w:t>
             </w:r>
           </w:p>
         </w:tc>
@@ -8159,7 +8154,7 @@
                 <w:rFonts w:ascii="Times New Roman" w:hAnsi="Times New Roman"/>
                 <w:sz w:val="21"/>
               </w:rPr>
-              <w:t>[FILL IN: disk capacity, e.g. 512 GB SSD]</w:t>
+              <w:t>475 GB SSD</w:t>
             </w:r>
           </w:p>
         </w:tc>
@@ -8173,12 +8168,12 @@
     </w:p>
     <w:p>
       <w:r>
-        <w:t>[FILL IN: processor] processor with [FILL IN: RAM] of memory and [FILL IN: disk] storage,</w:t>
-      </w:r>
-    </w:p>
-    <w:p>
-      <w:r>
-        <w:t>running Windows 11. The machine used integrated graphics and had no discrete graphics</w:t>
+        <w:t>Intel Core i5-13420H processor with 24 GB of memory and 475 GB solid-state storage, running</w:t>
+      </w:r>
+    </w:p>
+    <w:p>
+      <w:r>
+        <w:t>Windows 11. The machine used integrated Intel UHD graphics and had no discrete graphics</w:t>
       </w:r>
     </w:p>
     <w:p>

--- a/REPORT_FYP2.docx
+++ b/REPORT_FYP2.docx
@@ -8227,52 +8227,559 @@
     </w:p>
     <w:p>
       <w:r>
-        <w:t>A dedicated Python virtual environment was created and the core dependencies were installed</w:t>
-      </w:r>
-    </w:p>
-    <w:p>
-      <w:r>
-        <w:t>from `requirements.txt` (scikit-learn, Joblib, FastAPI, Uvicorn and Pydantic). The public</w:t>
-      </w:r>
-    </w:p>
-    <w:p>
-      <w:r>
-        <w:t>corpus was prepared with the dataset-preparation script, which merged the source CSV files,</w:t>
-      </w:r>
-    </w:p>
-    <w:p>
-      <w:r>
-        <w:t>raised the CSV field-size limit for long bodies, handled multiple encodings and label formats,</w:t>
-      </w:r>
-    </w:p>
-    <w:p>
-      <w:r>
-        <w:t>and de-duplicated the records. De-duplication was performed on normalised message content so</w:t>
-      </w:r>
-    </w:p>
-    <w:p>
-      <w:r>
-        <w:t>that identical emails repeated across the merged corpora were counted once; this prevented the</w:t>
-      </w:r>
-    </w:p>
-    <w:p>
-      <w:r>
-        <w:t>same message from appearing in both training and held-out split, which would have inflated the</w:t>
-      </w:r>
-    </w:p>
-    <w:p>
-      <w:r>
-        <w:t>reported metrics. Training on the full corpus completed within minutes on the central</w:t>
-      </w:r>
-    </w:p>
-    <w:p>
-      <w:r>
-        <w:t>processing unit, and the resulting artefact was small enough to be loaded instantly by the</w:t>
-      </w:r>
-    </w:p>
-    <w:p>
-      <w:r>
-        <w:t>service.</w:t>
+        <w:t>The system was implemented entirely in Python using a dedicated virtual environment, into</w:t>
+      </w:r>
+    </w:p>
+    <w:p>
+      <w:r>
+        <w:t>which the dependencies listed in `requirements.txt` were installed. Only mature, widely used</w:t>
+      </w:r>
+    </w:p>
+    <w:p>
+      <w:r>
+        <w:t>open-source libraries were chosen so that the project could be understood and reproduced</w:t>
+      </w:r>
+    </w:p>
+    <w:p>
+      <w:r>
+        <w:t>without proprietary software. The software stack and the role of each component are summarised</w:t>
+      </w:r>
+    </w:p>
+    <w:p>
+      <w:r>
+        <w:t>in Table 5.2.</w:t>
+      </w:r>
+    </w:p>
+    <w:p>
+      <w:pPr>
+        <w:spacing w:before="80" w:after="160"/>
+        <w:jc w:val="center"/>
+      </w:pPr>
+      <w:r>
+        <w:rPr>
+          <w:b/>
+          <w:sz w:val="22"/>
+        </w:rPr>
+        <w:t>Table 5.2 — Software and libraries used in the project.</w:t>
+      </w:r>
+    </w:p>
+    <w:tbl>
+      <w:tblPr>
+        <w:tblStyle w:val="TableGrid"/>
+        <w:tblW w:type="auto" w:w="0"/>
+        <w:jc w:val="center"/>
+        <w:tblLook w:firstColumn="1" w:firstRow="1" w:lastColumn="0" w:lastRow="0" w:noHBand="0" w:noVBand="1" w:val="04A0"/>
+      </w:tblPr>
+      <w:tblGrid>
+        <w:gridCol w:w="4536"/>
+        <w:gridCol w:w="4536"/>
+      </w:tblGrid>
+      <w:tr>
+        <w:tc>
+          <w:tcPr>
+            <w:tcW w:type="dxa" w:w="4536"/>
+            <w:shd w:val="clear" w:fill="D9E2F3"/>
+          </w:tcPr>
+          <w:p>
+            <w:pPr>
+              <w:spacing w:line="240" w:lineRule="auto" w:after="40"/>
+              <w:jc w:val="left"/>
+            </w:pPr>
+            <w:r>
+              <w:rPr>
+                <w:rFonts w:ascii="Times New Roman" w:hAnsi="Times New Roman"/>
+                <w:b/>
+                <w:sz w:val="21"/>
+              </w:rPr>
+            </w:r>
+            <w:r>
+              <w:rPr>
+                <w:rFonts w:ascii="Times New Roman" w:hAnsi="Times New Roman"/>
+                <w:b/>
+                <w:sz w:val="21"/>
+              </w:rPr>
+              <w:t>Software / library</w:t>
+            </w:r>
+          </w:p>
+        </w:tc>
+        <w:tc>
+          <w:tcPr>
+            <w:tcW w:type="dxa" w:w="4536"/>
+            <w:shd w:val="clear" w:fill="D9E2F3"/>
+          </w:tcPr>
+          <w:p>
+            <w:pPr>
+              <w:spacing w:line="240" w:lineRule="auto" w:after="40"/>
+              <w:jc w:val="left"/>
+            </w:pPr>
+            <w:r>
+              <w:rPr>
+                <w:rFonts w:ascii="Times New Roman" w:hAnsi="Times New Roman"/>
+                <w:b/>
+                <w:sz w:val="21"/>
+              </w:rPr>
+            </w:r>
+            <w:r>
+              <w:rPr>
+                <w:rFonts w:ascii="Times New Roman" w:hAnsi="Times New Roman"/>
+                <w:b/>
+                <w:sz w:val="21"/>
+              </w:rPr>
+              <w:t>Purpose in the project</w:t>
+            </w:r>
+          </w:p>
+        </w:tc>
+      </w:tr>
+      <w:tr>
+        <w:tc>
+          <w:tcPr>
+            <w:tcW w:type="dxa" w:w="4536"/>
+          </w:tcPr>
+          <w:p>
+            <w:pPr>
+              <w:spacing w:line="240" w:lineRule="auto" w:after="40"/>
+              <w:jc w:val="left"/>
+            </w:pPr>
+            <w:r>
+              <w:rPr>
+                <w:rFonts w:ascii="Times New Roman" w:hAnsi="Times New Roman"/>
+                <w:sz w:val="21"/>
+              </w:rPr>
+            </w:r>
+            <w:r>
+              <w:rPr>
+                <w:rFonts w:ascii="Times New Roman" w:hAnsi="Times New Roman"/>
+                <w:sz w:val="21"/>
+              </w:rPr>
+              <w:t>Python 3.11</w:t>
+            </w:r>
+          </w:p>
+        </w:tc>
+        <w:tc>
+          <w:tcPr>
+            <w:tcW w:type="dxa" w:w="4536"/>
+          </w:tcPr>
+          <w:p>
+            <w:pPr>
+              <w:spacing w:line="240" w:lineRule="auto" w:after="40"/>
+              <w:jc w:val="left"/>
+            </w:pPr>
+            <w:r>
+              <w:rPr>
+                <w:rFonts w:ascii="Times New Roman" w:hAnsi="Times New Roman"/>
+                <w:sz w:val="21"/>
+              </w:rPr>
+            </w:r>
+            <w:r>
+              <w:rPr>
+                <w:rFonts w:ascii="Times New Roman" w:hAnsi="Times New Roman"/>
+                <w:sz w:val="21"/>
+              </w:rPr>
+              <w:t>Programming language for all scripts and the detection service</w:t>
+            </w:r>
+          </w:p>
+        </w:tc>
+      </w:tr>
+      <w:tr>
+        <w:tc>
+          <w:tcPr>
+            <w:tcW w:type="dxa" w:w="4536"/>
+          </w:tcPr>
+          <w:p>
+            <w:pPr>
+              <w:spacing w:line="240" w:lineRule="auto" w:after="40"/>
+              <w:jc w:val="left"/>
+            </w:pPr>
+            <w:r>
+              <w:rPr>
+                <w:rFonts w:ascii="Times New Roman" w:hAnsi="Times New Roman"/>
+                <w:sz w:val="21"/>
+              </w:rPr>
+            </w:r>
+            <w:r>
+              <w:rPr>
+                <w:rFonts w:ascii="Times New Roman" w:hAnsi="Times New Roman"/>
+                <w:sz w:val="21"/>
+              </w:rPr>
+              <w:t>scikit-learn 1.4+</w:t>
+            </w:r>
+          </w:p>
+        </w:tc>
+        <w:tc>
+          <w:tcPr>
+            <w:tcW w:type="dxa" w:w="4536"/>
+          </w:tcPr>
+          <w:p>
+            <w:pPr>
+              <w:spacing w:line="240" w:lineRule="auto" w:after="40"/>
+              <w:jc w:val="left"/>
+            </w:pPr>
+            <w:r>
+              <w:rPr>
+                <w:rFonts w:ascii="Times New Roman" w:hAnsi="Times New Roman"/>
+                <w:sz w:val="21"/>
+              </w:rPr>
+            </w:r>
+            <w:r>
+              <w:rPr>
+                <w:rFonts w:ascii="Times New Roman" w:hAnsi="Times New Roman"/>
+                <w:sz w:val="21"/>
+              </w:rPr>
+              <w:t>Core machine-learning library: TF-IDF vectorisation, Naive Bayes, logistic regression, support-vector machine, feature scaling</w:t>
+            </w:r>
+          </w:p>
+        </w:tc>
+      </w:tr>
+      <w:tr>
+        <w:tc>
+          <w:tcPr>
+            <w:tcW w:type="dxa" w:w="4536"/>
+          </w:tcPr>
+          <w:p>
+            <w:pPr>
+              <w:spacing w:line="240" w:lineRule="auto" w:after="40"/>
+              <w:jc w:val="left"/>
+            </w:pPr>
+            <w:r>
+              <w:rPr>
+                <w:rFonts w:ascii="Times New Roman" w:hAnsi="Times New Roman"/>
+                <w:sz w:val="21"/>
+              </w:rPr>
+            </w:r>
+            <w:r>
+              <w:rPr>
+                <w:rFonts w:ascii="Times New Roman" w:hAnsi="Times New Roman"/>
+                <w:sz w:val="21"/>
+              </w:rPr>
+              <w:t>NumPy</w:t>
+            </w:r>
+          </w:p>
+        </w:tc>
+        <w:tc>
+          <w:tcPr>
+            <w:tcW w:type="dxa" w:w="4536"/>
+          </w:tcPr>
+          <w:p>
+            <w:pPr>
+              <w:spacing w:line="240" w:lineRule="auto" w:after="40"/>
+              <w:jc w:val="left"/>
+            </w:pPr>
+            <w:r>
+              <w:rPr>
+                <w:rFonts w:ascii="Times New Roman" w:hAnsi="Times New Roman"/>
+                <w:sz w:val="21"/>
+              </w:rPr>
+            </w:r>
+            <w:r>
+              <w:rPr>
+                <w:rFonts w:ascii="Times New Roman" w:hAnsi="Times New Roman"/>
+                <w:sz w:val="21"/>
+              </w:rPr>
+              <w:t>Numerical array and matrix operations (used alongside scikit-learn)</w:t>
+            </w:r>
+          </w:p>
+        </w:tc>
+      </w:tr>
+      <w:tr>
+        <w:tc>
+          <w:tcPr>
+            <w:tcW w:type="dxa" w:w="4536"/>
+          </w:tcPr>
+          <w:p>
+            <w:pPr>
+              <w:spacing w:line="240" w:lineRule="auto" w:after="40"/>
+              <w:jc w:val="left"/>
+            </w:pPr>
+            <w:r>
+              <w:rPr>
+                <w:rFonts w:ascii="Times New Roman" w:hAnsi="Times New Roman"/>
+                <w:sz w:val="21"/>
+              </w:rPr>
+            </w:r>
+            <w:r>
+              <w:rPr>
+                <w:rFonts w:ascii="Times New Roman" w:hAnsi="Times New Roman"/>
+                <w:sz w:val="21"/>
+              </w:rPr>
+              <w:t>Joblib</w:t>
+            </w:r>
+          </w:p>
+        </w:tc>
+        <w:tc>
+          <w:tcPr>
+            <w:tcW w:type="dxa" w:w="4536"/>
+          </w:tcPr>
+          <w:p>
+            <w:pPr>
+              <w:spacing w:line="240" w:lineRule="auto" w:after="40"/>
+              <w:jc w:val="left"/>
+            </w:pPr>
+            <w:r>
+              <w:rPr>
+                <w:rFonts w:ascii="Times New Roman" w:hAnsi="Times New Roman"/>
+                <w:sz w:val="21"/>
+              </w:rPr>
+            </w:r>
+            <w:r>
+              <w:rPr>
+                <w:rFonts w:ascii="Times New Roman" w:hAnsi="Times New Roman"/>
+                <w:sz w:val="21"/>
+              </w:rPr>
+              <w:t>Serialising (saving) the trained model and loading it for prediction</w:t>
+            </w:r>
+          </w:p>
+        </w:tc>
+      </w:tr>
+      <w:tr>
+        <w:tc>
+          <w:tcPr>
+            <w:tcW w:type="dxa" w:w="4536"/>
+          </w:tcPr>
+          <w:p>
+            <w:pPr>
+              <w:spacing w:line="240" w:lineRule="auto" w:after="40"/>
+              <w:jc w:val="left"/>
+            </w:pPr>
+            <w:r>
+              <w:rPr>
+                <w:rFonts w:ascii="Times New Roman" w:hAnsi="Times New Roman"/>
+                <w:sz w:val="21"/>
+              </w:rPr>
+            </w:r>
+            <w:r>
+              <w:rPr>
+                <w:rFonts w:ascii="Times New Roman" w:hAnsi="Times New Roman"/>
+                <w:sz w:val="21"/>
+              </w:rPr>
+              <w:t>FastAPI</w:t>
+            </w:r>
+          </w:p>
+        </w:tc>
+        <w:tc>
+          <w:tcPr>
+            <w:tcW w:type="dxa" w:w="4536"/>
+          </w:tcPr>
+          <w:p>
+            <w:pPr>
+              <w:spacing w:line="240" w:lineRule="auto" w:after="40"/>
+              <w:jc w:val="left"/>
+            </w:pPr>
+            <w:r>
+              <w:rPr>
+                <w:rFonts w:ascii="Times New Roman" w:hAnsi="Times New Roman"/>
+                <w:sz w:val="21"/>
+              </w:rPr>
+            </w:r>
+            <w:r>
+              <w:rPr>
+                <w:rFonts w:ascii="Times New Roman" w:hAnsi="Times New Roman"/>
+                <w:sz w:val="21"/>
+              </w:rPr>
+              <w:t>Web framework that exposes the detector as a representational-state-transfer (REST) service</w:t>
+            </w:r>
+          </w:p>
+        </w:tc>
+      </w:tr>
+      <w:tr>
+        <w:tc>
+          <w:tcPr>
+            <w:tcW w:type="dxa" w:w="4536"/>
+          </w:tcPr>
+          <w:p>
+            <w:pPr>
+              <w:spacing w:line="240" w:lineRule="auto" w:after="40"/>
+              <w:jc w:val="left"/>
+            </w:pPr>
+            <w:r>
+              <w:rPr>
+                <w:rFonts w:ascii="Times New Roman" w:hAnsi="Times New Roman"/>
+                <w:sz w:val="21"/>
+              </w:rPr>
+            </w:r>
+            <w:r>
+              <w:rPr>
+                <w:rFonts w:ascii="Times New Roman" w:hAnsi="Times New Roman"/>
+                <w:sz w:val="21"/>
+              </w:rPr>
+              <w:t>Uvicorn</w:t>
+            </w:r>
+          </w:p>
+        </w:tc>
+        <w:tc>
+          <w:tcPr>
+            <w:tcW w:type="dxa" w:w="4536"/>
+          </w:tcPr>
+          <w:p>
+            <w:pPr>
+              <w:spacing w:line="240" w:lineRule="auto" w:after="40"/>
+              <w:jc w:val="left"/>
+            </w:pPr>
+            <w:r>
+              <w:rPr>
+                <w:rFonts w:ascii="Times New Roman" w:hAnsi="Times New Roman"/>
+                <w:sz w:val="21"/>
+              </w:rPr>
+            </w:r>
+            <w:r>
+              <w:rPr>
+                <w:rFonts w:ascii="Times New Roman" w:hAnsi="Times New Roman"/>
+                <w:sz w:val="21"/>
+              </w:rPr>
+              <w:t>Server that runs the FastAPI service and accepts prediction requests</w:t>
+            </w:r>
+          </w:p>
+        </w:tc>
+      </w:tr>
+      <w:tr>
+        <w:tc>
+          <w:tcPr>
+            <w:tcW w:type="dxa" w:w="4536"/>
+          </w:tcPr>
+          <w:p>
+            <w:pPr>
+              <w:spacing w:line="240" w:lineRule="auto" w:after="40"/>
+              <w:jc w:val="left"/>
+            </w:pPr>
+            <w:r>
+              <w:rPr>
+                <w:rFonts w:ascii="Times New Roman" w:hAnsi="Times New Roman"/>
+                <w:sz w:val="21"/>
+              </w:rPr>
+            </w:r>
+            <w:r>
+              <w:rPr>
+                <w:rFonts w:ascii="Times New Roman" w:hAnsi="Times New Roman"/>
+                <w:sz w:val="21"/>
+              </w:rPr>
+              <w:t>Pydantic</w:t>
+            </w:r>
+          </w:p>
+        </w:tc>
+        <w:tc>
+          <w:tcPr>
+            <w:tcW w:type="dxa" w:w="4536"/>
+          </w:tcPr>
+          <w:p>
+            <w:pPr>
+              <w:spacing w:line="240" w:lineRule="auto" w:after="40"/>
+              <w:jc w:val="left"/>
+            </w:pPr>
+            <w:r>
+              <w:rPr>
+                <w:rFonts w:ascii="Times New Roman" w:hAnsi="Times New Roman"/>
+                <w:sz w:val="21"/>
+              </w:rPr>
+            </w:r>
+            <w:r>
+              <w:rPr>
+                <w:rFonts w:ascii="Times New Roman" w:hAnsi="Times New Roman"/>
+                <w:sz w:val="21"/>
+              </w:rPr>
+              <w:t>Validates the data received in each request to the service</w:t>
+            </w:r>
+          </w:p>
+        </w:tc>
+      </w:tr>
+      <w:tr>
+        <w:tc>
+          <w:tcPr>
+            <w:tcW w:type="dxa" w:w="4536"/>
+          </w:tcPr>
+          <w:p>
+            <w:pPr>
+              <w:spacing w:line="240" w:lineRule="auto" w:after="40"/>
+              <w:jc w:val="left"/>
+            </w:pPr>
+            <w:r>
+              <w:rPr>
+                <w:rFonts w:ascii="Times New Roman" w:hAnsi="Times New Roman"/>
+                <w:sz w:val="21"/>
+              </w:rPr>
+            </w:r>
+            <w:r>
+              <w:rPr>
+                <w:rFonts w:ascii="Times New Roman" w:hAnsi="Times New Roman"/>
+                <w:sz w:val="21"/>
+              </w:rPr>
+              <w:t>Matplotlib</w:t>
+            </w:r>
+          </w:p>
+        </w:tc>
+        <w:tc>
+          <w:tcPr>
+            <w:tcW w:type="dxa" w:w="4536"/>
+          </w:tcPr>
+          <w:p>
+            <w:pPr>
+              <w:spacing w:line="240" w:lineRule="auto" w:after="40"/>
+              <w:jc w:val="left"/>
+            </w:pPr>
+            <w:r>
+              <w:rPr>
+                <w:rFonts w:ascii="Times New Roman" w:hAnsi="Times New Roman"/>
+                <w:sz w:val="21"/>
+              </w:rPr>
+            </w:r>
+            <w:r>
+              <w:rPr>
+                <w:rFonts w:ascii="Times New Roman" w:hAnsi="Times New Roman"/>
+                <w:sz w:val="21"/>
+              </w:rPr>
+              <w:t>Generates the result charts and figures used in Chapter 6</w:t>
+            </w:r>
+          </w:p>
+        </w:tc>
+      </w:tr>
+    </w:tbl>
+    <w:p/>
+    <w:p>
+      <w:r>
+        <w:t>Based on Table 5.2, scikit-learn provided every machine-learning component, so no separate</w:t>
+      </w:r>
+    </w:p>
+    <w:p>
+      <w:r>
+        <w:t>deep-learning framework was needed, which kept the installation light and the training fast on</w:t>
+      </w:r>
+    </w:p>
+    <w:p>
+      <w:r>
+        <w:t>the central processing unit. The public corpus was prepared with a dataset-preparation script</w:t>
+      </w:r>
+    </w:p>
+    <w:p>
+      <w:r>
+        <w:t>that merged the source comma-separated-value files, raised the field-size limit for long email</w:t>
+      </w:r>
+    </w:p>
+    <w:p>
+      <w:r>
+        <w:t>bodies, handled multiple encodings and label formats, and de-duplicated the records.</w:t>
+      </w:r>
+    </w:p>
+    <w:p>
+      <w:r>
+        <w:t>De-duplication was performed on normalised message content so that identical emails repeated</w:t>
+      </w:r>
+    </w:p>
+    <w:p>
+      <w:r>
+        <w:t>across the merged corpora were counted once; this prevented the same message from appearing in</w:t>
+      </w:r>
+    </w:p>
+    <w:p>
+      <w:r>
+        <w:t>both the training and the held-out split, which would otherwise have inflated the reported</w:t>
+      </w:r>
+    </w:p>
+    <w:p>
+      <w:r>
+        <w:t>metrics. Training on the full corpus completed within minutes, and the resulting model file was</w:t>
+      </w:r>
+    </w:p>
+    <w:p>
+      <w:r>
+        <w:t>small enough to be loaded instantly by the service.</w:t>
       </w:r>
     </w:p>
     <w:p>

--- a/REPORT_FYP2.docx
+++ b/REPORT_FYP2.docx
@@ -8227,27 +8227,37 @@
     </w:p>
     <w:p>
       <w:r>
-        <w:t>The system was implemented entirely in Python using a dedicated virtual environment, into</w:t>
-      </w:r>
-    </w:p>
-    <w:p>
-      <w:r>
-        <w:t>which the dependencies listed in `requirements.txt` were installed. Only mature, widely used</w:t>
-      </w:r>
-    </w:p>
-    <w:p>
-      <w:r>
-        <w:t>open-source libraries were chosen so that the project could be understood and reproduced</w:t>
-      </w:r>
-    </w:p>
-    <w:p>
-      <w:r>
-        <w:t>without proprietary software. The software stack and the role of each component are summarised</w:t>
-      </w:r>
-    </w:p>
-    <w:p>
-      <w:r>
-        <w:t>in Table 5.2.</w:t>
+        <w:t>The system was implemented entirely in Python using a dedicated virtual environment. The</w:t>
+      </w:r>
+    </w:p>
+    <w:p>
+      <w:r>
+        <w:t>libraries used by the project, together with their version numbers, were recorded in a</w:t>
+      </w:r>
+    </w:p>
+    <w:p>
+      <w:r>
+        <w:t>requirements text file (requirements.txt) so that the same software environment could be</w:t>
+      </w:r>
+    </w:p>
+    <w:p>
+      <w:r>
+        <w:t>recreated on another machine, and these dependencies were installed into the virtual</w:t>
+      </w:r>
+    </w:p>
+    <w:p>
+      <w:r>
+        <w:t>environment. Only mature, widely used open-source libraries were chosen so that the project</w:t>
+      </w:r>
+    </w:p>
+    <w:p>
+      <w:r>
+        <w:t>could be understood and reproduced without proprietary software. The software stack and the</w:t>
+      </w:r>
+    </w:p>
+    <w:p>
+      <w:r>
+        <w:t>role of each component are summarised in Table 5.2.</w:t>
       </w:r>
     </w:p>
     <w:p>

--- a/REPORT_FYP2.docx
+++ b/REPORT_FYP2.docx
@@ -8461,7 +8461,7 @@
                 <w:rFonts w:ascii="Times New Roman" w:hAnsi="Times New Roman"/>
                 <w:sz w:val="21"/>
               </w:rPr>
-              <w:t>NumPy</w:t>
+              <w:t>NumPy (bundled with scikit-learn)</w:t>
             </w:r>
           </w:p>
         </w:tc>
@@ -8485,7 +8485,7 @@
                 <w:rFonts w:ascii="Times New Roman" w:hAnsi="Times New Roman"/>
                 <w:sz w:val="21"/>
               </w:rPr>
-              <w:t>Numerical array and matrix operations (used alongside scikit-learn)</w:t>
+              <w:t>Numerical array and matrix operations used alongside scikit-learn</w:t>
             </w:r>
           </w:p>
         </w:tc>
@@ -8511,7 +8511,7 @@
                 <w:rFonts w:ascii="Times New Roman" w:hAnsi="Times New Roman"/>
                 <w:sz w:val="21"/>
               </w:rPr>
-              <w:t>Joblib</w:t>
+              <w:t>Joblib 1.3+</w:t>
             </w:r>
           </w:p>
         </w:tc>
@@ -8561,7 +8561,7 @@
                 <w:rFonts w:ascii="Times New Roman" w:hAnsi="Times New Roman"/>
                 <w:sz w:val="21"/>
               </w:rPr>
-              <w:t>FastAPI</w:t>
+              <w:t>FastAPI 0.110+</w:t>
             </w:r>
           </w:p>
         </w:tc>
@@ -8611,7 +8611,7 @@
                 <w:rFonts w:ascii="Times New Roman" w:hAnsi="Times New Roman"/>
                 <w:sz w:val="21"/>
               </w:rPr>
-              <w:t>Uvicorn</w:t>
+              <w:t>Uvicorn 0.27+</w:t>
             </w:r>
           </w:p>
         </w:tc>
@@ -8661,7 +8661,7 @@
                 <w:rFonts w:ascii="Times New Roman" w:hAnsi="Times New Roman"/>
                 <w:sz w:val="21"/>
               </w:rPr>
-              <w:t>Pydantic</w:t>
+              <w:t>Pydantic 2.0+</w:t>
             </w:r>
           </w:p>
         </w:tc>
@@ -8711,7 +8711,7 @@
                 <w:rFonts w:ascii="Times New Roman" w:hAnsi="Times New Roman"/>
                 <w:sz w:val="21"/>
               </w:rPr>
-              <w:t>Matplotlib</w:t>
+              <w:t>Matplotlib 3.7+</w:t>
             </w:r>
           </w:p>
         </w:tc>
@@ -8742,6 +8742,21 @@
       </w:tr>
     </w:tbl>
     <w:p/>
+    <w:p>
+      <w:r>
+        <w:t>The version numbers in Table 5.2 matched the minimum versions recorded in the requirements</w:t>
+      </w:r>
+    </w:p>
+    <w:p>
+      <w:r>
+        <w:t>file, so the environment could be recreated exactly. The python-docx library (1.1+) was used</w:t>
+      </w:r>
+    </w:p>
+    <w:p>
+      <w:r>
+        <w:t>only to generate this report document and was not part of the detection system.</w:t>
+      </w:r>
+    </w:p>
     <w:p>
       <w:r>
         <w:t>Based on Table 5.2, scikit-learn provided every machine-learning component, so no separate</w:t>

--- a/REPORT_FYP2.docx
+++ b/REPORT_FYP2.docx
@@ -5892,22 +5892,42 @@
         <w:t>Content features.</w:t>
       </w:r>
       <w:r>
-        <w:t xml:space="preserve"> Subject and body text were concatenated and vectorised with TF-IDF over</w:t>
-      </w:r>
-    </w:p>
-    <w:p>
-      <w:r>
-        <w:t>word unigrams/bigrams (up to 40,000 terms) and over character n-grams of length three to five</w:t>
-      </w:r>
-    </w:p>
-    <w:p>
-      <w:r>
-        <w:t>(up to 30,000 features), using sub-linear term-frequency scaling. The word stream captured</w:t>
-      </w:r>
-    </w:p>
-    <w:p>
-      <w:r>
-        <w:t>phrasing while the character stream tolerated obfuscation.</w:t>
+        <w:t xml:space="preserve"> Subject and body text were concatenated and converted into numerical</w:t>
+      </w:r>
+    </w:p>
+    <w:p>
+      <w:r>
+        <w:t>features using term frequency–inverse document frequency (TF-IDF). In plain terms, TF-IDF gave</w:t>
+      </w:r>
+    </w:p>
+    <w:p>
+      <w:r>
+        <w:t>each word a high score when it appeared often in a particular email but rarely across all</w:t>
+      </w:r>
+    </w:p>
+    <w:p>
+      <w:r>
+        <w:t>emails, so distinctive spam vocabulary stood out while common words such as "the" or "and"</w:t>
+      </w:r>
+    </w:p>
+    <w:p>
+      <w:r>
+        <w:t>were down-weighted. The text was vectorised with TF-IDF over word unigrams/bigrams (up to</w:t>
+      </w:r>
+    </w:p>
+    <w:p>
+      <w:r>
+        <w:t>40,000 terms) and over character n-grams of length three to five (up to 30,000 features), using</w:t>
+      </w:r>
+    </w:p>
+    <w:p>
+      <w:r>
+        <w:t>sub-linear term-frequency scaling. The word stream captured phrasing while the character stream</w:t>
+      </w:r>
+    </w:p>
+    <w:p>
+      <w:r>
+        <w:t>tolerated obfuscation.</w:t>
       </w:r>
     </w:p>
     <w:p>
@@ -6063,17 +6083,52 @@
     </w:p>
     <w:p>
       <w:r>
-        <w:t>error. Precision and recall were defined as TP/(TP+FP) and TP/(TP+FN), and the F1 score as their</w:t>
-      </w:r>
-    </w:p>
-    <w:p>
-      <w:r>
-        <w:t>harmonic mean. A threshold sweep reported phishing recall at a low (≤5%) false-positive</w:t>
-      </w:r>
-    </w:p>
-    <w:p>
-      <w:r>
-        <w:t>operating point. Per-message latency (50th and 95th percentiles) was measured on the central</w:t>
+        <w:t>error. These terms were defined as follows. A true positive (TP) was a spam message correctly</w:t>
+      </w:r>
+    </w:p>
+    <w:p>
+      <w:r>
+        <w:t>caught; a false negative (FN) was spam that reached the user; a false positive (FP) was a</w:t>
+      </w:r>
+    </w:p>
+    <w:p>
+      <w:r>
+        <w:t>legitimate message wrongly marked as spam; and a true negative (TN) was legitimate mail</w:t>
+      </w:r>
+    </w:p>
+    <w:p>
+      <w:r>
+        <w:t>correctly allowed through. Accuracy was the overall fraction of messages classified correctly;</w:t>
+      </w:r>
+    </w:p>
+    <w:p>
+      <w:r>
+        <w:t>precision was the fraction of flagged messages that were truly spam (so a high precision meant</w:t>
+      </w:r>
+    </w:p>
+    <w:p>
+      <w:r>
+        <w:t>few legitimate emails were blocked); recall was the fraction of real spam that was caught (so a</w:t>
+      </w:r>
+    </w:p>
+    <w:p>
+      <w:r>
+        <w:t>high recall meant little spam slipped through); and the F1 score was the harmonic mean of</w:t>
+      </w:r>
+    </w:p>
+    <w:p>
+      <w:r>
+        <w:t>precision and recall, summarising the balance between them. Formally, precision was</w:t>
+      </w:r>
+    </w:p>
+    <w:p>
+      <w:r>
+        <w:t>TP/(TP+FP), recall was TP/(TP+FN), and the F1 score was their harmonic mean. A threshold sweep</w:t>
+      </w:r>
+    </w:p>
+    <w:p>
+      <w:r>
+        <w:t>reported phishing recall at a low (≤5%) false-positive operating point. Per-message latency (50th and 95th percentiles) was measured on the central</w:t>
       </w:r>
     </w:p>
     <w:p>
@@ -7742,6 +7797,26 @@
       </w:r>
     </w:p>
     <w:p>
+      <w:r>
+        <w:t>This chapter explains how the design presented in Chapter 4 was implemented and operated. It</w:t>
+      </w:r>
+    </w:p>
+    <w:p>
+      <w:r>
+        <w:t>describes the hardware used, the software environment and the role of each library, the</w:t>
+      </w:r>
+    </w:p>
+    <w:p>
+      <w:r>
+        <w:t>configuration settings of the deployed model, and the commands used to train, evaluate and run</w:t>
+      </w:r>
+    </w:p>
+    <w:p>
+      <w:r>
+        <w:t>the system, before discussing the implementation issues encountered and how they were resolved.</w:t>
+      </w:r>
+    </w:p>
+    <w:p>
       <w:pPr>
         <w:pStyle w:val="Heading1"/>
         <w:jc w:val="left"/>
@@ -9691,6 +9766,31 @@
           <w:color w:val="000000"/>
         </w:rPr>
         <w:t>CHAPTER 6: SYSTEM EVALUATION AND DISCUSSION</w:t>
+      </w:r>
+    </w:p>
+    <w:p>
+      <w:r>
+        <w:t>This chapter reports and discusses the experimental results. It describes the testing setup and</w:t>
+      </w:r>
+    </w:p>
+    <w:p>
+      <w:r>
+        <w:t>the metrics used, presents the performance of the three classifiers in both content-only and</w:t>
+      </w:r>
+    </w:p>
+    <w:p>
+      <w:r>
+        <w:t>fused configurations, examines precision, recall, the false-positive rate, latency and the</w:t>
+      </w:r>
+    </w:p>
+    <w:p>
+      <w:r>
+        <w:t>effect of the decision threshold, evaluates the adaptive-retraining mechanism, and assesses each</w:t>
+      </w:r>
+    </w:p>
+    <w:p>
+      <w:r>
+        <w:t>objective against the measured evidence.</w:t>
       </w:r>
     </w:p>
     <w:p>
@@ -14309,6 +14409,31 @@
           <w:color w:val="000000"/>
         </w:rPr>
         <w:t>CHAPTER 7: CONCLUSION AND RECOMMENDATION</w:t>
+      </w:r>
+    </w:p>
+    <w:p>
+      <w:r>
+        <w:t>This final chapter concludes the project. It first summarises what was achieved and how the</w:t>
+      </w:r>
+    </w:p>
+    <w:p>
+      <w:r>
+        <w:t>results satisfied each of the four objectives stated in Chapter 1, then reflects on the</w:t>
+      </w:r>
+    </w:p>
+    <w:p>
+      <w:r>
+        <w:t>limitations of the present system and recommends directions for future work, including a</w:t>
+      </w:r>
+    </w:p>
+    <w:p>
+      <w:r>
+        <w:t>direct comparison with commercial filters on the same emails and deployment in a live mail</w:t>
+      </w:r>
+    </w:p>
+    <w:p>
+      <w:r>
+        <w:t>environment.</w:t>
       </w:r>
     </w:p>
     <w:p>

--- a/REPORT_FYP2.docx
+++ b/REPORT_FYP2.docx
@@ -823,12 +823,17 @@
     </w:p>
     <w:p>
       <w:r>
-        <w:t>- Table 5.1 Development hardware and software.</w:t>
-      </w:r>
-    </w:p>
-    <w:p>
-      <w:r>
-        <w:t>- Table 5.2 Model and feature hyper-parameters.</w:t>
+        <w:t>- Table 5.1 Specifications of the development machine.</w:t>
+      </w:r>
+    </w:p>
+    <w:p>
+      <w:r>
+        <w:t>- Table 5.2 Software and libraries used in the project.</w:t>
+      </w:r>
+    </w:p>
+    <w:p>
+      <w:r>
+        <w:t>- Table 5.3 Model and feature hyper-parameters.</w:t>
       </w:r>
     </w:p>
     <w:p>
@@ -8907,7 +8912,7 @@
     </w:p>
     <w:p>
       <w:r>
-        <w:t>more false positives, which was useful when prioritising catch rate for AI-style mail. Table 5.2</w:t>
+        <w:t>more false positives, which was useful when prioritising catch rate for AI-style mail. Table 5.3</w:t>
       </w:r>
     </w:p>
     <w:p>
@@ -8925,7 +8930,7 @@
           <w:b/>
           <w:sz w:val="22"/>
         </w:rPr>
-        <w:t>Table 5.2 — Model and feature hyper-parameters.</w:t>
+        <w:t>Table 5.3 — Model and feature hyper-parameters.</w:t>
       </w:r>
     </w:p>
     <w:tbl>
@@ -11454,7 +11459,7 @@
     </w:p>
     <w:p>
       <w:r>
-        <w:t>(Table 5.2), which is why the deployed-fusion precision/recall pair reported for the production</w:t>
+        <w:t>(Table 5.3), which is why the deployed-fusion precision/recall pair reported for the production</w:t>
       </w:r>
     </w:p>
     <w:p>

--- a/REPORT_FYP2.docx
+++ b/REPORT_FYP2.docx
@@ -740,7 +740,7 @@
     </w:p>
     <w:p>
       <w:r>
-        <w:t>- Figure 5.3 Example `/predict` JSON response.</w:t>
+        <w:t>- Figure 5.3 Example service prediction response (label, probability and signals).</w:t>
       </w:r>
     </w:p>
     <w:p>
@@ -2343,11 +2343,6 @@
       </w:r>
     </w:p>
     <w:p>
-      <w:r>
-        <w:t>&gt; (regenerate with `python reports/make_figures.py`).</w:t>
-      </w:r>
-    </w:p>
-    <w:p>
       <w:pPr>
         <w:jc w:val="center"/>
       </w:pPr>
@@ -4376,11 +4371,6 @@
       </w:r>
     </w:p>
     <w:p>
-      <w:r>
-        <w:t>&gt; (regenerate with `python reports/make_figures.py`).</w:t>
-      </w:r>
-    </w:p>
-    <w:p>
       <w:pPr>
         <w:jc w:val="center"/>
       </w:pPr>
@@ -4689,7 +4679,7 @@
                 <w:rFonts w:ascii="Times New Roman" w:hAnsi="Times New Roman"/>
                 <w:sz w:val="21"/>
               </w:rPr>
-              <w:t>An email is pasted in the console, posted to `/predict`, or picked up by the mailbox watcher.</w:t>
+              <w:t>An email is pasted in the review console, submitted to the prediction service, or picked up by the mailbox watcher.</w:t>
             </w:r>
           </w:p>
         </w:tc>
@@ -4911,7 +4901,7 @@
                 <w:rFonts w:ascii="Times New Roman" w:hAnsi="Times New Roman"/>
                 <w:sz w:val="21"/>
               </w:rPr>
-              <w:t>The reviewer marks a result as spam/ham/correct; the correction is appended to `feedback.csv`.</w:t>
+              <w:t>The reviewer marks a result as spam/ham/correct; the correction is appended to the labelled feedback store.</w:t>
             </w:r>
           </w:p>
         </w:tc>
@@ -6261,7 +6251,7 @@
         <w:t>Ingestion</w:t>
       </w:r>
       <w:r>
-        <w:t xml:space="preserve"> — a FastAPI endpoint (`/predict`), a mailbox folder watcher, or a local file.</w:t>
+        <w:t xml:space="preserve"> — a request to the detection service, a mailbox folder watcher, or a local file.</w:t>
       </w:r>
     </w:p>
     <w:p>
@@ -6389,7 +6379,7 @@
     </w:p>
     <w:p>
       <w:r>
-        <w:t>`spam_detection` package, which allowed individual stages to be updated and retrained without</w:t>
+        <w:t>the detector package, which allowed individual stages to be updated and retrained without</w:t>
       </w:r>
     </w:p>
     <w:p>
@@ -6425,7 +6415,7 @@
           <w:b/>
           <w:sz w:val="22"/>
         </w:rPr>
-        <w:t>Table 4.1 — Component modules and responsibilities.</w:t>
+        <w:t>Table 4.1 — System components and their responsibilities.</w:t>
       </w:r>
     </w:p>
     <w:tbl>
@@ -6463,7 +6453,7 @@
                 <w:b/>
                 <w:sz w:val="21"/>
               </w:rPr>
-              <w:t>Module</w:t>
+              <w:t>Component</w:t>
             </w:r>
           </w:p>
         </w:tc>
@@ -6516,7 +6506,7 @@
                 <w:rFonts w:ascii="Times New Roman" w:hAnsi="Times New Roman"/>
                 <w:sz w:val="21"/>
               </w:rPr>
-              <w:t>`features.py`</w:t>
+              <w:t>Email parsing and feature extraction</w:t>
             </w:r>
           </w:p>
         </w:tc>
@@ -6540,7 +6530,7 @@
                 <w:rFonts w:ascii="Times New Roman" w:hAnsi="Times New Roman"/>
                 <w:sz w:val="21"/>
               </w:rPr>
-              <w:t>Robust email parsing; content and metadata extraction; crash-safe URL handling; fallback for plain-text or malformed mail.</w:t>
+              <w:t>Robustly parsed each message, extracted the text for content analysis and the twelve structural metadata signals, handled malformed links safely, and fell back gracefully for plain-text or malformed mail.</w:t>
             </w:r>
           </w:p>
         </w:tc>
@@ -6566,7 +6556,7 @@
                 <w:rFonts w:ascii="Times New Roman" w:hAnsi="Times New Roman"/>
                 <w:sz w:val="21"/>
               </w:rPr>
-              <w:t>`model.py`</w:t>
+              <w:t>Fusion classification engine</w:t>
             </w:r>
           </w:p>
         </w:tc>
@@ -6590,7 +6580,7 @@
                 <w:rFonts w:ascii="Times New Roman" w:hAnsi="Times New Roman"/>
                 <w:sz w:val="21"/>
               </w:rPr>
-              <w:t>The `EmailSpamDetector` class: fusion pipeline (word TF-IDF, char TF-IDF, DictVectorizer metadata, StandardScaler), fit/predict, save/load; a `Prediction` result carrying label, probability, confidence and fired signals.</w:t>
+              <w:t>The core detector: it combined word-level and character-level TF-IDF content features with the standardised metadata into one fused representation, fitted the logistic-regression classifier (with Naïve Bayes and a support-vector machine also evaluated for comparison), and produced for each message a label, a spam probability, a confidence value and the list of fired signals.</w:t>
             </w:r>
           </w:p>
         </w:tc>
@@ -6616,7 +6606,7 @@
                 <w:rFonts w:ascii="Times New Roman" w:hAnsi="Times New Roman"/>
                 <w:sz w:val="21"/>
               </w:rPr>
-              <w:t>`api.py`</w:t>
+              <w:t>Detection service</w:t>
             </w:r>
           </w:p>
         </w:tc>
@@ -6640,7 +6630,7 @@
                 <w:rFonts w:ascii="Times New Roman" w:hAnsi="Times New Roman"/>
                 <w:sz w:val="21"/>
               </w:rPr>
-              <w:t>FastAPI service: `/health`, `/predict`, `/feedback`, and an HTML paste-and-check page with review buttons.</w:t>
+              <w:t>Exposed the trained engine as a web service with a health check, a prediction endpoint and a feedback endpoint, together with a browser page in which a reviewer could paste an email, see the decision and its signals, and correct it.</w:t>
             </w:r>
           </w:p>
         </w:tc>
@@ -6666,7 +6656,7 @@
                 <w:rFonts w:ascii="Times New Roman" w:hAnsi="Times New Roman"/>
                 <w:sz w:val="21"/>
               </w:rPr>
-              <w:t>`scan_mailbox.py`</w:t>
+              <w:t>Mailbox scanner</w:t>
             </w:r>
           </w:p>
         </w:tc>
@@ -6690,7 +6680,7 @@
                 <w:rFonts w:ascii="Times New Roman" w:hAnsi="Times New Roman"/>
                 <w:sz w:val="21"/>
               </w:rPr>
-              <w:t>Folder scanning with `report`, `quarantine` and `watch` modes; logs every decision to a review queue.</w:t>
+              <w:t>Monitored a mail folder and operated in three modes — report only, quarantine, or continuous watch — logging every decision to the review queue and moving flagged mail to a quarantine folder.</w:t>
             </w:r>
           </w:p>
         </w:tc>
@@ -6716,7 +6706,7 @@
                 <w:rFonts w:ascii="Times New Roman" w:hAnsi="Times New Roman"/>
                 <w:sz w:val="21"/>
               </w:rPr>
-              <w:t>`feedback.py`</w:t>
+              <w:t>Review and feedback store</w:t>
             </w:r>
           </w:p>
         </w:tc>
@@ -6740,7 +6730,7 @@
                 <w:rFonts w:ascii="Times New Roman" w:hAnsi="Times New Roman"/>
                 <w:sz w:val="21"/>
               </w:rPr>
-              <w:t>Converts reviewer corrections in the queue into a labelled `feedback.csv`.</w:t>
+              <w:t>Recorded each reviewer correction as a labelled example, accumulating human-verified data for the next retraining cycle.</w:t>
             </w:r>
           </w:p>
         </w:tc>
@@ -6766,7 +6756,7 @@
                 <w:rFonts w:ascii="Times New Roman" w:hAnsi="Times New Roman"/>
                 <w:sz w:val="21"/>
               </w:rPr>
-              <w:t>`prepare_dataset.py`</w:t>
+              <w:t>Data preparation</w:t>
             </w:r>
           </w:p>
         </w:tc>
@@ -6790,7 +6780,7 @@
                 <w:rFonts w:ascii="Times New Roman" w:hAnsi="Times New Roman"/>
                 <w:sz w:val="21"/>
               </w:rPr>
-              <w:t>Ingests and merges public corpus CSVs, de-duplicates, handles encodings, long fields and multiple label formats.</w:t>
+              <w:t>Merged the public source corpora into one reviewed dataset, de-duplicated repeated messages, and handled different text encodings, long email bodies and differing label formats.</w:t>
             </w:r>
           </w:p>
         </w:tc>
@@ -6816,7 +6806,7 @@
                 <w:rFonts w:ascii="Times New Roman" w:hAnsi="Times New Roman"/>
                 <w:sz w:val="21"/>
               </w:rPr>
-              <w:t>`evaluate.py`</w:t>
+              <w:t>Training and evaluation</w:t>
             </w:r>
           </w:p>
         </w:tc>
@@ -6840,7 +6830,7 @@
                 <w:rFonts w:ascii="Times New Roman" w:hAnsi="Times New Roman"/>
                 <w:sz w:val="21"/>
               </w:rPr>
-              <w:t>Held-out training/evaluation: metrics, confusion matrix, threshold sweep, recall-at-low-FPR, latency; serialises the model.</w:t>
+              <w:t>Fitted a model on the training split, evaluated it on the held-out split, produced the confusion matrix, metrics, threshold sweep and latency measurements, and saved the trained model for deployment.</w:t>
             </w:r>
           </w:p>
         </w:tc>
@@ -6866,7 +6856,7 @@
                 <w:rFonts w:ascii="Times New Roman" w:hAnsi="Times New Roman"/>
                 <w:sz w:val="21"/>
               </w:rPr>
-              <w:t>`evaluate_external.py`</w:t>
+              <w:t>External (AI-mail) evaluation</w:t>
             </w:r>
           </w:p>
         </w:tc>
@@ -6890,7 +6880,7 @@
                 <w:rFonts w:ascii="Times New Roman" w:hAnsi="Times New Roman"/>
                 <w:sz w:val="21"/>
               </w:rPr>
-              <w:t>Scores external/AI-style sets that may contain a single class; threshold sweep.</w:t>
+              <w:t>Scored external and AI-generated message sets — which could contain only one class — reporting catch rate across thresholds rather than requiring both classes.</w:t>
             </w:r>
           </w:p>
         </w:tc>
@@ -6899,7 +6889,7 @@
     <w:p/>
     <w:p>
       <w:r>
-        <w:t>The deployed classifier (`model.py`) was a scikit-learn `Pipeline`. Its feature stage was a</w:t>
+        <w:t>The deployed classifier was a scikit-learn `Pipeline`. Its feature stage was a</w:t>
       </w:r>
     </w:p>
     <w:p>
@@ -7722,7 +7712,7 @@
     </w:p>
     <w:p>
       <w:r>
-        <w:t>reviewer's corrections flowed through `feedback.py` into `feedback.csv`; the retraining path</w:t>
+        <w:t>reviewer's corrections were written to the labelled feedback store; the retraining path</w:t>
       </w:r>
     </w:p>
     <w:p>
@@ -7732,7 +7722,7 @@
     </w:p>
     <w:p>
       <w:r>
-        <w:t>held-out split, and replaced the deployed artefact only if performance was maintained. All</w:t>
+        <w:t>held-out split, and replaced the deployed model only if performance was maintained. All</w:t>
       </w:r>
     </w:p>
     <w:p>
@@ -9367,169 +9357,87 @@
     </w:p>
     <w:p>
       <w:r>
-        <w:t>The model lifecycle proceeded in four stages. First, the public corpus was merged and</w:t>
-      </w:r>
-    </w:p>
-    <w:p>
-      <w:r>
-        <w:t>de-duplicated into a single reviewed CSV. Second, the training script fitted the fusion</w:t>
-      </w:r>
-    </w:p>
-    <w:p>
-      <w:r>
-        <w:t>pipeline on the training split, evaluated it on the held-out split, reported the confusion</w:t>
-      </w:r>
-    </w:p>
-    <w:p>
-      <w:r>
-        <w:t>matrix and threshold sweep, and saved the artefact with Joblib. Third, external and</w:t>
-      </w:r>
-    </w:p>
-    <w:p>
-      <w:r>
-        <w:t>AI-generated sets were scored with the single-class-aware external evaluator. Fourth, the</w:t>
-      </w:r>
-    </w:p>
-    <w:p>
-      <w:r>
-        <w:t>service or mailbox watcher loaded the saved artefact and served predictions while reviewer</w:t>
-      </w:r>
-    </w:p>
-    <w:p>
-      <w:r>
-        <w:t>corrections accumulated for the next retraining cycle.</w:t>
-      </w:r>
-    </w:p>
-    <w:p>
-      <w:pPr>
-        <w:spacing w:line="240" w:lineRule="auto" w:after="0"/>
-      </w:pPr>
-      <w:r>
-        <w:rPr>
-          <w:rFonts w:ascii="Consolas" w:hAnsi="Consolas"/>
-          <w:sz w:val="19"/>
-        </w:rPr>
-        <w:t># train on the public corpus, evaluate on the held-out split, and save the model</w:t>
-      </w:r>
-    </w:p>
-    <w:p>
-      <w:pPr>
-        <w:spacing w:line="240" w:lineRule="auto" w:after="0"/>
-      </w:pPr>
-      <w:r>
-        <w:rPr>
-          <w:rFonts w:ascii="Consolas" w:hAnsi="Consolas"/>
-          <w:sz w:val="19"/>
-        </w:rPr>
-        <w:t>python -m spam_detection.evaluate data/reviewed_mail.csv --save models/email_spam_detector.joblib</w:t>
-      </w:r>
-    </w:p>
-    <w:p>
-      <w:pPr>
-        <w:spacing w:line="240" w:lineRule="auto" w:after="0"/>
-      </w:pPr>
-      <w:r>
-        <w:rPr>
-          <w:rFonts w:ascii="Consolas" w:hAnsi="Consolas"/>
-          <w:sz w:val="19"/>
-        </w:rPr>
-        <w:t xml:space="preserve"> </w:t>
-      </w:r>
-    </w:p>
-    <w:p>
-      <w:pPr>
-        <w:spacing w:line="240" w:lineRule="auto" w:after="0"/>
-      </w:pPr>
-      <w:r>
-        <w:rPr>
-          <w:rFonts w:ascii="Consolas" w:hAnsi="Consolas"/>
-          <w:sz w:val="19"/>
-        </w:rPr>
-        <w:t># score an external / AI-generated set (body-only CSV supported)</w:t>
-      </w:r>
-    </w:p>
-    <w:p>
-      <w:pPr>
-        <w:spacing w:line="240" w:lineRule="auto" w:after="0"/>
-      </w:pPr>
-      <w:r>
-        <w:rPr>
-          <w:rFonts w:ascii="Consolas" w:hAnsi="Consolas"/>
-          <w:sz w:val="19"/>
-        </w:rPr>
-        <w:t>python -m spam_detection.evaluate_external models/email_spam_detector.joblib data/llm_test.csv</w:t>
-      </w:r>
-    </w:p>
-    <w:p>
-      <w:pPr>
-        <w:spacing w:line="240" w:lineRule="auto" w:after="0"/>
-      </w:pPr>
-      <w:r>
-        <w:rPr>
-          <w:rFonts w:ascii="Consolas" w:hAnsi="Consolas"/>
-          <w:sz w:val="19"/>
-        </w:rPr>
-        <w:t xml:space="preserve"> </w:t>
-      </w:r>
-    </w:p>
-    <w:p>
-      <w:pPr>
-        <w:spacing w:line="240" w:lineRule="auto" w:after="0"/>
-      </w:pPr>
-      <w:r>
-        <w:rPr>
-          <w:rFonts w:ascii="Consolas" w:hAnsi="Consolas"/>
-          <w:sz w:val="19"/>
-        </w:rPr>
-        <w:t># run the review service, then open http://127.0.0.1:8000/ in a browser</w:t>
-      </w:r>
-    </w:p>
-    <w:p>
-      <w:pPr>
-        <w:spacing w:line="240" w:lineRule="auto" w:after="0"/>
-      </w:pPr>
-      <w:r>
-        <w:rPr>
-          <w:rFonts w:ascii="Consolas" w:hAnsi="Consolas"/>
-          <w:sz w:val="19"/>
-        </w:rPr>
-        <w:t>python -m uvicorn spam_detection.api:app --host 0.0.0.0 --port 8000</w:t>
-      </w:r>
-    </w:p>
-    <w:p>
-      <w:pPr>
-        <w:spacing w:line="240" w:lineRule="auto" w:after="0"/>
-      </w:pPr>
-      <w:r>
-        <w:rPr>
-          <w:rFonts w:ascii="Consolas" w:hAnsi="Consolas"/>
-          <w:sz w:val="19"/>
-        </w:rPr>
-        <w:t xml:space="preserve"> </w:t>
-      </w:r>
-    </w:p>
-    <w:p>
-      <w:pPr>
-        <w:spacing w:line="240" w:lineRule="auto" w:after="0"/>
-      </w:pPr>
-      <w:r>
-        <w:rPr>
-          <w:rFonts w:ascii="Consolas" w:hAnsi="Consolas"/>
-          <w:sz w:val="19"/>
-        </w:rPr>
-        <w:t># watch a folder and quarantine flagged mail as it arrives</w:t>
-      </w:r>
-    </w:p>
-    <w:p>
-      <w:pPr>
-        <w:spacing w:line="240" w:lineRule="auto" w:after="0"/>
-      </w:pPr>
-      <w:r>
-        <w:rPr>
-          <w:rFonts w:ascii="Consolas" w:hAnsi="Consolas"/>
-          <w:sz w:val="19"/>
-        </w:rPr>
-        <w:t>python -m spam_detection.scan_mailbox mail_inbox --action quarantine --watch</w:t>
+        <w:t>The system was operated through four stages. First, the public corpus was merged and</w:t>
+      </w:r>
+    </w:p>
+    <w:p>
+      <w:r>
+        <w:t>de-duplicated into a single reviewed dataset, as described in Section 5.2. Second, the fusion</w:t>
+      </w:r>
+    </w:p>
+    <w:p>
+      <w:r>
+        <w:t>model was trained on the training split and evaluated on the held-out split, after which the</w:t>
+      </w:r>
+    </w:p>
+    <w:p>
+      <w:r>
+        <w:t>trained model was saved for deployment. Third, the external and AI-generated message sets were</w:t>
+      </w:r>
+    </w:p>
+    <w:p>
+      <w:r>
+        <w:t>scored to measure generalisation to modern threats. Fourth, the detection service and the</w:t>
+      </w:r>
+    </w:p>
+    <w:p>
+      <w:r>
+        <w:t>mailbox watcher loaded the saved model and served predictions, while reviewer corrections</w:t>
+      </w:r>
+    </w:p>
+    <w:p>
+      <w:r>
+        <w:t>accumulated in the feedback store to be incorporated in the next retraining cycle. These stages</w:t>
+      </w:r>
+    </w:p>
+    <w:p>
+      <w:r>
+        <w:t>could be triggered through short command-line instructions, which are listed in full in</w:t>
+      </w:r>
+    </w:p>
+    <w:p>
+      <w:r>
+        <w:t>Appendix D for reproducibility; the following figures illustrate the system in operation.</w:t>
+      </w:r>
+    </w:p>
+    <w:p>
+      <w:r>
+        <w:t>The review console, shown in Figure 5.2, allowed a reviewer to paste an email and immediately</w:t>
+      </w:r>
+    </w:p>
+    <w:p>
+      <w:r>
+        <w:t>see its classification, the probability assigned, and the individual structural signals that</w:t>
+      </w:r>
+    </w:p>
+    <w:p>
+      <w:r>
+        <w:t>fired, together with buttons to confirm or correct the decision. When the detector was accessed</w:t>
+      </w:r>
+    </w:p>
+    <w:p>
+      <w:r>
+        <w:t>through its service interface, it returned a structured response containing the predicted label,</w:t>
+      </w:r>
+    </w:p>
+    <w:p>
+      <w:r>
+        <w:t>the spam probability, a confidence value and the list of contributing signals, as shown in</w:t>
+      </w:r>
+    </w:p>
+    <w:p>
+      <w:r>
+        <w:t>Figure 5.3. Finally, the mailbox watcher could monitor a folder and, in quarantine mode, move</w:t>
+      </w:r>
+    </w:p>
+    <w:p>
+      <w:r>
+        <w:t>each flagged message into a quarantine directory while logging the decision to the review queue,</w:t>
+      </w:r>
+    </w:p>
+    <w:p>
+      <w:r>
+        <w:t>as shown in Figure 5.4.</w:t>
       </w:r>
     </w:p>
     <w:p>
@@ -9550,7 +9458,7 @@
     </w:p>
     <w:p>
       <w:r>
-        <w:t>"Spam / Ham / Correct" feedback buttons.]</w:t>
+        <w:t>Spam / Ham / Correct feedback buttons.]</w:t>
       </w:r>
     </w:p>
     <w:p>
@@ -9561,7 +9469,7 @@
         <w:rPr>
           <w:i/>
         </w:rPr>
-        <w:t>FIGURE 5.3: Screenshot of an example `/predict` JSON response showing the label, probability,</w:t>
+        <w:t>FIGURE 5.3: Screenshot of an example service prediction response showing the label, probability,</w:t>
       </w:r>
     </w:p>
     <w:p>
@@ -9577,12 +9485,12 @@
         <w:rPr>
           <w:i/>
         </w:rPr>
-        <w:t>FIGURE 5.4: Screenshot of a mailbox watch run in quarantine mode, showing a flagged file being</w:t>
-      </w:r>
-    </w:p>
-    <w:p>
-      <w:r>
-        <w:t>moved to the quarantine directory and the decision being logged to the review queue.]</w:t>
+        <w:t>FIGURE 5.4: Screenshot of a mailbox watch run in quarantine mode, showing a flagged message</w:t>
+      </w:r>
+    </w:p>
+    <w:p>
+      <w:r>
+        <w:t>being moved to the quarantine directory and the decision being logged to the review queue.]</w:t>
       </w:r>
     </w:p>
     <w:p>
@@ -9823,7 +9731,7 @@
     </w:p>
     <w:p>
       <w:r>
-        <w:t>AI-generated sets were scored with `evaluate_external.py`. The metrics were accuracy,</w:t>
+        <w:t>AI-generated sets were scored with the external-evaluation procedure, which reported catch rate across thresholds. The metrics were accuracy,</w:t>
       </w:r>
     </w:p>
     <w:p>
@@ -9857,20 +9765,6 @@
           <w:color w:val="000000"/>
         </w:rPr>
         <w:t>6.2 Testing Setup and Result</w:t>
-      </w:r>
-    </w:p>
-    <w:p>
-      <w:r>
-        <w:t xml:space="preserve">&gt; </w:t>
-      </w:r>
-      <w:r>
-        <w:rPr>
-          <w:b/>
-        </w:rPr>
-        <w:t>Ready-made figures:</w:t>
-      </w:r>
-      <w:r>
-        <w:t xml:space="preserve"> run `python reports/make_result_figures.py data/reviewed_mail.csv --llm data/llm_test.csv`</w:t>
       </w:r>
     </w:p>
     <w:p>
@@ -10451,66 +10345,57 @@
     </w:p>
     <w:p>
       <w:r>
-        <w:t>The three classifiers were compared on content-only and fused features using the supplied</w:t>
-      </w:r>
-    </w:p>
-    <w:p>
-      <w:r>
-        <w:t>comparison script:</w:t>
-      </w:r>
-    </w:p>
-    <w:p>
-      <w:pPr>
-        <w:spacing w:line="240" w:lineRule="auto" w:after="0"/>
-      </w:pPr>
-      <w:r>
-        <w:rPr>
-          <w:rFonts w:ascii="Consolas" w:hAnsi="Consolas"/>
-          <w:sz w:val="19"/>
-        </w:rPr>
-        <w:t>python compare_models.py data/reviewed_mail.csv            # full corpus</w:t>
-      </w:r>
-    </w:p>
-    <w:p>
-      <w:pPr>
-        <w:spacing w:line="240" w:lineRule="auto" w:after="0"/>
-      </w:pPr>
-      <w:r>
-        <w:rPr>
-          <w:rFonts w:ascii="Consolas" w:hAnsi="Consolas"/>
-          <w:sz w:val="19"/>
-        </w:rPr>
-        <w:t>python compare_models.py data/reviewed_mail.csv --limit 20000   # faster run</w:t>
-      </w:r>
-    </w:p>
-    <w:p>
-      <w:r>
-        <w:t>The command prints accuracy, precision, recall, F1 and ROC-AUC for each configuration and</w:t>
-      </w:r>
-    </w:p>
-    <w:p>
-      <w:r>
-        <w:t>also writes `reports/model_comparison.csv`, a ready-to-paste `reports/table6_2.md` and the bar</w:t>
-      </w:r>
-    </w:p>
-    <w:p>
-      <w:r>
-        <w:t>chart `reports/figures/fig6_model_comparison.png`. Running it on the full 81,152-email corpus</w:t>
-      </w:r>
-    </w:p>
-    <w:p>
-      <w:r>
-        <w:t>produced the figures shown in Table 6.2. The support-vector-machine iteration limit was raised</w:t>
-      </w:r>
-    </w:p>
-    <w:p>
-      <w:r>
-        <w:t>to 10,000 because the default 1,000 raised a convergence warning on the large fused feature set;</w:t>
-      </w:r>
-    </w:p>
-    <w:p>
-      <w:r>
-        <w:t>with this setting the metrics were stable and effectively unchanged beyond that point.</w:t>
+        <w:t>The three classifiers — multinomial Naïve Bayes, class-balanced logistic regression and a</w:t>
+      </w:r>
+    </w:p>
+    <w:p>
+      <w:r>
+        <w:t>linear support-vector machine — were each trained and evaluated under two feature</w:t>
+      </w:r>
+    </w:p>
+    <w:p>
+      <w:r>
+        <w:t>configurations: content features only, and the full content–metadata fusion. All five</w:t>
+      </w:r>
+    </w:p>
+    <w:p>
+      <w:r>
+        <w:t>resulting configurations used the same training and held-out split, the same preprocessing and</w:t>
+      </w:r>
+    </w:p>
+    <w:p>
+      <w:r>
+        <w:t>the same decision threshold, so that the comparison reflected only the choice of classifier and</w:t>
+      </w:r>
+    </w:p>
+    <w:p>
+      <w:r>
+        <w:t>feature set. For each configuration the accuracy, precision, recall, F1 score and ROC-AUC were</w:t>
+      </w:r>
+    </w:p>
+    <w:p>
+      <w:r>
+        <w:t>recorded on the held-out split; the complete command-line procedure is documented in Appendix D.</w:t>
+      </w:r>
+    </w:p>
+    <w:p>
+      <w:r>
+        <w:t>The results on the full 81,152-email corpus are summarised in Table 6.2. The support-vector</w:t>
+      </w:r>
+    </w:p>
+    <w:p>
+      <w:r>
+        <w:t>machine's iteration limit was raised from the default 1,000 to 10,000 because the default value</w:t>
+      </w:r>
+    </w:p>
+    <w:p>
+      <w:r>
+        <w:t>produced a convergence warning on the large fused feature set; with this setting the metrics</w:t>
+      </w:r>
+    </w:p>
+    <w:p>
+      <w:r>
+        <w:t>were stable and effectively unchanged beyond that point.</w:t>
       </w:r>
     </w:p>
     <w:p>
@@ -11925,7 +11810,7 @@
     </w:p>
     <w:p>
       <w:r>
-        <w:t>summarises the change; a self-contained demonstration (`demo_adaptive.py`) showed a new campaign</w:t>
+        <w:t>summarises the change; a controlled before/after demonstration used a held-out new campaign that</w:t>
       </w:r>
     </w:p>
     <w:p>
@@ -12286,7 +12171,7 @@
                 <w:rFonts w:ascii="Times New Roman" w:hAnsi="Times New Roman"/>
                 <w:sz w:val="21"/>
               </w:rPr>
-              <w:t>Demo campaign caught (`demo_adaptive.py`)</w:t>
+              <w:t>Demo campaign caught (held-out set)</w:t>
             </w:r>
           </w:p>
         </w:tc>
@@ -14136,7 +14021,7 @@
                 <w:rFonts w:ascii="Times New Roman" w:hAnsi="Times New Roman"/>
                 <w:sz w:val="21"/>
               </w:rPr>
-              <w:t>`features.py`; twelve metadata signals (Table 4.2)</w:t>
+              <w:t>Content and metadata extraction component; twelve metadata signals (Table 4.2)</w:t>
             </w:r>
           </w:p>
         </w:tc>
@@ -14284,7 +14169,7 @@
                 <w:rFonts w:ascii="Times New Roman" w:hAnsi="Times New Roman"/>
                 <w:sz w:val="21"/>
               </w:rPr>
-              <w:t>`compare_models.py`; Table 6.2</w:t>
+              <w:t>Classifier comparison experiment; Table 6.2</w:t>
             </w:r>
           </w:p>
         </w:tc>
@@ -15084,12 +14969,12 @@
     </w:p>
     <w:p>
       <w:r>
-        <w:t>[FILL IN: paste the complete `compare_models.py` output table and per-configuration confusion</w:t>
-      </w:r>
-    </w:p>
-    <w:p>
-      <w:r>
-        <w:t>matrices.]</w:t>
+        <w:t>[FILL IN: paste the complete classifier-comparison output table and the per-configuration</w:t>
+      </w:r>
+    </w:p>
+    <w:p>
+      <w:r>
+        <w:t>confusion matrices produced during the evaluation described in Section 6.2.]</w:t>
       </w:r>
     </w:p>
     <w:p>
@@ -15130,7 +15015,205 @@
     </w:p>
     <w:p>
       <w:r>
-        <w:t>[FILL IN: full command reference and any additional screenshots not placed in Chapter 5.]</w:t>
+        <w:t>For reproducibility, the system was run from the command line inside the Python virtual</w:t>
+      </w:r>
+    </w:p>
+    <w:p>
+      <w:r>
+        <w:t>environment described in Section 5.2. The environment was created and the required libraries</w:t>
+      </w:r>
+    </w:p>
+    <w:p>
+      <w:r>
+        <w:t>installed with the following commands:</w:t>
+      </w:r>
+    </w:p>
+    <w:p>
+      <w:pPr>
+        <w:spacing w:line="240" w:lineRule="auto" w:after="0"/>
+      </w:pPr>
+      <w:r>
+        <w:rPr>
+          <w:rFonts w:ascii="Consolas" w:hAnsi="Consolas"/>
+          <w:sz w:val="19"/>
+        </w:rPr>
+        <w:t>python -m venv .venv</w:t>
+      </w:r>
+    </w:p>
+    <w:p>
+      <w:pPr>
+        <w:spacing w:line="240" w:lineRule="auto" w:after="0"/>
+      </w:pPr>
+      <w:r>
+        <w:rPr>
+          <w:rFonts w:ascii="Consolas" w:hAnsi="Consolas"/>
+          <w:sz w:val="19"/>
+        </w:rPr>
+        <w:t>.venv\Scripts\activate          (Windows)   /   source .venv/bin/activate   (Linux/macOS)</w:t>
+      </w:r>
+    </w:p>
+    <w:p>
+      <w:pPr>
+        <w:spacing w:line="240" w:lineRule="auto" w:after="0"/>
+      </w:pPr>
+      <w:r>
+        <w:rPr>
+          <w:rFonts w:ascii="Consolas" w:hAnsi="Consolas"/>
+          <w:sz w:val="19"/>
+        </w:rPr>
+        <w:t>pip install -r requirements.txt</w:t>
+      </w:r>
+    </w:p>
+    <w:p>
+      <w:r>
+        <w:t>The four principal operations — training and evaluation, external (AI-mail) evaluation,</w:t>
+      </w:r>
+    </w:p>
+    <w:p>
+      <w:r>
+        <w:t>running the detection service, and continuous mailbox monitoring — were invoked as follows:</w:t>
+      </w:r>
+    </w:p>
+    <w:p>
+      <w:pPr>
+        <w:spacing w:line="240" w:lineRule="auto" w:after="0"/>
+      </w:pPr>
+      <w:r>
+        <w:rPr>
+          <w:rFonts w:ascii="Consolas" w:hAnsi="Consolas"/>
+          <w:sz w:val="19"/>
+        </w:rPr>
+        <w:t># 1. Train on the reviewed corpus, evaluate on the held-out split, and save the model</w:t>
+      </w:r>
+    </w:p>
+    <w:p>
+      <w:pPr>
+        <w:spacing w:line="240" w:lineRule="auto" w:after="0"/>
+      </w:pPr>
+      <w:r>
+        <w:rPr>
+          <w:rFonts w:ascii="Consolas" w:hAnsi="Consolas"/>
+          <w:sz w:val="19"/>
+        </w:rPr>
+        <w:t>python -m spam_detection.evaluate data/reviewed_mail.csv --save models/email_spam_detector.joblib</w:t>
+      </w:r>
+    </w:p>
+    <w:p>
+      <w:pPr>
+        <w:spacing w:line="240" w:lineRule="auto" w:after="0"/>
+      </w:pPr>
+      <w:r>
+        <w:rPr>
+          <w:rFonts w:ascii="Consolas" w:hAnsi="Consolas"/>
+          <w:sz w:val="19"/>
+        </w:rPr>
+        <w:t xml:space="preserve"> </w:t>
+      </w:r>
+    </w:p>
+    <w:p>
+      <w:pPr>
+        <w:spacing w:line="240" w:lineRule="auto" w:after="0"/>
+      </w:pPr>
+      <w:r>
+        <w:rPr>
+          <w:rFonts w:ascii="Consolas" w:hAnsi="Consolas"/>
+          <w:sz w:val="19"/>
+        </w:rPr>
+        <w:t># 2. Score an external / AI-generated set (a body-only CSV is supported)</w:t>
+      </w:r>
+    </w:p>
+    <w:p>
+      <w:pPr>
+        <w:spacing w:line="240" w:lineRule="auto" w:after="0"/>
+      </w:pPr>
+      <w:r>
+        <w:rPr>
+          <w:rFonts w:ascii="Consolas" w:hAnsi="Consolas"/>
+          <w:sz w:val="19"/>
+        </w:rPr>
+        <w:t>python -m spam_detection.evaluate_external models/email_spam_detector.joblib data/llm_test.csv</w:t>
+      </w:r>
+    </w:p>
+    <w:p>
+      <w:pPr>
+        <w:spacing w:line="240" w:lineRule="auto" w:after="0"/>
+      </w:pPr>
+      <w:r>
+        <w:rPr>
+          <w:rFonts w:ascii="Consolas" w:hAnsi="Consolas"/>
+          <w:sz w:val="19"/>
+        </w:rPr>
+        <w:t xml:space="preserve"> </w:t>
+      </w:r>
+    </w:p>
+    <w:p>
+      <w:pPr>
+        <w:spacing w:line="240" w:lineRule="auto" w:after="0"/>
+      </w:pPr>
+      <w:r>
+        <w:rPr>
+          <w:rFonts w:ascii="Consolas" w:hAnsi="Consolas"/>
+          <w:sz w:val="19"/>
+        </w:rPr>
+        <w:t># 3. Start the detection service, then open its address in a web browser</w:t>
+      </w:r>
+    </w:p>
+    <w:p>
+      <w:pPr>
+        <w:spacing w:line="240" w:lineRule="auto" w:after="0"/>
+      </w:pPr>
+      <w:r>
+        <w:rPr>
+          <w:rFonts w:ascii="Consolas" w:hAnsi="Consolas"/>
+          <w:sz w:val="19"/>
+        </w:rPr>
+        <w:t>python -m uvicorn spam_detection.api:app --host 0.0.0.0 --port 8000</w:t>
+      </w:r>
+    </w:p>
+    <w:p>
+      <w:pPr>
+        <w:spacing w:line="240" w:lineRule="auto" w:after="0"/>
+      </w:pPr>
+      <w:r>
+        <w:rPr>
+          <w:rFonts w:ascii="Consolas" w:hAnsi="Consolas"/>
+          <w:sz w:val="19"/>
+        </w:rPr>
+        <w:t xml:space="preserve"> </w:t>
+      </w:r>
+    </w:p>
+    <w:p>
+      <w:pPr>
+        <w:spacing w:line="240" w:lineRule="auto" w:after="0"/>
+      </w:pPr>
+      <w:r>
+        <w:rPr>
+          <w:rFonts w:ascii="Consolas" w:hAnsi="Consolas"/>
+          <w:sz w:val="19"/>
+        </w:rPr>
+        <w:t># 4. Monitor a folder and quarantine flagged mail as it arrives</w:t>
+      </w:r>
+    </w:p>
+    <w:p>
+      <w:pPr>
+        <w:spacing w:line="240" w:lineRule="auto" w:after="0"/>
+      </w:pPr>
+      <w:r>
+        <w:rPr>
+          <w:rFonts w:ascii="Consolas" w:hAnsi="Consolas"/>
+          <w:sz w:val="19"/>
+        </w:rPr>
+        <w:t>python -m spam_detection.scan_mailbox mail_inbox --action quarantine --watch</w:t>
+      </w:r>
+    </w:p>
+    <w:p>
+      <w:r>
+        <w:t>[FILL IN: add any further screenshots not placed in Chapter 5, e.g. the training output and the</w:t>
+      </w:r>
+    </w:p>
+    <w:p>
+      <w:r>
+        <w:t>threshold-sweep output.]</w:t>
       </w:r>
     </w:p>
     <w:p>

--- a/REPORT_FYP2.docx
+++ b/REPORT_FYP2.docx
@@ -11810,12 +11810,17 @@
     </w:p>
     <w:p>
       <w:r>
-        <w:t>summarises the change; a controlled before/after demonstration used a held-out new campaign that</w:t>
-      </w:r>
-    </w:p>
-    <w:p>
-      <w:r>
-        <w:t>going from 0/6 to 5/6 caught after a single reviewed retraining cycle.</w:t>
+        <w:t>summarises the change; in a controlled before/after demonstration on a held-out new campaign,</w:t>
+      </w:r>
+    </w:p>
+    <w:p>
+      <w:r>
+        <w:t>the number of campaign messages caught rose from 0 out of 6 before retraining to 5 out of 6 after</w:t>
+      </w:r>
+    </w:p>
+    <w:p>
+      <w:r>
+        <w:t>a single reviewed retraining cycle.</w:t>
       </w:r>
     </w:p>
     <w:p>

--- a/REPORT_FYP2.docx
+++ b/REPORT_FYP2.docx
@@ -6374,17 +6374,17 @@
     </w:p>
     <w:p>
       <w:r>
-        <w:t>Each block was implemented as an independent, testable Python module under the</w:t>
-      </w:r>
-    </w:p>
-    <w:p>
-      <w:r>
-        <w:t>the detector package, which allowed individual stages to be updated and retrained without</w:t>
-      </w:r>
-    </w:p>
-    <w:p>
-      <w:r>
-        <w:t>rebuilding the pipeline.</w:t>
+        <w:t>Each block was implemented as an independent, testable module within the detector</w:t>
+      </w:r>
+    </w:p>
+    <w:p>
+      <w:r>
+        <w:t>package, which allowed individual stages to be updated and retrained without rebuilding the</w:t>
+      </w:r>
+    </w:p>
+    <w:p>
+      <w:r>
+        <w:t>whole pipeline. The following section specifies each block in turn.</w:t>
       </w:r>
     </w:p>
     <w:p>
@@ -6402,7 +6402,17 @@
     </w:p>
     <w:p>
       <w:r>
-        <w:t>Table 4.1 lists the modules and their responsibilities.</w:t>
+        <w:t>The five blocks of Figure 4.1 were realised as eight functional components, summarised in</w:t>
+      </w:r>
+    </w:p>
+    <w:p>
+      <w:r>
+        <w:t>Table 4.1 and then described in detail in Sections 4.2.1 to 4.2.5. Each component was kept</w:t>
+      </w:r>
+    </w:p>
+    <w:p>
+      <w:r>
+        <w:t>independent so that it could be modified or replaced without affecting the others.</w:t>
       </w:r>
     </w:p>
     <w:p>
@@ -6416,6 +6426,1011 @@
           <w:sz w:val="22"/>
         </w:rPr>
         <w:t>Table 4.1 — System components and their responsibilities.</w:t>
+      </w:r>
+    </w:p>
+    <w:tbl>
+      <w:tblPr>
+        <w:tblStyle w:val="TableGrid"/>
+        <w:tblW w:type="auto" w:w="0"/>
+        <w:jc w:val="center"/>
+        <w:tblLook w:firstColumn="1" w:firstRow="1" w:lastColumn="0" w:lastRow="0" w:noHBand="0" w:noVBand="1" w:val="04A0"/>
+      </w:tblPr>
+      <w:tblGrid>
+        <w:gridCol w:w="3024"/>
+        <w:gridCol w:w="3024"/>
+        <w:gridCol w:w="3024"/>
+      </w:tblGrid>
+      <w:tr>
+        <w:tc>
+          <w:tcPr>
+            <w:tcW w:type="dxa" w:w="3024"/>
+            <w:shd w:val="clear" w:fill="D9E2F3"/>
+          </w:tcPr>
+          <w:p>
+            <w:pPr>
+              <w:spacing w:line="240" w:lineRule="auto" w:after="40"/>
+              <w:jc w:val="left"/>
+            </w:pPr>
+            <w:r>
+              <w:rPr>
+                <w:rFonts w:ascii="Times New Roman" w:hAnsi="Times New Roman"/>
+                <w:b/>
+                <w:sz w:val="21"/>
+              </w:rPr>
+            </w:r>
+            <w:r>
+              <w:rPr>
+                <w:rFonts w:ascii="Times New Roman" w:hAnsi="Times New Roman"/>
+                <w:b/>
+                <w:sz w:val="21"/>
+              </w:rPr>
+              <w:t>Component</w:t>
+            </w:r>
+          </w:p>
+        </w:tc>
+        <w:tc>
+          <w:tcPr>
+            <w:tcW w:type="dxa" w:w="3024"/>
+            <w:shd w:val="clear" w:fill="D9E2F3"/>
+          </w:tcPr>
+          <w:p>
+            <w:pPr>
+              <w:spacing w:line="240" w:lineRule="auto" w:after="40"/>
+              <w:jc w:val="left"/>
+            </w:pPr>
+            <w:r>
+              <w:rPr>
+                <w:rFonts w:ascii="Times New Roman" w:hAnsi="Times New Roman"/>
+                <w:b/>
+                <w:sz w:val="21"/>
+              </w:rPr>
+            </w:r>
+            <w:r>
+              <w:rPr>
+                <w:rFonts w:ascii="Times New Roman" w:hAnsi="Times New Roman"/>
+                <w:b/>
+                <w:sz w:val="21"/>
+              </w:rPr>
+              <w:t>Block (Figure 4.1)</w:t>
+            </w:r>
+          </w:p>
+        </w:tc>
+        <w:tc>
+          <w:tcPr>
+            <w:tcW w:type="dxa" w:w="3024"/>
+            <w:shd w:val="clear" w:fill="D9E2F3"/>
+          </w:tcPr>
+          <w:p>
+            <w:pPr>
+              <w:spacing w:line="240" w:lineRule="auto" w:after="40"/>
+              <w:jc w:val="left"/>
+            </w:pPr>
+            <w:r>
+              <w:rPr>
+                <w:rFonts w:ascii="Times New Roman" w:hAnsi="Times New Roman"/>
+                <w:b/>
+                <w:sz w:val="21"/>
+              </w:rPr>
+            </w:r>
+            <w:r>
+              <w:rPr>
+                <w:rFonts w:ascii="Times New Roman" w:hAnsi="Times New Roman"/>
+                <w:b/>
+                <w:sz w:val="21"/>
+              </w:rPr>
+              <w:t>Responsibility</w:t>
+            </w:r>
+          </w:p>
+        </w:tc>
+      </w:tr>
+      <w:tr>
+        <w:tc>
+          <w:tcPr>
+            <w:tcW w:type="dxa" w:w="3024"/>
+          </w:tcPr>
+          <w:p>
+            <w:pPr>
+              <w:spacing w:line="240" w:lineRule="auto" w:after="40"/>
+              <w:jc w:val="left"/>
+            </w:pPr>
+            <w:r>
+              <w:rPr>
+                <w:rFonts w:ascii="Times New Roman" w:hAnsi="Times New Roman"/>
+                <w:sz w:val="21"/>
+              </w:rPr>
+            </w:r>
+            <w:r>
+              <w:rPr>
+                <w:rFonts w:ascii="Times New Roman" w:hAnsi="Times New Roman"/>
+                <w:sz w:val="21"/>
+              </w:rPr>
+              <w:t>Email parsing and feature extraction</w:t>
+            </w:r>
+          </w:p>
+        </w:tc>
+        <w:tc>
+          <w:tcPr>
+            <w:tcW w:type="dxa" w:w="3024"/>
+          </w:tcPr>
+          <w:p>
+            <w:pPr>
+              <w:spacing w:line="240" w:lineRule="auto" w:after="40"/>
+              <w:jc w:val="left"/>
+            </w:pPr>
+            <w:r>
+              <w:rPr>
+                <w:rFonts w:ascii="Times New Roman" w:hAnsi="Times New Roman"/>
+                <w:sz w:val="21"/>
+              </w:rPr>
+            </w:r>
+            <w:r>
+              <w:rPr>
+                <w:rFonts w:ascii="Times New Roman" w:hAnsi="Times New Roman"/>
+                <w:sz w:val="21"/>
+              </w:rPr>
+              <w:t>Parsing and feature extraction</w:t>
+            </w:r>
+          </w:p>
+        </w:tc>
+        <w:tc>
+          <w:tcPr>
+            <w:tcW w:type="dxa" w:w="3024"/>
+          </w:tcPr>
+          <w:p>
+            <w:pPr>
+              <w:spacing w:line="240" w:lineRule="auto" w:after="40"/>
+              <w:jc w:val="left"/>
+            </w:pPr>
+            <w:r>
+              <w:rPr>
+                <w:rFonts w:ascii="Times New Roman" w:hAnsi="Times New Roman"/>
+                <w:sz w:val="21"/>
+              </w:rPr>
+            </w:r>
+            <w:r>
+              <w:rPr>
+                <w:rFonts w:ascii="Times New Roman" w:hAnsi="Times New Roman"/>
+                <w:sz w:val="21"/>
+              </w:rPr>
+              <w:t>Parsed each message and produced the content text together with the twelve structural metadata signals.</w:t>
+            </w:r>
+          </w:p>
+        </w:tc>
+      </w:tr>
+      <w:tr>
+        <w:tc>
+          <w:tcPr>
+            <w:tcW w:type="dxa" w:w="3024"/>
+          </w:tcPr>
+          <w:p>
+            <w:pPr>
+              <w:spacing w:line="240" w:lineRule="auto" w:after="40"/>
+              <w:jc w:val="left"/>
+            </w:pPr>
+            <w:r>
+              <w:rPr>
+                <w:rFonts w:ascii="Times New Roman" w:hAnsi="Times New Roman"/>
+                <w:sz w:val="21"/>
+              </w:rPr>
+            </w:r>
+            <w:r>
+              <w:rPr>
+                <w:rFonts w:ascii="Times New Roman" w:hAnsi="Times New Roman"/>
+                <w:sz w:val="21"/>
+              </w:rPr>
+              <w:t>Data preparation</w:t>
+            </w:r>
+          </w:p>
+        </w:tc>
+        <w:tc>
+          <w:tcPr>
+            <w:tcW w:type="dxa" w:w="3024"/>
+          </w:tcPr>
+          <w:p>
+            <w:pPr>
+              <w:spacing w:line="240" w:lineRule="auto" w:after="40"/>
+              <w:jc w:val="left"/>
+            </w:pPr>
+            <w:r>
+              <w:rPr>
+                <w:rFonts w:ascii="Times New Roman" w:hAnsi="Times New Roman"/>
+                <w:sz w:val="21"/>
+              </w:rPr>
+            </w:r>
+            <w:r>
+              <w:rPr>
+                <w:rFonts w:ascii="Times New Roman" w:hAnsi="Times New Roman"/>
+                <w:sz w:val="21"/>
+              </w:rPr>
+              <w:t>Ingestion</w:t>
+            </w:r>
+          </w:p>
+        </w:tc>
+        <w:tc>
+          <w:tcPr>
+            <w:tcW w:type="dxa" w:w="3024"/>
+          </w:tcPr>
+          <w:p>
+            <w:pPr>
+              <w:spacing w:line="240" w:lineRule="auto" w:after="40"/>
+              <w:jc w:val="left"/>
+            </w:pPr>
+            <w:r>
+              <w:rPr>
+                <w:rFonts w:ascii="Times New Roman" w:hAnsi="Times New Roman"/>
+                <w:sz w:val="21"/>
+              </w:rPr>
+            </w:r>
+            <w:r>
+              <w:rPr>
+                <w:rFonts w:ascii="Times New Roman" w:hAnsi="Times New Roman"/>
+                <w:sz w:val="21"/>
+              </w:rPr>
+              <w:t>Merged and de-duplicated the public corpora into one reviewed dataset.</w:t>
+            </w:r>
+          </w:p>
+        </w:tc>
+      </w:tr>
+      <w:tr>
+        <w:tc>
+          <w:tcPr>
+            <w:tcW w:type="dxa" w:w="3024"/>
+          </w:tcPr>
+          <w:p>
+            <w:pPr>
+              <w:spacing w:line="240" w:lineRule="auto" w:after="40"/>
+              <w:jc w:val="left"/>
+            </w:pPr>
+            <w:r>
+              <w:rPr>
+                <w:rFonts w:ascii="Times New Roman" w:hAnsi="Times New Roman"/>
+                <w:sz w:val="21"/>
+              </w:rPr>
+            </w:r>
+            <w:r>
+              <w:rPr>
+                <w:rFonts w:ascii="Times New Roman" w:hAnsi="Times New Roman"/>
+                <w:sz w:val="21"/>
+              </w:rPr>
+              <w:t>Fusion classification engine</w:t>
+            </w:r>
+          </w:p>
+        </w:tc>
+        <w:tc>
+          <w:tcPr>
+            <w:tcW w:type="dxa" w:w="3024"/>
+          </w:tcPr>
+          <w:p>
+            <w:pPr>
+              <w:spacing w:line="240" w:lineRule="auto" w:after="40"/>
+              <w:jc w:val="left"/>
+            </w:pPr>
+            <w:r>
+              <w:rPr>
+                <w:rFonts w:ascii="Times New Roman" w:hAnsi="Times New Roman"/>
+                <w:sz w:val="21"/>
+              </w:rPr>
+            </w:r>
+            <w:r>
+              <w:rPr>
+                <w:rFonts w:ascii="Times New Roman" w:hAnsi="Times New Roman"/>
+                <w:sz w:val="21"/>
+              </w:rPr>
+              <w:t>Fusion classifier</w:t>
+            </w:r>
+          </w:p>
+        </w:tc>
+        <w:tc>
+          <w:tcPr>
+            <w:tcW w:type="dxa" w:w="3024"/>
+          </w:tcPr>
+          <w:p>
+            <w:pPr>
+              <w:spacing w:line="240" w:lineRule="auto" w:after="40"/>
+              <w:jc w:val="left"/>
+            </w:pPr>
+            <w:r>
+              <w:rPr>
+                <w:rFonts w:ascii="Times New Roman" w:hAnsi="Times New Roman"/>
+                <w:sz w:val="21"/>
+              </w:rPr>
+            </w:r>
+            <w:r>
+              <w:rPr>
+                <w:rFonts w:ascii="Times New Roman" w:hAnsi="Times New Roman"/>
+                <w:sz w:val="21"/>
+              </w:rPr>
+              <w:t>Combined content and metadata features and produced the label, probability and fired signals.</w:t>
+            </w:r>
+          </w:p>
+        </w:tc>
+      </w:tr>
+      <w:tr>
+        <w:tc>
+          <w:tcPr>
+            <w:tcW w:type="dxa" w:w="3024"/>
+          </w:tcPr>
+          <w:p>
+            <w:pPr>
+              <w:spacing w:line="240" w:lineRule="auto" w:after="40"/>
+              <w:jc w:val="left"/>
+            </w:pPr>
+            <w:r>
+              <w:rPr>
+                <w:rFonts w:ascii="Times New Roman" w:hAnsi="Times New Roman"/>
+                <w:sz w:val="21"/>
+              </w:rPr>
+            </w:r>
+            <w:r>
+              <w:rPr>
+                <w:rFonts w:ascii="Times New Roman" w:hAnsi="Times New Roman"/>
+                <w:sz w:val="21"/>
+              </w:rPr>
+              <w:t>Detection service</w:t>
+            </w:r>
+          </w:p>
+        </w:tc>
+        <w:tc>
+          <w:tcPr>
+            <w:tcW w:type="dxa" w:w="3024"/>
+          </w:tcPr>
+          <w:p>
+            <w:pPr>
+              <w:spacing w:line="240" w:lineRule="auto" w:after="40"/>
+              <w:jc w:val="left"/>
+            </w:pPr>
+            <w:r>
+              <w:rPr>
+                <w:rFonts w:ascii="Times New Roman" w:hAnsi="Times New Roman"/>
+                <w:sz w:val="21"/>
+              </w:rPr>
+            </w:r>
+            <w:r>
+              <w:rPr>
+                <w:rFonts w:ascii="Times New Roman" w:hAnsi="Times New Roman"/>
+                <w:sz w:val="21"/>
+              </w:rPr>
+              <w:t>Action and decision</w:t>
+            </w:r>
+          </w:p>
+        </w:tc>
+        <w:tc>
+          <w:tcPr>
+            <w:tcW w:type="dxa" w:w="3024"/>
+          </w:tcPr>
+          <w:p>
+            <w:pPr>
+              <w:spacing w:line="240" w:lineRule="auto" w:after="40"/>
+              <w:jc w:val="left"/>
+            </w:pPr>
+            <w:r>
+              <w:rPr>
+                <w:rFonts w:ascii="Times New Roman" w:hAnsi="Times New Roman"/>
+                <w:sz w:val="21"/>
+              </w:rPr>
+            </w:r>
+            <w:r>
+              <w:rPr>
+                <w:rFonts w:ascii="Times New Roman" w:hAnsi="Times New Roman"/>
+                <w:sz w:val="21"/>
+              </w:rPr>
+              <w:t>Exposed the trained engine through a web interface with a review console.</w:t>
+            </w:r>
+          </w:p>
+        </w:tc>
+      </w:tr>
+      <w:tr>
+        <w:tc>
+          <w:tcPr>
+            <w:tcW w:type="dxa" w:w="3024"/>
+          </w:tcPr>
+          <w:p>
+            <w:pPr>
+              <w:spacing w:line="240" w:lineRule="auto" w:after="40"/>
+              <w:jc w:val="left"/>
+            </w:pPr>
+            <w:r>
+              <w:rPr>
+                <w:rFonts w:ascii="Times New Roman" w:hAnsi="Times New Roman"/>
+                <w:sz w:val="21"/>
+              </w:rPr>
+            </w:r>
+            <w:r>
+              <w:rPr>
+                <w:rFonts w:ascii="Times New Roman" w:hAnsi="Times New Roman"/>
+                <w:sz w:val="21"/>
+              </w:rPr>
+              <w:t>Mailbox scanner</w:t>
+            </w:r>
+          </w:p>
+        </w:tc>
+        <w:tc>
+          <w:tcPr>
+            <w:tcW w:type="dxa" w:w="3024"/>
+          </w:tcPr>
+          <w:p>
+            <w:pPr>
+              <w:spacing w:line="240" w:lineRule="auto" w:after="40"/>
+              <w:jc w:val="left"/>
+            </w:pPr>
+            <w:r>
+              <w:rPr>
+                <w:rFonts w:ascii="Times New Roman" w:hAnsi="Times New Roman"/>
+                <w:sz w:val="21"/>
+              </w:rPr>
+            </w:r>
+            <w:r>
+              <w:rPr>
+                <w:rFonts w:ascii="Times New Roman" w:hAnsi="Times New Roman"/>
+                <w:sz w:val="21"/>
+              </w:rPr>
+              <w:t>Action and decision</w:t>
+            </w:r>
+          </w:p>
+        </w:tc>
+        <w:tc>
+          <w:tcPr>
+            <w:tcW w:type="dxa" w:w="3024"/>
+          </w:tcPr>
+          <w:p>
+            <w:pPr>
+              <w:spacing w:line="240" w:lineRule="auto" w:after="40"/>
+              <w:jc w:val="left"/>
+            </w:pPr>
+            <w:r>
+              <w:rPr>
+                <w:rFonts w:ascii="Times New Roman" w:hAnsi="Times New Roman"/>
+                <w:sz w:val="21"/>
+              </w:rPr>
+            </w:r>
+            <w:r>
+              <w:rPr>
+                <w:rFonts w:ascii="Times New Roman" w:hAnsi="Times New Roman"/>
+                <w:sz w:val="21"/>
+              </w:rPr>
+              <w:t>Monitored a mail folder and quarantined flagged messages.</w:t>
+            </w:r>
+          </w:p>
+        </w:tc>
+      </w:tr>
+      <w:tr>
+        <w:tc>
+          <w:tcPr>
+            <w:tcW w:type="dxa" w:w="3024"/>
+          </w:tcPr>
+          <w:p>
+            <w:pPr>
+              <w:spacing w:line="240" w:lineRule="auto" w:after="40"/>
+              <w:jc w:val="left"/>
+            </w:pPr>
+            <w:r>
+              <w:rPr>
+                <w:rFonts w:ascii="Times New Roman" w:hAnsi="Times New Roman"/>
+                <w:sz w:val="21"/>
+              </w:rPr>
+            </w:r>
+            <w:r>
+              <w:rPr>
+                <w:rFonts w:ascii="Times New Roman" w:hAnsi="Times New Roman"/>
+                <w:sz w:val="21"/>
+              </w:rPr>
+              <w:t>Review and feedback store</w:t>
+            </w:r>
+          </w:p>
+        </w:tc>
+        <w:tc>
+          <w:tcPr>
+            <w:tcW w:type="dxa" w:w="3024"/>
+          </w:tcPr>
+          <w:p>
+            <w:pPr>
+              <w:spacing w:line="240" w:lineRule="auto" w:after="40"/>
+              <w:jc w:val="left"/>
+            </w:pPr>
+            <w:r>
+              <w:rPr>
+                <w:rFonts w:ascii="Times New Roman" w:hAnsi="Times New Roman"/>
+                <w:sz w:val="21"/>
+              </w:rPr>
+            </w:r>
+            <w:r>
+              <w:rPr>
+                <w:rFonts w:ascii="Times New Roman" w:hAnsi="Times New Roman"/>
+                <w:sz w:val="21"/>
+              </w:rPr>
+              <w:t>Adaptation</w:t>
+            </w:r>
+          </w:p>
+        </w:tc>
+        <w:tc>
+          <w:tcPr>
+            <w:tcW w:type="dxa" w:w="3024"/>
+          </w:tcPr>
+          <w:p>
+            <w:pPr>
+              <w:spacing w:line="240" w:lineRule="auto" w:after="40"/>
+              <w:jc w:val="left"/>
+            </w:pPr>
+            <w:r>
+              <w:rPr>
+                <w:rFonts w:ascii="Times New Roman" w:hAnsi="Times New Roman"/>
+                <w:sz w:val="21"/>
+              </w:rPr>
+            </w:r>
+            <w:r>
+              <w:rPr>
+                <w:rFonts w:ascii="Times New Roman" w:hAnsi="Times New Roman"/>
+                <w:sz w:val="21"/>
+              </w:rPr>
+              <w:t>Recorded reviewer corrections as labelled examples for retraining.</w:t>
+            </w:r>
+          </w:p>
+        </w:tc>
+      </w:tr>
+      <w:tr>
+        <w:tc>
+          <w:tcPr>
+            <w:tcW w:type="dxa" w:w="3024"/>
+          </w:tcPr>
+          <w:p>
+            <w:pPr>
+              <w:spacing w:line="240" w:lineRule="auto" w:after="40"/>
+              <w:jc w:val="left"/>
+            </w:pPr>
+            <w:r>
+              <w:rPr>
+                <w:rFonts w:ascii="Times New Roman" w:hAnsi="Times New Roman"/>
+                <w:sz w:val="21"/>
+              </w:rPr>
+            </w:r>
+            <w:r>
+              <w:rPr>
+                <w:rFonts w:ascii="Times New Roman" w:hAnsi="Times New Roman"/>
+                <w:sz w:val="21"/>
+              </w:rPr>
+              <w:t>Training and evaluation</w:t>
+            </w:r>
+          </w:p>
+        </w:tc>
+        <w:tc>
+          <w:tcPr>
+            <w:tcW w:type="dxa" w:w="3024"/>
+          </w:tcPr>
+          <w:p>
+            <w:pPr>
+              <w:spacing w:line="240" w:lineRule="auto" w:after="40"/>
+              <w:jc w:val="left"/>
+            </w:pPr>
+            <w:r>
+              <w:rPr>
+                <w:rFonts w:ascii="Times New Roman" w:hAnsi="Times New Roman"/>
+                <w:sz w:val="21"/>
+              </w:rPr>
+            </w:r>
+            <w:r>
+              <w:rPr>
+                <w:rFonts w:ascii="Times New Roman" w:hAnsi="Times New Roman"/>
+                <w:sz w:val="21"/>
+              </w:rPr>
+              <w:t>Fusion classifier</w:t>
+            </w:r>
+          </w:p>
+        </w:tc>
+        <w:tc>
+          <w:tcPr>
+            <w:tcW w:type="dxa" w:w="3024"/>
+          </w:tcPr>
+          <w:p>
+            <w:pPr>
+              <w:spacing w:line="240" w:lineRule="auto" w:after="40"/>
+              <w:jc w:val="left"/>
+            </w:pPr>
+            <w:r>
+              <w:rPr>
+                <w:rFonts w:ascii="Times New Roman" w:hAnsi="Times New Roman"/>
+                <w:sz w:val="21"/>
+              </w:rPr>
+            </w:r>
+            <w:r>
+              <w:rPr>
+                <w:rFonts w:ascii="Times New Roman" w:hAnsi="Times New Roman"/>
+                <w:sz w:val="21"/>
+              </w:rPr>
+              <w:t>Fitted, validated and saved the model, and reported the metrics.</w:t>
+            </w:r>
+          </w:p>
+        </w:tc>
+      </w:tr>
+      <w:tr>
+        <w:tc>
+          <w:tcPr>
+            <w:tcW w:type="dxa" w:w="3024"/>
+          </w:tcPr>
+          <w:p>
+            <w:pPr>
+              <w:spacing w:line="240" w:lineRule="auto" w:after="40"/>
+              <w:jc w:val="left"/>
+            </w:pPr>
+            <w:r>
+              <w:rPr>
+                <w:rFonts w:ascii="Times New Roman" w:hAnsi="Times New Roman"/>
+                <w:sz w:val="21"/>
+              </w:rPr>
+            </w:r>
+            <w:r>
+              <w:rPr>
+                <w:rFonts w:ascii="Times New Roman" w:hAnsi="Times New Roman"/>
+                <w:sz w:val="21"/>
+              </w:rPr>
+              <w:t>External (AI-mail) evaluation</w:t>
+            </w:r>
+          </w:p>
+        </w:tc>
+        <w:tc>
+          <w:tcPr>
+            <w:tcW w:type="dxa" w:w="3024"/>
+          </w:tcPr>
+          <w:p>
+            <w:pPr>
+              <w:spacing w:line="240" w:lineRule="auto" w:after="40"/>
+              <w:jc w:val="left"/>
+            </w:pPr>
+            <w:r>
+              <w:rPr>
+                <w:rFonts w:ascii="Times New Roman" w:hAnsi="Times New Roman"/>
+                <w:sz w:val="21"/>
+              </w:rPr>
+            </w:r>
+            <w:r>
+              <w:rPr>
+                <w:rFonts w:ascii="Times New Roman" w:hAnsi="Times New Roman"/>
+                <w:sz w:val="21"/>
+              </w:rPr>
+              <w:t>Fusion classifier</w:t>
+            </w:r>
+          </w:p>
+        </w:tc>
+        <w:tc>
+          <w:tcPr>
+            <w:tcW w:type="dxa" w:w="3024"/>
+          </w:tcPr>
+          <w:p>
+            <w:pPr>
+              <w:spacing w:line="240" w:lineRule="auto" w:after="40"/>
+              <w:jc w:val="left"/>
+            </w:pPr>
+            <w:r>
+              <w:rPr>
+                <w:rFonts w:ascii="Times New Roman" w:hAnsi="Times New Roman"/>
+                <w:sz w:val="21"/>
+              </w:rPr>
+            </w:r>
+            <w:r>
+              <w:rPr>
+                <w:rFonts w:ascii="Times New Roman" w:hAnsi="Times New Roman"/>
+                <w:sz w:val="21"/>
+              </w:rPr>
+              <w:t>Scored external and AI-generated sets and reported catch rate.</w:t>
+            </w:r>
+          </w:p>
+        </w:tc>
+      </w:tr>
+    </w:tbl>
+    <w:p/>
+    <w:p>
+      <w:pPr>
+        <w:pStyle w:val="Heading2"/>
+        <w:jc w:val="left"/>
+      </w:pPr>
+      <w:r>
+        <w:rPr>
+          <w:rFonts w:ascii="Times New Roman" w:hAnsi="Times New Roman"/>
+          <w:color w:val="000000"/>
+        </w:rPr>
+        <w:t>4.2.1 Data Ingestion and Preparation</w:t>
+      </w:r>
+    </w:p>
+    <w:p>
+      <w:r>
+        <w:t>The input to the system was an electronic-mail message, which could arrive in three ways:</w:t>
+      </w:r>
+    </w:p>
+    <w:p>
+      <w:r>
+        <w:t>pasted into the review console, submitted to the detection service, or present as a file in a</w:t>
+      </w:r>
+    </w:p>
+    <w:p>
+      <w:r>
+        <w:t>monitored mailbox folder. Before training, a data-preparation stage combined the several public</w:t>
+      </w:r>
+    </w:p>
+    <w:p>
+      <w:r>
+        <w:t>source corpora into a single reviewed dataset. Because the same message sometimes appeared in</w:t>
+      </w:r>
+    </w:p>
+    <w:p>
+      <w:r>
+        <w:t>more than one source corpus, the preparation stage de-duplicated the records on the normalised</w:t>
+      </w:r>
+    </w:p>
+    <w:p>
+      <w:r>
+        <w:t>message content so that no email could appear in both the training and the held-out split; such</w:t>
+      </w:r>
+    </w:p>
+    <w:p>
+      <w:r>
+        <w:t>leakage would otherwise have inflated the reported metrics. The stage also tolerated the</w:t>
+      </w:r>
+    </w:p>
+    <w:p>
+      <w:r>
+        <w:t>practical inconsistencies of public data by handling several text encodings, raising the limit</w:t>
+      </w:r>
+    </w:p>
+    <w:p>
+      <w:r>
+        <w:t>on very long email bodies, and accepting the different label conventions used by each source.</w:t>
+      </w:r>
+    </w:p>
+    <w:p>
+      <w:pPr>
+        <w:pStyle w:val="Heading2"/>
+        <w:jc w:val="left"/>
+      </w:pPr>
+      <w:r>
+        <w:rPr>
+          <w:rFonts w:ascii="Times New Roman" w:hAnsi="Times New Roman"/>
+          <w:color w:val="000000"/>
+        </w:rPr>
+        <w:t>4.2.2 Email Parsing and Feature Extraction</w:t>
+      </w:r>
+    </w:p>
+    <w:p>
+      <w:r>
+        <w:t>Each message was parsed according to the standard Internet message format (RFC 5322) to</w:t>
+      </w:r>
+    </w:p>
+    <w:p>
+      <w:r>
+        <w:t>separate the headers, the subject, the body and any attachments. Parsing was deliberately</w:t>
+      </w:r>
+    </w:p>
+    <w:p>
+      <w:r>
+        <w:t>defensive: malformed links were handled without aborting, and a message that was plain text</w:t>
+      </w:r>
+    </w:p>
+    <w:p>
+      <w:r>
+        <w:t>with no headers (as in the body-only AI-generated test sets) was still accepted, with the</w:t>
+      </w:r>
+    </w:p>
+    <w:p>
+      <w:r>
+        <w:t>header-derived signals set to neutral values so that the feature structure was preserved. From</w:t>
+      </w:r>
+    </w:p>
+    <w:p>
+      <w:r>
+        <w:t>the parsed message the extractor produced two outputs: the textual content (subject and body</w:t>
+      </w:r>
+    </w:p>
+    <w:p>
+      <w:r>
+        <w:t>concatenated) for the content features, and a set of twelve structural metadata signals</w:t>
+      </w:r>
+    </w:p>
+    <w:p>
+      <w:r>
+        <w:t>described in Section 4.3.</w:t>
+      </w:r>
+    </w:p>
+    <w:p>
+      <w:pPr>
+        <w:pStyle w:val="Heading2"/>
+        <w:jc w:val="left"/>
+      </w:pPr>
+      <w:r>
+        <w:rPr>
+          <w:rFonts w:ascii="Times New Roman" w:hAnsi="Times New Roman"/>
+          <w:color w:val="000000"/>
+        </w:rPr>
+        <w:t>4.2.3 Fusion Classification Engine</w:t>
+      </w:r>
+    </w:p>
+    <w:p>
+      <w:r>
+        <w:t>The classification engine was the core of the system and is specified in full in Table 5.3. It</w:t>
+      </w:r>
+    </w:p>
+    <w:p>
+      <w:r>
+        <w:t>joined three feature branches into one sparse vector. Two branches described the text using</w:t>
+      </w:r>
+    </w:p>
+    <w:p>
+      <w:r>
+        <w:t>term frequency–inverse document frequency: a word branch over one- and two-word terms (capped at</w:t>
+      </w:r>
+    </w:p>
+    <w:p>
+      <w:r>
+        <w:t>40,000 features) that captured phrasing, and a character branch over three- to five-character</w:t>
+      </w:r>
+    </w:p>
+    <w:p>
+      <w:r>
+        <w:t>sequences (capped at 30,000 features) that tolerated obfuscation such as inserted symbols. The</w:t>
+      </w:r>
+    </w:p>
+    <w:p>
+      <w:r>
+        <w:t>third branch encoded the twelve metadata signals and scaled them so that their magnitudes did</w:t>
+      </w:r>
+    </w:p>
+    <w:p>
+      <w:r>
+        <w:t>not overwhelm the text features. The scaled, combined vector was passed to a class-balanced</w:t>
+      </w:r>
+    </w:p>
+    <w:p>
+      <w:r>
+        <w:t>logistic-regression classifier (regularisation strength C = 1.5), which output a spam</w:t>
+      </w:r>
+    </w:p>
+    <w:p>
+      <w:r>
+        <w:t>probability; multinomial Naïve Bayes and a linear support-vector machine were also implemented</w:t>
+      </w:r>
+    </w:p>
+    <w:p>
+      <w:r>
+        <w:t>and evaluated for comparison. A configurable decision threshold (0.55 by default) converted the</w:t>
+      </w:r>
+    </w:p>
+    <w:p>
+      <w:r>
+        <w:t>probability into a spam-or-legitimate label, and the metadata signals that contributed most to</w:t>
+      </w:r>
+    </w:p>
+    <w:p>
+      <w:r>
+        <w:t>a positive decision were returned as an explanation.</w:t>
+      </w:r>
+    </w:p>
+    <w:p>
+      <w:pPr>
+        <w:pStyle w:val="Heading2"/>
+        <w:jc w:val="left"/>
+      </w:pPr>
+      <w:r>
+        <w:rPr>
+          <w:rFonts w:ascii="Times New Roman" w:hAnsi="Times New Roman"/>
+          <w:color w:val="000000"/>
+        </w:rPr>
+        <w:t>4.2.4 Detection Service and Mailbox Scanner</w:t>
+      </w:r>
+    </w:p>
+    <w:p>
+      <w:r>
+        <w:t>The trained engine was exposed in two ways. The detection service provided a web interface with</w:t>
+      </w:r>
+    </w:p>
+    <w:p>
+      <w:r>
+        <w:t>a health check, a prediction endpoint and a feedback endpoint, together with a browser console</w:t>
+      </w:r>
+    </w:p>
+    <w:p>
+      <w:r>
+        <w:t>in which a reviewer could paste an email, immediately see its label, probability and fired</w:t>
+      </w:r>
+    </w:p>
+    <w:p>
+      <w:r>
+        <w:t>signals, and confirm or correct the decision. The mailbox scanner instead monitored a folder on</w:t>
+      </w:r>
+    </w:p>
+    <w:p>
+      <w:r>
+        <w:t>disk and operated in one of three modes: report only (log decisions), quarantine (move flagged</w:t>
+      </w:r>
+    </w:p>
+    <w:p>
+      <w:r>
+        <w:t>messages to a quarantine folder), or continuous watch (act on new mail as it arrived). Every</w:t>
+      </w:r>
+    </w:p>
+    <w:p>
+      <w:r>
+        <w:t>decision, whether from the service or the scanner, was written to a review queue with a blank</w:t>
+      </w:r>
+    </w:p>
+    <w:p>
+      <w:r>
+        <w:t>correction field awaiting human review.</w:t>
+      </w:r>
+    </w:p>
+    <w:p>
+      <w:pPr>
+        <w:pStyle w:val="Heading2"/>
+        <w:jc w:val="left"/>
+      </w:pPr>
+      <w:r>
+        <w:rPr>
+          <w:rFonts w:ascii="Times New Roman" w:hAnsi="Times New Roman"/>
+          <w:color w:val="000000"/>
+        </w:rPr>
+        <w:t>4.2.5 Review, Feedback and Adaptive Retraining</w:t>
+      </w:r>
+    </w:p>
+    <w:p>
+      <w:r>
+        <w:t>The adaptation block closed the learning loop. When a reviewer corrected a decision in the</w:t>
+      </w:r>
+    </w:p>
+    <w:p>
+      <w:r>
+        <w:t>console, the correction was saved as a labelled example in the feedback store. A scheduled</w:t>
+      </w:r>
+    </w:p>
+    <w:p>
+      <w:r>
+        <w:t>retraining stage merged these reviewed labels with the original training data, fitted a new</w:t>
+      </w:r>
+    </w:p>
+    <w:p>
+      <w:r>
+        <w:t>model, and validated it on the held-out split; the new model replaced the deployed one only if</w:t>
+      </w:r>
+    </w:p>
+    <w:p>
+      <w:r>
+        <w:t>it maintained accuracy on the main corpus while improving performance on the target threat.</w:t>
+      </w:r>
+    </w:p>
+    <w:p>
+      <w:r>
+        <w:t>This validation gate prevented a small batch of feedback from degrading the detector, and it</w:t>
+      </w:r>
+    </w:p>
+    <w:p>
+      <w:r>
+        <w:t>distinguished the system from both a static model and an uncontrolled online-learning loop.</w:t>
+      </w:r>
+    </w:p>
+    <w:p>
+      <w:pPr>
+        <w:pStyle w:val="Heading1"/>
+        <w:jc w:val="left"/>
+      </w:pPr>
+      <w:r>
+        <w:rPr>
+          <w:rFonts w:ascii="Times New Roman" w:hAnsi="Times New Roman"/>
+          <w:color w:val="000000"/>
+        </w:rPr>
+        <w:t>4.3 Data and Feature Design</w:t>
+      </w:r>
+    </w:p>
+    <w:p>
+      <w:r>
+        <w:t>The twelve structural metadata signals are defined in Table 4.2.</w:t>
+      </w:r>
+    </w:p>
+    <w:p>
+      <w:pPr>
+        <w:spacing w:before="80" w:after="160"/>
+        <w:jc w:val="center"/>
+      </w:pPr>
+      <w:r>
+        <w:rPr>
+          <w:b/>
+          <w:sz w:val="22"/>
+        </w:rPr>
+        <w:t>Table 4.2 — The twelve structural metadata signals.</w:t>
       </w:r>
     </w:p>
     <w:tbl>
@@ -6453,7 +7468,7 @@
                 <w:b/>
                 <w:sz w:val="21"/>
               </w:rPr>
-              <w:t>Component</w:t>
+              <w:t>Signal</w:t>
             </w:r>
           </w:p>
         </w:tc>
@@ -6480,7 +7495,7 @@
                 <w:b/>
                 <w:sz w:val="21"/>
               </w:rPr>
-              <w:t>Responsibility</w:t>
+              <w:t>Meaning / rationale</w:t>
             </w:r>
           </w:p>
         </w:tc>
@@ -6506,7 +7521,7 @@
                 <w:rFonts w:ascii="Times New Roman" w:hAnsi="Times New Roman"/>
                 <w:sz w:val="21"/>
               </w:rPr>
-              <w:t>Email parsing and feature extraction</w:t>
+              <w:t>Subject length</w:t>
             </w:r>
           </w:p>
         </w:tc>
@@ -6530,7 +7545,7 @@
                 <w:rFonts w:ascii="Times New Roman" w:hAnsi="Times New Roman"/>
                 <w:sz w:val="21"/>
               </w:rPr>
-              <w:t>Robustly parsed each message, extracted the text for content analysis and the twelve structural metadata signals, handled malformed links safely, and fell back gracefully for plain-text or malformed mail.</w:t>
+              <w:t>Phishing often uses unusually short or long subjects.</w:t>
             </w:r>
           </w:p>
         </w:tc>
@@ -6556,7 +7571,7 @@
                 <w:rFonts w:ascii="Times New Roman" w:hAnsi="Times New Roman"/>
                 <w:sz w:val="21"/>
               </w:rPr>
-              <w:t>Fusion classification engine</w:t>
+              <w:t>Body length</w:t>
             </w:r>
           </w:p>
         </w:tc>
@@ -6580,7 +7595,7 @@
                 <w:rFonts w:ascii="Times New Roman" w:hAnsi="Times New Roman"/>
                 <w:sz w:val="21"/>
               </w:rPr>
-              <w:t>The core detector: it combined word-level and character-level TF-IDF content features with the standardised metadata into one fused representation, fitted the logistic-regression classifier (with Naïve Bayes and a support-vector machine also evaluated for comparison), and produced for each message a label, a spam probability, a confidence value and the list of fired signals.</w:t>
+              <w:t>Length of the body in characters.</w:t>
             </w:r>
           </w:p>
         </w:tc>
@@ -6606,7 +7621,7 @@
                 <w:rFonts w:ascii="Times New Roman" w:hAnsi="Times New Roman"/>
                 <w:sz w:val="21"/>
               </w:rPr>
-              <w:t>Detection service</w:t>
+              <w:t>Number of links</w:t>
             </w:r>
           </w:p>
         </w:tc>
@@ -6630,7 +7645,7 @@
                 <w:rFonts w:ascii="Times New Roman" w:hAnsi="Times New Roman"/>
                 <w:sz w:val="21"/>
               </w:rPr>
-              <w:t>Exposed the trained engine as a web service with a health check, a prediction endpoint and a feedback endpoint, together with a browser page in which a reviewer could paste an email, see the decision and its signals, and correct it.</w:t>
+              <w:t>Count of URLs in the body.</w:t>
             </w:r>
           </w:p>
         </w:tc>
@@ -6656,7 +7671,7 @@
                 <w:rFonts w:ascii="Times New Roman" w:hAnsi="Times New Roman"/>
                 <w:sz w:val="21"/>
               </w:rPr>
-              <w:t>Mailbox scanner</w:t>
+              <w:t>Distinct link domains</w:t>
             </w:r>
           </w:p>
         </w:tc>
@@ -6680,7 +7695,7 @@
                 <w:rFonts w:ascii="Times New Roman" w:hAnsi="Times New Roman"/>
                 <w:sz w:val="21"/>
               </w:rPr>
-              <w:t>Monitored a mail folder and operated in three modes — report only, quarantine, or continuous watch — logging every decision to the review queue and moving flagged mail to a quarantine folder.</w:t>
+              <w:t>Number of different domains linked; many distinct domains suggest bulk campaigns.</w:t>
             </w:r>
           </w:p>
         </w:tc>
@@ -6706,7 +7721,7 @@
                 <w:rFonts w:ascii="Times New Roman" w:hAnsi="Times New Roman"/>
                 <w:sz w:val="21"/>
               </w:rPr>
-              <w:t>Review and feedback store</w:t>
+              <w:t>Number of attachments</w:t>
             </w:r>
           </w:p>
         </w:tc>
@@ -6730,7 +7745,7 @@
                 <w:rFonts w:ascii="Times New Roman" w:hAnsi="Times New Roman"/>
                 <w:sz w:val="21"/>
               </w:rPr>
-              <w:t>Recorded each reviewer correction as a labelled example, accumulating human-verified data for the next retraining cycle.</w:t>
+              <w:t>Count of attached files.</w:t>
             </w:r>
           </w:p>
         </w:tc>
@@ -6756,7 +7771,7 @@
                 <w:rFonts w:ascii="Times New Roman" w:hAnsi="Times New Roman"/>
                 <w:sz w:val="21"/>
               </w:rPr>
-              <w:t>Data preparation</w:t>
+              <w:t>Sender has a domain</w:t>
             </w:r>
           </w:p>
         </w:tc>
@@ -6780,7 +7795,7 @@
                 <w:rFonts w:ascii="Times New Roman" w:hAnsi="Times New Roman"/>
                 <w:sz w:val="21"/>
               </w:rPr>
-              <w:t>Merged the public source corpora into one reviewed dataset, de-duplicated repeated messages, and handled different text encodings, long email bodies and differing label formats.</w:t>
+              <w:t>Whether the sender address contained a usable domain.</w:t>
             </w:r>
           </w:p>
         </w:tc>
@@ -6806,7 +7821,7 @@
                 <w:rFonts w:ascii="Times New Roman" w:hAnsi="Times New Roman"/>
                 <w:sz w:val="21"/>
               </w:rPr>
-              <w:t>Training and evaluation</w:t>
+              <w:t>Sender–link domain mismatch</w:t>
             </w:r>
           </w:p>
         </w:tc>
@@ -6830,7 +7845,7 @@
                 <w:rFonts w:ascii="Times New Roman" w:hAnsi="Times New Roman"/>
                 <w:sz w:val="21"/>
               </w:rPr>
-              <w:t>Fitted a model on the training split, evaluated it on the held-out split, produced the confusion matrix, metrics, threshold sweep and latency measurements, and saved the trained model for deployment.</w:t>
+              <w:t>The sender's domain was absent from the body's link domains — a classic phishing signal.</w:t>
             </w:r>
           </w:p>
         </w:tc>
@@ -6856,7 +7871,7 @@
                 <w:rFonts w:ascii="Times New Roman" w:hAnsi="Times New Roman"/>
                 <w:sz w:val="21"/>
               </w:rPr>
-              <w:t>External (AI-mail) evaluation</w:t>
+              <w:t>Reply-To present</w:t>
             </w:r>
           </w:p>
         </w:tc>
@@ -6880,147 +7895,7 @@
                 <w:rFonts w:ascii="Times New Roman" w:hAnsi="Times New Roman"/>
                 <w:sz w:val="21"/>
               </w:rPr>
-              <w:t>Scored external and AI-generated message sets — which could contain only one class — reporting catch rate across thresholds rather than requiring both classes.</w:t>
-            </w:r>
-          </w:p>
-        </w:tc>
-      </w:tr>
-    </w:tbl>
-    <w:p/>
-    <w:p>
-      <w:r>
-        <w:t>The deployed classifier was a scikit-learn `Pipeline`. Its feature stage was a</w:t>
-      </w:r>
-    </w:p>
-    <w:p>
-      <w:r>
-        <w:t>`FeatureUnion` of three branches: a word `TfidfVectorizer` with `ngram_range=(1,2)`,</w:t>
-      </w:r>
-    </w:p>
-    <w:p>
-      <w:r>
-        <w:t>`max_features=40,000` and `sublinear_tf=True`; a character `TfidfVectorizer` with</w:t>
-      </w:r>
-    </w:p>
-    <w:p>
-      <w:r>
-        <w:t>`analyzer="char_wb"`, `ngram_range=(3,5)`, `max_features=30,000` and `sublinear_tf=True`; and a</w:t>
-      </w:r>
-    </w:p>
-    <w:p>
-      <w:r>
-        <w:t>metadata branch that extracted the metadata dictionary, encoded it with `DictVectorizer` and</w:t>
-      </w:r>
-    </w:p>
-    <w:p>
-      <w:r>
-        <w:t>scaled it with `StandardScaler(with_mean=False)`. The classifier was a</w:t>
-      </w:r>
-    </w:p>
-    <w:p>
-      <w:r>
-        <w:t>`LogisticRegression(class_weight="balanced", C=1.5, max_iter=1000)`. A configurable threshold</w:t>
-      </w:r>
-    </w:p>
-    <w:p>
-      <w:r>
-        <w:t>(default 0.55 in the mailbox tool) compared the predicted probability to produce the label.</w:t>
-      </w:r>
-    </w:p>
-    <w:p>
-      <w:pPr>
-        <w:pStyle w:val="Heading1"/>
-        <w:jc w:val="left"/>
-      </w:pPr>
-      <w:r>
-        <w:rPr>
-          <w:rFonts w:ascii="Times New Roman" w:hAnsi="Times New Roman"/>
-          <w:color w:val="000000"/>
-        </w:rPr>
-        <w:t>4.3 Data and Feature Design</w:t>
-      </w:r>
-    </w:p>
-    <w:p>
-      <w:r>
-        <w:t>The twelve structural metadata signals are defined in Table 4.2.</w:t>
-      </w:r>
-    </w:p>
-    <w:p>
-      <w:pPr>
-        <w:spacing w:before="80" w:after="160"/>
-        <w:jc w:val="center"/>
-      </w:pPr>
-      <w:r>
-        <w:rPr>
-          <w:b/>
-          <w:sz w:val="22"/>
-        </w:rPr>
-        <w:t>Table 4.2 — The twelve structural metadata signals.</w:t>
-      </w:r>
-    </w:p>
-    <w:tbl>
-      <w:tblPr>
-        <w:tblStyle w:val="TableGrid"/>
-        <w:tblW w:type="auto" w:w="0"/>
-        <w:jc w:val="center"/>
-        <w:tblLook w:firstColumn="1" w:firstRow="1" w:lastColumn="0" w:lastRow="0" w:noHBand="0" w:noVBand="1" w:val="04A0"/>
-      </w:tblPr>
-      <w:tblGrid>
-        <w:gridCol w:w="4536"/>
-        <w:gridCol w:w="4536"/>
-      </w:tblGrid>
-      <w:tr>
-        <w:tc>
-          <w:tcPr>
-            <w:tcW w:type="dxa" w:w="4536"/>
-            <w:shd w:val="clear" w:fill="D9E2F3"/>
-          </w:tcPr>
-          <w:p>
-            <w:pPr>
-              <w:spacing w:line="240" w:lineRule="auto" w:after="40"/>
-              <w:jc w:val="left"/>
-            </w:pPr>
-            <w:r>
-              <w:rPr>
-                <w:rFonts w:ascii="Times New Roman" w:hAnsi="Times New Roman"/>
-                <w:b/>
-                <w:sz w:val="21"/>
-              </w:rPr>
-            </w:r>
-            <w:r>
-              <w:rPr>
-                <w:rFonts w:ascii="Times New Roman" w:hAnsi="Times New Roman"/>
-                <w:b/>
-                <w:sz w:val="21"/>
-              </w:rPr>
-              <w:t>Signal</w:t>
-            </w:r>
-          </w:p>
-        </w:tc>
-        <w:tc>
-          <w:tcPr>
-            <w:tcW w:type="dxa" w:w="4536"/>
-            <w:shd w:val="clear" w:fill="D9E2F3"/>
-          </w:tcPr>
-          <w:p>
-            <w:pPr>
-              <w:spacing w:line="240" w:lineRule="auto" w:after="40"/>
-              <w:jc w:val="left"/>
-            </w:pPr>
-            <w:r>
-              <w:rPr>
-                <w:rFonts w:ascii="Times New Roman" w:hAnsi="Times New Roman"/>
-                <w:b/>
-                <w:sz w:val="21"/>
-              </w:rPr>
-            </w:r>
-            <w:r>
-              <w:rPr>
-                <w:rFonts w:ascii="Times New Roman" w:hAnsi="Times New Roman"/>
-                <w:b/>
-                <w:sz w:val="21"/>
-              </w:rPr>
-              <w:t>Meaning / rationale</w:t>
+              <w:t>Whether a Reply-To header was present (a possible redirect of replies).</w:t>
             </w:r>
           </w:p>
         </w:tc>
@@ -7046,7 +7921,7 @@
                 <w:rFonts w:ascii="Times New Roman" w:hAnsi="Times New Roman"/>
                 <w:sz w:val="21"/>
               </w:rPr>
-              <w:t>`subject_len`</w:t>
+              <w:t>SPF authentication result</w:t>
             </w:r>
           </w:p>
         </w:tc>
@@ -7070,7 +7945,7 @@
                 <w:rFonts w:ascii="Times New Roman" w:hAnsi="Times New Roman"/>
                 <w:sz w:val="21"/>
               </w:rPr>
-              <w:t>Subject length; phishing often uses unusually short or long subjects.</w:t>
+              <w:t>Whether a sender-policy-framework pass was indicated in the authentication headers.</w:t>
             </w:r>
           </w:p>
         </w:tc>
@@ -7096,7 +7971,7 @@
                 <w:rFonts w:ascii="Times New Roman" w:hAnsi="Times New Roman"/>
                 <w:sz w:val="21"/>
               </w:rPr>
-              <w:t>`body_len`</w:t>
+              <w:t>DKIM signature present</w:t>
             </w:r>
           </w:p>
         </w:tc>
@@ -7120,7 +7995,7 @@
                 <w:rFonts w:ascii="Times New Roman" w:hAnsi="Times New Roman"/>
                 <w:sz w:val="21"/>
               </w:rPr>
-              <w:t>Body length in characters.</w:t>
+              <w:t>Whether a DomainKeys-Identified-Mail signature header was present.</w:t>
             </w:r>
           </w:p>
         </w:tc>
@@ -7146,7 +8021,7 @@
                 <w:rFonts w:ascii="Times New Roman" w:hAnsi="Times New Roman"/>
                 <w:sz w:val="21"/>
               </w:rPr>
-              <w:t>`url_count`</w:t>
+              <w:t>Capitals ratio in subject</w:t>
             </w:r>
           </w:p>
         </w:tc>
@@ -7170,7 +8045,7 @@
                 <w:rFonts w:ascii="Times New Roman" w:hAnsi="Times New Roman"/>
                 <w:sz w:val="21"/>
               </w:rPr>
-              <w:t>Number of URLs in the body.</w:t>
+              <w:t>Fraction of upper-case letters in the subject line.</w:t>
             </w:r>
           </w:p>
         </w:tc>
@@ -7196,7 +8071,7 @@
                 <w:rFonts w:ascii="Times New Roman" w:hAnsi="Times New Roman"/>
                 <w:sz w:val="21"/>
               </w:rPr>
-              <w:t>`unique_url_domains`</w:t>
+              <w:t>Urgency markers</w:t>
             </w:r>
           </w:p>
         </w:tc>
@@ -7220,407 +8095,7 @@
                 <w:rFonts w:ascii="Times New Roman" w:hAnsi="Times New Roman"/>
                 <w:sz w:val="21"/>
               </w:rPr>
-              <w:t>Number of distinct link domains; many domains suggest bulk campaigns.</w:t>
-            </w:r>
-          </w:p>
-        </w:tc>
-      </w:tr>
-      <w:tr>
-        <w:tc>
-          <w:tcPr>
-            <w:tcW w:type="dxa" w:w="4536"/>
-          </w:tcPr>
-          <w:p>
-            <w:pPr>
-              <w:spacing w:line="240" w:lineRule="auto" w:after="40"/>
-              <w:jc w:val="left"/>
-            </w:pPr>
-            <w:r>
-              <w:rPr>
-                <w:rFonts w:ascii="Times New Roman" w:hAnsi="Times New Roman"/>
-                <w:sz w:val="21"/>
-              </w:rPr>
-            </w:r>
-            <w:r>
-              <w:rPr>
-                <w:rFonts w:ascii="Times New Roman" w:hAnsi="Times New Roman"/>
-                <w:sz w:val="21"/>
-              </w:rPr>
-              <w:t>`attachment_count`</w:t>
-            </w:r>
-          </w:p>
-        </w:tc>
-        <w:tc>
-          <w:tcPr>
-            <w:tcW w:type="dxa" w:w="4536"/>
-          </w:tcPr>
-          <w:p>
-            <w:pPr>
-              <w:spacing w:line="240" w:lineRule="auto" w:after="40"/>
-              <w:jc w:val="left"/>
-            </w:pPr>
-            <w:r>
-              <w:rPr>
-                <w:rFonts w:ascii="Times New Roman" w:hAnsi="Times New Roman"/>
-                <w:sz w:val="21"/>
-              </w:rPr>
-            </w:r>
-            <w:r>
-              <w:rPr>
-                <w:rFonts w:ascii="Times New Roman" w:hAnsi="Times New Roman"/>
-                <w:sz w:val="21"/>
-              </w:rPr>
-              <w:t>Number of attachments.</w:t>
-            </w:r>
-          </w:p>
-        </w:tc>
-      </w:tr>
-      <w:tr>
-        <w:tc>
-          <w:tcPr>
-            <w:tcW w:type="dxa" w:w="4536"/>
-          </w:tcPr>
-          <w:p>
-            <w:pPr>
-              <w:spacing w:line="240" w:lineRule="auto" w:after="40"/>
-              <w:jc w:val="left"/>
-            </w:pPr>
-            <w:r>
-              <w:rPr>
-                <w:rFonts w:ascii="Times New Roman" w:hAnsi="Times New Roman"/>
-                <w:sz w:val="21"/>
-              </w:rPr>
-            </w:r>
-            <w:r>
-              <w:rPr>
-                <w:rFonts w:ascii="Times New Roman" w:hAnsi="Times New Roman"/>
-                <w:sz w:val="21"/>
-              </w:rPr>
-              <w:t>`sender_has_domain`</w:t>
-            </w:r>
-          </w:p>
-        </w:tc>
-        <w:tc>
-          <w:tcPr>
-            <w:tcW w:type="dxa" w:w="4536"/>
-          </w:tcPr>
-          <w:p>
-            <w:pPr>
-              <w:spacing w:line="240" w:lineRule="auto" w:after="40"/>
-              <w:jc w:val="left"/>
-            </w:pPr>
-            <w:r>
-              <w:rPr>
-                <w:rFonts w:ascii="Times New Roman" w:hAnsi="Times New Roman"/>
-                <w:sz w:val="21"/>
-              </w:rPr>
-            </w:r>
-            <w:r>
-              <w:rPr>
-                <w:rFonts w:ascii="Times New Roman" w:hAnsi="Times New Roman"/>
-                <w:sz w:val="21"/>
-              </w:rPr>
-              <w:t>Whether the sender address contained a usable domain.</w:t>
-            </w:r>
-          </w:p>
-        </w:tc>
-      </w:tr>
-      <w:tr>
-        <w:tc>
-          <w:tcPr>
-            <w:tcW w:type="dxa" w:w="4536"/>
-          </w:tcPr>
-          <w:p>
-            <w:pPr>
-              <w:spacing w:line="240" w:lineRule="auto" w:after="40"/>
-              <w:jc w:val="left"/>
-            </w:pPr>
-            <w:r>
-              <w:rPr>
-                <w:rFonts w:ascii="Times New Roman" w:hAnsi="Times New Roman"/>
-                <w:sz w:val="21"/>
-              </w:rPr>
-            </w:r>
-            <w:r>
-              <w:rPr>
-                <w:rFonts w:ascii="Times New Roman" w:hAnsi="Times New Roman"/>
-                <w:sz w:val="21"/>
-              </w:rPr>
-              <w:t>`sender_url_domain_mismatch`</w:t>
-            </w:r>
-          </w:p>
-        </w:tc>
-        <w:tc>
-          <w:tcPr>
-            <w:tcW w:type="dxa" w:w="4536"/>
-          </w:tcPr>
-          <w:p>
-            <w:pPr>
-              <w:spacing w:line="240" w:lineRule="auto" w:after="40"/>
-              <w:jc w:val="left"/>
-            </w:pPr>
-            <w:r>
-              <w:rPr>
-                <w:rFonts w:ascii="Times New Roman" w:hAnsi="Times New Roman"/>
-                <w:sz w:val="21"/>
-              </w:rPr>
-            </w:r>
-            <w:r>
-              <w:rPr>
-                <w:rFonts w:ascii="Times New Roman" w:hAnsi="Times New Roman"/>
-                <w:sz w:val="21"/>
-              </w:rPr>
-              <w:t>Sender domain absent from the body's link domains — a classic phishing signal.</w:t>
-            </w:r>
-          </w:p>
-        </w:tc>
-      </w:tr>
-      <w:tr>
-        <w:tc>
-          <w:tcPr>
-            <w:tcW w:type="dxa" w:w="4536"/>
-          </w:tcPr>
-          <w:p>
-            <w:pPr>
-              <w:spacing w:line="240" w:lineRule="auto" w:after="40"/>
-              <w:jc w:val="left"/>
-            </w:pPr>
-            <w:r>
-              <w:rPr>
-                <w:rFonts w:ascii="Times New Roman" w:hAnsi="Times New Roman"/>
-                <w:sz w:val="21"/>
-              </w:rPr>
-            </w:r>
-            <w:r>
-              <w:rPr>
-                <w:rFonts w:ascii="Times New Roman" w:hAnsi="Times New Roman"/>
-                <w:sz w:val="21"/>
-              </w:rPr>
-              <w:t>`has_reply_to`</w:t>
-            </w:r>
-          </w:p>
-        </w:tc>
-        <w:tc>
-          <w:tcPr>
-            <w:tcW w:type="dxa" w:w="4536"/>
-          </w:tcPr>
-          <w:p>
-            <w:pPr>
-              <w:spacing w:line="240" w:lineRule="auto" w:after="40"/>
-              <w:jc w:val="left"/>
-            </w:pPr>
-            <w:r>
-              <w:rPr>
-                <w:rFonts w:ascii="Times New Roman" w:hAnsi="Times New Roman"/>
-                <w:sz w:val="21"/>
-              </w:rPr>
-            </w:r>
-            <w:r>
-              <w:rPr>
-                <w:rFonts w:ascii="Times New Roman" w:hAnsi="Times New Roman"/>
-                <w:sz w:val="21"/>
-              </w:rPr>
-              <w:t>Whether a Reply-To header was present (potential redirect of replies).</w:t>
-            </w:r>
-          </w:p>
-        </w:tc>
-      </w:tr>
-      <w:tr>
-        <w:tc>
-          <w:tcPr>
-            <w:tcW w:type="dxa" w:w="4536"/>
-          </w:tcPr>
-          <w:p>
-            <w:pPr>
-              <w:spacing w:line="240" w:lineRule="auto" w:after="40"/>
-              <w:jc w:val="left"/>
-            </w:pPr>
-            <w:r>
-              <w:rPr>
-                <w:rFonts w:ascii="Times New Roman" w:hAnsi="Times New Roman"/>
-                <w:sz w:val="21"/>
-              </w:rPr>
-            </w:r>
-            <w:r>
-              <w:rPr>
-                <w:rFonts w:ascii="Times New Roman" w:hAnsi="Times New Roman"/>
-                <w:sz w:val="21"/>
-              </w:rPr>
-              <w:t>`spf_pass`</w:t>
-            </w:r>
-          </w:p>
-        </w:tc>
-        <w:tc>
-          <w:tcPr>
-            <w:tcW w:type="dxa" w:w="4536"/>
-          </w:tcPr>
-          <w:p>
-            <w:pPr>
-              <w:spacing w:line="240" w:lineRule="auto" w:after="40"/>
-              <w:jc w:val="left"/>
-            </w:pPr>
-            <w:r>
-              <w:rPr>
-                <w:rFonts w:ascii="Times New Roman" w:hAnsi="Times New Roman"/>
-                <w:sz w:val="21"/>
-              </w:rPr>
-            </w:r>
-            <w:r>
-              <w:rPr>
-                <w:rFonts w:ascii="Times New Roman" w:hAnsi="Times New Roman"/>
-                <w:sz w:val="21"/>
-              </w:rPr>
-              <w:t>Sender-policy-framework pass indicated in authentication headers.</w:t>
-            </w:r>
-          </w:p>
-        </w:tc>
-      </w:tr>
-      <w:tr>
-        <w:tc>
-          <w:tcPr>
-            <w:tcW w:type="dxa" w:w="4536"/>
-          </w:tcPr>
-          <w:p>
-            <w:pPr>
-              <w:spacing w:line="240" w:lineRule="auto" w:after="40"/>
-              <w:jc w:val="left"/>
-            </w:pPr>
-            <w:r>
-              <w:rPr>
-                <w:rFonts w:ascii="Times New Roman" w:hAnsi="Times New Roman"/>
-                <w:sz w:val="21"/>
-              </w:rPr>
-            </w:r>
-            <w:r>
-              <w:rPr>
-                <w:rFonts w:ascii="Times New Roman" w:hAnsi="Times New Roman"/>
-                <w:sz w:val="21"/>
-              </w:rPr>
-              <w:t>`dkim_present`</w:t>
-            </w:r>
-          </w:p>
-        </w:tc>
-        <w:tc>
-          <w:tcPr>
-            <w:tcW w:type="dxa" w:w="4536"/>
-          </w:tcPr>
-          <w:p>
-            <w:pPr>
-              <w:spacing w:line="240" w:lineRule="auto" w:after="40"/>
-              <w:jc w:val="left"/>
-            </w:pPr>
-            <w:r>
-              <w:rPr>
-                <w:rFonts w:ascii="Times New Roman" w:hAnsi="Times New Roman"/>
-                <w:sz w:val="21"/>
-              </w:rPr>
-            </w:r>
-            <w:r>
-              <w:rPr>
-                <w:rFonts w:ascii="Times New Roman" w:hAnsi="Times New Roman"/>
-                <w:sz w:val="21"/>
-              </w:rPr>
-              <w:t>Presence of a DomainKeys-Identified-Mail signature header.</w:t>
-            </w:r>
-          </w:p>
-        </w:tc>
-      </w:tr>
-      <w:tr>
-        <w:tc>
-          <w:tcPr>
-            <w:tcW w:type="dxa" w:w="4536"/>
-          </w:tcPr>
-          <w:p>
-            <w:pPr>
-              <w:spacing w:line="240" w:lineRule="auto" w:after="40"/>
-              <w:jc w:val="left"/>
-            </w:pPr>
-            <w:r>
-              <w:rPr>
-                <w:rFonts w:ascii="Times New Roman" w:hAnsi="Times New Roman"/>
-                <w:sz w:val="21"/>
-              </w:rPr>
-            </w:r>
-            <w:r>
-              <w:rPr>
-                <w:rFonts w:ascii="Times New Roman" w:hAnsi="Times New Roman"/>
-                <w:sz w:val="21"/>
-              </w:rPr>
-              <w:t>`all_caps_ratio`</w:t>
-            </w:r>
-          </w:p>
-        </w:tc>
-        <w:tc>
-          <w:tcPr>
-            <w:tcW w:type="dxa" w:w="4536"/>
-          </w:tcPr>
-          <w:p>
-            <w:pPr>
-              <w:spacing w:line="240" w:lineRule="auto" w:after="40"/>
-              <w:jc w:val="left"/>
-            </w:pPr>
-            <w:r>
-              <w:rPr>
-                <w:rFonts w:ascii="Times New Roman" w:hAnsi="Times New Roman"/>
-                <w:sz w:val="21"/>
-              </w:rPr>
-            </w:r>
-            <w:r>
-              <w:rPr>
-                <w:rFonts w:ascii="Times New Roman" w:hAnsi="Times New Roman"/>
-                <w:sz w:val="21"/>
-              </w:rPr>
-              <w:t>Fraction of upper-case letters in the subject.</w:t>
-            </w:r>
-          </w:p>
-        </w:tc>
-      </w:tr>
-      <w:tr>
-        <w:tc>
-          <w:tcPr>
-            <w:tcW w:type="dxa" w:w="4536"/>
-          </w:tcPr>
-          <w:p>
-            <w:pPr>
-              <w:spacing w:line="240" w:lineRule="auto" w:after="40"/>
-              <w:jc w:val="left"/>
-            </w:pPr>
-            <w:r>
-              <w:rPr>
-                <w:rFonts w:ascii="Times New Roman" w:hAnsi="Times New Roman"/>
-                <w:sz w:val="21"/>
-              </w:rPr>
-            </w:r>
-            <w:r>
-              <w:rPr>
-                <w:rFonts w:ascii="Times New Roman" w:hAnsi="Times New Roman"/>
-                <w:sz w:val="21"/>
-              </w:rPr>
-              <w:t>`exclamation_count` / `suspicious_term_count`</w:t>
-            </w:r>
-          </w:p>
-        </w:tc>
-        <w:tc>
-          <w:tcPr>
-            <w:tcW w:type="dxa" w:w="4536"/>
-          </w:tcPr>
-          <w:p>
-            <w:pPr>
-              <w:spacing w:line="240" w:lineRule="auto" w:after="40"/>
-              <w:jc w:val="left"/>
-            </w:pPr>
-            <w:r>
-              <w:rPr>
-                <w:rFonts w:ascii="Times New Roman" w:hAnsi="Times New Roman"/>
-                <w:sz w:val="21"/>
-              </w:rPr>
-            </w:r>
-            <w:r>
-              <w:rPr>
-                <w:rFonts w:ascii="Times New Roman" w:hAnsi="Times New Roman"/>
-                <w:sz w:val="21"/>
-              </w:rPr>
-              <w:t>Exclamation marks and count of urgency/verification terms.</w:t>
+              <w:t>Count of exclamation marks and of urgent/verification terms.</w:t>
             </w:r>
           </w:p>
         </w:tc>
@@ -7629,32 +8104,37 @@
     <w:p/>
     <w:p>
       <w:r>
-        <w:t>The content text was normalised to a `subject: ... body: ...` form so that the subject and body</w:t>
-      </w:r>
-    </w:p>
-    <w:p>
-      <w:r>
-        <w:t>were both represented. For plain-text inputs without headers (such as the body-only external</w:t>
-      </w:r>
-    </w:p>
-    <w:p>
-      <w:r>
-        <w:t>sets), the parser fell back to treating the whole input as the body and zeroed the</w:t>
-      </w:r>
-    </w:p>
-    <w:p>
-      <w:r>
-        <w:t>header-derived metadata, preserving the feature-vector structure. The model artefact was</w:t>
-      </w:r>
-    </w:p>
-    <w:p>
-      <w:r>
-        <w:t>serialised with Joblib so that the service and the mailbox watcher loaded an identical</w:t>
-      </w:r>
-    </w:p>
-    <w:p>
-      <w:r>
-        <w:t>predictor. Keeping the count to twelve deliberately avoided a large, fragile handcrafted rule</w:t>
+        <w:t>The subject and body were concatenated into a single content string so that both parts were</w:t>
+      </w:r>
+    </w:p>
+    <w:p>
+      <w:r>
+        <w:t>represented in the text features. For plain-text inputs without headers (such as the body-only</w:t>
+      </w:r>
+    </w:p>
+    <w:p>
+      <w:r>
+        <w:t>external sets), the parser treated the whole input as the body and set the header-derived</w:t>
+      </w:r>
+    </w:p>
+    <w:p>
+      <w:r>
+        <w:t>signals to neutral values, preserving the feature-vector structure. Once trained, the model was</w:t>
+      </w:r>
+    </w:p>
+    <w:p>
+      <w:r>
+        <w:t>saved to a single file so that the service and the mailbox watcher loaded an identical</w:t>
+      </w:r>
+    </w:p>
+    <w:p>
+      <w:r>
+        <w:t>predictor. Keeping the metadata to twelve signals deliberately avoided a large, fragile</w:t>
+      </w:r>
+    </w:p>
+    <w:p>
+      <w:r>
+        <w:t>handcrafted rule</w:t>
       </w:r>
     </w:p>
     <w:p>
@@ -7727,12 +8207,17 @@
     </w:p>
     <w:p>
       <w:r>
-        <w:t>randomness used fixed seeds, and the data-preparation, training and evaluation steps were</w:t>
-      </w:r>
-    </w:p>
-    <w:p>
-      <w:r>
-        <w:t>one-line commands so that the entire system could be rebuilt from the public corpus.</w:t>
+        <w:t>randomness used fixed seeds for reproducibility, and the data-preparation, training and</w:t>
+      </w:r>
+    </w:p>
+    <w:p>
+      <w:r>
+        <w:t>evaluation stages were each implemented as a single repeatable procedure, so that the entire</w:t>
+      </w:r>
+    </w:p>
+    <w:p>
+      <w:r>
+        <w:t>system could be rebuilt from the public corpus by following Sections 4.2 and 4.3.</w:t>
       </w:r>
     </w:p>
     <w:p>

--- a/REPORT_FYP2.docx
+++ b/REPORT_FYP2.docx
@@ -65,7 +65,7 @@
         <w:rPr>
           <w:b/>
         </w:rPr>
-        <w:t>A PROJECT REPORT SUBMITTED TO</w:t>
+        <w:t>A PROJECT REPORT SUBMITTED TO UNIVERSITI TUNKU ABDUL RAHMAN IN PARTIAL FULFILMENT OF THE REQUIREMENTS FOR THE DEGREE OF BACHELOR OF INFORMATION TECHNOLOGY (HONOURS) COMMUNICATIONS AND NETWORKING</w:t>
       </w:r>
     </w:p>
     <w:p>
@@ -77,67 +77,7 @@
         <w:rPr>
           <w:b/>
         </w:rPr>
-        <w:t>UNIVERSITI TUNKU ABDUL RAHMAN</w:t>
-      </w:r>
-    </w:p>
-    <w:p>
-      <w:pPr>
-        <w:spacing w:after="200"/>
-        <w:jc w:val="center"/>
-      </w:pPr>
-      <w:r>
-        <w:rPr>
-          <w:b/>
-        </w:rPr>
-        <w:t>IN PARTIAL FULFILMENT OF THE REQUIREMENTS FOR THE DEGREE OF</w:t>
-      </w:r>
-    </w:p>
-    <w:p>
-      <w:pPr>
-        <w:spacing w:after="200"/>
-        <w:jc w:val="center"/>
-      </w:pPr>
-      <w:r>
-        <w:rPr>
-          <w:b/>
-        </w:rPr>
-        <w:t>BACHELOR OF INFORMATION TECHNOLOGY (HONOURS)</w:t>
-      </w:r>
-    </w:p>
-    <w:p>
-      <w:pPr>
-        <w:spacing w:after="200"/>
-        <w:jc w:val="center"/>
-      </w:pPr>
-      <w:r>
-        <w:rPr>
-          <w:b/>
-        </w:rPr>
-        <w:t>COMMUNICATIONS AND NETWORKING</w:t>
-      </w:r>
-    </w:p>
-    <w:p>
-      <w:pPr>
-        <w:spacing w:after="200"/>
-        <w:jc w:val="center"/>
-      </w:pPr>
-      <w:r>
-        <w:rPr>
-          <w:b/>
-        </w:rPr>
-        <w:t>FACULTY OF INFORMATION AND COMMUNICATION TECHNOLOGY</w:t>
-      </w:r>
-    </w:p>
-    <w:p>
-      <w:pPr>
-        <w:spacing w:after="200"/>
-        <w:jc w:val="center"/>
-      </w:pPr>
-      <w:r>
-        <w:rPr>
-          <w:b/>
-        </w:rPr>
-        <w:t>(KAMPAR CAMPUS)</w:t>
+        <w:t>FACULTY OF INFORMATION AND COMMUNICATION TECHNOLOGY (KAMPAR CAMPUS)</w:t>
       </w:r>
     </w:p>
     <w:p>
@@ -191,7 +131,7 @@
         <w:rPr>
           <w:b/>
         </w:rPr>
-        <w:t>By</w:t>
+        <w:t>By LEE GONG YI</w:t>
       </w:r>
     </w:p>
     <w:p>
@@ -203,7 +143,7 @@
         <w:rPr>
           <w:b/>
         </w:rPr>
-        <w:t>LEE GONG YI</w:t>
+        <w:t>A PROJECT REPORT SUBMITTED TO UNIVERSITI TUNKU ABDUL RAHMAN IN PARTIAL FULFILMENT OF THE REQUIREMENTS FOR THE DEGREE OF BACHELOR OF INFORMATION TECHNOLOGY (HONOURS) COMMUNICATIONS AND NETWORKING</w:t>
       </w:r>
     </w:p>
     <w:p>
@@ -215,79 +155,7 @@
         <w:rPr>
           <w:b/>
         </w:rPr>
-        <w:t>A PROJECT REPORT SUBMITTED TO</w:t>
-      </w:r>
-    </w:p>
-    <w:p>
-      <w:pPr>
-        <w:spacing w:after="200"/>
-        <w:jc w:val="center"/>
-      </w:pPr>
-      <w:r>
-        <w:rPr>
-          <w:b/>
-        </w:rPr>
-        <w:t>UNIVERSITI TUNKU ABDUL RAHMAN</w:t>
-      </w:r>
-    </w:p>
-    <w:p>
-      <w:pPr>
-        <w:spacing w:after="200"/>
-        <w:jc w:val="center"/>
-      </w:pPr>
-      <w:r>
-        <w:rPr>
-          <w:b/>
-        </w:rPr>
-        <w:t>IN PARTIAL FULFILMENT OF THE REQUIREMENTS FOR THE DEGREE OF</w:t>
-      </w:r>
-    </w:p>
-    <w:p>
-      <w:pPr>
-        <w:spacing w:after="200"/>
-        <w:jc w:val="center"/>
-      </w:pPr>
-      <w:r>
-        <w:rPr>
-          <w:b/>
-        </w:rPr>
-        <w:t>BACHELOR OF INFORMATION TECHNOLOGY (HONOURS)</w:t>
-      </w:r>
-    </w:p>
-    <w:p>
-      <w:pPr>
-        <w:spacing w:after="200"/>
-        <w:jc w:val="center"/>
-      </w:pPr>
-      <w:r>
-        <w:rPr>
-          <w:b/>
-        </w:rPr>
-        <w:t>COMMUNICATIONS AND NETWORKING</w:t>
-      </w:r>
-    </w:p>
-    <w:p>
-      <w:pPr>
-        <w:spacing w:after="200"/>
-        <w:jc w:val="center"/>
-      </w:pPr>
-      <w:r>
-        <w:rPr>
-          <w:b/>
-        </w:rPr>
-        <w:t>FACULTY OF INFORMATION AND COMMUNICATION TECHNOLOGY</w:t>
-      </w:r>
-    </w:p>
-    <w:p>
-      <w:pPr>
-        <w:spacing w:after="200"/>
-        <w:jc w:val="center"/>
-      </w:pPr>
-      <w:r>
-        <w:rPr>
-          <w:b/>
-        </w:rPr>
-        <w:t>(KAMPAR CAMPUS)</w:t>
+        <w:t>FACULTY OF INFORMATION AND COMMUNICATION TECHNOLOGY (KAMPAR CAMPUS)</w:t>
       </w:r>
     </w:p>
     <w:p>
@@ -327,37 +195,7 @@
     </w:p>
     <w:p>
       <w:r>
-        <w:t>This Final Year Project report is submitted in partial fulfilment of the requirements for the</w:t>
-      </w:r>
-    </w:p>
-    <w:p>
-      <w:r>
-        <w:t>degree of Bachelor of Information Technology (Honours) Communications and Networking at</w:t>
-      </w:r>
-    </w:p>
-    <w:p>
-      <w:r>
-        <w:t>Universiti Tunku Abdul Rahman (UTAR). This Final Year Project report represents the work of</w:t>
-      </w:r>
-    </w:p>
-    <w:p>
-      <w:r>
-        <w:t>the author, except where due acknowledgment has been made in the text. No part of this Final</w:t>
-      </w:r>
-    </w:p>
-    <w:p>
-      <w:r>
-        <w:t>Year Project report may be reproduced, stored, or transmitted in any form or by any means,</w:t>
-      </w:r>
-    </w:p>
-    <w:p>
-      <w:r>
-        <w:t>whether electronic, mechanical, photocopying, recording, or otherwise, without the prior</w:t>
-      </w:r>
-    </w:p>
-    <w:p>
-      <w:r>
-        <w:t>written permission of the author or UTAR, in accordance with UTAR's Intellectual Property Policy.</w:t>
+        <w:t>This Final Year Project report is submitted in partial fulfilment of the requirements for the degree of Bachelor of Information Technology (Honours) Communications and Networking at Universiti Tunku Abdul Rahman (UTAR). This Final Year Project report represents the work of the author, except where due acknowledgment has been made in the text. No part of this Final Year Project report may be reproduced, stored, or transmitted in any form or by any means, whether electronic, mechanical, photocopying, recording, or otherwise, without the prior written permission of the author or UTAR, in accordance with UTAR's Intellectual Property Policy.</w:t>
       </w:r>
     </w:p>
     <w:p>
@@ -434,37 +272,7 @@
     </w:p>
     <w:p>
       <w:r>
-        <w:t>The author would like to express sincere gratitude to the project supervisor,</w:t>
-      </w:r>
-    </w:p>
-    <w:p>
-      <w:r>
-        <w:t>Dr Abdulrahman Aminu Ghali, for the guidance, constructive feedback and continuous support</w:t>
-      </w:r>
-    </w:p>
-    <w:p>
-      <w:r>
-        <w:t>throughout the development of this project. The opportunity to work on a cybersecurity and</w:t>
-      </w:r>
-    </w:p>
-    <w:p>
-      <w:r>
-        <w:t>artificial-intelligence project has been an enriching experience and a meaningful step towards</w:t>
-      </w:r>
-    </w:p>
-    <w:p>
-      <w:r>
-        <w:t>professional aspirations in the field. The author also thanks the Faculty of Information and</w:t>
-      </w:r>
-    </w:p>
-    <w:p>
-      <w:r>
-        <w:t>Communication Technology for the resources provided, and family and friends for their</w:t>
-      </w:r>
-    </w:p>
-    <w:p>
-      <w:r>
-        <w:t>encouragement throughout the duration of the study.</w:t>
+        <w:t>The author would like to express sincere gratitude to the project supervisor, Dr Abdulrahman Aminu Ghali, for the guidance, constructive feedback and continuous support throughout the development of this project. The opportunity to work on a cybersecurity and artificial-intelligence project has been an enriching experience and a meaningful step towards professional aspirations in the field. The author also thanks the Faculty of Information and Communication Technology for the resources provided, and family and friends for their encouragement throughout the duration of the study.</w:t>
       </w:r>
     </w:p>
     <w:p>
@@ -487,122 +295,17 @@
     </w:p>
     <w:p>
       <w:r>
-        <w:t>Email remained a primary vector for phishing, business-email-compromise and malware delivery,</w:t>
-      </w:r>
-    </w:p>
-    <w:p>
-      <w:r>
-        <w:t>while generative language models had lowered the effort required to write polished, convincing</w:t>
-      </w:r>
-    </w:p>
-    <w:p>
-      <w:r>
-        <w:t>fraudulent messages. Rule-based and keyword filters were brittle against such evolving, fluent</w:t>
-      </w:r>
-    </w:p>
-    <w:p>
-      <w:r>
-        <w:t>attacks. This project developed an adaptive email spam detection system that fused two</w:t>
-      </w:r>
-    </w:p>
-    <w:p>
-      <w:r>
-        <w:t>complementary views of a message — its textual content and its structural metadata — within a</w:t>
-      </w:r>
-    </w:p>
-    <w:p>
-      <w:r>
-        <w:t>machine-learning pipeline, and that improved over time through reviewed-feedback retraining.</w:t>
-      </w:r>
-    </w:p>
-    <w:p>
-      <w:r>
-        <w:t>Raw emails were parsed to extract word and character term-frequency–inverse-document-frequency</w:t>
-      </w:r>
-    </w:p>
-    <w:p>
-      <w:r>
-        <w:t>(TF-IDF) content features together with twelve structural metadata signals, including URL and</w:t>
-      </w:r>
-    </w:p>
-    <w:p>
-      <w:r>
-        <w:t>attachment counts, sender-to-link domain mismatch, reply-to presence, sender-policy-framework</w:t>
-      </w:r>
-    </w:p>
-    <w:p>
-      <w:r>
-        <w:t>and DomainKeys-Identified-Mail indicators, and casing and urgency-term statistics. The streams</w:t>
-      </w:r>
-    </w:p>
-    <w:p>
-      <w:r>
-        <w:t>were fused into a single feature space and classified by a class-balanced logistic regression</w:t>
-      </w:r>
-    </w:p>
-    <w:p>
-      <w:r>
-        <w:t>model, with multinomial Naïve Bayes and a linear support vector machine evaluated for comparison.</w:t>
-      </w:r>
-    </w:p>
-    <w:p>
-      <w:r>
-        <w:t>A FastAPI service, a browser review console, a mailbox watcher with quarantine, and a</w:t>
-      </w:r>
-    </w:p>
-    <w:p>
-      <w:r>
-        <w:t>feedback-driven retraining loop were implemented. The detector ran entirely on a commodity</w:t>
-      </w:r>
-    </w:p>
-    <w:p>
-      <w:r>
-        <w:t>central processing unit with no graphics-processor requirement.</w:t>
-      </w:r>
-    </w:p>
-    <w:p>
-      <w:r>
-        <w:t>The fused model was trained on 81,152 de-duplicated public emails and achieved 99.2% accuracy</w:t>
-      </w:r>
-    </w:p>
-    <w:p>
-      <w:r>
-        <w:t>with precision 0.991, recall 0.992 and receiver-operating-characteristic area under the curve of</w:t>
-      </w:r>
-    </w:p>
-    <w:p>
-      <w:r>
-        <w:t>1.000 on a held-out test split, at a median latency of approximately 16 milliseconds per email.</w:t>
-      </w:r>
-    </w:p>
-    <w:p>
-      <w:r>
-        <w:t>On 4,986 phishing emails generated by three large language models — none of which the model was</w:t>
-      </w:r>
-    </w:p>
-    <w:p>
-      <w:r>
-        <w:t>trained on — the detector flagged 92%, demonstrating strong generalisation to AI-assisted</w:t>
-      </w:r>
-    </w:p>
-    <w:p>
-      <w:r>
-        <w:t>phishing. After one adaptive retraining cycle on reviewed modern-threat examples, detection</w:t>
-      </w:r>
-    </w:p>
-    <w:p>
-      <w:r>
-        <w:t>ranking on held-out AI-style email improved from area under the curve 0.81 to 0.945 while</w:t>
-      </w:r>
-    </w:p>
-    <w:p>
-      <w:r>
-        <w:t>overall accuracy was maintained. The system detected phishing intent rather than AI authorship,</w:t>
-      </w:r>
-    </w:p>
-    <w:p>
-      <w:r>
-        <w:t>and its signals and operating threshold were fully explainable and adjustable.</w:t>
+        <w:t>Email remained a primary vector for phishing, business-email-compromise and malware delivery, while generative language models had lowered the effort required to write polished, convincing fraudulent messages. Rule-based and keyword filters were brittle against such evolving, fluent attacks. This project developed an adaptive email spam detection system that fused two complementary views of a message — its textual content and its structural metadata — within a machine-learning pipeline, and that improved over time through reviewed-feedback retraining.</w:t>
+      </w:r>
+    </w:p>
+    <w:p>
+      <w:r>
+        <w:t>Raw emails were parsed to extract word and character term-frequency–inverse-document-frequency (TF-IDF) content features together with twelve structural metadata signals, including URL and attachment counts, sender-to-link domain mismatch, reply-to presence, sender-policy-framework and DomainKeys-Identified-Mail indicators, and casing and urgency-term statistics. The streams were fused into a single feature space and classified by a class-balanced logistic regression model, with multinomial Naïve Bayes and a linear support vector machine evaluated for comparison. A FastAPI service, a browser review console, a mailbox watcher with quarantine, and a feedback-driven retraining loop were implemented. The detector ran entirely on a commodity central processing unit with no graphics-processor requirement.</w:t>
+      </w:r>
+    </w:p>
+    <w:p>
+      <w:r>
+        <w:t>The fused model was trained on 81,152 de-duplicated public emails and achieved 99.2% accuracy with precision 0.991, recall 0.992 and receiver-operating-characteristic area under the curve of 1.000 on a held-out test split, at a median latency of approximately 16 milliseconds per email. On 4,986 phishing emails generated by three large language models — none of which the model was trained on — the detector flagged 92%, demonstrating strong generalisation to AI-assisted phishing. After one adaptive retraining cycle on reviewed modern-threat examples, detection ranking on held-out AI-style email improved from area under the curve 0.81 to 0.945 while overall accuracy was maintained. The system detected phishing intent rather than AI authorship, and its signals and operating threshold were fully explainable and adjustable.</w:t>
       </w:r>
     </w:p>
     <w:p>
@@ -613,10 +316,8 @@
         <w:t>Area of Study:</w:t>
       </w:r>
       <w:r>
-        <w:t xml:space="preserve"> Cybersecurity, Artificial Intelligence.</w:t>
-      </w:r>
-    </w:p>
-    <w:p>
+        <w:t xml:space="preserve"> Cybersecurity, Artificial Intelligence. </w:t>
+      </w:r>
       <w:r>
         <w:rPr>
           <w:b/>
@@ -624,12 +325,7 @@
         <w:t>Keywords:</w:t>
       </w:r>
       <w:r>
-        <w:t xml:space="preserve"> Spam Detection, Phishing, Content–Metadata Fusion, Adaptive Systems, Machine</w:t>
-      </w:r>
-    </w:p>
-    <w:p>
-      <w:r>
-        <w:t>Learning.</w:t>
+        <w:t xml:space="preserve"> Spam Detection, Phishing, Content–Metadata Fusion, Adaptive Systems, Machine Learning.</w:t>
       </w:r>
     </w:p>
     <w:p>
@@ -1052,62 +748,7 @@
     </w:p>
     <w:p>
       <w:r>
-        <w:t>Electronic mail remained one of the most widely used communication channels in organisations</w:t>
-      </w:r>
-    </w:p>
-    <w:p>
-      <w:r>
-        <w:t>and, at the same time, one of the most exploited. Cybersecurity had become a pressing global</w:t>
-      </w:r>
-    </w:p>
-    <w:p>
-      <w:r>
-        <w:t>concern as internet adoption, cloud services, e-commerce and remote work expanded the exposure</w:t>
-      </w:r>
-    </w:p>
-    <w:p>
-      <w:r>
-        <w:t>of individuals and organisations to cyber risk; industry estimates projected annual cybercrime</w:t>
-      </w:r>
-    </w:p>
-    <w:p>
-      <w:r>
-        <w:t>damages reaching into the trillions of United States dollars, with ransomware, phishing, data</w:t>
-      </w:r>
-    </w:p>
-    <w:p>
-      <w:r>
-        <w:t>breaches and identity theft among the principal causes [1]. Among the available attack vectors,</w:t>
-      </w:r>
-    </w:p>
-    <w:p>
-      <w:r>
-        <w:t>email continued to be favoured because it was ubiquitous, trusted and inexpensive to abuse.</w:t>
-      </w:r>
-    </w:p>
-    <w:p>
-      <w:r>
-        <w:t>Unsolicited or fraudulent messages, broadly termed spam, had for many years accounted for a</w:t>
-      </w:r>
-    </w:p>
-    <w:p>
-      <w:r>
-        <w:t>large share of global email traffic — Kaspersky measured spam at roughly 47 per cent of all</w:t>
-      </w:r>
-    </w:p>
-    <w:p>
-      <w:r>
-        <w:t>email sent worldwide in 2024 [18] — and ranged from nuisance advertisements to sophisticated</w:t>
-      </w:r>
-    </w:p>
-    <w:p>
-      <w:r>
-        <w:t>phishing campaigns designed to steal credentials or financial data or to distribute malware</w:t>
-      </w:r>
-    </w:p>
-    <w:p>
-      <w:r>
-        <w:t>[2]. The scale of the problem is illustrated in Figure 1.1.</w:t>
+        <w:t>Electronic mail remained one of the most widely used communication channels in organisations and, at the same time, one of the most exploited. Cybersecurity had become a pressing global concern as internet adoption, cloud services, e-commerce and remote work expanded the exposure of individuals and organisations to cyber risk; industry estimates projected annual cybercrime damages reaching into the trillions of United States dollars, with ransomware, phishing, data breaches and identity theft among the principal causes [1]. Among the available attack vectors, email continued to be favoured because it was ubiquitous, trusted and inexpensive to abuse. Unsolicited or fraudulent messages, broadly termed spam, had for many years accounted for a large share of global email traffic — Kaspersky measured spam at roughly 47 per cent of all email sent worldwide in 2024 [18] — and ranged from nuisance advertisements to sophisticated phishing campaigns designed to steal credentials or financial data or to distribute malware [2]. The scale of the problem is illustrated in Figure 1.1.</w:t>
       </w:r>
     </w:p>
     <w:p>
@@ -1164,77 +805,7 @@
     </w:p>
     <w:p>
       <w:r>
-        <w:t>Early spam messages were comparatively simple and could be blocked by keyword filters or</w:t>
-      </w:r>
-    </w:p>
-    <w:p>
-      <w:r>
-        <w:t>blacklists, but attackers evolved their techniques continuously. Modern campaigns used</w:t>
-      </w:r>
-    </w:p>
-    <w:p>
-      <w:r>
-        <w:t>obfuscation such as inserted characters, misleading links and disguised headers, while phishing</w:t>
-      </w:r>
-    </w:p>
-    <w:p>
-      <w:r>
-        <w:t>— the subset of spam that deceived recipients into revealing sensitive information — grew</w:t>
-      </w:r>
-    </w:p>
-    <w:p>
-      <w:r>
-        <w:t>particularly dangerous and featured prominently in reported data breaches [2]. Two trends made</w:t>
-      </w:r>
-    </w:p>
-    <w:p>
-      <w:r>
-        <w:t>the problem materially harder. First, business-email-compromise attacks used calm, professional,</w:t>
-      </w:r>
-    </w:p>
-    <w:p>
-      <w:r>
-        <w:t>grammatically correct language and frequently contained no malicious link or attachment, so they</w:t>
-      </w:r>
-    </w:p>
-    <w:p>
-      <w:r>
-        <w:t>evaded signatures designed for obvious, keyword-laden spam. These link-less impersonation</w:t>
-      </w:r>
-    </w:p>
-    <w:p>
-      <w:r>
-        <w:t>attacks were also among the costliest of cybercrimes: the Federal Bureau of Investigation</w:t>
-      </w:r>
-    </w:p>
-    <w:p>
-      <w:r>
-        <w:t>recorded business-email-compromise losses of USD 2.77 billion across 21,442 complaints in 2024</w:t>
-      </w:r>
-    </w:p>
-    <w:p>
-      <w:r>
-        <w:t>[19], and the Anti-Phishing Working Group recorded close to 3.8 million phishing attacks over</w:t>
-      </w:r>
-    </w:p>
-    <w:p>
-      <w:r>
-        <w:t>the same year [20], as shown in Figure 1.2. Second, large language models allowed</w:t>
-      </w:r>
-    </w:p>
-    <w:p>
-      <w:r>
-        <w:t>attackers to generate fluent, personalised, typo-free fraudulent messages at scale. Compounding</w:t>
-      </w:r>
-    </w:p>
-    <w:p>
-      <w:r>
-        <w:t>these trends was concept drift: the characteristics of spam evolved over time, so a model</w:t>
-      </w:r>
-    </w:p>
-    <w:p>
-      <w:r>
-        <w:t>trained once on older data gradually failed to recognise new tactics unless it was updated.</w:t>
+        <w:t>Early spam messages were comparatively simple and could be blocked by keyword filters or blacklists, but attackers evolved their techniques continuously. Modern campaigns used obfuscation such as inserted characters, misleading links and disguised headers, while phishing — the subset of spam that deceived recipients into revealing sensitive information — grew particularly dangerous and featured prominently in reported data breaches [2]. Two trends made the problem materially harder. First, business-email-compromise attacks used calm, professional, grammatically correct language and frequently contained no malicious link or attachment, so they evaded signatures designed for obvious, keyword-laden spam. These link-less impersonation attacks were also among the costliest of cybercrimes: the Federal Bureau of Investigation recorded business-email-compromise losses of USD 2.77 billion across 21,442 complaints in 2024 [19], and the Anti-Phishing Working Group recorded close to 3.8 million phishing attacks over the same year [20], as shown in Figure 1.2. Second, large language models allowed attackers to generate fluent, personalised, typo-free fraudulent messages at scale. Compounding these trends was concept drift: the characteristics of spam evolved over time, so a model trained once on older data gradually failed to recognise new tactics unless it was updated.</w:t>
       </w:r>
     </w:p>
     <w:p>
@@ -1291,22 +862,7 @@
     </w:p>
     <w:p>
       <w:r>
-        <w:t>Such threats also acted faster than manual review could: the 2024 Verizon study found that the</w:t>
-      </w:r>
-    </w:p>
-    <w:p>
-      <w:r>
-        <w:t>median time for a user to click a phishing link was 21 seconds and that a non-malicious human</w:t>
-      </w:r>
-    </w:p>
-    <w:p>
-      <w:r>
-        <w:t>element was involved in 68% of breaches [2], reinforcing the case for automatic detection. The</w:t>
-      </w:r>
-    </w:p>
-    <w:p>
-      <w:r>
-        <w:t>key threat statistics are summarised in Figure 1.3.</w:t>
+        <w:t>Such threats also acted faster than manual review could: the 2024 Verizon study found that the median time for a user to click a phishing link was 21 seconds and that a non-malicious human element was involved in 68% of breaches [2], reinforcing the case for automatic detection. The key threat statistics are summarised in Figure 1.3.</w:t>
       </w:r>
     </w:p>
     <w:p>
@@ -1363,72 +919,12 @@
     </w:p>
     <w:p>
       <w:r>
-        <w:t>Machine learning offered a more robust basis than static rules, because a learned model</w:t>
-      </w:r>
-    </w:p>
-    <w:p>
-      <w:r>
-        <w:t>generalised from labelled examples rather than matching hand-maintained patterns and could be</w:t>
-      </w:r>
-    </w:p>
-    <w:p>
-      <w:r>
-        <w:t>retrained as new campaigns appeared. Even so, no single view of a message was sufficient:</w:t>
-      </w:r>
-    </w:p>
-    <w:p>
-      <w:r>
-        <w:t>content-based models examined what a message said but ignored how it was constructed, whereas</w:t>
-      </w:r>
-    </w:p>
-    <w:p>
-      <w:r>
-        <w:t>structural and reputation-based signals caught routing and authentication anomalies but were</w:t>
-      </w:r>
-    </w:p>
-    <w:p>
-      <w:r>
-        <w:t>bypassed by well-written text. This project therefore developed an adaptive detector that fused</w:t>
-      </w:r>
-    </w:p>
-    <w:p>
-      <w:r>
-        <w:t>the textual content of a message with its structural metadata within a classical machine-learning</w:t>
-      </w:r>
-    </w:p>
-    <w:p>
-      <w:r>
-        <w:t>pipeline and improved over time through a reviewed-feedback retraining loop. The system was</w:t>
-      </w:r>
-    </w:p>
-    <w:p>
-      <w:r>
-        <w:t>designed to run locally on commodity hardware without a graphics processor, to remain</w:t>
-      </w:r>
-    </w:p>
-    <w:p>
-      <w:r>
-        <w:t>interpretable through its metadata signals, and to detect malicious intent rather than</w:t>
-      </w:r>
-    </w:p>
-    <w:p>
-      <w:r>
-        <w:t>artificial-intelligence authorship.</w:t>
-      </w:r>
-    </w:p>
-    <w:p>
-      <w:r>
-        <w:t>The remainder of this chapter states the problem and motivation (Section 1.1), lists the</w:t>
-      </w:r>
-    </w:p>
-    <w:p>
-      <w:r>
-        <w:t>objectives (Section 1.2), defines the project scope (Section 1.3), states the contributions</w:t>
-      </w:r>
-    </w:p>
-    <w:p>
-      <w:r>
-        <w:t>(Section 1.4) and outlines the organisation of the report (Section 1.5).</w:t>
+        <w:t>Machine learning offered a more robust basis than static rules, because a learned model generalised from labelled examples rather than matching hand-maintained patterns and could be retrained as new campaigns appeared. Even so, no single view of a message was sufficient: content-based models examined what a message said but ignored how it was constructed, whereas structural and reputation-based signals caught routing and authentication anomalies but were bypassed by well-written text. This project therefore developed an adaptive detector that fused the textual content of a message with its structural metadata within a classical machine-learning pipeline and improved over time through a reviewed-feedback retraining loop. The system was designed to run locally on commodity hardware without a graphics processor, to remain interpretable through its metadata signals, and to detect malicious intent rather than artificial-intelligence authorship.</w:t>
+      </w:r>
+    </w:p>
+    <w:p>
+      <w:r>
+        <w:t>The remainder of this chapter states the problem and motivation (Section 1.1), lists the objectives (Section 1.2), defines the project scope (Section 1.3), states the contributions (Section 1.4) and outlines the organisation of the report (Section 1.5).</w:t>
       </w:r>
     </w:p>
     <w:p>
@@ -1446,127 +942,17 @@
     </w:p>
     <w:p>
       <w:r>
-        <w:t>Despite the widespread deployment of anti-spam filters, email spam remained a persistent and</w:t>
-      </w:r>
-    </w:p>
-    <w:p>
-      <w:r>
-        <w:t>evolving problem. Static rule lists and keyword filters were brittle: they required constant</w:t>
-      </w:r>
-    </w:p>
-    <w:p>
-      <w:r>
-        <w:t>manual maintenance and were easily evaded by rewording or obfuscation [4], [5]. Learned content</w:t>
-      </w:r>
-    </w:p>
-    <w:p>
-      <w:r>
-        <w:t>models were more effective but examined only what a message said and ignored its structure, while</w:t>
-      </w:r>
-    </w:p>
-    <w:p>
-      <w:r>
-        <w:t>metadata and reputation systems used structural indicators that were themselves bypassed by</w:t>
-      </w:r>
-    </w:p>
-    <w:p>
-      <w:r>
-        <w:t>well-formed, link-less business-email-compromise mail sent from plausibly configured accounts</w:t>
-      </w:r>
-    </w:p>
-    <w:p>
-      <w:r>
-        <w:t>[19]. Models that were never updated could not follow evolving campaigns, so their accuracy</w:t>
-      </w:r>
-    </w:p>
-    <w:p>
-      <w:r>
-        <w:t>degraded as concept drift accumulated [4], [5].</w:t>
-      </w:r>
-    </w:p>
-    <w:p>
-      <w:r>
-        <w:t>These weaknesses produced the two errors that mattered most in practice. False negatives</w:t>
-      </w:r>
-    </w:p>
-    <w:p>
-      <w:r>
-        <w:t>allowed malicious mail to reach the user, while false positives — legitimate email wrongly marked</w:t>
-      </w:r>
-    </w:p>
-    <w:p>
-      <w:r>
-        <w:t>as spam — interrupted business communication and damaged trust in the filter, and were often</w:t>
-      </w:r>
-    </w:p>
-    <w:p>
-      <w:r>
-        <w:t>judged the costlier error in an organisational setting. A detector therefore needed to combine</w:t>
-      </w:r>
-    </w:p>
-    <w:p>
-      <w:r>
-        <w:t>complementary views of a message, to keep false positives low, and to be updated as threats</w:t>
-      </w:r>
-    </w:p>
-    <w:p>
-      <w:r>
-        <w:t>changed, without depending on the proprietary, non-reproducible models used by large commercial</w:t>
-      </w:r>
-    </w:p>
-    <w:p>
-      <w:r>
-        <w:t>providers.</w:t>
-      </w:r>
-    </w:p>
-    <w:p>
-      <w:r>
-        <w:t>The motivation for this project was therefore to build a detector that (a) fused content and</w:t>
-      </w:r>
-    </w:p>
-    <w:p>
-      <w:r>
-        <w:t>metadata so that fluent wording and structural anomalies were judged together, (b) remained fast</w:t>
-      </w:r>
-    </w:p>
-    <w:p>
-      <w:r>
-        <w:t>and interpretable enough to run locally on ordinary hardware without dependence on external</w:t>
-      </w:r>
-    </w:p>
-    <w:p>
-      <w:r>
-        <w:t>cloud services, and (c) adapted to new threats through a reviewed retraining loop rather than</w:t>
-      </w:r>
-    </w:p>
-    <w:p>
-      <w:r>
-        <w:t>through manual editing of rules. The project therefore designed, implemented and evaluated a</w:t>
-      </w:r>
-    </w:p>
-    <w:p>
-      <w:r>
-        <w:t>complete, deployable adaptive content–metadata fusion spam-detection system: the pipeline was</w:t>
-      </w:r>
-    </w:p>
-    <w:p>
-      <w:r>
-        <w:t>built at scale on a varied public corpus, hardened against malformed real-world input, wrapped</w:t>
-      </w:r>
-    </w:p>
-    <w:p>
-      <w:r>
-        <w:t>in a service and quarantine layer, equipped with a reviewed retraining loop, and tested for</w:t>
-      </w:r>
-    </w:p>
-    <w:p>
-      <w:r>
-        <w:t>generalisation against genuinely AI-generated phishing. The remainder of this report describes</w:t>
-      </w:r>
-    </w:p>
-    <w:p>
-      <w:r>
-        <w:t>that system and measures the extent to which each stated objective was met.</w:t>
+        <w:t>Despite the widespread deployment of anti-spam filters, email spam remained a persistent and evolving problem. Static rule lists and keyword filters were brittle: they required constant manual maintenance and were easily evaded by rewording or obfuscation [4], [5]. Learned content models were more effective but examined only what a message said and ignored its structure, while metadata and reputation systems used structural indicators that were themselves bypassed by well-formed, link-less business-email-compromise mail sent from plausibly configured accounts [19]. Models that were never updated could not follow evolving campaigns, so their accuracy degraded as concept drift accumulated [4], [5].</w:t>
+      </w:r>
+    </w:p>
+    <w:p>
+      <w:r>
+        <w:t>These weaknesses produced the two errors that mattered most in practice. False negatives allowed malicious mail to reach the user, while false positives — legitimate email wrongly marked as spam — interrupted business communication and damaged trust in the filter, and were often judged the costlier error in an organisational setting. A detector therefore needed to combine complementary views of a message, to keep false positives low, and to be updated as threats changed, without depending on the proprietary, non-reproducible models used by large commercial providers.</w:t>
+      </w:r>
+    </w:p>
+    <w:p>
+      <w:r>
+        <w:t>The motivation for this project was therefore to build a detector that (a) fused content and metadata so that fluent wording and structural anomalies were judged together, (b) remained fast and interpretable enough to run locally on ordinary hardware without dependence on external cloud services, and (c) adapted to new threats through a reviewed retraining loop rather than through manual editing of rules. The project therefore designed, implemented and evaluated a complete, deployable adaptive content–metadata fusion spam-detection system: the pipeline was built at scale on a varied public corpus, hardened against malformed real-world input, wrapped in a service and quarantine layer, equipped with a reviewed retraining loop, and tested for generalisation against genuinely AI-generated phishing. The remainder of this report describes that system and measures the extent to which each stated objective was met.</w:t>
       </w:r>
     </w:p>
     <w:p>
@@ -1584,57 +970,27 @@
     </w:p>
     <w:p>
       <w:r>
-        <w:t>The aim of this project was to design and implement an adaptive spam detection system that</w:t>
-      </w:r>
-    </w:p>
-    <w:p>
-      <w:r>
-        <w:t>leveraged content–metadata fusion for enhanced email security. To achieve this aim, the project</w:t>
-      </w:r>
-    </w:p>
-    <w:p>
-      <w:r>
-        <w:t>was guided by four specific objectives:</w:t>
-      </w:r>
-    </w:p>
-    <w:p>
-      <w:r>
-        <w:t>1. To extract and process content-based features (body text, subject lines and embedded URLs) and</w:t>
-      </w:r>
-    </w:p>
-    <w:p>
-      <w:r>
-        <w:t>metadata features (sender information and header attributes) from raw email datasets.</w:t>
-      </w:r>
-    </w:p>
-    <w:p>
-      <w:r>
-        <w:t>2. To design a content–metadata fusion framework that combined textual and structural data into</w:t>
-      </w:r>
-    </w:p>
-    <w:p>
-      <w:r>
-        <w:t>a unified machine-learning pipeline.</w:t>
-      </w:r>
-    </w:p>
-    <w:p>
-      <w:r>
-        <w:t>3. To train and evaluate artificial-intelligence-based classification models — namely Naïve</w:t>
-      </w:r>
-    </w:p>
-    <w:p>
-      <w:r>
-        <w:t>Bayes, logistic regression and support vector machines — on the fused feature set.</w:t>
-      </w:r>
-    </w:p>
-    <w:p>
-      <w:r>
-        <w:t>4. To implement an adaptive retraining mechanism that updated the model with newly reviewed</w:t>
-      </w:r>
-    </w:p>
-    <w:p>
-      <w:r>
-        <w:t>samples, so that detection accuracy was maintained as spam patterns evolved over time.</w:t>
+        <w:t>The aim of this project was to design and implement an adaptive spam detection system that leveraged content–metadata fusion for enhanced email security. To achieve this aim, the project was guided by four specific objectives:</w:t>
+      </w:r>
+    </w:p>
+    <w:p>
+      <w:r>
+        <w:t>1. To extract and process content-based features (body text, subject lines and embedded URLs) and metadata features (sender information and header attributes) from raw email datasets.</w:t>
+      </w:r>
+    </w:p>
+    <w:p>
+      <w:r>
+        <w:t>2. To design a content–metadata fusion framework that combined textual and structural data into a unified machine-learning pipeline.</w:t>
+      </w:r>
+    </w:p>
+    <w:p>
+      <w:r>
+        <w:t>3. To train and evaluate artificial-intelligence-based classification models — namely Naïve Bayes, logistic regression and support vector machines — on the fused feature set.</w:t>
+      </w:r>
+    </w:p>
+    <w:p>
+      <w:r>
+        <w:t>4. To implement an adaptive retraining mechanism that updated the model with newly reviewed samples, so that detection accuracy was maintained as spam patterns evolved over time.</w:t>
       </w:r>
     </w:p>
     <w:p>
@@ -1652,82 +1008,12 @@
     </w:p>
     <w:p>
       <w:r>
-        <w:t>The system was scoped to English-language email, processed and trained locally with no</w:t>
-      </w:r>
-    </w:p>
-    <w:p>
-      <w:r>
-        <w:t>dependency on external cloud application programming interfaces and no use of private employee</w:t>
-      </w:r>
-    </w:p>
-    <w:p>
-      <w:r>
-        <w:t>or customer email. This local-first scope was a privacy and reproducibility decision: because</w:t>
-      </w:r>
-    </w:p>
-    <w:p>
-      <w:r>
-        <w:t>no message content left the host, every reported figure could be reproduced from public data.</w:t>
-      </w:r>
-    </w:p>
-    <w:p>
-      <w:r>
-        <w:t>All training and test data were public corpora or synthetic data generated for controlled</w:t>
-      </w:r>
-    </w:p>
-    <w:p>
-      <w:r>
-        <w:t>experiments. The detector was a classical machine-learning model over content and metadata</w:t>
-      </w:r>
-    </w:p>
-    <w:p>
-      <w:r>
-        <w:t>(logistic regression, with Naïve Bayes and a support vector machine evaluated for comparison);</w:t>
-      </w:r>
-    </w:p>
-    <w:p>
-      <w:r>
-        <w:t>it required no graphics processor and ran on ordinary hardware.</w:t>
-      </w:r>
-    </w:p>
-    <w:p>
-      <w:r>
-        <w:t>The system produced a spam probability, a binary label and an explanation of the structural</w:t>
-      </w:r>
-    </w:p>
-    <w:p>
-      <w:r>
-        <w:t>signals observed in a message, and it supported a configurable action (report or quarantine)</w:t>
-      </w:r>
-    </w:p>
-    <w:p>
-      <w:r>
-        <w:t>rather than destructive deletion. It was delivered as a set of standalone, modular Python</w:t>
-      </w:r>
-    </w:p>
-    <w:p>
-      <w:r>
-        <w:t>scripts together with a representational-state-transfer service, a browser review console and a</w:t>
-      </w:r>
-    </w:p>
-    <w:p>
-      <w:r>
-        <w:t>mailbox watcher. The classifier identified malicious intent; it did not attempt to determine</w:t>
-      </w:r>
-    </w:p>
-    <w:p>
-      <w:r>
-        <w:t>whether a message had been authored by an artificial intelligence, a task that independent</w:t>
-      </w:r>
-    </w:p>
-    <w:p>
-      <w:r>
-        <w:t>evaluations had shown to be unreliable. Instant-messaging and social-media content were outside</w:t>
-      </w:r>
-    </w:p>
-    <w:p>
-      <w:r>
-        <w:t>the scope.</w:t>
+        <w:t>The system was scoped to English-language email, processed and trained locally with no dependency on external cloud application programming interfaces and no use of private employee or customer email. This local-first scope was a privacy and reproducibility decision: because no message content left the host, every reported figure could be reproduced from public data. All training and test data were public corpora or synthetic data generated for controlled experiments. The detector was a classical machine-learning model over content and metadata (logistic regression, with Naïve Bayes and a support vector machine evaluated for comparison); it required no graphics processor and ran on ordinary hardware.</w:t>
+      </w:r>
+    </w:p>
+    <w:p>
+      <w:r>
+        <w:t>The system produced a spam probability, a binary label and an explanation of the structural signals observed in a message, and it supported a configurable action (report or quarantine) rather than destructive deletion. It was delivered as a set of standalone, modular Python scripts together with a representational-state-transfer service, a browser review console and a mailbox watcher. The classifier identified malicious intent; it did not attempt to determine whether a message had been authored by an artificial intelligence, a task that independent evaluations had shown to be unreliable. Instant-messaging and social-media content were outside the scope.</w:t>
       </w:r>
     </w:p>
     <w:p>
@@ -1750,67 +1036,27 @@
     </w:p>
     <w:p>
       <w:r>
-        <w:t>1. A working content–metadata fusion detector that combined word and character TF-IDF content</w:t>
-      </w:r>
-    </w:p>
-    <w:p>
-      <w:r>
-        <w:t>features with twelve structural metadata signals in a single, standardised feature space.</w:t>
-      </w:r>
-    </w:p>
-    <w:p>
-      <w:r>
-        <w:t>2. A structured comparison of multinomial Naïve Bayes, logistic regression and a linear support</w:t>
-      </w:r>
-    </w:p>
-    <w:p>
-      <w:r>
-        <w:t>vector machine on both content-only and fused features, quantifying the contribution of the</w:t>
-      </w:r>
-    </w:p>
-    <w:p>
-      <w:r>
-        <w:t>feature groups.</w:t>
-      </w:r>
-    </w:p>
-    <w:p>
-      <w:r>
-        <w:t>3. A complete adaptive loop — a review console, a feedback store and a scheduled retraining</w:t>
-      </w:r>
-    </w:p>
-    <w:p>
-      <w:r>
-        <w:t>path — demonstrated empirically to improve detection on previously unseen threat types.</w:t>
-      </w:r>
-    </w:p>
-    <w:p>
-      <w:r>
-        <w:t>4. A deployable service layer comprising a REST application programming interface, a browser</w:t>
-      </w:r>
-    </w:p>
-    <w:p>
-      <w:r>
-        <w:t>review page, a mailbox watcher with quarantine, and a documented integration route for mail</w:t>
-      </w:r>
-    </w:p>
-    <w:p>
-      <w:r>
-        <w:t>automation.</w:t>
-      </w:r>
-    </w:p>
-    <w:p>
-      <w:r>
-        <w:t>5. An empirical evaluation that included detection of genuine large-language-model-generated</w:t>
-      </w:r>
-    </w:p>
-    <w:p>
-      <w:r>
-        <w:t>phishing, reported with explicit validity controls and without unsupported claims of</w:t>
-      </w:r>
-    </w:p>
-    <w:p>
-      <w:r>
-        <w:t>superiority over commercial filters.</w:t>
+        <w:t>1. A working content–metadata fusion detector that combined word and character TF-IDF content features with twelve structural metadata signals in a single, standardised feature space.</w:t>
+      </w:r>
+    </w:p>
+    <w:p>
+      <w:r>
+        <w:t>2. A structured comparison of multinomial Naïve Bayes, logistic regression and a linear support vector machine on both content-only and fused features, quantifying the contribution of the feature groups.</w:t>
+      </w:r>
+    </w:p>
+    <w:p>
+      <w:r>
+        <w:t>3. A complete adaptive loop — a review console, a feedback store and a scheduled retraining path — demonstrated empirically to improve detection on previously unseen threat types.</w:t>
+      </w:r>
+    </w:p>
+    <w:p>
+      <w:r>
+        <w:t>4. A deployable service layer comprising a REST application programming interface, a browser review page, a mailbox watcher with quarantine, and a documented integration route for mail automation.</w:t>
+      </w:r>
+    </w:p>
+    <w:p>
+      <w:r>
+        <w:t>5. An empirical evaluation that included detection of genuine large-language-model-generated phishing, reported with explicit validity controls and without unsupported claims of superiority over commercial filters.</w:t>
       </w:r>
     </w:p>
     <w:p>
@@ -1828,37 +1074,7 @@
     </w:p>
     <w:p>
       <w:r>
-        <w:t>Chapter 2 reviews the technologies and existing systems relevant to email spam detection.</w:t>
-      </w:r>
-    </w:p>
-    <w:p>
-      <w:r>
-        <w:t>Chapter 3 presents the system methodology, including the architecture, use cases and activity</w:t>
-      </w:r>
-    </w:p>
-    <w:p>
-      <w:r>
-        <w:t>flow. Chapter 4 details the system design at a level sufficient to rebuild the system. Chapter 5</w:t>
-      </w:r>
-    </w:p>
-    <w:p>
-      <w:r>
-        <w:t>describes the hardware and software setup, configuration, operation and implementation</w:t>
-      </w:r>
-    </w:p>
-    <w:p>
-      <w:r>
-        <w:t>challenges. Chapter 6 reports the evaluation setup, results, discussion and an</w:t>
-      </w:r>
-    </w:p>
-    <w:p>
-      <w:r>
-        <w:t>objective-by-objective assessment. Chapter 7 concludes the report and recommends future work.</w:t>
-      </w:r>
-    </w:p>
-    <w:p>
-      <w:r>
-        <w:t>References and appendices follow.</w:t>
+        <w:t>Chapter 2 reviews the technologies and existing systems relevant to email spam detection. Chapter 3 presents the system methodology, including the architecture, use cases and activity flow. Chapter 4 details the system design at a level sufficient to rebuild the system. Chapter 5 describes the hardware and software setup, configuration, operation and implementation challenges. Chapter 6 reports the evaluation setup, results, discussion and an objective-by-objective assessment. Chapter 7 concludes the report and recommends future work. References and appendices follow.</w:t>
       </w:r>
     </w:p>
     <w:p>
@@ -1876,37 +1092,7 @@
     </w:p>
     <w:p>
       <w:r>
-        <w:t>This chapter established the background to the project, described the continued exploitation of</w:t>
-      </w:r>
-    </w:p>
-    <w:p>
-      <w:r>
-        <w:t>email for phishing and malware delivery, and identified two trends that made detection harder:</w:t>
-      </w:r>
-    </w:p>
-    <w:p>
-      <w:r>
-        <w:t>fluent link-less attacks and the use of large language models to generate convincing fraudulent</w:t>
-      </w:r>
-    </w:p>
-    <w:p>
-      <w:r>
-        <w:t>mail. It set out the four project objectives, defined the scope as a</w:t>
-      </w:r>
-    </w:p>
-    <w:p>
-      <w:r>
-        <w:t>local, English-language, content–metadata fusion detector with an adaptive retraining loop, and</w:t>
-      </w:r>
-    </w:p>
-    <w:p>
-      <w:r>
-        <w:t>listed the contributions. Chapter 2 reviews the technologies and existing systems on which the</w:t>
-      </w:r>
-    </w:p>
-    <w:p>
-      <w:r>
-        <w:t>solution was based.</w:t>
+        <w:t>This chapter established the background to the project, described the continued exploitation of email for phishing and malware delivery, and identified two trends that made detection harder: fluent link-less attacks and the use of large language models to generate convincing fraudulent mail. It set out the four project objectives, defined the scope as a local, English-language, content–metadata fusion detector with an adaptive retraining loop, and listed the contributions. Chapter 2 reviews the technologies and existing systems on which the solution was based.</w:t>
       </w:r>
     </w:p>
     <w:p>
@@ -1929,17 +1115,7 @@
     </w:p>
     <w:p>
       <w:r>
-        <w:t>This chapter reviews the technologies used in the project (hardware, operating system, data</w:t>
-      </w:r>
-    </w:p>
-    <w:p>
-      <w:r>
-        <w:t>storage, programming language and algorithms) and then reviews existing spam-detection systems</w:t>
-      </w:r>
-    </w:p>
-    <w:p>
-      <w:r>
-        <w:t>and approaches, summarising their strengths and weaknesses to position the proposed system.</w:t>
+        <w:t>This chapter reviews the technologies used in the project (hardware, operating system, data storage, programming language and algorithms) and then reviews existing spam-detection systems and approaches, summarising their strengths and weaknesses to position the proposed system.</w:t>
       </w:r>
     </w:p>
     <w:p>
@@ -1970,32 +1146,7 @@
     </w:p>
     <w:p>
       <w:r>
-        <w:t>The project was deliberately designed to run on commodity hardware. Development and evaluation</w:t>
-      </w:r>
-    </w:p>
-    <w:p>
-      <w:r>
-        <w:t>were performed on a consumer laptop running Windows 11, powered by an Intel-class central</w:t>
-      </w:r>
-    </w:p>
-    <w:p>
-      <w:r>
-        <w:t>processing unit with integrated Intel UHD graphics and no discrete graphics processing unit.</w:t>
-      </w:r>
-    </w:p>
-    <w:p>
-      <w:r>
-        <w:t>This constraint was treated as a design requirement: a detector that ran comfortably on a</w:t>
-      </w:r>
-    </w:p>
-    <w:p>
-      <w:r>
-        <w:t>central processing unit could be deployed widely, embedded in mail automation, and reproduced</w:t>
-      </w:r>
-    </w:p>
-    <w:p>
-      <w:r>
-        <w:t>by other researchers without specialist infrastructure.</w:t>
+        <w:t>The project was deliberately designed to run on commodity hardware. Development and evaluation were performed on a consumer laptop running Windows 11, powered by an Intel-class central processing unit with integrated Intel UHD graphics and no discrete graphics processing unit. This constraint was treated as a design requirement: a detector that ran comfortably on a central processing unit could be deployed widely, embedded in mail automation, and reproduced by other researchers without specialist infrastructure.</w:t>
       </w:r>
     </w:p>
     <w:p>
@@ -2013,22 +1164,7 @@
     </w:p>
     <w:p>
       <w:r>
-        <w:t>All core components were written in Python and were developed and tested on Windows 11. No</w:t>
-      </w:r>
-    </w:p>
-    <w:p>
-      <w:r>
-        <w:t>special firmware was required, and no hardware programming was involved. The operating system</w:t>
-      </w:r>
-    </w:p>
-    <w:p>
-      <w:r>
-        <w:t>served only as the host for the Python runtime, the virtual environment and the local file</w:t>
-      </w:r>
-    </w:p>
-    <w:p>
-      <w:r>
-        <w:t>storage used for email and model artefacts.</w:t>
+        <w:t>All core components were written in Python and were developed and tested on Windows 11. No special firmware was required, and no hardware programming was involved. The operating system served only as the host for the Python runtime, the virtual environment and the local file storage used for email and model artefacts.</w:t>
       </w:r>
     </w:p>
     <w:p>
@@ -2046,32 +1182,7 @@
     </w:p>
     <w:p>
       <w:r>
-        <w:t>No database server was deployed. Emails, labels and reviewed feedback were stored as</w:t>
-      </w:r>
-    </w:p>
-    <w:p>
-      <w:r>
-        <w:t>comma-separated-value files, and the trained model was serialised to disk with Joblib. This</w:t>
-      </w:r>
-    </w:p>
-    <w:p>
-      <w:r>
-        <w:t>choice followed the lightweight, script-based design of the system, kept</w:t>
-      </w:r>
-    </w:p>
-    <w:p>
-      <w:r>
-        <w:t>the system portable and easy to back up, and avoided the operational overhead of a database for</w:t>
-      </w:r>
-    </w:p>
-    <w:p>
-      <w:r>
-        <w:t>a dataset processed in batch. The comma-separated-value format also allowed the public corpora</w:t>
-      </w:r>
-    </w:p>
-    <w:p>
-      <w:r>
-        <w:t>to be merged and de-duplicated with simple, auditable scripts.</w:t>
+        <w:t>No database server was deployed. Emails, labels and reviewed feedback were stored as comma-separated-value files, and the trained model was serialised to disk with Joblib. This choice followed the lightweight, script-based design of the system, kept the system portable and easy to back up, and avoided the operational overhead of a database for a dataset processed in batch. The comma-separated-value format also allowed the public corpora to be merged and de-duplicated with simple, auditable scripts.</w:t>
       </w:r>
     </w:p>
     <w:p>
@@ -2089,37 +1200,7 @@
     </w:p>
     <w:p>
       <w:r>
-        <w:t>Python (3.11+) was used as the primary programming language for all pipeline stages. The</w:t>
-      </w:r>
-    </w:p>
-    <w:p>
-      <w:r>
-        <w:t>principal library was scikit-learn for feature extraction and classification — including</w:t>
-      </w:r>
-    </w:p>
-    <w:p>
-      <w:r>
-        <w:t>TF-IDF vectorisation, dictionary vectorisation of metadata, feature union, standardisation,</w:t>
-      </w:r>
-    </w:p>
-    <w:p>
-      <w:r>
-        <w:t>logistic regression, multinomial Naïve Bayes and the linear support-vector classifier — and</w:t>
-      </w:r>
-    </w:p>
-    <w:p>
-      <w:r>
-        <w:t>Joblib for model persistence [15]. The service layer used FastAPI with Uvicorn as the</w:t>
-      </w:r>
-    </w:p>
-    <w:p>
-      <w:r>
-        <w:t>application server and Pydantic for request validation. Standard-library modules (`email`, `re`,</w:t>
-      </w:r>
-    </w:p>
-    <w:p>
-      <w:r>
-        <w:t>`csv`, `pathlib`) handled message parsing, regular-expression extraction and file handling.</w:t>
+        <w:t>Python (3.11+) was used as the primary programming language for all pipeline stages. The principal library was scikit-learn for feature extraction and classification — including TF-IDF vectorisation, dictionary vectorisation of metadata, feature union, standardisation, logistic regression, multinomial Naïve Bayes and the linear support-vector classifier — and Joblib for model persistence [15]. The service layer used FastAPI with Uvicorn as the application server and Pydantic for request validation. Standard-library modules (`email`, `re`, `csv`, `pathlib`) handled message parsing, regular-expression extraction and file handling.</w:t>
       </w:r>
     </w:p>
     <w:p>
@@ -2145,20 +1226,8 @@
         </w:rPr>
         <w:t>Term frequency–inverse document frequency</w:t>
       </w:r>
-    </w:p>
-    <w:p>
-      <w:r>
-        <w:t>weighted terms by how often they appeared in a message and how rare they were across the</w:t>
-      </w:r>
-    </w:p>
-    <w:p>
-      <w:r>
-        <w:t>corpus; word unigrams and bigrams captured phrasing, while character n-grams of length three</w:t>
-      </w:r>
-    </w:p>
-    <w:p>
-      <w:r>
-        <w:t xml:space="preserve">to five tolerated obfuscation such as spaced or misspelled words. </w:t>
+      <w:r>
+        <w:t xml:space="preserve"> weighted terms by how often they appeared in a message and how rare they were across the corpus; word unigrams and bigrams captured phrasing, while character n-grams of length three to five tolerated obfuscation such as spaced or misspelled words. </w:t>
       </w:r>
       <w:r>
         <w:rPr>
@@ -2166,40 +1235,26 @@
         </w:rPr>
         <w:t>Multinomial Naïve Bayes</w:t>
       </w:r>
-    </w:p>
-    <w:p>
-      <w:r>
-        <w:t>applied Bayes' theorem with a conditional-independence assumption to provide a fast generative</w:t>
-      </w:r>
-    </w:p>
-    <w:p>
-      <w:r>
-        <w:t>baseline; it remained a competitive, efficient method for text classification and had been</w:t>
-      </w:r>
-    </w:p>
-    <w:p>
-      <w:r>
-        <w:t>shown to reach high accuracy when paired with sound preprocessing [3], [8]. **Logistic</w:t>
-      </w:r>
-    </w:p>
-    <w:p>
-      <w:r>
-        <w:t>regression** modelled the log-odds of spam as a linear function of the features passed through</w:t>
-      </w:r>
-    </w:p>
-    <w:p>
-      <w:r>
-        <w:t>a sigmoid, producing a calibrated-style probability and interpretable coefficients. **Linear</w:t>
-      </w:r>
-    </w:p>
-    <w:p>
-      <w:r>
-        <w:t>support vector machines** found a maximum-margin separating hyperplane and provided a strong</w:t>
-      </w:r>
-    </w:p>
-    <w:p>
-      <w:r>
-        <w:t xml:space="preserve">discriminative baseline for high-dimensional text. </w:t>
+      <w:r>
+        <w:t xml:space="preserve"> applied Bayes' theorem with a conditional-independence assumption to provide a fast generative baseline; it remained a competitive, efficient method for text classification and had been shown to reach high accuracy when paired with sound preprocessing [3], [8]. </w:t>
+      </w:r>
+      <w:r>
+        <w:rPr>
+          <w:b/>
+        </w:rPr>
+        <w:t>Logistic regression</w:t>
+      </w:r>
+      <w:r>
+        <w:t xml:space="preserve"> modelled the log-odds of spam as a linear function of the features passed through a sigmoid, producing a calibrated-style probability and interpretable coefficients. </w:t>
+      </w:r>
+      <w:r>
+        <w:rPr>
+          <w:b/>
+        </w:rPr>
+        <w:t>Linear support vector machines</w:t>
+      </w:r>
+      <w:r>
+        <w:t xml:space="preserve"> found a maximum-margin separating hyperplane and provided a strong discriminative baseline for high-dimensional text. </w:t>
       </w:r>
       <w:r>
         <w:rPr>
@@ -2208,72 +1263,12 @@
         <w:t>Standardisation</w:t>
       </w:r>
       <w:r>
-        <w:t xml:space="preserve"> was applied to metadata</w:t>
-      </w:r>
-    </w:p>
-    <w:p>
-      <w:r>
-        <w:t>features so that raw lengths could not dominate the normalised text features.</w:t>
-      </w:r>
-    </w:p>
-    <w:p>
-      <w:r>
-        <w:t>Comprehensive reviews of machine learning for spam filtering confirmed that learned models</w:t>
-      </w:r>
-    </w:p>
-    <w:p>
-      <w:r>
-        <w:t>consistently outperformed manually engineered rule systems, and that hybrid combinations of</w:t>
-      </w:r>
-    </w:p>
-    <w:p>
-      <w:r>
-        <w:t>feature sources were among the most robust approaches [4], [5]. Recent comparative studies across</w:t>
-      </w:r>
-    </w:p>
-    <w:p>
-      <w:r>
-        <w:t>many classical classifiers further showed that models such as random forests and support vector</w:t>
-      </w:r>
-    </w:p>
-    <w:p>
-      <w:r>
-        <w:t>machines reached the high-nineties in accuracy on public phishing and spam corpora [6], [7].</w:t>
-      </w:r>
-    </w:p>
-    <w:p>
-      <w:r>
-        <w:t>The choice of logistic regression as the deployed classifier reflected three practical</w:t>
-      </w:r>
-    </w:p>
-    <w:p>
-      <w:r>
-        <w:t>requirements: it produced a genuine probability that could be compared against an adjustable</w:t>
-      </w:r>
-    </w:p>
-    <w:p>
-      <w:r>
-        <w:t>threshold, it accepted balanced class weighting to compensate for the ham/spam ratio, and its</w:t>
-      </w:r>
-    </w:p>
-    <w:p>
-      <w:r>
-        <w:t>linear coefficients allowed the contribution of each feature to be inspected, supporting the</w:t>
-      </w:r>
-    </w:p>
-    <w:p>
-      <w:r>
-        <w:t>explainability requirement. Naïve Bayes and the linear support vector machine were retained as</w:t>
-      </w:r>
-    </w:p>
-    <w:p>
-      <w:r>
-        <w:t>comparators because together they spanned the generative-to-discriminative spectrum, with Naïve</w:t>
-      </w:r>
-    </w:p>
-    <w:p>
-      <w:r>
-        <w:t>Bayes a generative baseline and the support vector machine a maximum-margin discriminative one.</w:t>
+        <w:t xml:space="preserve"> was applied to metadata features so that raw lengths could not dominate the normalised text features.</w:t>
+      </w:r>
+    </w:p>
+    <w:p>
+      <w:r>
+        <w:t>Comprehensive reviews of machine learning for spam filtering confirmed that learned models consistently outperformed manually engineered rule systems, and that hybrid combinations of feature sources were among the most robust approaches [4], [5]. Recent comparative studies across many classical classifiers further showed that models such as random forests and support vector machines reached the high-nineties in accuracy on public phishing and spam corpora [6], [7]. The choice of logistic regression as the deployed classifier reflected three practical requirements: it produced a genuine probability that could be compared against an adjustable threshold, it accepted balanced class weighting to compensate for the ham/spam ratio, and its linear coefficients allowed the contribution of each feature to be inspected, supporting the explainability requirement. Naïve Bayes and the linear support vector machine were retained as comparators because together they spanned the generative-to-discriminative spectrum, with Naïve Bayes a generative baseline and the support vector machine a maximum-margin discriminative one.</w:t>
       </w:r>
     </w:p>
     <w:p>
@@ -2291,17 +1286,7 @@
     </w:p>
     <w:p>
       <w:r>
-        <w:t>A Python and scikit-learn stack provided a fast, explainable and reproducible detector on</w:t>
-      </w:r>
-    </w:p>
-    <w:p>
-      <w:r>
-        <w:t>commodity central-processing-unit hardware, with comma-separated-value storage and Joblib</w:t>
-      </w:r>
-    </w:p>
-    <w:p>
-      <w:r>
-        <w:t>persistence keeping the system portable and free of any special hardware dependency.</w:t>
+        <w:t>A Python and scikit-learn stack provided a fast, explainable and reproducible detector on commodity central-processing-unit hardware, with comma-separated-value storage and Joblib persistence keeping the system portable and free of any special hardware dependency.</w:t>
       </w:r>
     </w:p>
     <w:p>
@@ -2319,27 +1304,7 @@
     </w:p>
     <w:p>
       <w:r>
-        <w:t>Existing spam-detection systems can be grouped into five broad families: rule- and</w:t>
-      </w:r>
-    </w:p>
-    <w:p>
-      <w:r>
-        <w:t>keyword-based filters, content-based statistical classifiers, metadata and reputation systems,</w:t>
-      </w:r>
-    </w:p>
-    <w:p>
-      <w:r>
-        <w:t>hybrid or fusion approaches, and the large proprietary commercial cloud filters. Figure 2.1</w:t>
-      </w:r>
-    </w:p>
-    <w:p>
-      <w:r>
-        <w:t>summarises these families, their principal weaknesses, and the position of the present project</w:t>
-      </w:r>
-    </w:p>
-    <w:p>
-      <w:r>
-        <w:t>within the hybrid/fusion family.</w:t>
+        <w:t>Existing spam-detection systems can be grouped into five broad families: rule- and keyword-based filters, content-based statistical classifiers, metadata and reputation systems, hybrid or fusion approaches, and the large proprietary commercial cloud filters. Figure 2.1 summarises these families, their principal weaknesses, and the position of the present project within the hybrid/fusion family.</w:t>
       </w:r>
     </w:p>
     <w:p>
@@ -2391,12 +1356,7 @@
           <w:b/>
           <w:sz w:val="22"/>
         </w:rPr>
-        <w:t>Figure 2.1 — insert the taxonomy diagram; caption "Taxonomy of spam-detection approaches and</w:t>
-      </w:r>
-    </w:p>
-    <w:p>
-      <w:r>
-        <w:t>the position of this project."]</w:t>
+        <w:t>Figure 2.1 — insert the taxonomy diagram; caption "Taxonomy of spam-detection approaches and the position of this project."</w:t>
       </w:r>
     </w:p>
     <w:p>
@@ -2414,32 +1374,7 @@
     </w:p>
     <w:p>
       <w:r>
-        <w:t>The earliest and still widespread approach filtered mail using manually maintained rules,</w:t>
-      </w:r>
-    </w:p>
-    <w:p>
-      <w:r>
-        <w:t>keyword lists, blacklists and blocklists. Such systems were simple and fully explainable, but</w:t>
-      </w:r>
-    </w:p>
-    <w:p>
-      <w:r>
-        <w:t>they were brittle: they required constant manual updating, were easily evaded by rewording or</w:t>
-      </w:r>
-    </w:p>
-    <w:p>
-      <w:r>
-        <w:t>obfuscation, and could not generalise to novel campaigns [4], [5]. Their weakness in the face of</w:t>
-      </w:r>
-    </w:p>
-    <w:p>
-      <w:r>
-        <w:t>fluent, link-less business-email-compromise messages was a primary motivation for learned</w:t>
-      </w:r>
-    </w:p>
-    <w:p>
-      <w:r>
-        <w:t>models. The operation of such a filter is shown in Figure 2.2.</w:t>
+        <w:t>The earliest and still widespread approach filtered mail using manually maintained rules, keyword lists, blacklists and blocklists. Such systems were simple and fully explainable, but they were brittle: they required constant manual updating, were easily evaded by rewording or obfuscation, and could not generalise to novel campaigns [4], [5]. Their weakness in the face of fluent, link-less business-email-compromise messages was a primary motivation for learned models. The operation of such a filter is shown in Figure 2.2.</w:t>
       </w:r>
     </w:p>
     <w:p>
@@ -2509,37 +1444,7 @@
     </w:p>
     <w:p>
       <w:r>
-        <w:t>Statistical content filters learned the distribution of words in spam versus legitimate mail.</w:t>
-      </w:r>
-    </w:p>
-    <w:p>
-      <w:r>
-        <w:t>The seminal Bayesian approach of Sahami et al. estimated the probability of a message being junk</w:t>
-      </w:r>
-    </w:p>
-    <w:p>
-      <w:r>
-        <w:t>from its terms [3]; later work combined TF-IDF representation with classifiers such as Naïve</w:t>
-      </w:r>
-    </w:p>
-    <w:p>
-      <w:r>
-        <w:t>Bayes and support vector machines and reported high accuracy on public corpora [8]. Content</w:t>
-      </w:r>
-    </w:p>
-    <w:p>
-      <w:r>
-        <w:t>methods were computationally efficient and effective for well-defined spam vocabulary, but they</w:t>
-      </w:r>
-    </w:p>
-    <w:p>
-      <w:r>
-        <w:t>examined only what a message said and were vulnerable to fluent rewording; they ignored message</w:t>
-      </w:r>
-    </w:p>
-    <w:p>
-      <w:r>
-        <w:t>structure entirely. The statistical-classification pipeline is summarised in Figure 2.3.</w:t>
+        <w:t>Statistical content filters learned the distribution of words in spam versus legitimate mail. The seminal Bayesian approach of Sahami et al. estimated the probability of a message being junk from its terms [3]; later work combined TF-IDF representation with classifiers such as Naïve Bayes and support vector machines and reported high accuracy on public corpora [8]. Content methods were computationally efficient and effective for well-defined spam vocabulary, but they examined only what a message said and were vulnerable to fluent rewording; they ignored message structure entirely. The statistical-classification pipeline is summarised in Figure 2.3.</w:t>
       </w:r>
     </w:p>
     <w:p>
@@ -2609,47 +1514,7 @@
     </w:p>
     <w:p>
       <w:r>
-        <w:t>A second family exploited structural information: sender domain and reputation,</w:t>
-      </w:r>
-    </w:p>
-    <w:p>
-      <w:r>
-        <w:t>received-header routing, presence of sender-policy-framework and DomainKeys-Identified-Mail</w:t>
-      </w:r>
-    </w:p>
-    <w:p>
-      <w:r>
-        <w:t>authentication, reply-to mismatches and link analysis. These signals caught structural</w:t>
-      </w:r>
-    </w:p>
-    <w:p>
-      <w:r>
-        <w:t>anomalies that content models missed. Structural and sender-based signals were valuable but</w:t>
-      </w:r>
-    </w:p>
-    <w:p>
-      <w:r>
-        <w:t>generally weaker than well-trained content models on their own, confirming that metadata was</w:t>
-      </w:r>
-    </w:p>
-    <w:p>
-      <w:r>
-        <w:t>complementary rather than sufficient and was most effective when combined with content</w:t>
-      </w:r>
-    </w:p>
-    <w:p>
-      <w:r>
-        <w:t>[4], [5]. Reputation systems were also</w:t>
-      </w:r>
-    </w:p>
-    <w:p>
-      <w:r>
-        <w:t>evaded by well-formed, link-less business-email-compromise mail sent from plausibly configured</w:t>
-      </w:r>
-    </w:p>
-    <w:p>
-      <w:r>
-        <w:t>accounts. The metadata/reputation approach is depicted in Figure 2.4.</w:t>
+        <w:t>A second family exploited structural information: sender domain and reputation, received-header routing, presence of sender-policy-framework and DomainKeys-Identified-Mail authentication, reply-to mismatches and link analysis. These signals caught structural anomalies that content models missed. Structural and sender-based signals were valuable but generally weaker than well-trained content models on their own, confirming that metadata was complementary rather than sufficient and was most effective when combined with content [4], [5]. Reputation systems were also evaded by well-formed, link-less business-email-compromise mail sent from plausibly configured accounts. The metadata/reputation approach is depicted in Figure 2.4.</w:t>
       </w:r>
     </w:p>
     <w:p>
@@ -2719,52 +1584,7 @@
     </w:p>
     <w:p>
       <w:r>
-        <w:t>Hybrid approaches combined content and structural features and were repeatedly reported to be</w:t>
-      </w:r>
-    </w:p>
-    <w:p>
-      <w:r>
-        <w:t>more robust than either source alone. Studies using content- and header-based features with</w:t>
-      </w:r>
-    </w:p>
-    <w:p>
-      <w:r>
-        <w:t>machine-learning classifiers demonstrated improved reliability, and attention-based fusion</w:t>
-      </w:r>
-    </w:p>
-    <w:p>
-      <w:r>
-        <w:t>mechanisms had been proposed to weight complementary feature streams adaptively [9]. The</w:t>
-      </w:r>
-    </w:p>
-    <w:p>
-      <w:r>
-        <w:t>Studies of combined feature sets similarly reported that content-plus-metadata fusion</w:t>
-      </w:r>
-    </w:p>
-    <w:p>
-      <w:r>
-        <w:t>delivered a more balanced precision–recall trade-off and better coverage than either source</w:t>
-      </w:r>
-    </w:p>
-    <w:p>
-      <w:r>
-        <w:t>alone, although a strong text-only support-vector-machine baseline could be hard to improve on</w:t>
-      </w:r>
-    </w:p>
-    <w:p>
-      <w:r>
-        <w:t>with simple concatenation [9]. This motivated the richer word-plus-character content</w:t>
-      </w:r>
-    </w:p>
-    <w:p>
-      <w:r>
-        <w:t>representation and the standardised metadata used in the present system. The fusion concept</w:t>
-      </w:r>
-    </w:p>
-    <w:p>
-      <w:r>
-        <w:t>adopted is illustrated in Figure 2.5.</w:t>
+        <w:t>Hybrid approaches combined content and structural features and were repeatedly reported to be more robust than either source alone. Studies using content- and header-based features with machine-learning classifiers demonstrated improved reliability, and attention-based fusion mechanisms had been proposed to weight complementary feature streams adaptively [9]. The Studies of combined feature sets similarly reported that content-plus-metadata fusion delivered a more balanced precision–recall trade-off and better coverage than either source alone, although a strong text-only support-vector-machine baseline could be hard to improve on with simple concatenation [9]. This motivated the richer word-plus-character content representation and the standardised metadata used in the present system. The fusion concept adopted is illustrated in Figure 2.5.</w:t>
       </w:r>
     </w:p>
     <w:p>
@@ -2834,77 +1654,7 @@
     </w:p>
     <w:p>
       <w:r>
-        <w:t>Commercial filters such as Gmail and Microsoft Defender for Office 365 were large, proprietary,</w:t>
-      </w:r>
-    </w:p>
-    <w:p>
-      <w:r>
-        <w:t>continuously updated cloud systems operated at the scale of billions of messages per day; they</w:t>
-      </w:r>
-    </w:p>
-    <w:p>
-      <w:r>
-        <w:t>used mixed machine-learning and reputation pipelines and reported blocking the vast majority</w:t>
-      </w:r>
-    </w:p>
-    <w:p>
-      <w:r>
-        <w:t>of unwanted mail [10], [11]. Because their models were private, they could not be benchmarked</w:t>
-      </w:r>
-    </w:p>
-    <w:p>
-      <w:r>
-        <w:t>offline, and any comparison required an authorised, controlled black-box test on a disposable</w:t>
-      </w:r>
-    </w:p>
-    <w:p>
-      <w:r>
-        <w:t>account. Most relevant to the present threat landscape, recent research showed that</w:t>
-      </w:r>
-    </w:p>
-    <w:p>
-      <w:r>
-        <w:t>large-language-model-generated phishing could evade an institutional filter at high rates,</w:t>
-      </w:r>
-    </w:p>
-    <w:p>
-      <w:r>
-        <w:t>while a conventional machine-learning detector trained on ordinary phishing data still</w:t>
-      </w:r>
-    </w:p>
-    <w:p>
-      <w:r>
-        <w:t>detected the large majority of those AI-generated emails [12]; public cross-model</w:t>
-      </w:r>
-    </w:p>
-    <w:p>
-      <w:r>
-        <w:t>large-language-model phishing corpora had also become available for evaluation [13]. A</w:t>
-      </w:r>
-    </w:p>
-    <w:p>
-      <w:r>
-        <w:t>controlled, independent black-box test that sent the same AI-generated phishing messages to</w:t>
-      </w:r>
-    </w:p>
-    <w:p>
-      <w:r>
-        <w:t>Gmail, Outlook and Yahoo confirmed that commercial filters behaved inconsistently on such mail:</w:t>
-      </w:r>
-    </w:p>
-    <w:p>
-      <w:r>
-        <w:t>Outlook and Gmail allowed most AI-written phishing to reach the inbox, while Yahoo blocked more</w:t>
-      </w:r>
-    </w:p>
-    <w:p>
-      <w:r>
-        <w:t>but also over-flagged legitimate messages [17]. These results motivated a locally deployable,</w:t>
-      </w:r>
-    </w:p>
-    <w:p>
-      <w:r>
-        <w:t>explainable classical detector of the kind developed in this project.</w:t>
+        <w:t>Commercial filters such as Gmail and Microsoft Defender for Office 365 were large, proprietary, continuously updated cloud systems operated at the scale of billions of messages per day; they used mixed machine-learning and reputation pipelines and reported blocking the vast majority of unwanted mail [10], [11]. Because their models were private, they could not be benchmarked offline, and any comparison required an authorised, controlled black-box test on a disposable account. Most relevant to the present threat landscape, recent research showed that large-language-model-generated phishing could evade an institutional filter at high rates, while a conventional machine-learning detector trained on ordinary phishing data still detected the large majority of those AI-generated emails [12]; public cross-model large-language-model phishing corpora had also become available for evaluation [13]. A controlled, independent black-box test that sent the same AI-generated phishing messages to Gmail, Outlook and Yahoo confirmed that commercial filters behaved inconsistently on such mail: Outlook and Gmail allowed most AI-written phishing to reach the inbox, while Yahoo blocked more but also over-flagged legitimate messages [17]. These results motivated a locally deployable, explainable classical detector of the kind developed in this project.</w:t>
       </w:r>
     </w:p>
     <w:p>
@@ -2922,27 +1672,7 @@
     </w:p>
     <w:p>
       <w:r>
-        <w:t>Table 2.1 summarises the paradigms. The literature indicated that no single source was</w:t>
-      </w:r>
-    </w:p>
-    <w:p>
-      <w:r>
-        <w:t>sufficient: rules were brittle, content models ignored structure, metadata alone was weak, and</w:t>
-      </w:r>
-    </w:p>
-    <w:p>
-      <w:r>
-        <w:t>commercial systems were not reproducible. The project therefore adopted an explainable fusion</w:t>
-      </w:r>
-    </w:p>
-    <w:p>
-      <w:r>
-        <w:t>of rich content and standardised metadata, added an adaptive retraining loop to address</w:t>
-      </w:r>
-    </w:p>
-    <w:p>
-      <w:r>
-        <w:t>concept drift, and evaluated the resulting system explicitly against AI-assisted phishing.</w:t>
+        <w:t>Table 2.1 summarises the paradigms. The literature indicated that no single source was sufficient: rules were brittle, content models ignored structure, metadata alone was weak, and commercial systems were not reproducible. The project therefore adopted an explainable fusion of rich content and standardised metadata, added an adaptive retraining loop to address concept drift, and evaluated the resulting system explicitly against AI-assisted phishing.</w:t>
       </w:r>
     </w:p>
     <w:p>
@@ -3514,52 +2244,7 @@
     </w:p>
     <w:p>
       <w:r>
-        <w:t>Three limitations motivated the design. First, many published results were reported on random</w:t>
-      </w:r>
-    </w:p>
-    <w:p>
-      <w:r>
-        <w:t>splits of single corpora where the positive and negative classes came from stylistically</w:t>
-      </w:r>
-    </w:p>
-    <w:p>
-      <w:r>
-        <w:t>distinct sources, which could overstate real-world generalisation; the present project</w:t>
-      </w:r>
-    </w:p>
-    <w:p>
-      <w:r>
-        <w:t>therefore supplemented held-out results with disjoint external and AI-generated test sets and</w:t>
-      </w:r>
-    </w:p>
-    <w:p>
-      <w:r>
-        <w:t>stated the validity threat explicitly. Second, few systems fused rich metadata with content in</w:t>
-      </w:r>
-    </w:p>
-    <w:p>
-      <w:r>
-        <w:t>an explainable, locally deployable form; the present project standardised and exposed every</w:t>
-      </w:r>
-    </w:p>
-    <w:p>
-      <w:r>
-        <w:t>metadata signal and its contribution. Third, few systems demonstrated adaptation to new threat</w:t>
-      </w:r>
-    </w:p>
-    <w:p>
-      <w:r>
-        <w:t>types or to large-language-model-generated phishing with honest framing; the present project</w:t>
-      </w:r>
-    </w:p>
-    <w:p>
-      <w:r>
-        <w:t>implemented a reviewed retraining loop and reported both its gains and its scope. Table 2.2</w:t>
-      </w:r>
-    </w:p>
-    <w:p>
-      <w:r>
-        <w:t>summarises the reviewed approaches and their limitations in relation to this project.</w:t>
+        <w:t>Three limitations motivated the design. First, many published results were reported on random splits of single corpora where the positive and negative classes came from stylistically distinct sources, which could overstate real-world generalisation; the present project therefore supplemented held-out results with disjoint external and AI-generated test sets and stated the validity threat explicitly. Second, few systems fused rich metadata with content in an explainable, locally deployable form; the present project standardised and exposed every metadata signal and its contribution. Third, few systems demonstrated adaptation to new threat types or to large-language-model-generated phishing with honest framing; the present project implemented a reviewed retraining loop and reported both its gains and its scope. Table 2.2 summarises the reviewed approaches and their limitations in relation to this project.</w:t>
       </w:r>
     </w:p>
     <w:p>
@@ -4205,42 +2890,7 @@
     </w:p>
     <w:p>
       <w:r>
-        <w:t>This chapter reviewed the technologies used in the project — commodity central-processing-unit</w:t>
-      </w:r>
-    </w:p>
-    <w:p>
-      <w:r>
-        <w:t>hardware, a Python virtual environment, comma-separated-value storage, and the</w:t>
-      </w:r>
-    </w:p>
-    <w:p>
-      <w:r>
-        <w:t>scikit-learn machine-learning stack — and surveyed existing spam-detection systems, from</w:t>
-      </w:r>
-    </w:p>
-    <w:p>
-      <w:r>
-        <w:t>rule-based and content-statistical methods through metadata and hybrid/fusion approaches to</w:t>
-      </w:r>
-    </w:p>
-    <w:p>
-      <w:r>
-        <w:t>proprietary commercial filters. The review established that no single source of evidence was</w:t>
-      </w:r>
-    </w:p>
-    <w:p>
-      <w:r>
-        <w:t>sufficient on its own, that fusion of content and metadata was among the most robust approaches,</w:t>
-      </w:r>
-    </w:p>
-    <w:p>
-      <w:r>
-        <w:t>and that adaptation to evolving and AI-assisted threats remained under-served by locally</w:t>
-      </w:r>
-    </w:p>
-    <w:p>
-      <w:r>
-        <w:t>deployable, explainable systems. These findings motivated the proposed solution.</w:t>
+        <w:t>This chapter reviewed the technologies used in the project — commodity central-processing-unit hardware, a Python virtual environment, comma-separated-value storage, and the scikit-learn machine-learning stack — and surveyed existing spam-detection systems, from rule-based and content-statistical methods through metadata and hybrid/fusion approaches to proprietary commercial filters. The review established that no single source of evidence was sufficient on its own, that fusion of content and metadata was among the most robust approaches, and that adaptation to evolving and AI-assisted threats remained under-served by locally deployable, explainable systems. These findings motivated the proposed solution.</w:t>
       </w:r>
     </w:p>
     <w:p>
@@ -4258,27 +2908,7 @@
     </w:p>
     <w:p>
       <w:r>
-        <w:t>The proposed solution was a local, open-source adaptive detector that fused word and character</w:t>
-      </w:r>
-    </w:p>
-    <w:p>
-      <w:r>
-        <w:t>TF-IDF content features with twelve standardised structural metadata signals under a</w:t>
-      </w:r>
-    </w:p>
-    <w:p>
-      <w:r>
-        <w:t>class-balanced logistic-regression classifier, with Naïve Bayes and a linear support vector</w:t>
-      </w:r>
-    </w:p>
-    <w:p>
-      <w:r>
-        <w:t>machine evaluated for comparison. The detector was wrapped in a service with a browser review</w:t>
-      </w:r>
-    </w:p>
-    <w:p>
-      <w:r>
-        <w:t>console, a mailbox watcher with quarantine and a feedback-driven retraining loop.</w:t>
+        <w:t>The proposed solution was a local, open-source adaptive detector that fused word and character TF-IDF content features with twelve standardised structural metadata signals under a class-balanced logistic-regression classifier, with Naïve Bayes and a linear support vector machine evaluated for comparison. The detector was wrapped in a service with a browser review console, a mailbox watcher with quarantine and a feedback-driven retraining loop.</w:t>
       </w:r>
     </w:p>
     <w:p>
@@ -4301,22 +2931,7 @@
     </w:p>
     <w:p>
       <w:r>
-        <w:t>This chapter presents the system architecture, the use cases and the activity flow. The work</w:t>
-      </w:r>
-    </w:p>
-    <w:p>
-      <w:r>
-        <w:t>followed a supervised, data-driven machine-learning pipeline with an explicit adaptation</w:t>
-      </w:r>
-    </w:p>
-    <w:p>
-      <w:r>
-        <w:t>stage, and each stage was implemented as an independent Python module so that it could be</w:t>
-      </w:r>
-    </w:p>
-    <w:p>
-      <w:r>
-        <w:t>retrained or replaced without rebuilding the whole system.</w:t>
+        <w:t>This chapter presents the system architecture, the use cases and the activity flow. The work followed a supervised, data-driven machine-learning pipeline with an explicit adaptation stage, and each stage was implemented as an independent Python module so that it could be retrained or replaced without rebuilding the whole system.</w:t>
       </w:r>
     </w:p>
     <w:p>
@@ -4347,27 +2962,7 @@
     </w:p>
     <w:p>
       <w:r>
-        <w:t>The pipeline proceeded from incoming email to action and feedback. Three parallel feature</w:t>
-      </w:r>
-    </w:p>
-    <w:p>
-      <w:r>
-        <w:t>streams — word content, character content and structural metadata — were extracted, fused and</w:t>
-      </w:r>
-    </w:p>
-    <w:p>
-      <w:r>
-        <w:t>standardised, then passed to the classifier. The resulting probability was compared against a</w:t>
-      </w:r>
-    </w:p>
-    <w:p>
-      <w:r>
-        <w:t>configurable threshold to produce a label and an explanation; decisions and corrections flowed</w:t>
-      </w:r>
-    </w:p>
-    <w:p>
-      <w:r>
-        <w:t>through a review queue into the feedback store, which fed scheduled retraining.</w:t>
+        <w:t>The pipeline proceeded from incoming email to action and feedback. Three parallel feature streams — word content, character content and structural metadata — were extracted, fused and standardised, then passed to the classifier. The resulting probability was compared against a configurable threshold to produce a label and an explanation; decisions and corrections flowed through a review queue into the feedback store, which fed scheduled retraining.</w:t>
       </w:r>
     </w:p>
     <w:p>
@@ -4437,17 +3032,7 @@
     </w:p>
     <w:p>
       <w:r>
-        <w:t>The primary actor was an IT administrator or reviewer. A secondary, automated actor was a</w:t>
-      </w:r>
-    </w:p>
-    <w:p>
-      <w:r>
-        <w:t>mail automation workflow that called the service. Figure 3.2 presents the use-case diagram and</w:t>
-      </w:r>
-    </w:p>
-    <w:p>
-      <w:r>
-        <w:t>Table 3.1 describes each use case.</w:t>
+        <w:t>The primary actor was an IT administrator or reviewer. A secondary, automated actor was a mail automation workflow that called the service. Figure 3.2 presents the use-case diagram and Table 3.1 describes each use case.</w:t>
       </w:r>
     </w:p>
     <w:p>
@@ -5071,12 +3656,7 @@
     </w:p>
     <w:p>
       <w:r>
-        <w:t>The activity flow began when an email entered the system and ended either with a delivered</w:t>
-      </w:r>
-    </w:p>
-    <w:p>
-      <w:r>
-        <w:t>message, a quarantined message, or a redeployed model after retraining.</w:t>
+        <w:t>The activity flow began when an email entered the system and ended either with a delivered message, a quarantined message, or a redeployed model after retraining.</w:t>
       </w:r>
     </w:p>
     <w:p>
@@ -5133,27 +3713,7 @@
     </w:p>
     <w:p>
       <w:r>
-        <w:t>Emails were parsed and feature-extracted; the model produced a probability that was compared</w:t>
-      </w:r>
-    </w:p>
-    <w:p>
-      <w:r>
-        <w:t>against the configurable threshold; high-risk mail was quarantined or labelled; uncertain or</w:t>
-      </w:r>
-    </w:p>
-    <w:p>
-      <w:r>
-        <w:t>corrected cases entered the review queue; on a schedule, reviewed labels were appended to the</w:t>
-      </w:r>
-    </w:p>
-    <w:p>
-      <w:r>
-        <w:t>training set and a new model was fitted, validated, and redeployed only if held-out</w:t>
-      </w:r>
-    </w:p>
-    <w:p>
-      <w:r>
-        <w:t>performance was maintained.</w:t>
+        <w:t>Emails were parsed and feature-extracted; the model produced a probability that was compared against the configurable threshold; high-risk mail was quarantined or labelled; uncertain or corrected cases entered the review queue; on a schedule, reviewed labels were appended to the training set and a new model was fitted, validated, and redeployed only if held-out performance was maintained.</w:t>
       </w:r>
     </w:p>
     <w:p>
@@ -5171,22 +3731,7 @@
     </w:p>
     <w:p>
       <w:r>
-        <w:t>The training corpus was the public Kaggle "Phishing Email Dataset", released under a</w:t>
-      </w:r>
-    </w:p>
-    <w:p>
-      <w:r>
-        <w:t>permissive licence, which merged six established corpora: Enron and Ling-Spam and SpamAssassin</w:t>
-      </w:r>
-    </w:p>
-    <w:p>
-      <w:r>
-        <w:t>(predominantly legitimate mail) and CEAS-2008, the Nazario phishing set and the Nigerian-Fraud</w:t>
-      </w:r>
-    </w:p>
-    <w:p>
-      <w:r>
-        <w:t xml:space="preserve">set (phishing and fraud). After conversion and de-duplication, </w:t>
+        <w:t xml:space="preserve">The training corpus was the public Kaggle "Phishing Email Dataset", released under a permissive licence, which merged six established corpora: Enron and Ling-Spam and SpamAssassin (predominantly legitimate mail) and CEAS-2008, the Nazario phishing set and the Nigerian-Fraud set (phishing and fraud). After conversion and de-duplication, </w:t>
       </w:r>
       <w:r>
         <w:rPr>
@@ -5194,20 +3739,8 @@
         </w:rPr>
         <w:t>81,152 unique emails</w:t>
       </w:r>
-    </w:p>
-    <w:p>
-      <w:r>
-        <w:t>remained, comprising approximately 39,234 legitimate and 41,918 phishing messages. The data were</w:t>
-      </w:r>
-    </w:p>
-    <w:p>
-      <w:r>
-        <w:t>split 75% training / 25% held-out test with stratification to preserve the class ratio, giving</w:t>
-      </w:r>
-    </w:p>
-    <w:p>
-      <w:r>
-        <w:t>approximately 20,288 test messages. Table 3.2 summarises the corpus.</w:t>
+      <w:r>
+        <w:t xml:space="preserve"> remained, comprising approximately 39,234 legitimate and 41,918 phishing messages. The data were split 75% training / 25% held-out test with stratification to preserve the class ratio, giving approximately 20,288 test messages. Table 3.2 summarises the corpus.</w:t>
       </w:r>
     </w:p>
     <w:p>
@@ -5843,27 +4376,7 @@
     <w:p/>
     <w:p>
       <w:r>
-        <w:t>One further data source was used only for testing, never for training: a cross-model</w:t>
-      </w:r>
-    </w:p>
-    <w:p>
-      <w:r>
-        <w:t>large-language-model phishing corpus provided 4,986 phishing emails generated by GPT-4.1,</w:t>
-      </w:r>
-    </w:p>
-    <w:p>
-      <w:r>
-        <w:t>DeepSeek 3.2 and LLaMA 3.3, used to assess generalisation to AI-assisted phishing [13]. A</w:t>
-      </w:r>
-    </w:p>
-    <w:p>
-      <w:r>
-        <w:t>synthetic modern-threat set and a reviewed feedback set, generated with inert placeholder</w:t>
-      </w:r>
-    </w:p>
-    <w:p>
-      <w:r>
-        <w:t>domains, were used for the controlled adaptation experiment.</w:t>
+        <w:t>One further data source was used only for testing, never for training: a cross-model large-language-model phishing corpus provided 4,986 phishing emails generated by GPT-4.1, DeepSeek 3.2 and LLaMA 3.3, used to assess generalisation to AI-assisted phishing [13]. A synthetic modern-threat set and a reviewed feedback set, generated with inert placeholder domains, were used for the controlled adaptation experiment.</w:t>
       </w:r>
     </w:p>
     <w:p>
@@ -5887,42 +4400,7 @@
         <w:t>Content features.</w:t>
       </w:r>
       <w:r>
-        <w:t xml:space="preserve"> Subject and body text were concatenated and converted into numerical</w:t>
-      </w:r>
-    </w:p>
-    <w:p>
-      <w:r>
-        <w:t>features using term frequency–inverse document frequency (TF-IDF). In plain terms, TF-IDF gave</w:t>
-      </w:r>
-    </w:p>
-    <w:p>
-      <w:r>
-        <w:t>each word a high score when it appeared often in a particular email but rarely across all</w:t>
-      </w:r>
-    </w:p>
-    <w:p>
-      <w:r>
-        <w:t>emails, so distinctive spam vocabulary stood out while common words such as "the" or "and"</w:t>
-      </w:r>
-    </w:p>
-    <w:p>
-      <w:r>
-        <w:t>were down-weighted. The text was vectorised with TF-IDF over word unigrams/bigrams (up to</w:t>
-      </w:r>
-    </w:p>
-    <w:p>
-      <w:r>
-        <w:t>40,000 terms) and over character n-grams of length three to five (up to 30,000 features), using</w:t>
-      </w:r>
-    </w:p>
-    <w:p>
-      <w:r>
-        <w:t>sub-linear term-frequency scaling. The word stream captured phrasing while the character stream</w:t>
-      </w:r>
-    </w:p>
-    <w:p>
-      <w:r>
-        <w:t>tolerated obfuscation.</w:t>
+        <w:t xml:space="preserve"> Subject and body text were concatenated and converted into numerical features using term frequency–inverse document frequency (TF-IDF). In plain terms, TF-IDF gave each word a high score when it appeared often in a particular email but rarely across all emails, so distinctive spam vocabulary stood out while common words such as "the" or "and" were down-weighted. The text was vectorised with TF-IDF over word unigrams/bigrams (up to 40,000 terms) and over character n-grams of length three to five (up to 30,000 features), using sub-linear term-frequency scaling. The word stream captured phrasing while the character stream tolerated obfuscation.</w:t>
       </w:r>
     </w:p>
     <w:p>
@@ -5933,37 +4411,7 @@
         <w:t>Metadata features.</w:t>
       </w:r>
       <w:r>
-        <w:t xml:space="preserve"> Twelve structural signals were extracted from the parsed message and</w:t>
-      </w:r>
-    </w:p>
-    <w:p>
-      <w:r>
-        <w:t>encoded with a dictionary vectoriser: subject length, body length, URL count, number of unique</w:t>
-      </w:r>
-    </w:p>
-    <w:p>
-      <w:r>
-        <w:t>link domains, attachment count, a sender-has-domain flag, a sender-domain/link-domain mismatch</w:t>
-      </w:r>
-    </w:p>
-    <w:p>
-      <w:r>
-        <w:t>flag, reply-to presence, sender-policy-framework pass indicator, DomainKeys-Identified-Mail</w:t>
-      </w:r>
-    </w:p>
-    <w:p>
-      <w:r>
-        <w:t>presence indicator, subject all-capitals ratio, exclamation count and a suspicious/urgency-term</w:t>
-      </w:r>
-    </w:p>
-    <w:p>
-      <w:r>
-        <w:t>count. These metadata values were standardised (with a sparse-safe standard scaler) so that</w:t>
-      </w:r>
-    </w:p>
-    <w:p>
-      <w:r>
-        <w:t>raw lengths could not dominate the normalised text features.</w:t>
+        <w:t xml:space="preserve"> Twelve structural signals were extracted from the parsed message and encoded with a dictionary vectoriser: subject length, body length, URL count, number of unique link domains, attachment count, a sender-has-domain flag, a sender-domain/link-domain mismatch flag, reply-to presence, sender-policy-framework pass indicator, DomainKeys-Identified-Mail presence indicator, subject all-capitals ratio, exclamation count and a suspicious/urgency-term count. These metadata values were standardised (with a sparse-safe standard scaler) so that raw lengths could not dominate the normalised text features.</w:t>
       </w:r>
     </w:p>
     <w:p>
@@ -5974,32 +4422,7 @@
         <w:t>Preprocessing.</w:t>
       </w:r>
       <w:r>
-        <w:t xml:space="preserve"> Raw messages were parsed with the Python standard-library `email` package so</w:t>
-      </w:r>
-    </w:p>
-    <w:p>
-      <w:r>
-        <w:t>that multipart bodies, HTML and headers were handled uniformly. The visible text of each part was</w:t>
-      </w:r>
-    </w:p>
-    <w:p>
-      <w:r>
-        <w:t>extracted, HTML markup was reduced to its text content, and the subject was prefixed to the</w:t>
-      </w:r>
-    </w:p>
-    <w:p>
-      <w:r>
-        <w:t>body. Structural values were derived without reading attachment content, and no message body</w:t>
-      </w:r>
-    </w:p>
-    <w:p>
-      <w:r>
-        <w:t>left the local machine. Malformed or plain-text inputs were handled by a fallback path that</w:t>
-      </w:r>
-    </w:p>
-    <w:p>
-      <w:r>
-        <w:t>treated the entire input as body text and zeroed the header-derived metadata.</w:t>
+        <w:t xml:space="preserve"> Raw messages were parsed with the Python standard-library `email` package so that multipart bodies, HTML and headers were handled uniformly. The visible text of each part was extracted, HTML markup was reduced to its text content, and the subject was prefixed to the body. Structural values were derived without reading attachment content, and no message body left the local machine. Malformed or plain-text inputs were handled by a fallback path that treated the entire input as body text and zeroed the header-derived metadata.</w:t>
       </w:r>
     </w:p>
     <w:p>
@@ -6010,42 +4433,7 @@
         <w:t>Fusion and classification.</w:t>
       </w:r>
       <w:r>
-        <w:t xml:space="preserve"> A scikit-learn feature union concatenated the three streams into a</w:t>
-      </w:r>
-    </w:p>
-    <w:p>
-      <w:r>
-        <w:t>single sparse vector. Three classifiers were evaluated — multinomial Naïve Bayes,</w:t>
-      </w:r>
-    </w:p>
-    <w:p>
-      <w:r>
-        <w:t>class-balanced logistic regression and a linear support-vector classifier — all on identical</w:t>
-      </w:r>
-    </w:p>
-    <w:p>
-      <w:r>
-        <w:t>features for a fair comparison. Logistic regression was selected for deployment because it</w:t>
-      </w:r>
-    </w:p>
-    <w:p>
-      <w:r>
-        <w:t>produced a probability, supported balanced class weighting and exposed interpretable signal</w:t>
-      </w:r>
-    </w:p>
-    <w:p>
-      <w:r>
-        <w:t>contributions. The pipeline was fitted on training data only and serialised as a single</w:t>
-      </w:r>
-    </w:p>
-    <w:p>
-      <w:r>
-        <w:t>artefact, eliminating train/test leakage and making the deployed model exactly the model that</w:t>
-      </w:r>
-    </w:p>
-    <w:p>
-      <w:r>
-        <w:t>was evaluated.</w:t>
+        <w:t xml:space="preserve"> A scikit-learn feature union concatenated the three streams into a single sparse vector. Three classifiers were evaluated — multinomial Naïve Bayes, class-balanced logistic regression and a linear support-vector classifier — all on identical features for a fair comparison. Logistic regression was selected for deployment because it produced a probability, supported balanced class weighting and exposed interpretable signal contributions. The pipeline was fitted on training data only and serialised as a single artefact, eliminating train/test leakage and making the deployed model exactly the model that was evaluated.</w:t>
       </w:r>
     </w:p>
     <w:p>
@@ -6063,87 +4451,7 @@
     </w:p>
     <w:p>
       <w:r>
-        <w:t>Performance was measured using accuracy, precision, recall, the F1 score and the</w:t>
-      </w:r>
-    </w:p>
-    <w:p>
-      <w:r>
-        <w:t>receiver-operating-characteristic area under the curve, together with the confusion matrix and</w:t>
-      </w:r>
-    </w:p>
-    <w:p>
-      <w:r>
-        <w:t>false-positive rate, because a legitimate message wrongly quarantined was the most costly</w:t>
-      </w:r>
-    </w:p>
-    <w:p>
-      <w:r>
-        <w:t>error. These terms were defined as follows. A true positive (TP) was a spam message correctly</w:t>
-      </w:r>
-    </w:p>
-    <w:p>
-      <w:r>
-        <w:t>caught; a false negative (FN) was spam that reached the user; a false positive (FP) was a</w:t>
-      </w:r>
-    </w:p>
-    <w:p>
-      <w:r>
-        <w:t>legitimate message wrongly marked as spam; and a true negative (TN) was legitimate mail</w:t>
-      </w:r>
-    </w:p>
-    <w:p>
-      <w:r>
-        <w:t>correctly allowed through. Accuracy was the overall fraction of messages classified correctly;</w:t>
-      </w:r>
-    </w:p>
-    <w:p>
-      <w:r>
-        <w:t>precision was the fraction of flagged messages that were truly spam (so a high precision meant</w:t>
-      </w:r>
-    </w:p>
-    <w:p>
-      <w:r>
-        <w:t>few legitimate emails were blocked); recall was the fraction of real spam that was caught (so a</w:t>
-      </w:r>
-    </w:p>
-    <w:p>
-      <w:r>
-        <w:t>high recall meant little spam slipped through); and the F1 score was the harmonic mean of</w:t>
-      </w:r>
-    </w:p>
-    <w:p>
-      <w:r>
-        <w:t>precision and recall, summarising the balance between them. Formally, precision was</w:t>
-      </w:r>
-    </w:p>
-    <w:p>
-      <w:r>
-        <w:t>TP/(TP+FP), recall was TP/(TP+FN), and the F1 score was their harmonic mean. A threshold sweep</w:t>
-      </w:r>
-    </w:p>
-    <w:p>
-      <w:r>
-        <w:t>reported phishing recall at a low (≤5%) false-positive operating point. Per-message latency (50th and 95th percentiles) was measured on the central</w:t>
-      </w:r>
-    </w:p>
-    <w:p>
-      <w:r>
-        <w:t>processing unit. External tests assessed generalisation to large-language-model-generated</w:t>
-      </w:r>
-    </w:p>
-    <w:p>
-      <w:r>
-        <w:t>phishing, and a before/after experiment measured the improvement attributable to reviewed</w:t>
-      </w:r>
-    </w:p>
-    <w:p>
-      <w:r>
-        <w:t>retraining. Validity controls were strict train/test separation, no training on any test email,</w:t>
-      </w:r>
-    </w:p>
-    <w:p>
-      <w:r>
-        <w:t>and the use of inert placeholder domains in synthetic data.</w:t>
+        <w:t>Performance was measured using accuracy, precision, recall, the F1 score and the receiver-operating-characteristic area under the curve, together with the confusion matrix and false-positive rate, because a legitimate message wrongly quarantined was the most costly error. These terms were defined as follows. A true positive (TP) was a spam message correctly caught; a false negative (FN) was spam that reached the user; a false positive (FP) was a legitimate message wrongly marked as spam; and a true negative (TN) was legitimate mail correctly allowed through. Accuracy was the overall fraction of messages classified correctly; precision was the fraction of flagged messages that were truly spam (so a high precision meant few legitimate emails were blocked); recall was the fraction of real spam that was caught (so a high recall meant little spam slipped through); and the F1 score was the harmonic mean of precision and recall, summarising the balance between them. Formally, precision was TP/(TP+FP), recall was TP/(TP+FN), and the F1 score was their harmonic mean. A threshold sweep reported phishing recall at a low (≤5%) false-positive operating point. Per-message latency (50th and 95th percentiles) was measured on the central processing unit. External tests assessed generalisation to large-language-model-generated phishing, and a before/after experiment measured the improvement attributable to reviewed retraining. Validity controls were strict train/test separation, no training on any test email, and the use of inert placeholder domains in synthetic data.</w:t>
       </w:r>
     </w:p>
     <w:p>
@@ -6161,32 +4469,7 @@
     </w:p>
     <w:p>
       <w:r>
-        <w:t>This chapter presented the methodology as a development-based, supervised machine-learning</w:t>
-      </w:r>
-    </w:p>
-    <w:p>
-      <w:r>
-        <w:t>pipeline. It described the system architecture with its three parallel feature streams and the</w:t>
-      </w:r>
-    </w:p>
-    <w:p>
-      <w:r>
-        <w:t>feedback-driven retraining loop, set out the use cases, traced the activity flow, defined the</w:t>
-      </w:r>
-    </w:p>
-    <w:p>
-      <w:r>
-        <w:t>81,152-email public corpus and the disjoint AI-generated test set, specified the word/character</w:t>
-      </w:r>
-    </w:p>
-    <w:p>
-      <w:r>
-        <w:t>content and twelve metadata features, and defined the evaluation metrics and validity controls.</w:t>
-      </w:r>
-    </w:p>
-    <w:p>
-      <w:r>
-        <w:t>Chapter 4 details the system design at a level sufficient to rebuild it.</w:t>
+        <w:t>This chapter presented the methodology as a development-based, supervised machine-learning pipeline. It described the system architecture with its three parallel feature streams and the feedback-driven retraining loop, set out the use cases, traced the activity flow, defined the 81,152-email public corpus and the disjoint AI-generated test set, specified the word/character content and twelve metadata features, and defined the evaluation metrics and validity controls. Chapter 4 details the system design at a level sufficient to rebuild it.</w:t>
       </w:r>
     </w:p>
     <w:p>
@@ -6209,17 +4492,7 @@
     </w:p>
     <w:p>
       <w:r>
-        <w:t>This chapter describes the system in sufficient detail for it to be rebuilt: the block diagram,</w:t>
-      </w:r>
-    </w:p>
-    <w:p>
-      <w:r>
-        <w:t>the component specifications, the data and feature design, and the interactions between</w:t>
-      </w:r>
-    </w:p>
-    <w:p>
-      <w:r>
-        <w:t>components.</w:t>
+        <w:t>This chapter describes the system in sufficient detail for it to be rebuilt: the block diagram, the component specifications, the data and feature design, and the interactions between components.</w:t>
       </w:r>
     </w:p>
     <w:p>
@@ -6265,12 +4538,7 @@
         <w:t>Parsing and feature extraction</w:t>
       </w:r>
       <w:r>
-        <w:t xml:space="preserve"> — robust RFC-5322 parsing producing content text and the</w:t>
-      </w:r>
-    </w:p>
-    <w:p>
-      <w:r>
-        <w:t>twelve metadata signals, with crash-safe handling of malformed mail.</w:t>
+        <w:t xml:space="preserve"> — robust RFC-5322 parsing producing content text and the twelve metadata signals, with crash-safe handling of malformed mail.</w:t>
       </w:r>
     </w:p>
     <w:p>
@@ -6284,12 +4552,7 @@
         <w:t>Fusion classifier</w:t>
       </w:r>
       <w:r>
-        <w:t xml:space="preserve"> — the word/character/metadata feature union, standardisation and the</w:t>
-      </w:r>
-    </w:p>
-    <w:p>
-      <w:r>
-        <w:t>logistic-regression classifier.</w:t>
+        <w:t xml:space="preserve"> — the word/character/metadata feature union, standardisation and the logistic-regression classifier.</w:t>
       </w:r>
     </w:p>
     <w:p>
@@ -6374,17 +4637,7 @@
     </w:p>
     <w:p>
       <w:r>
-        <w:t>Each block was implemented as an independent, testable module within the detector</w:t>
-      </w:r>
-    </w:p>
-    <w:p>
-      <w:r>
-        <w:t>package, which allowed individual stages to be updated and retrained without rebuilding the</w:t>
-      </w:r>
-    </w:p>
-    <w:p>
-      <w:r>
-        <w:t>whole pipeline. The following section specifies each block in turn.</w:t>
+        <w:t>Each block was implemented as an independent, testable module within the detector package, which allowed individual stages to be updated and retrained without rebuilding the whole pipeline. The following section specifies each block in turn.</w:t>
       </w:r>
     </w:p>
     <w:p>
@@ -6402,17 +4655,7 @@
     </w:p>
     <w:p>
       <w:r>
-        <w:t>The five blocks of Figure 4.1 were realised as eight functional components, summarised in</w:t>
-      </w:r>
-    </w:p>
-    <w:p>
-      <w:r>
-        <w:t>Table 4.1 and then described in detail in Sections 4.2.1 to 4.2.5. Each component was kept</w:t>
-      </w:r>
-    </w:p>
-    <w:p>
-      <w:r>
-        <w:t>independent so that it could be modified or replaced without affecting the others.</w:t>
+        <w:t>The five blocks of Figure 4.1 were realised as eight functional components, summarised in Table 4.1 and then described in detail in Sections 4.2.1 to 4.2.5. Each component was kept independent so that it could be modified or replaced without affecting the others.</w:t>
       </w:r>
     </w:p>
     <w:p>
@@ -7132,47 +5375,7 @@
     </w:p>
     <w:p>
       <w:r>
-        <w:t>The input to the system was an electronic-mail message, which could arrive in three ways:</w:t>
-      </w:r>
-    </w:p>
-    <w:p>
-      <w:r>
-        <w:t>pasted into the review console, submitted to the detection service, or present as a file in a</w:t>
-      </w:r>
-    </w:p>
-    <w:p>
-      <w:r>
-        <w:t>monitored mailbox folder. Before training, a data-preparation stage combined the several public</w:t>
-      </w:r>
-    </w:p>
-    <w:p>
-      <w:r>
-        <w:t>source corpora into a single reviewed dataset. Because the same message sometimes appeared in</w:t>
-      </w:r>
-    </w:p>
-    <w:p>
-      <w:r>
-        <w:t>more than one source corpus, the preparation stage de-duplicated the records on the normalised</w:t>
-      </w:r>
-    </w:p>
-    <w:p>
-      <w:r>
-        <w:t>message content so that no email could appear in both the training and the held-out split; such</w:t>
-      </w:r>
-    </w:p>
-    <w:p>
-      <w:r>
-        <w:t>leakage would otherwise have inflated the reported metrics. The stage also tolerated the</w:t>
-      </w:r>
-    </w:p>
-    <w:p>
-      <w:r>
-        <w:t>practical inconsistencies of public data by handling several text encodings, raising the limit</w:t>
-      </w:r>
-    </w:p>
-    <w:p>
-      <w:r>
-        <w:t>on very long email bodies, and accepting the different label conventions used by each source.</w:t>
+        <w:t>The input to the system was an electronic-mail message, which could arrive in three ways: pasted into the review console, submitted to the detection service, or present as a file in a monitored mailbox folder. Before training, a data-preparation stage combined the several public source corpora into a single reviewed dataset. Because the same message sometimes appeared in more than one source corpus, the preparation stage de-duplicated the records on the normalised message content so that no email could appear in both the training and the held-out split; such leakage would otherwise have inflated the reported metrics. The stage also tolerated the practical inconsistencies of public data by handling several text encodings, raising the limit on very long email bodies, and accepting the different label conventions used by each source.</w:t>
       </w:r>
     </w:p>
     <w:p>
@@ -7190,42 +5393,7 @@
     </w:p>
     <w:p>
       <w:r>
-        <w:t>Each message was parsed according to the standard Internet message format (RFC 5322) to</w:t>
-      </w:r>
-    </w:p>
-    <w:p>
-      <w:r>
-        <w:t>separate the headers, the subject, the body and any attachments. Parsing was deliberately</w:t>
-      </w:r>
-    </w:p>
-    <w:p>
-      <w:r>
-        <w:t>defensive: malformed links were handled without aborting, and a message that was plain text</w:t>
-      </w:r>
-    </w:p>
-    <w:p>
-      <w:r>
-        <w:t>with no headers (as in the body-only AI-generated test sets) was still accepted, with the</w:t>
-      </w:r>
-    </w:p>
-    <w:p>
-      <w:r>
-        <w:t>header-derived signals set to neutral values so that the feature structure was preserved. From</w:t>
-      </w:r>
-    </w:p>
-    <w:p>
-      <w:r>
-        <w:t>the parsed message the extractor produced two outputs: the textual content (subject and body</w:t>
-      </w:r>
-    </w:p>
-    <w:p>
-      <w:r>
-        <w:t>concatenated) for the content features, and a set of twelve structural metadata signals</w:t>
-      </w:r>
-    </w:p>
-    <w:p>
-      <w:r>
-        <w:t>described in Section 4.3.</w:t>
+        <w:t>Each message was parsed according to the standard Internet message format (RFC 5322) to separate the headers, the subject, the body and any attachments. Parsing was deliberately defensive: malformed links were handled without aborting, and a message that was plain text with no headers (as in the body-only AI-generated test sets) was still accepted, with the header-derived signals set to neutral values so that the feature structure was preserved. From the parsed message the extractor produced two outputs: the textual content (subject and body concatenated) for the content features, and a set of twelve structural metadata signals described in Section 4.3.</w:t>
       </w:r>
     </w:p>
     <w:p>
@@ -7243,62 +5411,7 @@
     </w:p>
     <w:p>
       <w:r>
-        <w:t>The classification engine was the core of the system and is specified in full in Table 5.3. It</w:t>
-      </w:r>
-    </w:p>
-    <w:p>
-      <w:r>
-        <w:t>joined three feature branches into one sparse vector. Two branches described the text using</w:t>
-      </w:r>
-    </w:p>
-    <w:p>
-      <w:r>
-        <w:t>term frequency–inverse document frequency: a word branch over one- and two-word terms (capped at</w:t>
-      </w:r>
-    </w:p>
-    <w:p>
-      <w:r>
-        <w:t>40,000 features) that captured phrasing, and a character branch over three- to five-character</w:t>
-      </w:r>
-    </w:p>
-    <w:p>
-      <w:r>
-        <w:t>sequences (capped at 30,000 features) that tolerated obfuscation such as inserted symbols. The</w:t>
-      </w:r>
-    </w:p>
-    <w:p>
-      <w:r>
-        <w:t>third branch encoded the twelve metadata signals and scaled them so that their magnitudes did</w:t>
-      </w:r>
-    </w:p>
-    <w:p>
-      <w:r>
-        <w:t>not overwhelm the text features. The scaled, combined vector was passed to a class-balanced</w:t>
-      </w:r>
-    </w:p>
-    <w:p>
-      <w:r>
-        <w:t>logistic-regression classifier (regularisation strength C = 1.5), which output a spam</w:t>
-      </w:r>
-    </w:p>
-    <w:p>
-      <w:r>
-        <w:t>probability; multinomial Naïve Bayes and a linear support-vector machine were also implemented</w:t>
-      </w:r>
-    </w:p>
-    <w:p>
-      <w:r>
-        <w:t>and evaluated for comparison. A configurable decision threshold (0.55 by default) converted the</w:t>
-      </w:r>
-    </w:p>
-    <w:p>
-      <w:r>
-        <w:t>probability into a spam-or-legitimate label, and the metadata signals that contributed most to</w:t>
-      </w:r>
-    </w:p>
-    <w:p>
-      <w:r>
-        <w:t>a positive decision were returned as an explanation.</w:t>
+        <w:t>The classification engine was the core of the system and is specified in full in Table 5.3. It joined three feature branches into one sparse vector. Two branches described the text using term frequency–inverse document frequency: a word branch over one- and two-word terms (capped at 40,000 features) that captured phrasing, and a character branch over three- to five-character sequences (capped at 30,000 features) that tolerated obfuscation such as inserted symbols. The third branch encoded the twelve metadata signals and scaled them so that their magnitudes did not overwhelm the text features. The scaled, combined vector was passed to a class-balanced logistic-regression classifier (regularisation strength C = 1.5), which output a spam probability; multinomial Naïve Bayes and a linear support-vector machine were also implemented and evaluated for comparison. A configurable decision threshold (0.55 by default) converted the probability into a spam-or-legitimate label, and the metadata signals that contributed most to a positive decision were returned as an explanation.</w:t>
       </w:r>
     </w:p>
     <w:p>
@@ -7316,42 +5429,7 @@
     </w:p>
     <w:p>
       <w:r>
-        <w:t>The trained engine was exposed in two ways. The detection service provided a web interface with</w:t>
-      </w:r>
-    </w:p>
-    <w:p>
-      <w:r>
-        <w:t>a health check, a prediction endpoint and a feedback endpoint, together with a browser console</w:t>
-      </w:r>
-    </w:p>
-    <w:p>
-      <w:r>
-        <w:t>in which a reviewer could paste an email, immediately see its label, probability and fired</w:t>
-      </w:r>
-    </w:p>
-    <w:p>
-      <w:r>
-        <w:t>signals, and confirm or correct the decision. The mailbox scanner instead monitored a folder on</w:t>
-      </w:r>
-    </w:p>
-    <w:p>
-      <w:r>
-        <w:t>disk and operated in one of three modes: report only (log decisions), quarantine (move flagged</w:t>
-      </w:r>
-    </w:p>
-    <w:p>
-      <w:r>
-        <w:t>messages to a quarantine folder), or continuous watch (act on new mail as it arrived). Every</w:t>
-      </w:r>
-    </w:p>
-    <w:p>
-      <w:r>
-        <w:t>decision, whether from the service or the scanner, was written to a review queue with a blank</w:t>
-      </w:r>
-    </w:p>
-    <w:p>
-      <w:r>
-        <w:t>correction field awaiting human review.</w:t>
+        <w:t>The trained engine was exposed in two ways. The detection service provided a web interface with a health check, a prediction endpoint and a feedback endpoint, together with a browser console in which a reviewer could paste an email, immediately see its label, probability and fired signals, and confirm or correct the decision. The mailbox scanner instead monitored a folder on disk and operated in one of three modes: report only (log decisions), quarantine (move flagged messages to a quarantine folder), or continuous watch (act on new mail as it arrived). Every decision, whether from the service or the scanner, was written to a review queue with a blank correction field awaiting human review.</w:t>
       </w:r>
     </w:p>
     <w:p>
@@ -7369,37 +5447,7 @@
     </w:p>
     <w:p>
       <w:r>
-        <w:t>The adaptation block closed the learning loop. When a reviewer corrected a decision in the</w:t>
-      </w:r>
-    </w:p>
-    <w:p>
-      <w:r>
-        <w:t>console, the correction was saved as a labelled example in the feedback store. A scheduled</w:t>
-      </w:r>
-    </w:p>
-    <w:p>
-      <w:r>
-        <w:t>retraining stage merged these reviewed labels with the original training data, fitted a new</w:t>
-      </w:r>
-    </w:p>
-    <w:p>
-      <w:r>
-        <w:t>model, and validated it on the held-out split; the new model replaced the deployed one only if</w:t>
-      </w:r>
-    </w:p>
-    <w:p>
-      <w:r>
-        <w:t>it maintained accuracy on the main corpus while improving performance on the target threat.</w:t>
-      </w:r>
-    </w:p>
-    <w:p>
-      <w:r>
-        <w:t>This validation gate prevented a small batch of feedback from degrading the detector, and it</w:t>
-      </w:r>
-    </w:p>
-    <w:p>
-      <w:r>
-        <w:t>distinguished the system from both a static model and an uncontrolled online-learning loop.</w:t>
+        <w:t>The adaptation block closed the learning loop. When a reviewer corrected a decision in the console, the correction was saved as a labelled example in the feedback store. A scheduled retraining stage merged these reviewed labels with the original training data, fitted a new model, and validated it on the held-out split; the new model replaced the deployed one only if it maintained accuracy on the main corpus while improving performance on the target threat. This validation gate prevented a small batch of feedback from degrading the detector, and it distinguished the system from both a static model and an uncontrolled online-learning loop.</w:t>
       </w:r>
     </w:p>
     <w:p>
@@ -8104,52 +6152,7 @@
     <w:p/>
     <w:p>
       <w:r>
-        <w:t>The subject and body were concatenated into a single content string so that both parts were</w:t>
-      </w:r>
-    </w:p>
-    <w:p>
-      <w:r>
-        <w:t>represented in the text features. For plain-text inputs without headers (such as the body-only</w:t>
-      </w:r>
-    </w:p>
-    <w:p>
-      <w:r>
-        <w:t>external sets), the parser treated the whole input as the body and set the header-derived</w:t>
-      </w:r>
-    </w:p>
-    <w:p>
-      <w:r>
-        <w:t>signals to neutral values, preserving the feature-vector structure. Once trained, the model was</w:t>
-      </w:r>
-    </w:p>
-    <w:p>
-      <w:r>
-        <w:t>saved to a single file so that the service and the mailbox watcher loaded an identical</w:t>
-      </w:r>
-    </w:p>
-    <w:p>
-      <w:r>
-        <w:t>predictor. Keeping the metadata to twelve signals deliberately avoided a large, fragile</w:t>
-      </w:r>
-    </w:p>
-    <w:p>
-      <w:r>
-        <w:t>handcrafted rule</w:t>
-      </w:r>
-    </w:p>
-    <w:p>
-      <w:r>
-        <w:t>set: unlike a keyword blocklist, each signal contributed a numeric feature whose weight was</w:t>
-      </w:r>
-    </w:p>
-    <w:p>
-      <w:r>
-        <w:t>learned by the classifier rather than maintained by hand, satisfying the objective of an</w:t>
-      </w:r>
-    </w:p>
-    <w:p>
-      <w:r>
-        <w:t>adaptive, learning-based system rather than a static rule engine.</w:t>
+        <w:t>The subject and body were concatenated into a single content string so that both parts were represented in the text features. For plain-text inputs without headers (such as the body-only external sets), the parser treated the whole input as the body and set the header-derived signals to neutral values, preserving the feature-vector structure. Once trained, the model was saved to a single file so that the service and the mailbox watcher loaded an identical predictor. Keeping the metadata to twelve signals deliberately avoided a large, fragile handcrafted rule set: unlike a keyword blocklist, each signal contributed a numeric feature whose weight was learned by the classifier rather than maintained by hand, satisfying the objective of an adaptive, learning-based system rather than a static rule engine.</w:t>
       </w:r>
     </w:p>
     <w:p>
@@ -8167,57 +6170,7 @@
     </w:p>
     <w:p>
       <w:r>
-        <w:t>Ingestion passed raw email text to the feature block, which returned a content string and a</w:t>
-      </w:r>
-    </w:p>
-    <w:p>
-      <w:r>
-        <w:t>metadata dictionary. The fusion pipeline transformed these into a single vector and the</w:t>
-      </w:r>
-    </w:p>
-    <w:p>
-      <w:r>
-        <w:t>classifier returned a probability. The action block compared the probability to the threshold,</w:t>
-      </w:r>
-    </w:p>
-    <w:p>
-      <w:r>
-        <w:t>emitted a label and the fired signals, and — in quarantine mode — moved the file to a quarantine</w:t>
-      </w:r>
-    </w:p>
-    <w:p>
-      <w:r>
-        <w:t>directory. Every decision was appended to a review queue with a blank correction field. The</w:t>
-      </w:r>
-    </w:p>
-    <w:p>
-      <w:r>
-        <w:t>reviewer's corrections were written to the labelled feedback store; the retraining path</w:t>
-      </w:r>
-    </w:p>
-    <w:p>
-      <w:r>
-        <w:t>merged those reviewed labels with the training data, fitted a new model, validated it on the</w:t>
-      </w:r>
-    </w:p>
-    <w:p>
-      <w:r>
-        <w:t>held-out split, and replaced the deployed model only if performance was maintained. All</w:t>
-      </w:r>
-    </w:p>
-    <w:p>
-      <w:r>
-        <w:t>randomness used fixed seeds for reproducibility, and the data-preparation, training and</w:t>
-      </w:r>
-    </w:p>
-    <w:p>
-      <w:r>
-        <w:t>evaluation stages were each implemented as a single repeatable procedure, so that the entire</w:t>
-      </w:r>
-    </w:p>
-    <w:p>
-      <w:r>
-        <w:t>system could be rebuilt from the public corpus by following Sections 4.2 and 4.3.</w:t>
+        <w:t>Ingestion passed raw email text to the feature block, which returned a content string and a metadata dictionary. The fusion pipeline transformed these into a single vector and the classifier returned a probability. The action block compared the probability to the threshold, emitted a label and the fired signals, and — in quarantine mode — moved the file to a quarantine directory. Every decision was appended to a review queue with a blank correction field. The reviewer's corrections were written to the labelled feedback store; the retraining path merged those reviewed labels with the training data, fitted a new model, validated it on the held-out split, and replaced the deployed model only if performance was maintained. All randomness used fixed seeds for reproducibility, and the data-preparation, training and evaluation stages were each implemented as a single repeatable procedure, so that the entire system could be rebuilt from the public corpus by following Sections 4.2 and 4.3.</w:t>
       </w:r>
     </w:p>
     <w:p>
@@ -8235,27 +6188,7 @@
     </w:p>
     <w:p>
       <w:r>
-        <w:t>This chapter gave a rebuild-ready description of the system: the five-block architecture, the</w:t>
-      </w:r>
-    </w:p>
-    <w:p>
-      <w:r>
-        <w:t>module responsibilities and the exact scikit-learn pipeline and hyper-parameters, the twelve</w:t>
-      </w:r>
-    </w:p>
-    <w:p>
-      <w:r>
-        <w:t>structural metadata signals, and the end-to-end component interaction including the review</w:t>
-      </w:r>
-    </w:p>
-    <w:p>
-      <w:r>
-        <w:t>queue, feedback store and validated retraining path. Chapter 5 describes how this design was</w:t>
-      </w:r>
-    </w:p>
-    <w:p>
-      <w:r>
-        <w:t>implemented and operated.</w:t>
+        <w:t>This chapter gave a rebuild-ready description of the system: the five-block architecture, the module responsibilities and the exact scikit-learn pipeline and hyper-parameters, the twelve structural metadata signals, and the end-to-end component interaction including the review queue, feedback store and validated retraining path. Chapter 5 describes how this design was implemented and operated.</w:t>
       </w:r>
     </w:p>
     <w:p>
@@ -8278,22 +6211,7 @@
     </w:p>
     <w:p>
       <w:r>
-        <w:t>This chapter explains how the design presented in Chapter 4 was implemented and operated. It</w:t>
-      </w:r>
-    </w:p>
-    <w:p>
-      <w:r>
-        <w:t>describes the hardware used, the software environment and the role of each library, the</w:t>
-      </w:r>
-    </w:p>
-    <w:p>
-      <w:r>
-        <w:t>configuration settings of the deployed model, and the commands used to train, evaluate and run</w:t>
-      </w:r>
-    </w:p>
-    <w:p>
-      <w:r>
-        <w:t>the system, before discussing the implementation issues encountered and how they were resolved.</w:t>
+        <w:t>This chapter explains how the design presented in Chapter 4 was implemented and operated. It describes the hardware used, the software environment and the role of each library, the configuration settings of the deployed model, and the commands used to train, evaluate and run the system, before discussing the implementation issues encountered and how they were resolved.</w:t>
       </w:r>
     </w:p>
     <w:p>
@@ -8311,27 +6229,7 @@
     </w:p>
     <w:p>
       <w:r>
-        <w:t>This section outlines the hardware used to develop, train and evaluate the spam-detection</w:t>
-      </w:r>
-    </w:p>
-    <w:p>
-      <w:r>
-        <w:t>system. Because the detector used classical machine-learning models rather than deep neural</w:t>
-      </w:r>
-    </w:p>
-    <w:p>
-      <w:r>
-        <w:t>networks, it trained and ran entirely on the central processing unit and needed no graphics</w:t>
-      </w:r>
-    </w:p>
-    <w:p>
-      <w:r>
-        <w:t>processing unit, so it could be reproduced on an ordinary consumer laptop. The specifications</w:t>
-      </w:r>
-    </w:p>
-    <w:p>
-      <w:r>
-        <w:t>of the development machine are summarised in Table 5.1.</w:t>
+        <w:t>This section outlines the hardware used to develop, train and evaluate the spam-detection system. Because the detector used classical machine-learning models rather than deep neural networks, it trained and ran entirely on the central processing unit and needed no graphics processing unit, so it could be reproduced on an ordinary consumer laptop. The specifications of the development machine are summarised in Table 5.1.</w:t>
       </w:r>
     </w:p>
     <w:p>
@@ -8718,37 +6616,7 @@
     <w:p/>
     <w:p>
       <w:r>
-        <w:t>Based on Table 5.1, the development and evaluation machine was a consumer laptop powered by an</w:t>
-      </w:r>
-    </w:p>
-    <w:p>
-      <w:r>
-        <w:t>Intel Core i5-13420H processor with 24 GB of memory and 475 GB solid-state storage, running</w:t>
-      </w:r>
-    </w:p>
-    <w:p>
-      <w:r>
-        <w:t>Windows 11. The machine used integrated Intel UHD graphics and had no discrete graphics</w:t>
-      </w:r>
-    </w:p>
-    <w:p>
-      <w:r>
-        <w:t>processing unit, which was fully sufficient because the classical models trained and served</w:t>
-      </w:r>
-    </w:p>
-    <w:p>
-      <w:r>
-        <w:t>predictions entirely on the central processing unit: training on the full corpus completed</w:t>
-      </w:r>
-    </w:p>
-    <w:p>
-      <w:r>
-        <w:t>within minutes, and the median inference latency was approximately 16 milliseconds per email,</w:t>
-      </w:r>
-    </w:p>
-    <w:p>
-      <w:r>
-        <w:t>as reported in Chapter 6.</w:t>
+        <w:t>Based on Table 5.1, the development and evaluation machine was a consumer laptop powered by an Intel Core i5-13420H processor with 24 GB of memory and 475 GB solid-state storage, running Windows 11. The machine used integrated Intel UHD graphics and had no discrete graphics processing unit, which was fully sufficient because the classical models trained and served predictions entirely on the central processing unit: training on the full corpus completed within minutes, and the median inference latency was approximately 16 milliseconds per email, as reported in Chapter 6.</w:t>
       </w:r>
     </w:p>
     <w:p>
@@ -8759,12 +6627,7 @@
         <w:rPr>
           <w:i/>
         </w:rPr>
-        <w:t>FIGURE 5.1: Screenshot of the terminal showing the Python virtual environment created and the</w:t>
-      </w:r>
-    </w:p>
-    <w:p>
-      <w:r>
-        <w:t>requirements installed successfully.]</w:t>
+        <w:t>FIGURE 5.1: Screenshot of the terminal showing the Python virtual environment created and the requirements installed successfully.</w:t>
       </w:r>
     </w:p>
     <w:p>
@@ -8782,37 +6645,7 @@
     </w:p>
     <w:p>
       <w:r>
-        <w:t>The system was implemented entirely in Python using a dedicated virtual environment. The</w:t>
-      </w:r>
-    </w:p>
-    <w:p>
-      <w:r>
-        <w:t>libraries used by the project, together with their version numbers, were recorded in a</w:t>
-      </w:r>
-    </w:p>
-    <w:p>
-      <w:r>
-        <w:t>requirements text file (requirements.txt) so that the same software environment could be</w:t>
-      </w:r>
-    </w:p>
-    <w:p>
-      <w:r>
-        <w:t>recreated on another machine, and these dependencies were installed into the virtual</w:t>
-      </w:r>
-    </w:p>
-    <w:p>
-      <w:r>
-        <w:t>environment. Only mature, widely used open-source libraries were chosen so that the project</w:t>
-      </w:r>
-    </w:p>
-    <w:p>
-      <w:r>
-        <w:t>could be understood and reproduced without proprietary software. The software stack and the</w:t>
-      </w:r>
-    </w:p>
-    <w:p>
-      <w:r>
-        <w:t>role of each component are summarised in Table 5.2.</w:t>
+        <w:t>The system was implemented entirely in Python using a dedicated virtual environment. The libraries used by the project, together with their version numbers, were recorded in a requirements text file (requirements.txt) so that the same software environment could be recreated on another machine, and these dependencies were installed into the virtual environment. Only mature, widely used open-source libraries were chosen so that the project could be understood and reproduced without proprietary software. The software stack and the role of each component are summarised in Table 5.2.</w:t>
       </w:r>
     </w:p>
     <w:p>
@@ -9299,67 +7132,12 @@
     <w:p/>
     <w:p>
       <w:r>
-        <w:t>The version numbers in Table 5.2 matched the minimum versions recorded in the requirements</w:t>
-      </w:r>
-    </w:p>
-    <w:p>
-      <w:r>
-        <w:t>file, so the environment could be recreated exactly. The python-docx library (1.1+) was used</w:t>
-      </w:r>
-    </w:p>
-    <w:p>
-      <w:r>
-        <w:t>only to generate this report document and was not part of the detection system.</w:t>
-      </w:r>
-    </w:p>
-    <w:p>
-      <w:r>
-        <w:t>Based on Table 5.2, scikit-learn provided every machine-learning component, so no separate</w:t>
-      </w:r>
-    </w:p>
-    <w:p>
-      <w:r>
-        <w:t>deep-learning framework was needed, which kept the installation light and the training fast on</w:t>
-      </w:r>
-    </w:p>
-    <w:p>
-      <w:r>
-        <w:t>the central processing unit. The public corpus was prepared with a dataset-preparation script</w:t>
-      </w:r>
-    </w:p>
-    <w:p>
-      <w:r>
-        <w:t>that merged the source comma-separated-value files, raised the field-size limit for long email</w:t>
-      </w:r>
-    </w:p>
-    <w:p>
-      <w:r>
-        <w:t>bodies, handled multiple encodings and label formats, and de-duplicated the records.</w:t>
-      </w:r>
-    </w:p>
-    <w:p>
-      <w:r>
-        <w:t>De-duplication was performed on normalised message content so that identical emails repeated</w:t>
-      </w:r>
-    </w:p>
-    <w:p>
-      <w:r>
-        <w:t>across the merged corpora were counted once; this prevented the same message from appearing in</w:t>
-      </w:r>
-    </w:p>
-    <w:p>
-      <w:r>
-        <w:t>both the training and the held-out split, which would otherwise have inflated the reported</w:t>
-      </w:r>
-    </w:p>
-    <w:p>
-      <w:r>
-        <w:t>metrics. Training on the full corpus completed within minutes, and the resulting model file was</w:t>
-      </w:r>
-    </w:p>
-    <w:p>
-      <w:r>
-        <w:t>small enough to be loaded instantly by the service.</w:t>
+        <w:t>The version numbers in Table 5.2 matched the minimum versions recorded in the requirements file, so the environment could be recreated exactly. The python-docx library (1.1+) was used only to generate this report document and was not part of the detection system.</w:t>
+      </w:r>
+    </w:p>
+    <w:p>
+      <w:r>
+        <w:t>Based on Table 5.2, scikit-learn provided every machine-learning component, so no separate deep-learning framework was needed, which kept the installation light and the training fast on the central processing unit. The public corpus was prepared with a dataset-preparation script that merged the source comma-separated-value files, raised the field-size limit for long email bodies, handled multiple encodings and label formats, and de-duplicated the records. De-duplication was performed on normalised message content so that identical emails repeated across the merged corpora were counted once; this prevented the same message from appearing in both the training and the held-out split, which would otherwise have inflated the reported metrics. Training on the full corpus completed within minutes, and the resulting model file was small enough to be loaded instantly by the service.</w:t>
       </w:r>
     </w:p>
     <w:p>
@@ -9377,22 +7155,7 @@
     </w:p>
     <w:p>
       <w:r>
-        <w:t>The deployed decision threshold defaulted to 0.55 in the mailbox tool and was re-tuned per</w:t>
-      </w:r>
-    </w:p>
-    <w:p>
-      <w:r>
-        <w:t>deployment using the threshold sweep; lowering the threshold increased recall at the cost of</w:t>
-      </w:r>
-    </w:p>
-    <w:p>
-      <w:r>
-        <w:t>more false positives, which was useful when prioritising catch rate for AI-style mail. Table 5.3</w:t>
-      </w:r>
-    </w:p>
-    <w:p>
-      <w:r>
-        <w:t>lists the model and feature hyper-parameters.</w:t>
+        <w:t>The deployed decision threshold defaulted to 0.55 in the mailbox tool and was re-tuned per deployment using the threshold sweep; lowering the threshold increased recall at the cost of more false positives, which was useful when prioritising catch rate for AI-style mail. Table 5.3 lists the model and feature hyper-parameters.</w:t>
       </w:r>
     </w:p>
     <w:p>
@@ -9842,87 +7605,12 @@
     </w:p>
     <w:p>
       <w:r>
-        <w:t>The system was operated through four stages. First, the public corpus was merged and</w:t>
-      </w:r>
-    </w:p>
-    <w:p>
-      <w:r>
-        <w:t>de-duplicated into a single reviewed dataset, as described in Section 5.2. Second, the fusion</w:t>
-      </w:r>
-    </w:p>
-    <w:p>
-      <w:r>
-        <w:t>model was trained on the training split and evaluated on the held-out split, after which the</w:t>
-      </w:r>
-    </w:p>
-    <w:p>
-      <w:r>
-        <w:t>trained model was saved for deployment. Third, the external and AI-generated message sets were</w:t>
-      </w:r>
-    </w:p>
-    <w:p>
-      <w:r>
-        <w:t>scored to measure generalisation to modern threats. Fourth, the detection service and the</w:t>
-      </w:r>
-    </w:p>
-    <w:p>
-      <w:r>
-        <w:t>mailbox watcher loaded the saved model and served predictions, while reviewer corrections</w:t>
-      </w:r>
-    </w:p>
-    <w:p>
-      <w:r>
-        <w:t>accumulated in the feedback store to be incorporated in the next retraining cycle. These stages</w:t>
-      </w:r>
-    </w:p>
-    <w:p>
-      <w:r>
-        <w:t>could be triggered through short command-line instructions, which are listed in full in</w:t>
-      </w:r>
-    </w:p>
-    <w:p>
-      <w:r>
-        <w:t>Appendix D for reproducibility; the following figures illustrate the system in operation.</w:t>
-      </w:r>
-    </w:p>
-    <w:p>
-      <w:r>
-        <w:t>The review console, shown in Figure 5.2, allowed a reviewer to paste an email and immediately</w:t>
-      </w:r>
-    </w:p>
-    <w:p>
-      <w:r>
-        <w:t>see its classification, the probability assigned, and the individual structural signals that</w:t>
-      </w:r>
-    </w:p>
-    <w:p>
-      <w:r>
-        <w:t>fired, together with buttons to confirm or correct the decision. When the detector was accessed</w:t>
-      </w:r>
-    </w:p>
-    <w:p>
-      <w:r>
-        <w:t>through its service interface, it returned a structured response containing the predicted label,</w:t>
-      </w:r>
-    </w:p>
-    <w:p>
-      <w:r>
-        <w:t>the spam probability, a confidence value and the list of contributing signals, as shown in</w:t>
-      </w:r>
-    </w:p>
-    <w:p>
-      <w:r>
-        <w:t>Figure 5.3. Finally, the mailbox watcher could monitor a folder and, in quarantine mode, move</w:t>
-      </w:r>
-    </w:p>
-    <w:p>
-      <w:r>
-        <w:t>each flagged message into a quarantine directory while logging the decision to the review queue,</w:t>
-      </w:r>
-    </w:p>
-    <w:p>
-      <w:r>
-        <w:t>as shown in Figure 5.4.</w:t>
+        <w:t>The system was operated through four stages. First, the public corpus was merged and de-duplicated into a single reviewed dataset, as described in Section 5.2. Second, the fusion model was trained on the training split and evaluated on the held-out split, after which the trained model was saved for deployment. Third, the external and AI-generated message sets were scored to measure generalisation to modern threats. Fourth, the detection service and the mailbox watcher loaded the saved model and served predictions, while reviewer corrections accumulated in the feedback store to be incorporated in the next retraining cycle. These stages could be triggered through short command-line instructions, which are listed in full in Appendix D for reproducibility; the following figures illustrate the system in operation.</w:t>
+      </w:r>
+    </w:p>
+    <w:p>
+      <w:r>
+        <w:t>The review console, shown in Figure 5.2, allowed a reviewer to paste an email and immediately see its classification, the probability assigned, and the individual structural signals that fired, together with buttons to confirm or correct the decision. When the detector was accessed through its service interface, it returned a structured response containing the predicted label, the spam probability, a confidence value and the list of contributing signals, as shown in Figure 5.3. Finally, the mailbox watcher could monitor a folder and, in quarantine mode, move each flagged message into a quarantine directory while logging the decision to the review queue, as shown in Figure 5.4.</w:t>
       </w:r>
     </w:p>
     <w:p>
@@ -9933,17 +7621,7 @@
         <w:rPr>
           <w:i/>
         </w:rPr>
-        <w:t>FIGURE 5.2: Screenshot of the browser check-and-review console showing an email classified as</w:t>
-      </w:r>
-    </w:p>
-    <w:p>
-      <w:r>
-        <w:t>phishing with a high probability and the fired structural-signal chips, plus the</w:t>
-      </w:r>
-    </w:p>
-    <w:p>
-      <w:r>
-        <w:t>Spam / Ham / Correct feedback buttons.]</w:t>
+        <w:t>FIGURE 5.2: Screenshot of the browser check-and-review console showing an email classified as phishing with a high probability and the fired structural-signal chips, plus the Spam / Ham / Correct feedback buttons.</w:t>
       </w:r>
     </w:p>
     <w:p>
@@ -9954,12 +7632,7 @@
         <w:rPr>
           <w:i/>
         </w:rPr>
-        <w:t>FIGURE 5.3: Screenshot of an example service prediction response showing the label, probability,</w:t>
-      </w:r>
-    </w:p>
-    <w:p>
-      <w:r>
-        <w:t>confidence and list of signals.]</w:t>
+        <w:t>FIGURE 5.3: Screenshot of an example service prediction response showing the label, probability, confidence and list of signals.</w:t>
       </w:r>
     </w:p>
     <w:p>
@@ -9970,12 +7643,7 @@
         <w:rPr>
           <w:i/>
         </w:rPr>
-        <w:t>FIGURE 5.4: Screenshot of a mailbox watch run in quarantine mode, showing a flagged message</w:t>
-      </w:r>
-    </w:p>
-    <w:p>
-      <w:r>
-        <w:t>being moved to the quarantine directory and the decision being logged to the review queue.]</w:t>
+        <w:t>FIGURE 5.4: Screenshot of a mailbox watch run in quarantine mode, showing a flagged message being moved to the quarantine directory and the decision being logged to the review queue.</w:t>
       </w:r>
     </w:p>
     <w:p>
@@ -10002,12 +7670,7 @@
         <w:t>Oversized CSV fields.</w:t>
       </w:r>
       <w:r>
-        <w:t xml:space="preserve"> Public-corpus email bodies exceeded Python's default CSV field-size</w:t>
-      </w:r>
-    </w:p>
-    <w:p>
-      <w:r>
-        <w:t>limit, which raised a parsing error; the limit was increased on package import.</w:t>
+        <w:t xml:space="preserve"> Public-corpus email bodies exceeded Python's default CSV field-size limit, which raised a parsing error; the limit was increased on package import.</w:t>
       </w:r>
     </w:p>
     <w:p>
@@ -10021,12 +7684,7 @@
         <w:t>Malformed URLs.</w:t>
       </w:r>
       <w:r>
-        <w:t xml:space="preserve"> Bracketed and IPv6-like URLs crashed the URL parser; URL extraction was</w:t>
-      </w:r>
-    </w:p>
-    <w:p>
-      <w:r>
-        <w:t>made crash-safe with a fallback so that a single malformed link could not abort processing.</w:t>
+        <w:t xml:space="preserve"> Bracketed and IPv6-like URLs crashed the URL parser; URL extraction was made crash-safe with a fallback so that a single malformed link could not abort processing.</w:t>
       </w:r>
     </w:p>
     <w:p>
@@ -10040,22 +7698,7 @@
         <w:t>Unscaled metadata dominating the features.</w:t>
       </w:r>
       <w:r>
-        <w:t xml:space="preserve"> Raw body and subject lengths had much larger</w:t>
-      </w:r>
-    </w:p>
-    <w:p>
-      <w:r>
-        <w:t>magnitudes than normalised TF-IDF values and skewed early models, causing short phishing</w:t>
-      </w:r>
-    </w:p>
-    <w:p>
-      <w:r>
-        <w:t>messages to be misclassified; metadata standardisation was added, after which these</w:t>
-      </w:r>
-    </w:p>
-    <w:p>
-      <w:r>
-        <w:t>messages were classified correctly.</w:t>
+        <w:t xml:space="preserve"> Raw body and subject lengths had much larger magnitudes than normalised TF-IDF values and skewed early models, causing short phishing messages to be misclassified; metadata standardisation was added, after which these messages were classified correctly.</w:t>
       </w:r>
     </w:p>
     <w:p>
@@ -10069,12 +7712,7 @@
         <w:t>Redundant source data.</w:t>
       </w:r>
       <w:r>
-        <w:t xml:space="preserve"> One source file was a pre-merged duplicate of others; automatic</w:t>
-      </w:r>
-    </w:p>
-    <w:p>
-      <w:r>
-        <w:t>de-duplication removed the redundant records.</w:t>
+        <w:t xml:space="preserve"> One source file was a pre-merged duplicate of others; automatic de-duplication removed the redundant records.</w:t>
       </w:r>
     </w:p>
     <w:p>
@@ -10088,17 +7726,7 @@
         <w:t>Single-class external sets.</w:t>
       </w:r>
       <w:r>
-        <w:t xml:space="preserve"> Body-only AI-generated test sets contained only phishing,</w:t>
-      </w:r>
-    </w:p>
-    <w:p>
-      <w:r>
-        <w:t>which broke metric routines that assumed both classes; the external-evaluation script was</w:t>
-      </w:r>
-    </w:p>
-    <w:p>
-      <w:r>
-        <w:t>corrected to report catch rate and threshold sweeps without requiring legitimate samples.</w:t>
+        <w:t xml:space="preserve"> Body-only AI-generated test sets contained only phishing, which broke metric routines that assumed both classes; the external-evaluation script was corrected to report catch rate and threshold sweeps without requiring legitimate samples.</w:t>
       </w:r>
     </w:p>
     <w:p>
@@ -10112,12 +7740,7 @@
         <w:t>Environment policy.</w:t>
       </w:r>
       <w:r>
-        <w:t xml:space="preserve"> A Windows application-control policy initially blocked a</w:t>
-      </w:r>
-    </w:p>
-    <w:p>
-      <w:r>
-        <w:t>scientific-library binary; installing official prebuilt packages resolved the issue.</w:t>
+        <w:t xml:space="preserve"> A Windows application-control policy initially blocked a scientific-library binary; installing official prebuilt packages resolved the issue.</w:t>
       </w:r>
     </w:p>
     <w:p>
@@ -10135,17 +7758,7 @@
     </w:p>
     <w:p>
       <w:r>
-        <w:t>The implementation produced a complete, local, end-to-end detector with a service, a review and</w:t>
-      </w:r>
-    </w:p>
-    <w:p>
-      <w:r>
-        <w:t>adaptation loop, mailbox quarantine and documented integrations, providing the artefacts used</w:t>
-      </w:r>
-    </w:p>
-    <w:p>
-      <w:r>
-        <w:t>in the evaluation in Chapter 6 and satisfying the four project objectives.</w:t>
+        <w:t>The implementation produced a complete, local, end-to-end detector with a service, a review and adaptation loop, mailbox quarantine and documented integrations, providing the artefacts used in the evaluation in Chapter 6 and satisfying the four project objectives.</w:t>
       </w:r>
     </w:p>
     <w:p>
@@ -10168,27 +7781,7 @@
     </w:p>
     <w:p>
       <w:r>
-        <w:t>This chapter reports and discusses the experimental results. It describes the testing setup and</w:t>
-      </w:r>
-    </w:p>
-    <w:p>
-      <w:r>
-        <w:t>the metrics used, presents the performance of the three classifiers in both content-only and</w:t>
-      </w:r>
-    </w:p>
-    <w:p>
-      <w:r>
-        <w:t>fused configurations, examines precision, recall, the false-positive rate, latency and the</w:t>
-      </w:r>
-    </w:p>
-    <w:p>
-      <w:r>
-        <w:t>effect of the decision threshold, evaluates the adaptive-retraining mechanism, and assesses each</w:t>
-      </w:r>
-    </w:p>
-    <w:p>
-      <w:r>
-        <w:t>objective against the measured evidence.</w:t>
+        <w:t>This chapter reports and discusses the experimental results. It describes the testing setup and the metrics used, presents the performance of the three classifiers in both content-only and fused configurations, examines precision, recall, the false-positive rate, latency and the effect of the decision threshold, evaluates the adaptive-retraining mechanism, and assesses each objective against the measured evidence.</w:t>
       </w:r>
     </w:p>
     <w:p>
@@ -10206,37 +7799,7 @@
     </w:p>
     <w:p>
       <w:r>
-        <w:t>All reported results used emails never seen during training. The main evaluation used the</w:t>
-      </w:r>
-    </w:p>
-    <w:p>
-      <w:r>
-        <w:t>held-out 25% split (approximately 20,288 messages) of the 81,152-email corpus; external and</w:t>
-      </w:r>
-    </w:p>
-    <w:p>
-      <w:r>
-        <w:t>AI-generated sets were scored with the external-evaluation procedure, which reported catch rate across thresholds. The metrics were accuracy,</w:t>
-      </w:r>
-    </w:p>
-    <w:p>
-      <w:r>
-        <w:t>precision, recall, F1 score, receiver-operating-characteristic area under the curve,</w:t>
-      </w:r>
-    </w:p>
-    <w:p>
-      <w:r>
-        <w:t>false-positive rate and per-message latency. A threshold sweep reported recall at a low</w:t>
-      </w:r>
-    </w:p>
-    <w:p>
-      <w:r>
-        <w:t>false-positive operating point, and a before/after experiment quantified the effect of</w:t>
-      </w:r>
-    </w:p>
-    <w:p>
-      <w:r>
-        <w:t>reviewed retraining.</w:t>
+        <w:t>All reported results used emails never seen during training. The main evaluation used the held-out 25% split (approximately 20,288 messages) of the 81,152-email corpus; external and AI-generated sets were scored with the external-evaluation procedure, which reported catch rate across thresholds. The metrics were accuracy, precision, recall, F1 score, receiver-operating-characteristic area under the curve, false-positive rate and per-message latency. A threshold sweep reported recall at a low false-positive operating point, and a before/after experiment quantified the effect of reviewed retraining.</w:t>
       </w:r>
     </w:p>
     <w:p>
@@ -10253,11 +7816,6 @@
       </w:r>
     </w:p>
     <w:p>
-      <w:r>
-        <w:t>&gt; to generate Figures 6.1–6.4 (confusion matrix, ROC, threshold/catch curve and before/after</w:t>
-      </w:r>
-    </w:p>
-    <w:p>
       <w:pPr>
         <w:pStyle w:val="Heading2"/>
         <w:jc w:val="left"/>
@@ -10272,12 +7830,7 @@
     </w:p>
     <w:p>
       <w:r>
-        <w:t>The deployed fused logistic-regression model achieved the performance shown in Table 6.1 on</w:t>
-      </w:r>
-    </w:p>
-    <w:p>
-      <w:r>
-        <w:t>the held-out split.</w:t>
+        <w:t>The deployed fused logistic-regression model achieved the performance shown in Table 6.1 on the held-out split.</w:t>
       </w:r>
     </w:p>
     <w:p>
@@ -10765,22 +8318,7 @@
     <w:p/>
     <w:p>
       <w:r>
-        <w:t>Of approximately 9,809 legitimate test messages, 9,719 were passed and 90 were wrongly flagged;</w:t>
-      </w:r>
-    </w:p>
-    <w:p>
-      <w:r>
-        <w:t>of approximately 10,479 phishing test messages, 10,399 were caught and 80 were missed. The low</w:t>
-      </w:r>
-    </w:p>
-    <w:p>
-      <w:r>
-        <w:t>false-positive count was the operationally important result, because legitimate mail was rarely</w:t>
-      </w:r>
-    </w:p>
-    <w:p>
-      <w:r>
-        <w:t>interrupted.</w:t>
+        <w:t>Of approximately 9,809 legitimate test messages, 9,719 were passed and 90 were wrongly flagged; of approximately 10,479 phishing test messages, 10,399 were caught and 80 were missed. The low false-positive count was the operationally important result, because legitimate mail was rarely interrupted.</w:t>
       </w:r>
     </w:p>
     <w:p>
@@ -10791,12 +8329,7 @@
         <w:rPr>
           <w:i/>
         </w:rPr>
-        <w:t>FIGURE 6.1: Confusion matrix heat-map for the fused model on the held-out split, showing</w:t>
-      </w:r>
-    </w:p>
-    <w:p>
-      <w:r>
-        <w:t>10,399 / 80 / 90 / 9,719.]</w:t>
+        <w:t>FIGURE 6.1: Confusion matrix heat-map for the fused model on the held-out split, showing 10,399 / 80 / 90 / 9,719.</w:t>
       </w:r>
     </w:p>
     <w:p>
@@ -10807,12 +8340,7 @@
         <w:rPr>
           <w:i/>
         </w:rPr>
-        <w:t>FIGURE 6.2: ROC curve for the fused model (AUC ≈ 1.000) with the threshold sweep annotated, and</w:t>
-      </w:r>
-    </w:p>
-    <w:p>
-      <w:r>
-        <w:t>a secondary plot of phishing recall versus false-positive rate.]</w:t>
+        <w:t>FIGURE 6.2: ROC curve for the fused model (AUC ≈ 1.000) with the threshold sweep annotated, and a secondary plot of phishing recall versus false-positive rate.</w:t>
       </w:r>
     </w:p>
     <w:p>
@@ -10830,57 +8358,7 @@
     </w:p>
     <w:p>
       <w:r>
-        <w:t>The three classifiers — multinomial Naïve Bayes, class-balanced logistic regression and a</w:t>
-      </w:r>
-    </w:p>
-    <w:p>
-      <w:r>
-        <w:t>linear support-vector machine — were each trained and evaluated under two feature</w:t>
-      </w:r>
-    </w:p>
-    <w:p>
-      <w:r>
-        <w:t>configurations: content features only, and the full content–metadata fusion. All five</w:t>
-      </w:r>
-    </w:p>
-    <w:p>
-      <w:r>
-        <w:t>resulting configurations used the same training and held-out split, the same preprocessing and</w:t>
-      </w:r>
-    </w:p>
-    <w:p>
-      <w:r>
-        <w:t>the same decision threshold, so that the comparison reflected only the choice of classifier and</w:t>
-      </w:r>
-    </w:p>
-    <w:p>
-      <w:r>
-        <w:t>feature set. For each configuration the accuracy, precision, recall, F1 score and ROC-AUC were</w:t>
-      </w:r>
-    </w:p>
-    <w:p>
-      <w:r>
-        <w:t>recorded on the held-out split; the complete command-line procedure is documented in Appendix D.</w:t>
-      </w:r>
-    </w:p>
-    <w:p>
-      <w:r>
-        <w:t>The results on the full 81,152-email corpus are summarised in Table 6.2. The support-vector</w:t>
-      </w:r>
-    </w:p>
-    <w:p>
-      <w:r>
-        <w:t>machine's iteration limit was raised from the default 1,000 to 10,000 because the default value</w:t>
-      </w:r>
-    </w:p>
-    <w:p>
-      <w:r>
-        <w:t>produced a convergence warning on the large fused feature set; with this setting the metrics</w:t>
-      </w:r>
-    </w:p>
-    <w:p>
-      <w:r>
-        <w:t>were stable and effectively unchanged beyond that point.</w:t>
+        <w:t>The three classifiers — multinomial Naïve Bayes, class-balanced logistic regression and a linear support-vector machine — were each trained and evaluated under two feature configurations: content features only, and the full content–metadata fusion. All five resulting configurations used the same training and held-out split, the same preprocessing and the same decision threshold, so that the comparison reflected only the choice of classifier and feature set. For each configuration the accuracy, precision, recall, F1 score and ROC-AUC were recorded on the held-out split; the complete command-line procedure is documented in Appendix D. The results on the full 81,152-email corpus are summarised in Table 6.2. The support-vector machine's iteration limit was raised from the default 1,000 to 10,000 because the default value produced a convergence warning on the large fused feature set; with this setting the metrics were stable and effectively unchanged beyond that point.</w:t>
       </w:r>
     </w:p>
     <w:p>
@@ -11814,117 +9292,17 @@
     <w:p/>
     <w:p>
       <w:r>
-        <w:t>All configurations were trained and evaluated on the same 75/25 stratified split, using the</w:t>
-      </w:r>
-    </w:p>
-    <w:p>
-      <w:r>
-        <w:t>classifier's default 0.5 decision threshold so that the five configurations were compared under</w:t>
-      </w:r>
-    </w:p>
-    <w:p>
-      <w:r>
-        <w:t>identical conditions. The deployed mailbox tool instead operates at a tuned threshold of 0.55</w:t>
-      </w:r>
-    </w:p>
-    <w:p>
-      <w:r>
-        <w:t>(Table 5.3), which is why the deployed-fusion precision/recall pair reported for the production</w:t>
-      </w:r>
-    </w:p>
-    <w:p>
-      <w:r>
-        <w:t>operating point in Table 6.1 (precision 0.991, recall 0.992) differs slightly from the</w:t>
-      </w:r>
-    </w:p>
-    <w:p>
-      <w:r>
-        <w:t>default-threshold figures here; accuracy and F1 are identical at 0.992.</w:t>
-      </w:r>
-    </w:p>
-    <w:p>
-      <w:r>
-        <w:t>The results supported the design choices. All learned classifiers comfortably exceeded the</w:t>
-      </w:r>
-    </w:p>
-    <w:p>
-      <w:r>
-        <w:t>Naïve Bayes baseline, which, despite the highest standalone precision, sacrificed recall and</w:t>
-      </w:r>
-    </w:p>
-    <w:p>
-      <w:r>
-        <w:t>recorded the lowest accuracy (0.968). Content-only logistic regression and the linear support</w:t>
-      </w:r>
-    </w:p>
-    <w:p>
-      <w:r>
-        <w:t>vector machine were already strong (0.988 and 0.992 accuracy), confirming that the</w:t>
-      </w:r>
-    </w:p>
-    <w:p>
-      <w:r>
-        <w:t>word/character TF-IDF representation was effective on the public corpus. Fusing the twelve</w:t>
-      </w:r>
-    </w:p>
-    <w:p>
-      <w:r>
-        <w:t>structural metadata signals improved both fusion classifiers relative to their content-only</w:t>
-      </w:r>
-    </w:p>
-    <w:p>
-      <w:r>
-        <w:t>forms, with the fusion support vector machine reaching the highest raw accuracy (0.993) and the</w:t>
-      </w:r>
-    </w:p>
-    <w:p>
-      <w:r>
-        <w:t>deployed fusion logistic regression reaching 0.992 accuracy, 0.994 recall and ROC-AUC of 1.000</w:t>
-      </w:r>
-    </w:p>
-    <w:p>
-      <w:r>
-        <w:t>— evidence that the fusion bought additional phishing recall while all learned configurations</w:t>
-      </w:r>
-    </w:p>
-    <w:p>
-      <w:r>
-        <w:t>saturated the high-nineties on the stylistically distinct public corpus.</w:t>
-      </w:r>
-    </w:p>
-    <w:p>
-      <w:r>
-        <w:t>The support-vector-machine fusion model edged logistic regression by one to two thousandths in</w:t>
-      </w:r>
-    </w:p>
-    <w:p>
-      <w:r>
-        <w:t>the reported metrics, but logistic regression was selected for deployment for operational rather</w:t>
-      </w:r>
-    </w:p>
-    <w:p>
-      <w:r>
-        <w:t>than raw-accuracy reasons: it produced a genuine probability that could be compared against the</w:t>
-      </w:r>
-    </w:p>
-    <w:p>
-      <w:r>
-        <w:t>configurable decision threshold (a margin-mapped support-vector score is not a probability), it</w:t>
-      </w:r>
-    </w:p>
-    <w:p>
-      <w:r>
-        <w:t>supported balanced class weighting and it exposed interpretable per-signal coefficients. Because</w:t>
-      </w:r>
-    </w:p>
-    <w:p>
-      <w:r>
-        <w:t>both fusion models sat at ROC-AUC 1.000 on this corpus, the choice reflected these practical</w:t>
-      </w:r>
-    </w:p>
-    <w:p>
-      <w:r>
-        <w:t>properties rather than a meaningful performance difference.</w:t>
+        <w:t>All configurations were trained and evaluated on the same 75/25 stratified split, using the classifier's default 0.5 decision threshold so that the five configurations were compared under identical conditions. The deployed mailbox tool instead operates at a tuned threshold of 0.55 (Table 5.3), which is why the deployed-fusion precision/recall pair reported for the production operating point in Table 6.1 (precision 0.991, recall 0.992) differs slightly from the default-threshold figures here; accuracy and F1 are identical at 0.992.</w:t>
+      </w:r>
+    </w:p>
+    <w:p>
+      <w:r>
+        <w:t>The results supported the design choices. All learned classifiers comfortably exceeded the Naïve Bayes baseline, which, despite the highest standalone precision, sacrificed recall and recorded the lowest accuracy (0.968). Content-only logistic regression and the linear support vector machine were already strong (0.988 and 0.992 accuracy), confirming that the word/character TF-IDF representation was effective on the public corpus. Fusing the twelve structural metadata signals improved both fusion classifiers relative to their content-only forms, with the fusion support vector machine reaching the highest raw accuracy (0.993) and the deployed fusion logistic regression reaching 0.992 accuracy, 0.994 recall and ROC-AUC of 1.000 — evidence that the fusion bought additional phishing recall while all learned configurations saturated the high-nineties on the stylistically distinct public corpus.</w:t>
+      </w:r>
+    </w:p>
+    <w:p>
+      <w:r>
+        <w:t>The support-vector-machine fusion model edged logistic regression by one to two thousandths in the reported metrics, but logistic regression was selected for deployment for operational rather than raw-accuracy reasons: it produced a genuine probability that could be compared against the configurable decision threshold (a margin-mapped support-vector score is not a probability), it supported balanced class weighting and it exposed interpretable per-signal coefficients. Because both fusion models sat at ROC-AUC 1.000 on this corpus, the choice reflected these practical properties rather than a meaningful performance difference.</w:t>
       </w:r>
     </w:p>
     <w:p>
@@ -11942,22 +9320,7 @@
     </w:p>
     <w:p>
       <w:r>
-        <w:t>The detector was tested on 4,986 phishing emails generated by GPT-4.1, DeepSeek 3.2 and</w:t>
-      </w:r>
-    </w:p>
-    <w:p>
-      <w:r>
-        <w:t>LLaMA 3.3 — an external set the model was never trained on. The baseline detector caught 92%</w:t>
-      </w:r>
-    </w:p>
-    <w:p>
-      <w:r>
-        <w:t>(4,565/4,986) at a low-threshold operating point and 84% at the default 0.55 threshold, at</w:t>
-      </w:r>
-    </w:p>
-    <w:p>
-      <w:r>
-        <w:t>roughly 11 milliseconds per email. Table 6.3 summarises the result.</w:t>
+        <w:t>The detector was tested on 4,986 phishing emails generated by GPT-4.1, DeepSeek 3.2 and LLaMA 3.3 — an external set the model was never trained on. The baseline detector caught 92% (4,565/4,986) at a low-threshold operating point and 84% at the default 0.55 threshold, at roughly 11 milliseconds per email. Table 6.3 summarises the result.</w:t>
       </w:r>
     </w:p>
     <w:p>
@@ -12221,27 +9584,7 @@
     <w:p/>
     <w:p>
       <w:r>
-        <w:t>The catch rate fell as the threshold rose, showing that the model was systematically less</w:t>
-      </w:r>
-    </w:p>
-    <w:p>
-      <w:r>
-        <w:t>confident on large-language-model-written mail than on classic phishing — evidence that</w:t>
-      </w:r>
-    </w:p>
-    <w:p>
-      <w:r>
-        <w:t>AI-assisted messages were harder, and a direct motivation for the adaptive retraining</w:t>
-      </w:r>
-    </w:p>
-    <w:p>
-      <w:r>
-        <w:t>mechanism. The result was consistent with recent research in which a conventionally trained</w:t>
-      </w:r>
-    </w:p>
-    <w:p>
-      <w:r>
-        <w:t>detector still caught the large majority of AI-generated phishing [12].</w:t>
+        <w:t>The catch rate fell as the threshold rose, showing that the model was systematically less confident on large-language-model-written mail than on classic phishing — evidence that AI-assisted messages were harder, and a direct motivation for the adaptive retraining mechanism. The result was consistent with recent research in which a conventionally trained detector still caught the large majority of AI-generated phishing [12].</w:t>
       </w:r>
     </w:p>
     <w:p>
@@ -12252,12 +9595,7 @@
         <w:rPr>
           <w:i/>
         </w:rPr>
-        <w:t>FIGURE 6.3: Line chart of catch rate versus decision threshold on the LLM-phishing set,</w:t>
-      </w:r>
-    </w:p>
-    <w:p>
-      <w:r>
-        <w:t>annotated at 0.55 (84%) and the low-threshold point (92%).]</w:t>
+        <w:t>FIGURE 6.3: Line chart of catch rate versus decision threshold on the LLM-phishing set, annotated at 0.55 (84%) and the low-threshold point (92%).</w:t>
       </w:r>
     </w:p>
     <w:p>
@@ -12275,37 +9613,7 @@
     </w:p>
     <w:p>
       <w:r>
-        <w:t>After retraining on a disjoint, reviewed batch of modern AI-style and</w:t>
-      </w:r>
-    </w:p>
-    <w:p>
-      <w:r>
-        <w:t>business-email-compromise emails, detection ranking on a held-out modern-threat set improved</w:t>
-      </w:r>
-    </w:p>
-    <w:p>
-      <w:r>
-        <w:t>from ROC-AUC 0.81 to 0.945, and phishing recall at a near-zero false-positive point rose from</w:t>
-      </w:r>
-    </w:p>
-    <w:p>
-      <w:r>
-        <w:t>approximately 20% to 85%, while main-corpus accuracy was maintained (0.991). Table 6.4</w:t>
-      </w:r>
-    </w:p>
-    <w:p>
-      <w:r>
-        <w:t>summarises the change; in a controlled before/after demonstration on a held-out new campaign,</w:t>
-      </w:r>
-    </w:p>
-    <w:p>
-      <w:r>
-        <w:t>the number of campaign messages caught rose from 0 out of 6 before retraining to 5 out of 6 after</w:t>
-      </w:r>
-    </w:p>
-    <w:p>
-      <w:r>
-        <w:t>a single reviewed retraining cycle.</w:t>
+        <w:t>After retraining on a disjoint, reviewed batch of modern AI-style and business-email-compromise emails, detection ranking on a held-out modern-threat set improved from ROC-AUC 0.81 to 0.945, and phishing recall at a near-zero false-positive point rose from approximately 20% to 85%, while main-corpus accuracy was maintained (0.991). Table 6.4 summarises the change; in a controlled before/after demonstration on a held-out new campaign, the number of campaign messages caught rose from 0 out of 6 before retraining to 5 out of 6 after a single reviewed retraining cycle.</w:t>
       </w:r>
     </w:p>
     <w:p>
@@ -12718,32 +10026,7 @@
     <w:p/>
     <w:p>
       <w:r>
-        <w:t>The improvement was greatest for threat types actually represented in the reviewed feedback;</w:t>
-      </w:r>
-    </w:p>
-    <w:p>
-      <w:r>
-        <w:t>this scope was reported honestly rather than claiming universal adaptation. The retraining</w:t>
-      </w:r>
-    </w:p>
-    <w:p>
-      <w:r>
-        <w:t>path was fully automated but gated on a held-out validation check, so a new model was</w:t>
-      </w:r>
-    </w:p>
-    <w:p>
-      <w:r>
-        <w:t>redeployed only if it maintained main-corpus accuracy while improving the target threat</w:t>
-      </w:r>
-    </w:p>
-    <w:p>
-      <w:r>
-        <w:t>ranking. This prevented a small feedback batch from degrading the detector and distinguished</w:t>
-      </w:r>
-    </w:p>
-    <w:p>
-      <w:r>
-        <w:t>the system from both a static model and an uncontrolled online-learning loop.</w:t>
+        <w:t>The improvement was greatest for threat types actually represented in the reviewed feedback; this scope was reported honestly rather than claiming universal adaptation. The retraining path was fully automated but gated on a held-out validation check, so a new model was redeployed only if it maintained main-corpus accuracy while improving the target threat ranking. This prevented a small feedback batch from degrading the detector and distinguished the system from both a static model and an uncontrolled online-learning loop.</w:t>
       </w:r>
     </w:p>
     <w:p>
@@ -12754,12 +10037,7 @@
         <w:rPr>
           <w:i/>
         </w:rPr>
-        <w:t>FIGURE 6.4: Two ROC curves on the held-out modern-threat set — before (AUC 0.81) and after</w:t>
-      </w:r>
-    </w:p>
-    <w:p>
-      <w:r>
-        <w:t>(AUC 0.945) retraining — on the same axes with a legend.]</w:t>
+        <w:t>FIGURE 6.4: Two ROC curves on the held-out modern-threat set — before (AUC 0.81) and after (AUC 0.945) retraining — on the same axes with a legend.</w:t>
       </w:r>
     </w:p>
     <w:p>
@@ -12777,127 +10055,12 @@
     </w:p>
     <w:p>
       <w:r>
-        <w:t>Two comparisons were made to position the proposed model relative to the systems reviewed in</w:t>
-      </w:r>
-    </w:p>
-    <w:p>
-      <w:r>
-        <w:t>the literature. The first (Table 6.5) concerned commercial mail providers. Google reported</w:t>
-      </w:r>
-    </w:p>
-    <w:p>
-      <w:r>
-        <w:t>blocking more than 99.9% of spam, phishing and malware in Gmail with machine-learning models,</w:t>
-      </w:r>
-    </w:p>
-    <w:p>
-      <w:r>
-        <w:t>including a large-language-model component that alone blocked about 20% more spam than the</w:t>
-      </w:r>
-    </w:p>
-    <w:p>
-      <w:r>
-        <w:t>previous system [10], and Microsoft reported very high efficacy for its Defender for Office 365</w:t>
-      </w:r>
-    </w:p>
-    <w:p>
-      <w:r>
-        <w:t>e-mail protection [11]. These figures were aggregate production statistics reported by the</w:t>
-      </w:r>
-    </w:p>
-    <w:p>
-      <w:r>
-        <w:t>vendors rather than per-class accuracy, precision, recall or F1 measured on a fixed labelled</w:t>
-      </w:r>
-    </w:p>
-    <w:p>
-      <w:r>
-        <w:t>test set; the commercial providers did not publish such metrics, and Yahoo Mail published no</w:t>
-      </w:r>
-    </w:p>
-    <w:p>
-      <w:r>
-        <w:t>comparable vendor figure at all.</w:t>
-      </w:r>
-    </w:p>
-    <w:p>
-      <w:r>
-        <w:t>Independent, peer-reviewed measurement did exist, however. Opara, Modesti and Golightly created</w:t>
-      </w:r>
-    </w:p>
-    <w:p>
-      <w:r>
-        <w:t>controlled accounts on Gmail, Outlook and Yahoo and sent the same set of 63 GPT-4o-generated</w:t>
-      </w:r>
-    </w:p>
-    <w:p>
-      <w:r>
-        <w:t>phishing emails to each provider, recording how many each filter flagged [17]. On that test Yahoo</w:t>
-      </w:r>
-    </w:p>
-    <w:p>
-      <w:r>
-        <w:t>was the most aggressive, flagging roughly 90% of the AI-phishing messages, Gmail flagged about</w:t>
-      </w:r>
-    </w:p>
-    <w:p>
-      <w:r>
-        <w:t>14% and Outlook only about 4%; the same study found that Yahoo's aggressive setting produced a</w:t>
-      </w:r>
-    </w:p>
-    <w:p>
-      <w:r>
-        <w:t>high false-positive rate, flagging roughly 60–67% of legitimate AI-written mail, whereas Gmail</w:t>
-      </w:r>
-    </w:p>
-    <w:p>
-      <w:r>
-        <w:t>and Outlook rarely over-blocked [17]. These were independent measured values rather than vendor</w:t>
-      </w:r>
-    </w:p>
-    <w:p>
-      <w:r>
-        <w:t>claims, but they came from a small, one-shot sample of 63 messages on a different corpus from</w:t>
-      </w:r>
-    </w:p>
-    <w:p>
-      <w:r>
-        <w:t>the 4,986 used here, so they were indicative rather than strictly identical in protocol; the</w:t>
-      </w:r>
-    </w:p>
-    <w:p>
-      <w:r>
-        <w:t>authors themselves noted the limited scale. Table 6.5 lists both the vendor-reported and the</w:t>
-      </w:r>
-    </w:p>
-    <w:p>
-      <w:r>
-        <w:t>independently measured figures. No claim of strict superiority was made because the test sets</w:t>
-      </w:r>
-    </w:p>
-    <w:p>
-      <w:r>
-        <w:t>differed; the proposed model's 92% catch on a much larger, unseen AI-phishing set with an</w:t>
-      </w:r>
-    </w:p>
-    <w:p>
-      <w:r>
-        <w:t>approximately 0.9% main-corpus false-positive rate nonetheless compared favourably, particularly</w:t>
-      </w:r>
-    </w:p>
-    <w:p>
-      <w:r>
-        <w:t>against Gmail and Outlook, and without Yahoo's high false-positive cost. Replicating this</w:t>
-      </w:r>
-    </w:p>
-    <w:p>
-      <w:r>
-        <w:t>controlled black-box protocol on one shared labelled corpus was retained as Recommendation 2</w:t>
-      </w:r>
-    </w:p>
-    <w:p>
-      <w:r>
-        <w:t>(Section 7.2).</w:t>
+        <w:t>Two comparisons were made to position the proposed model relative to the systems reviewed in the literature. The first (Table 6.5) concerned commercial mail providers. Google reported blocking more than 99.9% of spam, phishing and malware in Gmail with machine-learning models, including a large-language-model component that alone blocked about 20% more spam than the previous system [10], and Microsoft reported very high efficacy for its Defender for Office 365 e-mail protection [11]. These figures were aggregate production statistics reported by the vendors rather than per-class accuracy, precision, recall or F1 measured on a fixed labelled test set; the commercial providers did not publish such metrics, and Yahoo Mail published no comparable vendor figure at all.</w:t>
+      </w:r>
+    </w:p>
+    <w:p>
+      <w:r>
+        <w:t>Independent, peer-reviewed measurement did exist, however. Opara, Modesti and Golightly created controlled accounts on Gmail, Outlook and Yahoo and sent the same set of 63 GPT-4o-generated phishing emails to each provider, recording how many each filter flagged [17]. On that test Yahoo was the most aggressive, flagging roughly 90% of the AI-phishing messages, Gmail flagged about 14% and Outlook only about 4%; the same study found that Yahoo's aggressive setting produced a high false-positive rate, flagging roughly 60–67% of legitimate AI-written mail, whereas Gmail and Outlook rarely over-blocked [17]. These were independent measured values rather than vendor claims, but they came from a small, one-shot sample of 63 messages on a different corpus from the 4,986 used here, so they were indicative rather than strictly identical in protocol; the authors themselves noted the limited scale. Table 6.5 lists both the vendor-reported and the independently measured figures. No claim of strict superiority was made because the test sets differed; the proposed model's 92% catch on a much larger, unseen AI-phishing set with an approximately 0.9% main-corpus false-positive rate nonetheless compared favourably, particularly against Gmail and Outlook, and without Yahoo's high false-positive cost. Replicating this controlled black-box protocol on one shared labelled corpus was retained as Recommendation 2 (Section 7.2).</w:t>
       </w:r>
     </w:p>
     <w:p>
@@ -13571,52 +10734,7 @@
     <w:p/>
     <w:p>
       <w:r>
-        <w:t>The second comparison (Table 6.6) concerned published classical models evaluated on the same</w:t>
-      </w:r>
-    </w:p>
-    <w:p>
-      <w:r>
-        <w:t>family of public corpora used in this project (Enron, SpamAssassin, Ling-Spam, CEAS-2008,</w:t>
-      </w:r>
-    </w:p>
-    <w:p>
-      <w:r>
-        <w:t>Nazario and Nigerian-Fraud). The figures were taken from recent comparative studies [6], [7],</w:t>
-      </w:r>
-    </w:p>
-    <w:p>
-      <w:r>
-        <w:t>restricted to the classical machine-learning classifiers comparable to the deployed system.</w:t>
-      </w:r>
-    </w:p>
-    <w:p>
-      <w:r>
-        <w:t>Because the studies used different splits, preprocessing and corpora combinations, the numbers</w:t>
-      </w:r>
-    </w:p>
-    <w:p>
-      <w:r>
-        <w:t>were indicative rather than strictly identical in protocol; the dataset/setting is shown for</w:t>
-      </w:r>
-    </w:p>
-    <w:p>
-      <w:r>
-        <w:t>each row. The proposed fusion model reached 99.2% accuracy on a merged 81,152-email corpus drawn</w:t>
-      </w:r>
-    </w:p>
-    <w:p>
-      <w:r>
-        <w:t>from exactly these sources, running on a commodity central processing unit at about 16</w:t>
-      </w:r>
-    </w:p>
-    <w:p>
-      <w:r>
-        <w:t>milliseconds per email with no graphics processor and while exposing interpretable metadata</w:t>
-      </w:r>
-    </w:p>
-    <w:p>
-      <w:r>
-        <w:t>signals.</w:t>
+        <w:t>The second comparison (Table 6.6) concerned published classical models evaluated on the same family of public corpora used in this project (Enron, SpamAssassin, Ling-Spam, CEAS-2008, Nazario and Nigerian-Fraud). The figures were taken from recent comparative studies [6], [7], restricted to the classical machine-learning classifiers comparable to the deployed system. Because the studies used different splits, preprocessing and corpora combinations, the numbers were indicative rather than strictly identical in protocol; the dataset/setting is shown for each row. The proposed fusion model reached 99.2% accuracy on a merged 81,152-email corpus drawn from exactly these sources, running on a commodity central processing unit at about 16 milliseconds per email with no graphics processor and while exposing interpretable metadata signals.</w:t>
       </w:r>
     </w:p>
     <w:p>
@@ -14153,42 +11271,7 @@
     <w:p/>
     <w:p>
       <w:r>
-        <w:t>The interpretation was twofold. First, on the standard public-corpus task the proposed</w:t>
-      </w:r>
-    </w:p>
-    <w:p>
-      <w:r>
-        <w:t>classical fusion model sat at the level of the strongest reported classical results, consistent</w:t>
-      </w:r>
-    </w:p>
-    <w:p>
-      <w:r>
-        <w:t>with the observation that stylistically distinct public-corpus classes were relatively easy</w:t>
-      </w:r>
-    </w:p>
-    <w:p>
-      <w:r>
-        <w:t>to separate and that most published systems saturated the high-nineties there. Second, the real</w:t>
-      </w:r>
-    </w:p>
-    <w:p>
-      <w:r>
-        <w:t>differentiator was not the saturated benchmark number but the system's properties: local and</w:t>
-      </w:r>
-    </w:p>
-    <w:p>
-      <w:r>
-        <w:t>fully reproducible, fast on a central processing unit, explainable through its metadata signals,</w:t>
-      </w:r>
-    </w:p>
-    <w:p>
-      <w:r>
-        <w:t>and — through the reviewed retraining loop — able to adapt, with demonstrated improvement on</w:t>
-      </w:r>
-    </w:p>
-    <w:p>
-      <w:r>
-        <w:t>unseen modern and AI-generated phishing (Sections 6.2.3 and 6.2.4).</w:t>
+        <w:t>The interpretation was twofold. First, on the standard public-corpus task the proposed classical fusion model sat at the level of the strongest reported classical results, consistent with the observation that stylistically distinct public-corpus classes were relatively easy to separate and that most published systems saturated the high-nineties there. Second, the real differentiator was not the saturated benchmark number but the system's properties: local and fully reproducible, fast on a central processing unit, explainable through its metadata signals, and — through the reviewed retraining loop — able to adapt, with demonstrated improvement on unseen modern and AI-generated phishing (Sections 6.2.3 and 6.2.4).</w:t>
       </w:r>
     </w:p>
     <w:p>
@@ -14215,22 +11298,7 @@
         <w:t>false positives</w:t>
       </w:r>
       <w:r>
-        <w:t xml:space="preserve"> were the dominant</w:t>
-      </w:r>
-    </w:p>
-    <w:p>
-      <w:r>
-        <w:t>practical concern and motivated both the metadata standardisation work and the configurable</w:t>
-      </w:r>
-    </w:p>
-    <w:p>
-      <w:r>
-        <w:t>threshold; the held-out false-positive rate of approximately 0.9% reflected this emphasis.</w:t>
-      </w:r>
-    </w:p>
-    <w:p>
-      <w:r>
-        <w:t xml:space="preserve">Second, </w:t>
+        <w:t xml:space="preserve"> were the dominant practical concern and motivated both the metadata standardisation work and the configurable threshold; the held-out false-positive rate of approximately 0.9% reflected this emphasis. Second, </w:t>
       </w:r>
       <w:r>
         <w:rPr>
@@ -14239,27 +11307,7 @@
         <w:t>threats to validity</w:t>
       </w:r>
       <w:r>
-        <w:t xml:space="preserve"> were stated explicitly: the 99.2% figure came from a held-out</w:t>
-      </w:r>
-    </w:p>
-    <w:p>
-      <w:r>
-        <w:t>split of a combined public corpus in which the class sources were stylistically distinct, so</w:t>
-      </w:r>
-    </w:p>
-    <w:p>
-      <w:r>
-        <w:t>real-organisation performance would require separate validation; body-only external emails</w:t>
-      </w:r>
-    </w:p>
-    <w:p>
-      <w:r>
-        <w:t>could not exercise header metadata; and the synthetic adaptation experiment demonstrated the</w:t>
-      </w:r>
-    </w:p>
-    <w:p>
-      <w:r>
-        <w:t xml:space="preserve">mechanism on controlled data. Third, </w:t>
+        <w:t xml:space="preserve"> were stated explicitly: the 99.2% figure came from a held-out split of a combined public corpus in which the class sources were stylistically distinct, so real-organisation performance would require separate validation; body-only external emails could not exercise header metadata; and the synthetic adaptation experiment demonstrated the mechanism on controlled data. Third, </w:t>
       </w:r>
       <w:r>
         <w:rPr>
@@ -14268,52 +11316,12 @@
         <w:t>AI authorship was deliberately not predicted</w:t>
       </w:r>
       <w:r>
-        <w:t>; the</w:t>
-      </w:r>
-    </w:p>
-    <w:p>
-      <w:r>
-        <w:t>system detected malicious intent, and AI-generated emails were used strictly as a held-out</w:t>
-      </w:r>
-    </w:p>
-    <w:p>
-      <w:r>
-        <w:t>test of generalisation. No claim of superiority over a commercial filter was made.</w:t>
-      </w:r>
-    </w:p>
-    <w:p>
-      <w:r>
-        <w:t>Because the model returned a probability rather than only a label, the same artefact supported</w:t>
-      </w:r>
-    </w:p>
-    <w:p>
-      <w:r>
-        <w:t>two operating points without retraining: a higher threshold protected legitimate traffic for</w:t>
-      </w:r>
-    </w:p>
-    <w:p>
-      <w:r>
-        <w:t>a conservative deployment, while a lower threshold favoured recall when missing a phishing</w:t>
-      </w:r>
-    </w:p>
-    <w:p>
-      <w:r>
-        <w:t>message was judged costlier. The consistently lower confidence observed on AI-generated mail</w:t>
-      </w:r>
-    </w:p>
-    <w:p>
-      <w:r>
-        <w:t>also gave a practical, measurable signal: messages scoring in the uncertain band were precisely</w:t>
-      </w:r>
-    </w:p>
-    <w:p>
-      <w:r>
-        <w:t>those that should be routed to the human review queue, closing the loop between classification</w:t>
-      </w:r>
-    </w:p>
-    <w:p>
-      <w:r>
-        <w:t>and the adaptation mechanism.</w:t>
+        <w:t>; the system detected malicious intent, and AI-generated emails were used strictly as a held-out test of generalisation. No claim of superiority over a commercial filter was made.</w:t>
+      </w:r>
+    </w:p>
+    <w:p>
+      <w:r>
+        <w:t>Because the model returned a probability rather than only a label, the same artefact supported two operating points without retraining: a higher threshold protected legitimate traffic for a conservative deployment, while a lower threshold favoured recall when missing a phishing message was judged costlier. The consistently lower confidence observed on AI-generated mail also gave a practical, measurable signal: messages scoring in the uncertain band were precisely those that should be routed to the human review queue, closing the loop between classification and the adaptation mechanism.</w:t>
       </w:r>
     </w:p>
     <w:p>
@@ -14755,22 +11763,7 @@
     </w:p>
     <w:p>
       <w:r>
-        <w:t>All four objectives were met with a fast, explainable and adaptive system. The fused detector</w:t>
-      </w:r>
-    </w:p>
-    <w:p>
-      <w:r>
-        <w:t>matched strong published results on the public corpus, generalised to previously unseen</w:t>
-      </w:r>
-    </w:p>
-    <w:p>
-      <w:r>
-        <w:t>AI-generated phishing, and improved measurably on new threat types after a single reviewed</w:t>
-      </w:r>
-    </w:p>
-    <w:p>
-      <w:r>
-        <w:t>retraining cycle, while keeping false positives low and every decision interpretable.</w:t>
+        <w:t>All four objectives were met with a fast, explainable and adaptive system. The fused detector matched strong published results on the public corpus, generalised to previously unseen AI-generated phishing, and improved measurably on new threat types after a single reviewed retraining cycle, while keeping false positives low and every decision interpretable.</w:t>
       </w:r>
     </w:p>
     <w:p>
@@ -14793,27 +11786,7 @@
     </w:p>
     <w:p>
       <w:r>
-        <w:t>This final chapter concludes the project. It first summarises what was achieved and how the</w:t>
-      </w:r>
-    </w:p>
-    <w:p>
-      <w:r>
-        <w:t>results satisfied each of the four objectives stated in Chapter 1, then reflects on the</w:t>
-      </w:r>
-    </w:p>
-    <w:p>
-      <w:r>
-        <w:t>limitations of the present system and recommends directions for future work, including a</w:t>
-      </w:r>
-    </w:p>
-    <w:p>
-      <w:r>
-        <w:t>direct comparison with commercial filters on the same emails and deployment in a live mail</w:t>
-      </w:r>
-    </w:p>
-    <w:p>
-      <w:r>
-        <w:t>environment.</w:t>
+        <w:t>This final chapter concludes the project. It first summarises what was achieved and how the results satisfied each of the four objectives stated in Chapter 1, then reflects on the limitations of the present system and recommends directions for future work, including a direct comparison with commercial filters on the same emails and deployment in a live mail environment.</w:t>
       </w:r>
     </w:p>
     <w:p>
@@ -14831,72 +11804,7 @@
     </w:p>
     <w:p>
       <w:r>
-        <w:t>An adaptive email spam detection system using artificial intelligence and content–metadata</w:t>
-      </w:r>
-    </w:p>
-    <w:p>
-      <w:r>
-        <w:t>fusion was designed, implemented and evaluated. The system fused word and character TF-IDF</w:t>
-      </w:r>
-    </w:p>
-    <w:p>
-      <w:r>
-        <w:t>content features with twelve standardised structural metadata signals in a class-balanced</w:t>
-      </w:r>
-    </w:p>
-    <w:p>
-      <w:r>
-        <w:t>logistic-regression model, with Naïve Bayes and a linear support vector machine evaluated for</w:t>
-      </w:r>
-    </w:p>
-    <w:p>
-      <w:r>
-        <w:t>comparison. On a held-out split of 81,152 public emails it achieved 99.2% accuracy with</w:t>
-      </w:r>
-    </w:p>
-    <w:p>
-      <w:r>
-        <w:t>precision 0.991, recall 0.992 and ROC-AUC of 1.000, at a median latency of approximately 16</w:t>
-      </w:r>
-    </w:p>
-    <w:p>
-      <w:r>
-        <w:t>milliseconds per email on a commodity central processing unit and a false-positive rate of about</w:t>
-      </w:r>
-    </w:p>
-    <w:p>
-      <w:r>
-        <w:t>0.9%. It flagged 92% of previously unseen phishing emails generated by three large language</w:t>
-      </w:r>
-    </w:p>
-    <w:p>
-      <w:r>
-        <w:t>models, demonstrating that a conventionally trained fusion detector generalises strongly to</w:t>
-      </w:r>
-    </w:p>
-    <w:p>
-      <w:r>
-        <w:t>AI-assisted phishing without any AI-specific training. After a single reviewed retraining</w:t>
-      </w:r>
-    </w:p>
-    <w:p>
-      <w:r>
-        <w:t>cycle it improved from ROC-AUC 0.81 to 0.945 on held-out modern-threat email while preserving</w:t>
-      </w:r>
-    </w:p>
-    <w:p>
-      <w:r>
-        <w:t>main-corpus accuracy, evidencing an effective and practical adaptation mechanism. The system</w:t>
-      </w:r>
-    </w:p>
-    <w:p>
-      <w:r>
-        <w:t>was delivered as a local, open-source service with a browser review console, mailbox</w:t>
-      </w:r>
-    </w:p>
-    <w:p>
-      <w:r>
-        <w:t>quarantine and feedback-driven retraining, satisfying all four stated objectives.</w:t>
+        <w:t>An adaptive email spam detection system using artificial intelligence and content–metadata fusion was designed, implemented and evaluated. The system fused word and character TF-IDF content features with twelve standardised structural metadata signals in a class-balanced logistic-regression model, with Naïve Bayes and a linear support vector machine evaluated for comparison. On a held-out split of 81,152 public emails it achieved 99.2% accuracy with precision 0.991, recall 0.992 and ROC-AUC of 1.000, at a median latency of approximately 16 milliseconds per email on a commodity central processing unit and a false-positive rate of about 0.9%. It flagged 92% of previously unseen phishing emails generated by three large language models, demonstrating that a conventionally trained fusion detector generalises strongly to AI-assisted phishing without any AI-specific training. After a single reviewed retraining cycle it improved from ROC-AUC 0.81 to 0.945 on held-out modern-threat email while preserving main-corpus accuracy, evidencing an effective and practical adaptation mechanism. The system was delivered as a local, open-source service with a browser review console, mailbox quarantine and feedback-driven retraining, satisfying all four stated objectives.</w:t>
       </w:r>
     </w:p>
     <w:p>
@@ -14928,17 +11836,7 @@
         <w:t>Live mailbox integration.</w:t>
       </w:r>
       <w:r>
-        <w:t xml:space="preserve"> Connect the API to a live mailbox through an automation</w:t>
-      </w:r>
-    </w:p>
-    <w:p>
-      <w:r>
-        <w:t>platform or mail-transfer agent, with quarantine and a reviewer dashboard, under appropriate</w:t>
-      </w:r>
-    </w:p>
-    <w:p>
-      <w:r>
-        <w:t>authorisation.</w:t>
+        <w:t xml:space="preserve"> Connect the API to a live mailbox through an automation platform or mail-transfer agent, with quarantine and a reviewer dashboard, under appropriate authorisation.</w:t>
       </w:r>
     </w:p>
     <w:p>
@@ -14952,32 +11850,7 @@
         <w:t>Controlled black-box comparison with live filters.</w:t>
       </w:r>
       <w:r>
-        <w:t xml:space="preserve"> As directed during supervision, run a</w:t>
-      </w:r>
-    </w:p>
-    <w:p>
-      <w:r>
-        <w:t>controlled black-box test in which one fixed, labelled set of emails is submitted</w:t>
-      </w:r>
-    </w:p>
-    <w:p>
-      <w:r>
-        <w:t>simultaneously to the proposed detector and to live commercial filters (such as Gmail and</w:t>
-      </w:r>
-    </w:p>
-    <w:p>
-      <w:r>
-        <w:t>Microsoft 365) through disposable accounts under appropriate authorisation; all systems are</w:t>
-      </w:r>
-    </w:p>
-    <w:p>
-      <w:r>
-        <w:t>then scored on the identical messages with the same metrics, removing the dataset mismatch</w:t>
-      </w:r>
-    </w:p>
-    <w:p>
-      <w:r>
-        <w:t>that limits literature-based comparisons.</w:t>
+        <w:t xml:space="preserve"> As directed during supervision, run a controlled black-box test in which one fixed, labelled set of emails is submitted simultaneously to the proposed detector and to live commercial filters (such as Gmail and Microsoft 365) through disposable accounts under appropriate authorisation; all systems are then scored on the identical messages with the same metrics, removing the dataset mismatch that limits literature-based comparisons.</w:t>
       </w:r>
     </w:p>
     <w:p>
@@ -14991,12 +11864,7 @@
         <w:t>Operational retraining.</w:t>
       </w:r>
       <w:r>
-        <w:t xml:space="preserve"> Operationalise periodic scheduled retraining with drift</w:t>
-      </w:r>
-    </w:p>
-    <w:p>
-      <w:r>
-        <w:t>monitoring, retraining on reviewed genuine new-campaign samples rather than synthetic data.</w:t>
+        <w:t xml:space="preserve"> Operationalise periodic scheduled retraining with drift monitoring, retraining on reviewed genuine new-campaign samples rather than synthetic data.</w:t>
       </w:r>
     </w:p>
     <w:p>
@@ -15010,17 +11878,7 @@
         <w:t>Feature refinement.</w:t>
       </w:r>
       <w:r>
-        <w:t xml:space="preserve"> Extend the metadata signal set (for example header-routing anomalies</w:t>
-      </w:r>
-    </w:p>
-    <w:p>
-      <w:r>
-        <w:t>and attachment-type analysis) and run a larger ablation over feature groups to quantify each</w:t>
-      </w:r>
-    </w:p>
-    <w:p>
-      <w:r>
-        <w:t>signal's contribution.</w:t>
+        <w:t xml:space="preserve"> Extend the metadata signal set (for example header-routing anomalies and attachment-type analysis) and run a larger ablation over feature groups to quantify each signal's contribution.</w:t>
       </w:r>
     </w:p>
     <w:p>
@@ -15034,12 +11892,7 @@
         <w:t>Broader evaluation.</w:t>
       </w:r>
       <w:r>
-        <w:t xml:space="preserve"> Evaluate on additional organisational and multilingual mail after</w:t>
-      </w:r>
-    </w:p>
-    <w:p>
-      <w:r>
-        <w:t>obtaining the necessary approvals, to test generalisation beyond the public-corpus setting.</w:t>
+        <w:t xml:space="preserve"> Evaluate on additional organisational and multilingual mail after obtaining the necessary approvals, to test generalisation beyond the public-corpus setting.</w:t>
       </w:r>
     </w:p>
     <w:p>
@@ -15062,32 +11915,26 @@
     </w:p>
     <w:p>
       <w:r>
-        <w:t>[1] S. Morgan, "Cybercrime to cost the world $10.5 trillion annually by 2025," *Cybersecurity</w:t>
-      </w:r>
-    </w:p>
-    <w:p>
-      <w:r>
-        <w:t>Ventures*, Nov. 2020. [Online]. Available: https://cybersecurityventures.com/cybercrime-damages-2025/</w:t>
-      </w:r>
-    </w:p>
-    <w:p>
-      <w:r>
-        <w:t>[2] Verizon, "2024 Data Breach Investigations Report (DBIR)," Verizon Business, 2024. [Online].</w:t>
-      </w:r>
-    </w:p>
-    <w:p>
-      <w:r>
-        <w:t>Available: https://www.verizon.com/business/resources/reports/dbir/</w:t>
-      </w:r>
-    </w:p>
-    <w:p>
-      <w:r>
-        <w:t>[3] M. Sahami, S. Dumais, D. Heckerman, and E. Horvitz, "A Bayesian approach to filtering junk</w:t>
-      </w:r>
-    </w:p>
-    <w:p>
-      <w:r>
-        <w:t xml:space="preserve">e-mail," in </w:t>
+        <w:t xml:space="preserve">[1] S. Morgan, "Cybercrime to cost the world $10.5 trillion annually by 2025," </w:t>
+      </w:r>
+      <w:r>
+        <w:rPr>
+          <w:i/>
+        </w:rPr>
+        <w:t>Cybersecurity Ventures</w:t>
+      </w:r>
+      <w:r>
+        <w:t>, Nov. 2020. [Online]. Available: https://cybersecurityventures.com/cybercrime-damages-2025/</w:t>
+      </w:r>
+    </w:p>
+    <w:p>
+      <w:r>
+        <w:t>[2] Verizon, "2024 Data Breach Investigations Report (DBIR)," Verizon Business, 2024. [Online]. Available: https://www.verizon.com/business/resources/reports/dbir/</w:t>
+      </w:r>
+    </w:p>
+    <w:p>
+      <w:r>
+        <w:t xml:space="preserve">[3] M. Sahami, S. Dumais, D. Heckerman, and E. Horvitz, "A Bayesian approach to filtering junk e-mail," in </w:t>
       </w:r>
       <w:r>
         <w:rPr>
@@ -15096,25 +11943,13 @@
         <w:t>Proc. AAAI Workshop on Learning for Text Categorization</w:t>
       </w:r>
       <w:r>
-        <w:t>, Madison, WI, USA, 1998,</w:t>
-      </w:r>
-    </w:p>
-    <w:p>
-      <w:r>
-        <w:t>pp. 98–105.</w:t>
-      </w:r>
-    </w:p>
-    <w:p>
-      <w:r>
-        <w:t>[4] E. G. Dada, J. S. Bassi, H. Chiroma, S. M. Abdulhamid, A. O. Adetunmbi, and O. E. Ajibuwa,</w:t>
-      </w:r>
-    </w:p>
-    <w:p>
-      <w:r>
-        <w:t>"Machine learning for email spam filtering: review, approaches and open research problems,"</w:t>
-      </w:r>
-    </w:p>
-    <w:p>
+        <w:t>, Madison, WI, USA, 1998, pp. 98–105.</w:t>
+      </w:r>
+    </w:p>
+    <w:p>
+      <w:r>
+        <w:t xml:space="preserve">[4] E. G. Dada, J. S. Bassi, H. Chiroma, S. M. Abdulhamid, A. O. Adetunmbi, and O. E. Ajibuwa, "Machine learning for email spam filtering: review, approaches and open research problems," </w:t>
+      </w:r>
       <w:r>
         <w:rPr>
           <w:i/>
@@ -15127,15 +11962,8 @@
     </w:p>
     <w:p>
       <w:r>
-        <w:t>[5] E. H. Tusher, M. A. Ismail, M. A. Rahman, A. H. Alenezi, and M. Uddin, "Email spam: A</w:t>
-      </w:r>
-    </w:p>
-    <w:p>
-      <w:r>
-        <w:t>comprehensive review of optimize detection methods, challenges, and open research problems,"</w:t>
-      </w:r>
-    </w:p>
-    <w:p>
+        <w:t xml:space="preserve">[5] E. H. Tusher, M. A. Ismail, M. A. Rahman, A. H. Alenezi, and M. Uddin, "Email spam: A comprehensive review of optimize detection methods, challenges, and open research problems," </w:t>
+      </w:r>
       <w:r>
         <w:rPr>
           <w:i/>
@@ -15148,12 +11976,7 @@
     </w:p>
     <w:p>
       <w:r>
-        <w:t>[6] "In-depth analysis of phishing email detection: Evaluating ML and DL models across multiple</w:t>
-      </w:r>
-    </w:p>
-    <w:p>
-      <w:r>
-        <w:t xml:space="preserve">datasets," </w:t>
+        <w:t xml:space="preserve">[6] "In-depth analysis of phishing email detection: Evaluating ML and DL models across multiple datasets," </w:t>
       </w:r>
       <w:r>
         <w:rPr>
@@ -15162,12 +11985,7 @@
         <w:t>Applied Sciences</w:t>
       </w:r>
       <w:r>
-        <w:t>, vol. 15, no. 6, art. 3396, 2025. [Online]. Available:</w:t>
-      </w:r>
-    </w:p>
-    <w:p>
-      <w:r>
-        <w:t>https://www.mdpi.com/2076-3417/15/6/3396</w:t>
+        <w:t>, vol. 15, no. 6, art. 3396, 2025. [Online]. Available: https://www.mdpi.com/2076-3417/15/6/3396</w:t>
       </w:r>
     </w:p>
     <w:p>
@@ -15181,37 +11999,26 @@
         <w:t>Sensors</w:t>
       </w:r>
       <w:r>
-        <w:t>,</w:t>
-      </w:r>
-    </w:p>
-    <w:p>
-      <w:r>
-        <w:t>vol. 24, no. 7, art. 2077, 2024. [Online]. Available: https://www.mdpi.com/1424-8220/24/7/2077</w:t>
-      </w:r>
-    </w:p>
-    <w:p>
-      <w:r>
-        <w:t>[8] G. Sakkis, I. Androutsopoulos, G. Paliouras, V. Karkaletsis, C. D. Spyropoulos, and P.</w:t>
-      </w:r>
-    </w:p>
-    <w:p>
-      <w:r>
-        <w:t>Stamatopoulos, "Stacking classifiers for anti-spam filtering of e-mail," in *Proc. 2003 Conf.</w:t>
-      </w:r>
-    </w:p>
-    <w:p>
-      <w:r>
-        <w:t>Empirical Methods in Natural Language Processing (EMNLP)*, Sapporo, Japan, 2003, pp. 44–50.</w:t>
-      </w:r>
-    </w:p>
-    <w:p>
-      <w:r>
-        <w:t>[9] B. Islam, R. Jahan, and M. Rahman, "A novel content and header-based hybrid email spam</w:t>
-      </w:r>
-    </w:p>
-    <w:p>
-      <w:r>
-        <w:t xml:space="preserve">classification using machine learning techniques," </w:t>
+        <w:t>, vol. 24, no. 7, art. 2077, 2024. [Online]. Available: https://www.mdpi.com/1424-8220/24/7/2077</w:t>
+      </w:r>
+    </w:p>
+    <w:p>
+      <w:r>
+        <w:t xml:space="preserve">[8] G. Sakkis, I. Androutsopoulos, G. Paliouras, V. Karkaletsis, C. D. Spyropoulos, and P. Stamatopoulos, "Stacking classifiers for anti-spam filtering of e-mail," in </w:t>
+      </w:r>
+      <w:r>
+        <w:rPr>
+          <w:i/>
+        </w:rPr>
+        <w:t>Proc. 2003 Conf. Empirical Methods in Natural Language Processing (EMNLP)</w:t>
+      </w:r>
+      <w:r>
+        <w:t>, Sapporo, Japan, 2003, pp. 44–50.</w:t>
+      </w:r>
+    </w:p>
+    <w:p>
+      <w:r>
+        <w:t xml:space="preserve">[9] B. Islam, R. Jahan, and M. Rahman, "A novel content and header-based hybrid email spam classification using machine learning techniques," </w:t>
       </w:r>
       <w:r>
         <w:rPr>
@@ -15220,27 +12027,21 @@
         <w:t>Procedia Computer Science</w:t>
       </w:r>
       <w:r>
-        <w:t>, vol. 143,</w:t>
-      </w:r>
-    </w:p>
-    <w:p>
-      <w:r>
-        <w:t>pp. 575–582, 2018, doi: 10.1016/j.procs.2018.10.433.</w:t>
-      </w:r>
-    </w:p>
-    <w:p>
-      <w:r>
-        <w:t>[10] Google, "Email scams surge over the holiday — here's how Gmail keeps you safe," *The</w:t>
-      </w:r>
-    </w:p>
-    <w:p>
-      <w:r>
-        <w:t>Keyword* (Google Blog), Dec. 18, 2024. [Online]. Available:</w:t>
-      </w:r>
-    </w:p>
-    <w:p>
-      <w:r>
-        <w:t>https://blog.google/products/gmail/gmail-holidays-2024-spam-scam/</w:t>
+        <w:t>, vol. 143, pp. 575–582, 2018, doi: 10.1016/j.procs.2018.10.433.</w:t>
+      </w:r>
+    </w:p>
+    <w:p>
+      <w:r>
+        <w:t xml:space="preserve">[10] Google, "Email scams surge over the holiday — here's how Gmail keeps you safe," </w:t>
+      </w:r>
+      <w:r>
+        <w:rPr>
+          <w:i/>
+        </w:rPr>
+        <w:t>The Keyword</w:t>
+      </w:r>
+      <w:r>
+        <w:t xml:space="preserve"> (Google Blog), Dec. 18, 2024. [Online]. Available: https://blog.google/products/gmail/gmail-holidays-2024-spam-scam/</w:t>
       </w:r>
     </w:p>
     <w:p>
@@ -15254,22 +12055,12 @@
         <w:t>Microsoft Learn</w:t>
       </w:r>
       <w:r>
-        <w:t>, 2025. [Online].</w:t>
-      </w:r>
-    </w:p>
-    <w:p>
-      <w:r>
-        <w:t>Available: https://learn.microsoft.com/en-us/defender-office-365/reports-mdo-email-collaboration-dashboard</w:t>
-      </w:r>
-    </w:p>
-    <w:p>
-      <w:r>
-        <w:t>[12] "Phish-Master: Leveraging large language models for advanced phishing email generation and</w:t>
-      </w:r>
-    </w:p>
-    <w:p>
-      <w:r>
-        <w:t xml:space="preserve">detection," </w:t>
+        <w:t>, 2025. [Online]. Available: https://learn.microsoft.com/en-us/defender-office-365/reports-mdo-email-collaboration-dashboard</w:t>
+      </w:r>
+    </w:p>
+    <w:p>
+      <w:r>
+        <w:t xml:space="preserve">[12] "Phish-Master: Leveraging large language models for advanced phishing email generation and detection," </w:t>
       </w:r>
       <w:r>
         <w:rPr>
@@ -15278,32 +12069,17 @@
         <w:t>Applied Sciences</w:t>
       </w:r>
       <w:r>
-        <w:t>, vol. 15, no. 22, art. 12203, 2025. [Online]. Available:</w:t>
-      </w:r>
-    </w:p>
-    <w:p>
-      <w:r>
-        <w:t>https://www.mdpi.com/2076-3417/15/22/12203</w:t>
-      </w:r>
-    </w:p>
-    <w:p>
-      <w:r>
-        <w:t>[13] "Cross-model evaluation of phishing detectors against LLM-generated emails: dataset, code</w:t>
-      </w:r>
-    </w:p>
-    <w:p>
-      <w:r>
-        <w:t>and results," Zenodo, 2026. [Online]. Available: https://zenodo.org/records/20250116</w:t>
-      </w:r>
-    </w:p>
-    <w:p>
-      <w:r>
-        <w:t>[14] B. Klimt and Y. Yang, "The Enron corpus: A new dataset for email classification research,"</w:t>
-      </w:r>
-    </w:p>
-    <w:p>
-      <w:r>
-        <w:t xml:space="preserve">in </w:t>
+        <w:t>, vol. 15, no. 22, art. 12203, 2025. [Online]. Available: https://www.mdpi.com/2076-3417/15/22/12203</w:t>
+      </w:r>
+    </w:p>
+    <w:p>
+      <w:r>
+        <w:t>[13] "Cross-model evaluation of phishing detectors against LLM-generated emails: dataset, code and results," Zenodo, 2026. [Online]. Available: https://zenodo.org/records/20250116</w:t>
+      </w:r>
+    </w:p>
+    <w:p>
+      <w:r>
+        <w:t xml:space="preserve">[14] B. Klimt and Y. Yang, "The Enron corpus: A new dataset for email classification research," in </w:t>
       </w:r>
       <w:r>
         <w:rPr>
@@ -15312,22 +12088,21 @@
         <w:t>Proc. 15th European Conf. Machine Learning (ECML)</w:t>
       </w:r>
       <w:r>
-        <w:t>, Pisa, Italy, 2004, pp. 217–226, doi:</w:t>
-      </w:r>
-    </w:p>
-    <w:p>
-      <w:r>
-        <w:t>10.1007/978-3-540-30115-8_22.</w:t>
-      </w:r>
-    </w:p>
-    <w:p>
-      <w:r>
-        <w:t>[15] F. Pedregosa et al., "Scikit-learn: Machine learning in Python," *Journal of Machine</w:t>
-      </w:r>
-    </w:p>
-    <w:p>
-      <w:r>
-        <w:t>Learning Research*, vol. 12, pp. 2825–2830, 2011.</w:t>
+        <w:t>, Pisa, Italy, 2004, pp. 217–226, doi: 10.1007/978-3-540-30115-8_22.</w:t>
+      </w:r>
+    </w:p>
+    <w:p>
+      <w:r>
+        <w:t xml:space="preserve">[15] F. Pedregosa et al., "Scikit-learn: Machine learning in Python," </w:t>
+      </w:r>
+      <w:r>
+        <w:rPr>
+          <w:i/>
+        </w:rPr>
+        <w:t>Journal of Machine Learning Research</w:t>
+      </w:r>
+      <w:r>
+        <w:t>, vol. 12, pp. 2825–2830, 2011.</w:t>
       </w:r>
     </w:p>
     <w:p>
@@ -15337,22 +12112,12 @@
     </w:p>
     <w:p>
       <w:r>
-        <w:t>2003. [Online]. Available: https://spamassassin.apache.org/old/publiccorpus/ (accessed</w:t>
-      </w:r>
-    </w:p>
-    <w:p>
-      <w:r>
-        <w:t>Sep. 3, 2026).</w:t>
-      </w:r>
-    </w:p>
-    <w:p>
-      <w:r>
-        <w:t>[17] C. Opara, P. Modesti, and L. Golightly, "Evaluating spam filters and stylometric</w:t>
-      </w:r>
-    </w:p>
-    <w:p>
-      <w:r>
-        <w:t xml:space="preserve">detection of AI-generated phishing emails," </w:t>
+        <w:t>2003. [Online]. Available: https://spamassassin.apache.org/old/publiccorpus/ (accessed Sep. 3, 2026).</w:t>
+      </w:r>
+    </w:p>
+    <w:p>
+      <w:r>
+        <w:t xml:space="preserve">[17] C. Opara, P. Modesti, and L. Golightly, "Evaluating spam filters and stylometric detection of AI-generated phishing emails," </w:t>
       </w:r>
       <w:r>
         <w:rPr>
@@ -15361,12 +12126,7 @@
         <w:t>Expert Systems with Applications</w:t>
       </w:r>
       <w:r>
-        <w:t>, vol. 276,</w:t>
-      </w:r>
-    </w:p>
-    <w:p>
-      <w:r>
-        <w:t>art. 127044, Jun. 2025, doi: 10.1016/j.eswa.2025.127044.</w:t>
+        <w:t>, vol. 276, art. 127044, Jun. 2025, doi: 10.1016/j.eswa.2025.127044.</w:t>
       </w:r>
     </w:p>
     <w:p>
@@ -15380,32 +12140,17 @@
         <w:t>Securelist</w:t>
       </w:r>
       <w:r>
-        <w:t>, Kaspersky Lab, Feb. 2025.</w:t>
-      </w:r>
-    </w:p>
-    <w:p>
-      <w:r>
-        <w:t>[Online]. Available: https://securelist.com/spam-and-phishing-report-2024/115536/</w:t>
-      </w:r>
-    </w:p>
-    <w:p>
-      <w:r>
-        <w:t>[19] Federal Bureau of Investigation, "2024 Internet Crime Report," Internet Crime Complaint</w:t>
-      </w:r>
-    </w:p>
-    <w:p>
-      <w:r>
-        <w:t>Center (IC3), 2025. [Online]. Available: https://www.ic3.gov/AnnualReport/Reports</w:t>
-      </w:r>
-    </w:p>
-    <w:p>
-      <w:r>
-        <w:t>[20] Anti-Phishing Working Group, "Phishing Activity Trends Report, 2024," APWG, 2024–2025.</w:t>
-      </w:r>
-    </w:p>
-    <w:p>
-      <w:r>
-        <w:t>[Online]. Available: https://apwg.org/resources/phishingactivitytrends/</w:t>
+        <w:t>, Kaspersky Lab, Feb. 2025. [Online]. Available: https://securelist.com/spam-and-phishing-report-2024/115536/</w:t>
+      </w:r>
+    </w:p>
+    <w:p>
+      <w:r>
+        <w:t>[19] Federal Bureau of Investigation, "2024 Internet Crime Report," Internet Crime Complaint Center (IC3), 2025. [Online]. Available: https://www.ic3.gov/AnnualReport/Reports</w:t>
+      </w:r>
+    </w:p>
+    <w:p>
+      <w:r>
+        <w:t>[20] Anti-Phishing Working Group, "Phishing Activity Trends Report, 2024," APWG, 2024–2025. [Online]. Available: https://apwg.org/resources/phishingactivitytrends/</w:t>
       </w:r>
     </w:p>
     <w:p>
@@ -15459,12 +12204,7 @@
     </w:p>
     <w:p>
       <w:r>
-        <w:t>[FILL IN: paste the complete classifier-comparison output table and the per-configuration</w:t>
-      </w:r>
-    </w:p>
-    <w:p>
-      <w:r>
-        <w:t>confusion matrices produced during the evaluation described in Section 6.2.]</w:t>
+        <w:t>[FILL IN: paste the complete classifier-comparison output table and the per-configuration confusion matrices produced during the evaluation described in Section 6.2.]</w:t>
       </w:r>
     </w:p>
     <w:p>
@@ -15482,12 +12222,7 @@
     </w:p>
     <w:p>
       <w:r>
-        <w:t>[FILL IN: include one representative ham and one phishing example (public/synthetic only), with</w:t>
-      </w:r>
-    </w:p>
-    <w:p>
-      <w:r>
-        <w:t>the twelve extracted metadata values shown.]</w:t>
+        <w:t>[FILL IN: include one representative ham and one phishing example (public/synthetic only), with the twelve extracted metadata values shown.]</w:t>
       </w:r>
     </w:p>
     <w:p>
@@ -15505,17 +12240,7 @@
     </w:p>
     <w:p>
       <w:r>
-        <w:t>For reproducibility, the system was run from the command line inside the Python virtual</w:t>
-      </w:r>
-    </w:p>
-    <w:p>
-      <w:r>
-        <w:t>environment described in Section 5.2. The environment was created and the required libraries</w:t>
-      </w:r>
-    </w:p>
-    <w:p>
-      <w:r>
-        <w:t>installed with the following commands:</w:t>
+        <w:t>For reproducibility, the system was run from the command line inside the Python virtual environment described in Section 5.2. The environment was created and the required libraries installed with the following commands:</w:t>
       </w:r>
     </w:p>
     <w:p>
@@ -15556,12 +12281,7 @@
     </w:p>
     <w:p>
       <w:r>
-        <w:t>The four principal operations — training and evaluation, external (AI-mail) evaluation,</w:t>
-      </w:r>
-    </w:p>
-    <w:p>
-      <w:r>
-        <w:t>running the detection service, and continuous mailbox monitoring — were invoked as follows:</w:t>
+        <w:t>The four principal operations — training and evaluation, external (AI-mail) evaluation, running the detection service, and continuous mailbox monitoring — were invoked as follows:</w:t>
       </w:r>
     </w:p>
     <w:p>
@@ -15698,12 +12418,7 @@
     </w:p>
     <w:p>
       <w:r>
-        <w:t>[FILL IN: add any further screenshots not placed in Chapter 5, e.g. the training output and the</w:t>
-      </w:r>
-    </w:p>
-    <w:p>
-      <w:r>
-        <w:t>threshold-sweep output.]</w:t>
+        <w:t>[FILL IN: add any further screenshots not placed in Chapter 5, e.g. the training output and the threshold-sweep output.]</w:t>
       </w:r>
     </w:p>
     <w:p>
@@ -15739,17 +12454,7 @@
     </w:p>
     <w:p>
       <w:r>
-        <w:t>[FILL IN: insert the Turnitin originality result. For the similarity check, upload ONLY the</w:t>
-      </w:r>
-    </w:p>
-    <w:p>
-      <w:r>
-        <w:t>title page, abstract, Chapters 1–7 and references — remove the cover, declaration forms,</w:t>
-      </w:r>
-    </w:p>
-    <w:p>
-      <w:r>
-        <w:t>acknowledgements, table of contents, lists and appendices.]</w:t>
+        <w:t>[FILL IN: insert the Turnitin originality result. For the similarity check, upload ONLY the title page, abstract, Chapters 1–7 and references — remove the cover, declaration forms, acknowledgements, table of contents, lists and appendices.]</w:t>
       </w:r>
     </w:p>
     <w:p>
@@ -15767,12 +12472,7 @@
     </w:p>
     <w:p>
       <w:r>
-        <w:t>[FILL IN: insert the completed FYP2 submission form/checklist (FM-IAD-005 and the checklist from</w:t>
-      </w:r>
-    </w:p>
-    <w:p>
-      <w:r>
-        <w:t>the booklet).]</w:t>
+        <w:t>[FILL IN: insert the completed FYP2 submission form/checklist (FM-IAD-005 and the checklist from the booklet).]</w:t>
       </w:r>
     </w:p>
     <w:sectPr>

--- a/REPORT_FYP2.docx
+++ b/REPORT_FYP2.docx
@@ -2972,7 +2972,7 @@
       <w:r>
         <w:drawing>
           <wp:inline xmlns:a="http://schemas.openxmlformats.org/drawingml/2006/main" xmlns:pic="http://schemas.openxmlformats.org/drawingml/2006/picture">
-            <wp:extent cx="5486400" cy="4117688"/>
+            <wp:extent cx="5486400" cy="4012681"/>
             <wp:docPr id="9" name="Picture 9"/>
             <wp:cNvGraphicFramePr>
               <a:graphicFrameLocks noChangeAspect="1"/>
@@ -2993,7 +2993,7 @@
                   <pic:spPr>
                     <a:xfrm>
                       <a:off x="0" y="0"/>
-                      <a:ext cx="5486400" cy="4117688"/>
+                      <a:ext cx="5486400" cy="4012681"/>
                     </a:xfrm>
                     <a:prstGeom prst="rect"/>
                   </pic:spPr>
@@ -3042,7 +3042,7 @@
       <w:r>
         <w:drawing>
           <wp:inline xmlns:a="http://schemas.openxmlformats.org/drawingml/2006/main" xmlns:pic="http://schemas.openxmlformats.org/drawingml/2006/picture">
-            <wp:extent cx="5486400" cy="3234088"/>
+            <wp:extent cx="5486400" cy="4813540"/>
             <wp:docPr id="10" name="Picture 10"/>
             <wp:cNvGraphicFramePr>
               <a:graphicFrameLocks noChangeAspect="1"/>
@@ -3063,7 +3063,7 @@
                   <pic:spPr>
                     <a:xfrm>
                       <a:off x="0" y="0"/>
-                      <a:ext cx="5486400" cy="3234088"/>
+                      <a:ext cx="5486400" cy="4813540"/>
                     </a:xfrm>
                     <a:prstGeom prst="rect"/>
                   </pic:spPr>
@@ -3666,7 +3666,7 @@
       <w:r>
         <w:drawing>
           <wp:inline xmlns:a="http://schemas.openxmlformats.org/drawingml/2006/main" xmlns:pic="http://schemas.openxmlformats.org/drawingml/2006/picture">
-            <wp:extent cx="5486400" cy="4483442"/>
+            <wp:extent cx="5486400" cy="5451815"/>
             <wp:docPr id="11" name="Picture 11"/>
             <wp:cNvGraphicFramePr>
               <a:graphicFrameLocks noChangeAspect="1"/>
@@ -3687,7 +3687,7 @@
                   <pic:spPr>
                     <a:xfrm>
                       <a:off x="0" y="0"/>
-                      <a:ext cx="5486400" cy="4483442"/>
+                      <a:ext cx="5486400" cy="5451815"/>
                     </a:xfrm>
                     <a:prstGeom prst="rect"/>
                   </pic:spPr>
@@ -4590,7 +4590,7 @@
       <w:r>
         <w:drawing>
           <wp:inline xmlns:a="http://schemas.openxmlformats.org/drawingml/2006/main" xmlns:pic="http://schemas.openxmlformats.org/drawingml/2006/picture">
-            <wp:extent cx="5486400" cy="3228313"/>
+            <wp:extent cx="5486400" cy="3450657"/>
             <wp:docPr id="12" name="Picture 12"/>
             <wp:cNvGraphicFramePr>
               <a:graphicFrameLocks noChangeAspect="1"/>
@@ -4611,7 +4611,7 @@
                   <pic:spPr>
                     <a:xfrm>
                       <a:off x="0" y="0"/>
-                      <a:ext cx="5486400" cy="3228313"/>
+                      <a:ext cx="5486400" cy="3450657"/>
                     </a:xfrm>
                     <a:prstGeom prst="rect"/>
                   </pic:spPr>

--- a/REPORT_FYP2.docx
+++ b/REPORT_FYP2.docx
@@ -295,17 +295,7 @@
     </w:p>
     <w:p>
       <w:r>
-        <w:t>Email remained a primary vector for phishing, business-email-compromise and malware delivery, while generative language models had lowered the effort required to write polished, convincing fraudulent messages. Rule-based and keyword filters were brittle against such evolving, fluent attacks. This project developed an adaptive email spam detection system that fused two complementary views of a message — its textual content and its structural metadata — within a machine-learning pipeline, and that improved over time through reviewed-feedback retraining.</w:t>
-      </w:r>
-    </w:p>
-    <w:p>
-      <w:r>
-        <w:t>Raw emails were parsed to extract word and character term-frequency–inverse-document-frequency (TF-IDF) content features together with twelve structural metadata signals, including URL and attachment counts, sender-to-link domain mismatch, reply-to presence, sender-policy-framework and DomainKeys-Identified-Mail indicators, and casing and urgency-term statistics. The streams were fused into a single feature space and classified by a class-balanced logistic regression model, with multinomial Naïve Bayes and a linear support vector machine evaluated for comparison. A FastAPI service, a browser review console, a mailbox watcher with quarantine, and a feedback-driven retraining loop were implemented. The detector ran entirely on a commodity central processing unit with no graphics-processor requirement.</w:t>
-      </w:r>
-    </w:p>
-    <w:p>
-      <w:r>
-        <w:t>The fused model was trained on 81,152 de-duplicated public emails and achieved 99.2% accuracy with precision 0.991, recall 0.992 and receiver-operating-characteristic area under the curve of 1.000 on a held-out test split, at a median latency of approximately 16 milliseconds per email. On 4,986 phishing emails generated by three large language models — none of which the model was trained on — the detector flagged 92%, demonstrating strong generalisation to AI-assisted phishing. After one adaptive retraining cycle on reviewed modern-threat examples, detection ranking on held-out AI-style email improved from area under the curve 0.81 to 0.945 while overall accuracy was maintained. The system detected phishing intent rather than AI authorship, and its signals and operating threshold were fully explainable and adjustable.</w:t>
+        <w:t>Email remained a primary vector for phishing, business-email-compromise and malware delivery, while generative language models had lowered the effort required to write polished, convincing fraudulent messages. Rule-based and keyword filters were brittle against such evolving, fluent attacks. This project developed an adaptive email spam detection system that fused two complementary views of a message — its textual content and its structural metadata — within a machine-learning pipeline that improved over time through reviewed-feedback retraining. Raw emails were parsed to extract word and character term-frequency–inverse-document-frequency (TF-IDF) content features together with twelve structural metadata signals, including link and attachment counts, sender-to-link domain mismatch, reply-to presence, sender-policy-framework and DomainKeys-Identified-Mail indicators, and casing and urgency-term statistics; the streams were fused into a single feature space and classified by a class-balanced logistic-regression model, with multinomial Naïve Bayes and a linear support vector machine evaluated for comparison. A detection service, a browser review console, a mailbox watcher with quarantine and a feedback-driven retraining loop were implemented, and the detector ran entirely on a commodity central processing unit with no graphics-processor requirement. The fused model was trained on 81,152 de-duplicated public emails and achieved 99.2% accuracy with precision 0.991, recall 0.992 and a receiver-operating-characteristic area under the curve of 1.000 on a held-out test split, at a median latency of approximately 16 milliseconds per email. On 4,986 phishing emails generated by three large language models on which the model was not trained, the detector flagged 92%, demonstrating strong generalisation to AI-assisted phishing, and after one adaptive retraining cycle the detection ranking on held-out modern-threat email improved from area under the curve 0.81 to 0.945 while overall accuracy was maintained. The system detected phishing intent rather than AI authorship, and its signals and operating threshold were fully explainable and adjustable.</w:t>
       </w:r>
     </w:p>
     <w:p>
@@ -1356,7 +1346,7 @@
           <w:b/>
           <w:sz w:val="22"/>
         </w:rPr>
-        <w:t>Figure 2.1 — insert the taxonomy diagram; caption "Taxonomy of spam-detection approaches and the position of this project."</w:t>
+        <w:t>Figure 2.1 — Taxonomy of spam-detection approaches</w:t>
       </w:r>
     </w:p>
     <w:p>
@@ -1426,7 +1416,7 @@
           <w:b/>
           <w:sz w:val="22"/>
         </w:rPr>
-        <w:t>Figure 2.2 — insert the rule-/keyword-based filtering concept diagram</w:t>
+        <w:t>Figure 2.2 — Rule- and keyword-based filtering</w:t>
       </w:r>
     </w:p>
     <w:p>
@@ -1496,7 +1486,7 @@
           <w:b/>
           <w:sz w:val="22"/>
         </w:rPr>
-        <w:t>Figure 2.3 — insert the content-based statistical classification concept diagram</w:t>
+        <w:t>Figure 2.3 — Content-based statistical (machine-learning) classification</w:t>
       </w:r>
     </w:p>
     <w:p>
@@ -1566,7 +1556,7 @@
           <w:b/>
           <w:sz w:val="22"/>
         </w:rPr>
-        <w:t>Figure 2.4 — insert the metadata/reputation-based filtering concept diagram</w:t>
+        <w:t>Figure 2.4 — Metadata and reputation-based filtering</w:t>
       </w:r>
     </w:p>
     <w:p>
@@ -1636,7 +1626,7 @@
           <w:b/>
           <w:sz w:val="22"/>
         </w:rPr>
-        <w:t>Figure 2.5 — insert the hybrid content–metadata fusion concept diagram</w:t>
+        <w:t>Figure 2.5 — Hybrid content-metadata fusion classification</w:t>
       </w:r>
     </w:p>
     <w:p>
@@ -3014,7 +3004,7 @@
           <w:b/>
           <w:sz w:val="22"/>
         </w:rPr>
-        <w:t>Figure 3.1 — insert the system architecture image; caption as above</w:t>
+        <w:t>Figure 3.1 — System architecture of the adaptive fusion spam-detection framework</w:t>
       </w:r>
     </w:p>
     <w:p>
@@ -3084,7 +3074,7 @@
           <w:b/>
           <w:sz w:val="22"/>
         </w:rPr>
-        <w:t>Figure 3.2 — insert the use-case diagram for the reviewer/administrator actor</w:t>
+        <w:t>Figure 3.2 — Use-case diagram for the reviewer/administrator actor</w:t>
       </w:r>
     </w:p>
     <w:p>
@@ -3708,7 +3698,7 @@
           <w:b/>
           <w:sz w:val="22"/>
         </w:rPr>
-        <w:t>Figure 3.3 — insert the activity diagram for scoring, review and adaptive retraining</w:t>
+        <w:t>Figure 3.3 — Activity diagram for scoring, review and adaptive retraining</w:t>
       </w:r>
     </w:p>
     <w:p>
@@ -4632,7 +4622,7 @@
           <w:b/>
           <w:sz w:val="22"/>
         </w:rPr>
-        <w:t>Figure 4.1 — insert the system block diagram (ingestion, features, fusion, action, adaptation)</w:t>
+        <w:t>Figure 4.1 — System block diagram of the five main blocks</w:t>
       </w:r>
     </w:p>
     <w:p>
@@ -6627,7 +6617,7 @@
         <w:rPr>
           <w:i/>
         </w:rPr>
-        <w:t>FIGURE 5.1: Screenshot of the terminal showing the Python virtual environment created and the requirements installed successfully.</w:t>
+        <w:t>FIGURE 5.1: Software and virtual-environment setup.</w:t>
       </w:r>
     </w:p>
     <w:p>
@@ -7621,7 +7611,7 @@
         <w:rPr>
           <w:i/>
         </w:rPr>
-        <w:t>FIGURE 5.2: Screenshot of the browser check-and-review console showing an email classified as phishing with a high probability and the fired structural-signal chips, plus the Spam / Ham / Correct feedback buttons.</w:t>
+        <w:t>FIGURE 5.2: Browser check-and-review console showing a phishing verdict and fired signals.</w:t>
       </w:r>
     </w:p>
     <w:p>
@@ -7632,7 +7622,7 @@
         <w:rPr>
           <w:i/>
         </w:rPr>
-        <w:t>FIGURE 5.3: Screenshot of an example service prediction response showing the label, probability, confidence and list of signals.</w:t>
+        <w:t>FIGURE 5.3: Example service prediction response (label, probability and signals).</w:t>
       </w:r>
     </w:p>
     <w:p>
@@ -7643,7 +7633,7 @@
         <w:rPr>
           <w:i/>
         </w:rPr>
-        <w:t>FIGURE 5.4: Screenshot of a mailbox watch run in quarantine mode, showing a flagged message being moved to the quarantine directory and the decision being logged to the review queue.</w:t>
+        <w:t>FIGURE 5.4: Mailbox watch run quarantining a flagged message.</w:t>
       </w:r>
     </w:p>
     <w:p>
@@ -8329,7 +8319,7 @@
         <w:rPr>
           <w:i/>
         </w:rPr>
-        <w:t>FIGURE 6.1: Confusion matrix heat-map for the fused model on the held-out split, showing 10,399 / 80 / 90 / 9,719.</w:t>
+        <w:t>FIGURE 6.1: Confusion matrix of the fused model on the held-out test split.</w:t>
       </w:r>
     </w:p>
     <w:p>
@@ -8340,7 +8330,7 @@
         <w:rPr>
           <w:i/>
         </w:rPr>
-        <w:t>FIGURE 6.2: ROC curve for the fused model (AUC ≈ 1.000) with the threshold sweep annotated, and a secondary plot of phishing recall versus false-positive rate.</w:t>
+        <w:t>FIGURE 6.2: ROC curve and threshold sweep for the fused model.</w:t>
       </w:r>
     </w:p>
     <w:p>
@@ -9595,7 +9585,7 @@
         <w:rPr>
           <w:i/>
         </w:rPr>
-        <w:t>FIGURE 6.3: Line chart of catch rate versus decision threshold on the LLM-phishing set, annotated at 0.55 (84%) and the low-threshold point (92%).</w:t>
+        <w:t>FIGURE 6.3: Catch rate versus decision threshold on the LLM-phishing set.</w:t>
       </w:r>
     </w:p>
     <w:p>
@@ -10037,7 +10027,7 @@
         <w:rPr>
           <w:i/>
         </w:rPr>
-        <w:t>FIGURE 6.4: Two ROC curves on the held-out modern-threat set — before (AUC 0.81) and after (AUC 0.945) retraining — on the same axes with a legend.</w:t>
+        <w:t>FIGURE 6.4: ROC curves before and after one adaptive retraining cycle.</w:t>
       </w:r>
     </w:p>
     <w:p>

--- a/REPORT_FYP2.docx
+++ b/REPORT_FYP2.docx
@@ -748,7 +748,7 @@
       <w:r>
         <w:drawing>
           <wp:inline xmlns:a="http://schemas.openxmlformats.org/drawingml/2006/main" xmlns:pic="http://schemas.openxmlformats.org/drawingml/2006/picture">
-            <wp:extent cx="5486400" cy="5661440"/>
+            <wp:extent cx="5486400" cy="6446520"/>
             <wp:docPr id="1" name="Picture 1"/>
             <wp:cNvGraphicFramePr>
               <a:graphicFrameLocks noChangeAspect="1"/>
@@ -769,7 +769,7 @@
                   <pic:spPr>
                     <a:xfrm>
                       <a:off x="0" y="0"/>
-                      <a:ext cx="5486400" cy="5661440"/>
+                      <a:ext cx="5486400" cy="6446520"/>
                     </a:xfrm>
                     <a:prstGeom prst="rect"/>
                   </pic:spPr>
@@ -805,7 +805,7 @@
       <w:r>
         <w:drawing>
           <wp:inline xmlns:a="http://schemas.openxmlformats.org/drawingml/2006/main" xmlns:pic="http://schemas.openxmlformats.org/drawingml/2006/picture">
-            <wp:extent cx="5486400" cy="3400691"/>
+            <wp:extent cx="5486400" cy="3599604"/>
             <wp:docPr id="2" name="Picture 2"/>
             <wp:cNvGraphicFramePr>
               <a:graphicFrameLocks noChangeAspect="1"/>
@@ -826,7 +826,7 @@
                   <pic:spPr>
                     <a:xfrm>
                       <a:off x="0" y="0"/>
-                      <a:ext cx="5486400" cy="3400691"/>
+                      <a:ext cx="5486400" cy="3599604"/>
                     </a:xfrm>
                     <a:prstGeom prst="rect"/>
                   </pic:spPr>

--- a/REPORT_FYP2.docx
+++ b/REPORT_FYP2.docx
@@ -3230,7 +3230,7 @@
                 <w:rFonts w:ascii="Times New Roman" w:hAnsi="Times New Roman"/>
                 <w:sz w:val="21"/>
               </w:rPr>
-              <w:t>Reviewer; automation</w:t>
+              <w:t>Reviewer / Administrator</w:t>
             </w:r>
           </w:p>
         </w:tc>
@@ -3254,7 +3254,7 @@
                 <w:rFonts w:ascii="Times New Roman" w:hAnsi="Times New Roman"/>
                 <w:sz w:val="21"/>
               </w:rPr>
-              <w:t>An email is pasted in the review console, submitted to the prediction service, or picked up by the mailbox watcher.</w:t>
+              <w:t>The reviewer pastes an email into the browser console, submits it through the service, or drops a message file into the folder watched by the mailbox scanner. The system parses the message and prepares it for classification.</w:t>
             </w:r>
           </w:p>
         </w:tc>
@@ -3280,7 +3280,7 @@
                 <w:rFonts w:ascii="Times New Roman" w:hAnsi="Times New Roman"/>
                 <w:sz w:val="21"/>
               </w:rPr>
-              <w:t>View verdict and signals</w:t>
+              <w:t>View prediction and fired signals</w:t>
             </w:r>
           </w:p>
         </w:tc>
@@ -3304,7 +3304,7 @@
                 <w:rFonts w:ascii="Times New Roman" w:hAnsi="Times New Roman"/>
                 <w:sz w:val="21"/>
               </w:rPr>
-              <w:t>Reviewer</w:t>
+              <w:t>Reviewer / Administrator</w:t>
             </w:r>
           </w:p>
         </w:tc>
@@ -3328,7 +3328,7 @@
                 <w:rFonts w:ascii="Times New Roman" w:hAnsi="Times New Roman"/>
                 <w:sz w:val="21"/>
               </w:rPr>
-              <w:t>The system returns a label, spam probability and the structural signals that fired.</w:t>
+              <w:t>The system displays the predicted label (spam or legitimate), the spam probability, and the structural signals that contributed to the decision, so the reviewer can understand and check the verdict.</w:t>
             </w:r>
           </w:p>
         </w:tc>
@@ -3354,7 +3354,7 @@
                 <w:rFonts w:ascii="Times New Roman" w:hAnsi="Times New Roman"/>
                 <w:sz w:val="21"/>
               </w:rPr>
-              <w:t>Quarantine flagged mail</w:t>
+              <w:t>Correct a misclassification (provide feedback)</w:t>
             </w:r>
           </w:p>
         </w:tc>
@@ -3378,7 +3378,7 @@
                 <w:rFonts w:ascii="Times New Roman" w:hAnsi="Times New Roman"/>
                 <w:sz w:val="21"/>
               </w:rPr>
-              <w:t>Reviewer; watcher</w:t>
+              <w:t>Reviewer / Administrator</w:t>
             </w:r>
           </w:p>
         </w:tc>
@@ -3402,7 +3402,7 @@
                 <w:rFonts w:ascii="Times New Roman" w:hAnsi="Times New Roman"/>
                 <w:sz w:val="21"/>
               </w:rPr>
-              <w:t>Messages above threshold are moved to a quarantine folder in quarantine mode.</w:t>
+              <w:t>When a verdict is wrong, the reviewer marks the message as spam or legitimate. The correction is saved to the labelled feedback store for the next retraining cycle.</w:t>
             </w:r>
           </w:p>
         </w:tc>
@@ -3428,7 +3428,7 @@
                 <w:rFonts w:ascii="Times New Roman" w:hAnsi="Times New Roman"/>
                 <w:sz w:val="21"/>
               </w:rPr>
-              <w:t>Correct misclassification</w:t>
+              <w:t>Train and evaluate models</w:t>
             </w:r>
           </w:p>
         </w:tc>
@@ -3452,7 +3452,7 @@
                 <w:rFonts w:ascii="Times New Roman" w:hAnsi="Times New Roman"/>
                 <w:sz w:val="21"/>
               </w:rPr>
-              <w:t>Reviewer</w:t>
+              <w:t>Reviewer / Administrator</w:t>
             </w:r>
           </w:p>
         </w:tc>
@@ -3476,7 +3476,7 @@
                 <w:rFonts w:ascii="Times New Roman" w:hAnsi="Times New Roman"/>
                 <w:sz w:val="21"/>
               </w:rPr>
-              <w:t>The reviewer marks a result as spam/ham/correct; the correction is appended to the labelled feedback store.</w:t>
+              <w:t>The reviewer trains the fusion classifier on the labelled corpus and the system reports its accuracy, precision, recall, F1 score and ROC-AUC on a held-out test split.</w:t>
             </w:r>
           </w:p>
         </w:tc>
@@ -3502,7 +3502,7 @@
                 <w:rFonts w:ascii="Times New Roman" w:hAnsi="Times New Roman"/>
                 <w:sz w:val="21"/>
               </w:rPr>
-              <w:t>Retrain on feedback</w:t>
+              <w:t>Run the detection service</w:t>
             </w:r>
           </w:p>
         </w:tc>
@@ -3526,7 +3526,7 @@
                 <w:rFonts w:ascii="Times New Roman" w:hAnsi="Times New Roman"/>
                 <w:sz w:val="21"/>
               </w:rPr>
-              <w:t>Reviewer; scheduler</w:t>
+              <w:t>Reviewer / Administrator</w:t>
             </w:r>
           </w:p>
         </w:tc>
@@ -3550,7 +3550,7 @@
                 <w:rFonts w:ascii="Times New Roman" w:hAnsi="Times New Roman"/>
                 <w:sz w:val="21"/>
               </w:rPr>
-              <w:t>Reviewed labels are merged with training data and a new model is fitted, validated and redeployed.</w:t>
+              <w:t>The reviewer starts the detection service so that emails can be submitted and scored through the web console or the service interface.</w:t>
             </w:r>
           </w:p>
         </w:tc>
@@ -3576,7 +3576,7 @@
                 <w:rFonts w:ascii="Times New Roman" w:hAnsi="Times New Roman"/>
                 <w:sz w:val="21"/>
               </w:rPr>
-              <w:t>Serve predictions</w:t>
+              <w:t>Scan mailbox and quarantine</w:t>
             </w:r>
           </w:p>
         </w:tc>
@@ -3600,7 +3600,7 @@
                 <w:rFonts w:ascii="Times New Roman" w:hAnsi="Times New Roman"/>
                 <w:sz w:val="21"/>
               </w:rPr>
-              <w:t>Automation</w:t>
+              <w:t>Reviewer / Administrator</w:t>
             </w:r>
           </w:p>
         </w:tc>
@@ -3624,7 +3624,81 @@
                 <w:rFonts w:ascii="Times New Roman" w:hAnsi="Times New Roman"/>
                 <w:sz w:val="21"/>
               </w:rPr>
-              <w:t>External workflows obtain scores through the REST API.</w:t>
+              <w:t>The system scans a mail folder and, in quarantine mode, moves messages judged to be spam into a quarantine folder while logging every decision to the review queue.</w:t>
+            </w:r>
+          </w:p>
+        </w:tc>
+      </w:tr>
+      <w:tr>
+        <w:tc>
+          <w:tcPr>
+            <w:tcW w:type="dxa" w:w="3024"/>
+          </w:tcPr>
+          <w:p>
+            <w:pPr>
+              <w:spacing w:line="240" w:lineRule="auto" w:after="40"/>
+              <w:jc w:val="left"/>
+            </w:pPr>
+            <w:r>
+              <w:rPr>
+                <w:rFonts w:ascii="Times New Roman" w:hAnsi="Times New Roman"/>
+                <w:sz w:val="21"/>
+              </w:rPr>
+            </w:r>
+            <w:r>
+              <w:rPr>
+                <w:rFonts w:ascii="Times New Roman" w:hAnsi="Times New Roman"/>
+                <w:sz w:val="21"/>
+              </w:rPr>
+              <w:t>Review feedback and retrain</w:t>
+            </w:r>
+          </w:p>
+        </w:tc>
+        <w:tc>
+          <w:tcPr>
+            <w:tcW w:type="dxa" w:w="3024"/>
+          </w:tcPr>
+          <w:p>
+            <w:pPr>
+              <w:spacing w:line="240" w:lineRule="auto" w:after="40"/>
+              <w:jc w:val="left"/>
+            </w:pPr>
+            <w:r>
+              <w:rPr>
+                <w:rFonts w:ascii="Times New Roman" w:hAnsi="Times New Roman"/>
+                <w:sz w:val="21"/>
+              </w:rPr>
+            </w:r>
+            <w:r>
+              <w:rPr>
+                <w:rFonts w:ascii="Times New Roman" w:hAnsi="Times New Roman"/>
+                <w:sz w:val="21"/>
+              </w:rPr>
+              <w:t>Reviewer / Administrator</w:t>
+            </w:r>
+          </w:p>
+        </w:tc>
+        <w:tc>
+          <w:tcPr>
+            <w:tcW w:type="dxa" w:w="3024"/>
+          </w:tcPr>
+          <w:p>
+            <w:pPr>
+              <w:spacing w:line="240" w:lineRule="auto" w:after="40"/>
+              <w:jc w:val="left"/>
+            </w:pPr>
+            <w:r>
+              <w:rPr>
+                <w:rFonts w:ascii="Times New Roman" w:hAnsi="Times New Roman"/>
+                <w:sz w:val="21"/>
+              </w:rPr>
+            </w:r>
+            <w:r>
+              <w:rPr>
+                <w:rFonts w:ascii="Times New Roman" w:hAnsi="Times New Roman"/>
+                <w:sz w:val="21"/>
+              </w:rPr>
+              <w:t>The reviewer triggers adaptive retraining: reviewed feedback is merged with the training data, the new model is validated on the held-out split, and it is redeployed only if performance is maintained.</w:t>
             </w:r>
           </w:p>
         </w:tc>

--- a/REPORT_FYP2.docx
+++ b/REPORT_FYP2.docx
@@ -3022,7 +3022,7 @@
     </w:p>
     <w:p>
       <w:r>
-        <w:t>The primary actor was an IT administrator or reviewer. A secondary, automated actor was a mail automation workflow that called the service. Figure 3.2 presents the use-case diagram and Table 3.1 describes each use case.</w:t>
+        <w:t>The system had a single human actor: an administrator who also acted as the reviewer, confirming or correcting verdicts. In normal operation the system did not require a person to handle each message: the mailbox watcher monitored a mail folder and automatically scored and quarantined incoming mail (in the same way a conventional mail filter sits on the mail server), the detection service scored messages submitted to it, and the administrator used the browser console only for testing and occasional review. Corrections were therefore made only for the rare misclassified message and were used in a periodic batch retraining rather than for every email. Figure 3.2 presents the use-case diagram from the administrator's point of view, and Table 3.1 describes each use case.</w:t>
       </w:r>
     </w:p>
     <w:p>
@@ -3254,7 +3254,7 @@
                 <w:rFonts w:ascii="Times New Roman" w:hAnsi="Times New Roman"/>
                 <w:sz w:val="21"/>
               </w:rPr>
-              <w:t>The reviewer pastes an email into the browser console, submits it through the service, or drops a message file into the folder watched by the mailbox scanner. The system parses the message and prepares it for classification.</w:t>
+              <w:t>Each incoming message is processed automatically — the mailbox watcher scores mail in the monitored folder, or the detection service scores a message submitted to it; the console also allows a message to be pasted for testing. The system parses the message and prepares it for classification.</w:t>
             </w:r>
           </w:p>
         </w:tc>
@@ -3328,7 +3328,7 @@
                 <w:rFonts w:ascii="Times New Roman" w:hAnsi="Times New Roman"/>
                 <w:sz w:val="21"/>
               </w:rPr>
-              <w:t>The system displays the predicted label (spam or legitimate), the spam probability, and the structural signals that contributed to the decision, so the reviewer can understand and check the verdict.</w:t>
+              <w:t>The system displays the predicted label (spam or legitimate), the spam probability, and the structural signals that contributed to the decision, so the administrator can understand and check a verdict.</w:t>
             </w:r>
           </w:p>
         </w:tc>
@@ -3402,7 +3402,7 @@
                 <w:rFonts w:ascii="Times New Roman" w:hAnsi="Times New Roman"/>
                 <w:sz w:val="21"/>
               </w:rPr>
-              <w:t>When a verdict is wrong, the reviewer marks the message as spam or legitimate. The correction is saved to the labelled feedback store for the next retraining cycle.</w:t>
+              <w:t>When the occasional verdict is wrong, the administrator marks the message as spam or legitimate. The correction is saved to the labelled feedback store for the next periodic retraining; this is done only for rare errors, not for every message.</w:t>
             </w:r>
           </w:p>
         </w:tc>
@@ -3476,7 +3476,7 @@
                 <w:rFonts w:ascii="Times New Roman" w:hAnsi="Times New Roman"/>
                 <w:sz w:val="21"/>
               </w:rPr>
-              <w:t>The reviewer trains the fusion classifier on the labelled corpus and the system reports its accuracy, precision, recall, F1 score and ROC-AUC on a held-out test split.</w:t>
+              <w:t>The administrator trains the fusion classifier on the labelled corpus and the system reports its accuracy, precision, recall, F1 score and ROC-AUC on a held-out test split.</w:t>
             </w:r>
           </w:p>
         </w:tc>
@@ -3550,7 +3550,7 @@
                 <w:rFonts w:ascii="Times New Roman" w:hAnsi="Times New Roman"/>
                 <w:sz w:val="21"/>
               </w:rPr>
-              <w:t>The reviewer starts the detection service so that emails can be submitted and scored through the web console or the service interface.</w:t>
+              <w:t>The administrator starts the detection service so that incoming messages can be submitted and scored automatically through the service interface or the web console.</w:t>
             </w:r>
           </w:p>
         </w:tc>
@@ -3624,7 +3624,7 @@
                 <w:rFonts w:ascii="Times New Roman" w:hAnsi="Times New Roman"/>
                 <w:sz w:val="21"/>
               </w:rPr>
-              <w:t>The system scans a mail folder and, in quarantine mode, moves messages judged to be spam into a quarantine folder while logging every decision to the review queue.</w:t>
+              <w:t>Running unattended in watch-and-quarantine mode, the system automatically scores every message that arrives in the monitored folder, moves spam to a quarantine folder, and logs every decision to the review queue — no manual action per message.</w:t>
             </w:r>
           </w:p>
         </w:tc>
@@ -3698,7 +3698,7 @@
                 <w:rFonts w:ascii="Times New Roman" w:hAnsi="Times New Roman"/>
                 <w:sz w:val="21"/>
               </w:rPr>
-              <w:t>The reviewer triggers adaptive retraining: reviewed feedback is merged with the training data, the new model is validated on the held-out split, and it is redeployed only if performance is maintained.</w:t>
+              <w:t>Run periodically: the accumulated reviewed feedback is merged with the training data, the new model is validated on the held-out split, and it is redeployed automatically only if performance is maintained.</w:t>
             </w:r>
           </w:p>
         </w:tc>

--- a/REPORT_FYP2.docx
+++ b/REPORT_FYP2.docx
@@ -4464,7 +4464,38 @@
         <w:t>Content features.</w:t>
       </w:r>
       <w:r>
-        <w:t xml:space="preserve"> Subject and body text were concatenated and converted into numerical features using term frequency–inverse document frequency (TF-IDF). In plain terms, TF-IDF gave each word a high score when it appeared often in a particular email but rarely across all emails, so distinctive spam vocabulary stood out while common words such as "the" or "and" were down-weighted. The text was vectorised with TF-IDF over word unigrams/bigrams (up to 40,000 terms) and over character n-grams of length three to five (up to 30,000 features), using sub-linear term-frequency scaling. The word stream captured phrasing while the character stream tolerated obfuscation.</w:t>
+        <w:t xml:space="preserve"> Subject and body text were concatenated and converted into numerical features using term frequency–inverse document frequency (TF-IDF). In plain terms, TF-IDF gave each word a high score when it appeared often in a particular email but rarely across all emails, so distinctive spam vocabulary stood out while common words such as "the" or "and" were down-weighted. The text was vectorised with TF-IDF over word unigrams/bigrams (up to 40,000 terms) and over character n-grams of length three to five (up to 30,000 features), using sub-linear term-frequency scaling. The word stream captured phrasing while the character stream tolerated obfuscation. The weight assigned to a term t in an email d was computed as in Equations (3.1) and (3.2):</w:t>
+      </w:r>
+    </w:p>
+    <w:p>
+      <w:pPr>
+        <w:spacing w:before="80" w:after="80"/>
+        <w:jc w:val="center"/>
+      </w:pPr>
+      <w:r>
+        <w:rPr>
+          <w:rFonts w:ascii="Cambria Math" w:hAnsi="Cambria Math"/>
+          <w:sz w:val="24"/>
+        </w:rPr>
+        <w:t>w(t, d) = tf(t, d) · idf(t)        (3.1)</w:t>
+      </w:r>
+    </w:p>
+    <w:p>
+      <w:pPr>
+        <w:spacing w:before="80" w:after="80"/>
+        <w:jc w:val="center"/>
+      </w:pPr>
+      <w:r>
+        <w:rPr>
+          <w:rFonts w:ascii="Cambria Math" w:hAnsi="Cambria Math"/>
+          <w:sz w:val="24"/>
+        </w:rPr>
+        <w:t>idf(t) = ln ( N / (1 + df(t)) ) + 1        (3.2)</w:t>
+      </w:r>
+    </w:p>
+    <w:p>
+      <w:r>
+        <w:t>where tf(t, d) is the frequency of term t in email d, df(t) is the number of emails in the training set that contain t, and N is the total number of emails. A term that is frequent in one email but rare across all emails therefore receives a high weight, while common words receive a low weight.</w:t>
       </w:r>
     </w:p>
     <w:p>
@@ -4475,7 +4506,25 @@
         <w:t>Metadata features.</w:t>
       </w:r>
       <w:r>
-        <w:t xml:space="preserve"> Twelve structural signals were extracted from the parsed message and encoded with a dictionary vectoriser: subject length, body length, URL count, number of unique link domains, attachment count, a sender-has-domain flag, a sender-domain/link-domain mismatch flag, reply-to presence, sender-policy-framework pass indicator, DomainKeys-Identified-Mail presence indicator, subject all-capitals ratio, exclamation count and a suspicious/urgency-term count. These metadata values were standardised (with a sparse-safe standard scaler) so that raw lengths could not dominate the normalised text features.</w:t>
+        <w:t xml:space="preserve"> Twelve structural signals were extracted from the parsed message and encoded with a dictionary vectoriser: subject length, body length, URL count, number of unique link domains, attachment count, a sender-has-domain flag, a sender-domain/link-domain mismatch flag, reply-to presence, sender-policy-framework pass indicator, DomainKeys-Identified-Mail presence indicator, subject all-capitals ratio, exclamation count and a suspicious/urgency-term count. These metadata values were standardised (with a sparse-safe standard scaler) so that raw lengths could not dominate the normalised text features. Each metadata value x was standardised to z as in Equation (3.3):</w:t>
+      </w:r>
+    </w:p>
+    <w:p>
+      <w:pPr>
+        <w:spacing w:before="80" w:after="80"/>
+        <w:jc w:val="center"/>
+      </w:pPr>
+      <w:r>
+        <w:rPr>
+          <w:rFonts w:ascii="Cambria Math" w:hAnsi="Cambria Math"/>
+          <w:sz w:val="24"/>
+        </w:rPr>
+        <w:t>z = ( x − μ ) / σ        (3.3)</w:t>
+      </w:r>
+    </w:p>
+    <w:p>
+      <w:r>
+        <w:t>where μ is the mean and σ the standard deviation of that signal over the training set.</w:t>
       </w:r>
     </w:p>
     <w:p>
@@ -4497,7 +4546,56 @@
         <w:t>Fusion and classification.</w:t>
       </w:r>
       <w:r>
-        <w:t xml:space="preserve"> A scikit-learn feature union concatenated the three streams into a single sparse vector. Three classifiers were evaluated — multinomial Naïve Bayes, class-balanced logistic regression and a linear support-vector classifier — all on identical features for a fair comparison. Logistic regression was selected for deployment because it produced a probability, supported balanced class weighting and exposed interpretable signal contributions. The pipeline was fitted on training data only and serialised as a single artefact, eliminating train/test leakage and making the deployed model exactly the model that was evaluated.</w:t>
+        <w:t xml:space="preserve"> A scikit-learn feature union concatenated the three streams into a single sparse vector. Three classifiers were evaluated — multinomial Naïve Bayes, class-balanced logistic regression and a linear support-vector classifier — all on identical features for a fair comparison. Logistic regression was selected for deployment because it produced a probability, supported balanced class weighting and exposed interpretable signal contributions. The pipeline was fitted on training data only and serialised as a single artefact, eliminating train/test leakage and making the deployed model exactly the model that was evaluated. The deployed logistic-regression classifier combined the fused feature vector x into a linear score, which the logistic function converted to a spam probability, as in Equations (3.4) and (3.5):</w:t>
+      </w:r>
+    </w:p>
+    <w:p>
+      <w:pPr>
+        <w:spacing w:before="80" w:after="80"/>
+        <w:jc w:val="center"/>
+      </w:pPr>
+      <w:r>
+        <w:rPr>
+          <w:rFonts w:ascii="Cambria Math" w:hAnsi="Cambria Math"/>
+          <w:sz w:val="24"/>
+        </w:rPr>
+        <w:t>z = w₀ + w₁x₁ + w₂x₂ + … + wₘxₘ        (3.4)</w:t>
+      </w:r>
+    </w:p>
+    <w:p>
+      <w:pPr>
+        <w:spacing w:before="80" w:after="80"/>
+        <w:jc w:val="center"/>
+      </w:pPr>
+      <w:r>
+        <w:rPr>
+          <w:rFonts w:ascii="Cambria Math" w:hAnsi="Cambria Math"/>
+          <w:sz w:val="24"/>
+        </w:rPr>
+        <w:t>P(spam | x) = 1 / ( 1 + e^(−z) )        (3.5)</w:t>
+      </w:r>
+    </w:p>
+    <w:p>
+      <w:r>
+        <w:t>The probability was compared with a configurable decision threshold θ (0.55 by default) to produce the label, as in Equation (3.6):</w:t>
+      </w:r>
+    </w:p>
+    <w:p>
+      <w:pPr>
+        <w:spacing w:before="80" w:after="80"/>
+        <w:jc w:val="center"/>
+      </w:pPr>
+      <w:r>
+        <w:rPr>
+          <w:rFonts w:ascii="Cambria Math" w:hAnsi="Cambria Math"/>
+          <w:sz w:val="24"/>
+        </w:rPr>
+        <w:t>label = { spam  if P(spam | x) ≥ θ;   legitimate  otherwise }        (3.6)</w:t>
+      </w:r>
+    </w:p>
+    <w:p>
+      <w:r>
+        <w:t>where w₀ is the bias term and w₁ … wₘ are the weights learned for the fused features.</w:t>
       </w:r>
     </w:p>
     <w:p>
@@ -4515,7 +4613,77 @@
     </w:p>
     <w:p>
       <w:r>
-        <w:t>Performance was measured using accuracy, precision, recall, the F1 score and the receiver-operating-characteristic area under the curve, together with the confusion matrix and false-positive rate, because a legitimate message wrongly quarantined was the most costly error. These terms were defined as follows. A true positive (TP) was a spam message correctly caught; a false negative (FN) was spam that reached the user; a false positive (FP) was a legitimate message wrongly marked as spam; and a true negative (TN) was legitimate mail correctly allowed through. Accuracy was the overall fraction of messages classified correctly; precision was the fraction of flagged messages that were truly spam (so a high precision meant few legitimate emails were blocked); recall was the fraction of real spam that was caught (so a high recall meant little spam slipped through); and the F1 score was the harmonic mean of precision and recall, summarising the balance between them. Formally, precision was TP/(TP+FP), recall was TP/(TP+FN), and the F1 score was their harmonic mean. A threshold sweep reported phishing recall at a low (≤5%) false-positive operating point. Per-message latency (50th and 95th percentiles) was measured on the central processing unit. External tests assessed generalisation to large-language-model-generated phishing, and a before/after experiment measured the improvement attributable to reviewed retraining. Validity controls were strict train/test separation, no training on any test email, and the use of inert placeholder domains in synthetic data.</w:t>
+        <w:t>Performance was measured using accuracy, precision, recall, the F1 score and the receiver-operating-characteristic area under the curve, together with the confusion matrix and false-positive rate, because a legitimate message wrongly quarantined was the most costly error. These terms were defined as follows. A true positive (TP) was a spam message correctly caught; a false negative (FN) was spam that reached the user; a false positive (FP) was a legitimate message wrongly marked as spam; and a true negative (TN) was legitimate mail correctly allowed through. Accuracy was the overall fraction of messages classified correctly; precision was the fraction of flagged messages that were truly spam (so a high precision meant few legitimate emails were blocked); recall was the fraction of real spam that was caught (so a high recall meant little spam slipped through); and the F1 score was the harmonic mean of precision and recall, summarising the balance between them. The metrics were computed as in Equations (3.7) to (3.11):</w:t>
+      </w:r>
+    </w:p>
+    <w:p>
+      <w:pPr>
+        <w:spacing w:before="80" w:after="80"/>
+        <w:jc w:val="center"/>
+      </w:pPr>
+      <w:r>
+        <w:rPr>
+          <w:rFonts w:ascii="Cambria Math" w:hAnsi="Cambria Math"/>
+          <w:sz w:val="24"/>
+        </w:rPr>
+        <w:t>Accuracy = ( TP + TN ) / ( TP + TN + FP + FN )        (3.7)</w:t>
+      </w:r>
+    </w:p>
+    <w:p>
+      <w:pPr>
+        <w:spacing w:before="80" w:after="80"/>
+        <w:jc w:val="center"/>
+      </w:pPr>
+      <w:r>
+        <w:rPr>
+          <w:rFonts w:ascii="Cambria Math" w:hAnsi="Cambria Math"/>
+          <w:sz w:val="24"/>
+        </w:rPr>
+        <w:t>Precision = TP / ( TP + FP )        (3.8)</w:t>
+      </w:r>
+    </w:p>
+    <w:p>
+      <w:pPr>
+        <w:spacing w:before="80" w:after="80"/>
+        <w:jc w:val="center"/>
+      </w:pPr>
+      <w:r>
+        <w:rPr>
+          <w:rFonts w:ascii="Cambria Math" w:hAnsi="Cambria Math"/>
+          <w:sz w:val="24"/>
+        </w:rPr>
+        <w:t>Recall = TP / ( TP + FN )        (3.9)</w:t>
+      </w:r>
+    </w:p>
+    <w:p>
+      <w:pPr>
+        <w:spacing w:before="80" w:after="80"/>
+        <w:jc w:val="center"/>
+      </w:pPr>
+      <w:r>
+        <w:rPr>
+          <w:rFonts w:ascii="Cambria Math" w:hAnsi="Cambria Math"/>
+          <w:sz w:val="24"/>
+        </w:rPr>
+        <w:t>F1 = 2 · ( Precision · Recall ) / ( Precision + Recall )        (3.10)</w:t>
+      </w:r>
+    </w:p>
+    <w:p>
+      <w:pPr>
+        <w:spacing w:before="80" w:after="80"/>
+        <w:jc w:val="center"/>
+      </w:pPr>
+      <w:r>
+        <w:rPr>
+          <w:rFonts w:ascii="Cambria Math" w:hAnsi="Cambria Math"/>
+          <w:sz w:val="24"/>
+        </w:rPr>
+        <w:t>False-positive rate = FP / ( FP + TN )        (3.11)</w:t>
+      </w:r>
+    </w:p>
+    <w:p>
+      <w:r>
+        <w:t>A threshold sweep reported phishing recall at a low (≤5%) false-positive operating point. The receiver-operating-characteristic area under the curve (ROC-AUC) summarised the true-positive/false-positive trade-off across all thresholds, with a value of 1.0 indicating perfect ranking. Per-message latency (50th and 95th percentiles) was measured on the central processing unit. External tests assessed generalisation to large-language-model-generated phishing, and a before/after experiment measured the improvement attributable to reviewed retraining. Validity controls were strict train/test separation, no training on any test email, and the use of inert placeholder domains in synthetic data.</w:t>
       </w:r>
     </w:p>
     <w:p>

--- a/REPORT_FYP2.docx
+++ b/REPORT_FYP2.docx
@@ -6901,13 +6901,14 @@
         <w:tblLook w:firstColumn="1" w:firstRow="1" w:lastColumn="0" w:lastRow="0" w:noHBand="0" w:noVBand="1" w:val="04A0"/>
       </w:tblPr>
       <w:tblGrid>
-        <w:gridCol w:w="4536"/>
-        <w:gridCol w:w="4536"/>
+        <w:gridCol w:w="3024"/>
+        <w:gridCol w:w="3024"/>
+        <w:gridCol w:w="3024"/>
       </w:tblGrid>
       <w:tr>
         <w:tc>
           <w:tcPr>
-            <w:tcW w:type="dxa" w:w="4536"/>
+            <w:tcW w:type="dxa" w:w="3024"/>
             <w:shd w:val="clear" w:fill="D9E2F3"/>
           </w:tcPr>
           <w:p>
@@ -6928,13 +6929,13 @@
                 <w:b/>
                 <w:sz w:val="21"/>
               </w:rPr>
-              <w:t>Software / library</w:t>
+              <w:t>Software / package</w:t>
             </w:r>
           </w:p>
         </w:tc>
         <w:tc>
           <w:tcPr>
-            <w:tcW w:type="dxa" w:w="4536"/>
+            <w:tcW w:type="dxa" w:w="3024"/>
             <w:shd w:val="clear" w:fill="D9E2F3"/>
           </w:tcPr>
           <w:p>
@@ -6955,7 +6956,34 @@
                 <w:b/>
                 <w:sz w:val="21"/>
               </w:rPr>
-              <w:t>Purpose in the project</w:t>
+              <w:t>Version</w:t>
+            </w:r>
+          </w:p>
+        </w:tc>
+        <w:tc>
+          <w:tcPr>
+            <w:tcW w:type="dxa" w:w="3024"/>
+            <w:shd w:val="clear" w:fill="D9E2F3"/>
+          </w:tcPr>
+          <w:p>
+            <w:pPr>
+              <w:spacing w:line="240" w:lineRule="auto" w:after="40"/>
+              <w:jc w:val="left"/>
+            </w:pPr>
+            <w:r>
+              <w:rPr>
+                <w:rFonts w:ascii="Times New Roman" w:hAnsi="Times New Roman"/>
+                <w:b/>
+                <w:sz w:val="21"/>
+              </w:rPr>
+            </w:r>
+            <w:r>
+              <w:rPr>
+                <w:rFonts w:ascii="Times New Roman" w:hAnsi="Times New Roman"/>
+                <w:b/>
+                <w:sz w:val="21"/>
+              </w:rPr>
+              <w:t>Purpose</w:t>
             </w:r>
           </w:p>
         </w:tc>
@@ -6963,7 +6991,7 @@
       <w:tr>
         <w:tc>
           <w:tcPr>
-            <w:tcW w:type="dxa" w:w="4536"/>
+            <w:tcW w:type="dxa" w:w="3024"/>
           </w:tcPr>
           <w:p>
             <w:pPr>
@@ -6981,13 +7009,13 @@
                 <w:rFonts w:ascii="Times New Roman" w:hAnsi="Times New Roman"/>
                 <w:sz w:val="21"/>
               </w:rPr>
-              <w:t>Python 3.11</w:t>
+              <w:t>Python</w:t>
             </w:r>
           </w:p>
         </w:tc>
         <w:tc>
           <w:tcPr>
-            <w:tcW w:type="dxa" w:w="4536"/>
+            <w:tcW w:type="dxa" w:w="3024"/>
           </w:tcPr>
           <w:p>
             <w:pPr>
@@ -7005,7 +7033,31 @@
                 <w:rFonts w:ascii="Times New Roman" w:hAnsi="Times New Roman"/>
                 <w:sz w:val="21"/>
               </w:rPr>
-              <w:t>Programming language for all scripts and the detection service</w:t>
+              <w:t>3.11+</w:t>
+            </w:r>
+          </w:p>
+        </w:tc>
+        <w:tc>
+          <w:tcPr>
+            <w:tcW w:type="dxa" w:w="3024"/>
+          </w:tcPr>
+          <w:p>
+            <w:pPr>
+              <w:spacing w:line="240" w:lineRule="auto" w:after="40"/>
+              <w:jc w:val="left"/>
+            </w:pPr>
+            <w:r>
+              <w:rPr>
+                <w:rFonts w:ascii="Times New Roman" w:hAnsi="Times New Roman"/>
+                <w:sz w:val="21"/>
+              </w:rPr>
+            </w:r>
+            <w:r>
+              <w:rPr>
+                <w:rFonts w:ascii="Times New Roman" w:hAnsi="Times New Roman"/>
+                <w:sz w:val="21"/>
+              </w:rPr>
+              <w:t>Main programming language for the detector, the service and the evaluation scripts</w:t>
             </w:r>
           </w:p>
         </w:tc>
@@ -7013,7 +7065,7 @@
       <w:tr>
         <w:tc>
           <w:tcPr>
-            <w:tcW w:type="dxa" w:w="4536"/>
+            <w:tcW w:type="dxa" w:w="3024"/>
           </w:tcPr>
           <w:p>
             <w:pPr>
@@ -7031,13 +7083,13 @@
                 <w:rFonts w:ascii="Times New Roman" w:hAnsi="Times New Roman"/>
                 <w:sz w:val="21"/>
               </w:rPr>
-              <w:t>scikit-learn 1.4+</w:t>
+              <w:t>pip</w:t>
             </w:r>
           </w:p>
         </w:tc>
         <w:tc>
           <w:tcPr>
-            <w:tcW w:type="dxa" w:w="4536"/>
+            <w:tcW w:type="dxa" w:w="3024"/>
           </w:tcPr>
           <w:p>
             <w:pPr>
@@ -7055,7 +7107,31 @@
                 <w:rFonts w:ascii="Times New Roman" w:hAnsi="Times New Roman"/>
                 <w:sz w:val="21"/>
               </w:rPr>
-              <w:t>Core machine-learning library: TF-IDF vectorisation, Naive Bayes, logistic regression, support-vector machine, feature scaling</w:t>
+              <w:t>built-in (24.x)</w:t>
+            </w:r>
+          </w:p>
+        </w:tc>
+        <w:tc>
+          <w:tcPr>
+            <w:tcW w:type="dxa" w:w="3024"/>
+          </w:tcPr>
+          <w:p>
+            <w:pPr>
+              <w:spacing w:line="240" w:lineRule="auto" w:after="40"/>
+              <w:jc w:val="left"/>
+            </w:pPr>
+            <w:r>
+              <w:rPr>
+                <w:rFonts w:ascii="Times New Roman" w:hAnsi="Times New Roman"/>
+                <w:sz w:val="21"/>
+              </w:rPr>
+            </w:r>
+            <w:r>
+              <w:rPr>
+                <w:rFonts w:ascii="Times New Roman" w:hAnsi="Times New Roman"/>
+                <w:sz w:val="21"/>
+              </w:rPr>
+              <w:t>Package manager used to install the required libraries from the requirements file</w:t>
             </w:r>
           </w:p>
         </w:tc>
@@ -7063,7 +7139,7 @@
       <w:tr>
         <w:tc>
           <w:tcPr>
-            <w:tcW w:type="dxa" w:w="4536"/>
+            <w:tcW w:type="dxa" w:w="3024"/>
           </w:tcPr>
           <w:p>
             <w:pPr>
@@ -7081,13 +7157,13 @@
                 <w:rFonts w:ascii="Times New Roman" w:hAnsi="Times New Roman"/>
                 <w:sz w:val="21"/>
               </w:rPr>
-              <w:t>NumPy (bundled with scikit-learn)</w:t>
+              <w:t>scikit-learn</w:t>
             </w:r>
           </w:p>
         </w:tc>
         <w:tc>
           <w:tcPr>
-            <w:tcW w:type="dxa" w:w="4536"/>
+            <w:tcW w:type="dxa" w:w="3024"/>
           </w:tcPr>
           <w:p>
             <w:pPr>
@@ -7105,7 +7181,31 @@
                 <w:rFonts w:ascii="Times New Roman" w:hAnsi="Times New Roman"/>
                 <w:sz w:val="21"/>
               </w:rPr>
-              <w:t>Numerical array and matrix operations used alongside scikit-learn</w:t>
+              <w:t>1.4+</w:t>
+            </w:r>
+          </w:p>
+        </w:tc>
+        <w:tc>
+          <w:tcPr>
+            <w:tcW w:type="dxa" w:w="3024"/>
+          </w:tcPr>
+          <w:p>
+            <w:pPr>
+              <w:spacing w:line="240" w:lineRule="auto" w:after="40"/>
+              <w:jc w:val="left"/>
+            </w:pPr>
+            <w:r>
+              <w:rPr>
+                <w:rFonts w:ascii="Times New Roman" w:hAnsi="Times New Roman"/>
+                <w:sz w:val="21"/>
+              </w:rPr>
+            </w:r>
+            <w:r>
+              <w:rPr>
+                <w:rFonts w:ascii="Times New Roman" w:hAnsi="Times New Roman"/>
+                <w:sz w:val="21"/>
+              </w:rPr>
+              <w:t>Core machine-learning library: TF-IDF vectorisation, Naïve Bayes, logistic regression, support-vector machine and feature scaling</w:t>
             </w:r>
           </w:p>
         </w:tc>
@@ -7113,7 +7213,7 @@
       <w:tr>
         <w:tc>
           <w:tcPr>
-            <w:tcW w:type="dxa" w:w="4536"/>
+            <w:tcW w:type="dxa" w:w="3024"/>
           </w:tcPr>
           <w:p>
             <w:pPr>
@@ -7131,13 +7231,13 @@
                 <w:rFonts w:ascii="Times New Roman" w:hAnsi="Times New Roman"/>
                 <w:sz w:val="21"/>
               </w:rPr>
-              <w:t>Joblib 1.3+</w:t>
+              <w:t>NumPy</w:t>
             </w:r>
           </w:p>
         </w:tc>
         <w:tc>
           <w:tcPr>
-            <w:tcW w:type="dxa" w:w="4536"/>
+            <w:tcW w:type="dxa" w:w="3024"/>
           </w:tcPr>
           <w:p>
             <w:pPr>
@@ -7155,7 +7255,31 @@
                 <w:rFonts w:ascii="Times New Roman" w:hAnsi="Times New Roman"/>
                 <w:sz w:val="21"/>
               </w:rPr>
-              <w:t>Serialising (saving) the trained model and loading it for prediction</w:t>
+              <w:t>bundled with scikit-learn</w:t>
+            </w:r>
+          </w:p>
+        </w:tc>
+        <w:tc>
+          <w:tcPr>
+            <w:tcW w:type="dxa" w:w="3024"/>
+          </w:tcPr>
+          <w:p>
+            <w:pPr>
+              <w:spacing w:line="240" w:lineRule="auto" w:after="40"/>
+              <w:jc w:val="left"/>
+            </w:pPr>
+            <w:r>
+              <w:rPr>
+                <w:rFonts w:ascii="Times New Roman" w:hAnsi="Times New Roman"/>
+                <w:sz w:val="21"/>
+              </w:rPr>
+            </w:r>
+            <w:r>
+              <w:rPr>
+                <w:rFonts w:ascii="Times New Roman" w:hAnsi="Times New Roman"/>
+                <w:sz w:val="21"/>
+              </w:rPr>
+              <w:t>Numerical array and matrix operations used alongside scikit-learn</w:t>
             </w:r>
           </w:p>
         </w:tc>
@@ -7163,7 +7287,7 @@
       <w:tr>
         <w:tc>
           <w:tcPr>
-            <w:tcW w:type="dxa" w:w="4536"/>
+            <w:tcW w:type="dxa" w:w="3024"/>
           </w:tcPr>
           <w:p>
             <w:pPr>
@@ -7181,13 +7305,13 @@
                 <w:rFonts w:ascii="Times New Roman" w:hAnsi="Times New Roman"/>
                 <w:sz w:val="21"/>
               </w:rPr>
-              <w:t>FastAPI 0.110+</w:t>
+              <w:t>SciPy</w:t>
             </w:r>
           </w:p>
         </w:tc>
         <w:tc>
           <w:tcPr>
-            <w:tcW w:type="dxa" w:w="4536"/>
+            <w:tcW w:type="dxa" w:w="3024"/>
           </w:tcPr>
           <w:p>
             <w:pPr>
@@ -7205,7 +7329,31 @@
                 <w:rFonts w:ascii="Times New Roman" w:hAnsi="Times New Roman"/>
                 <w:sz w:val="21"/>
               </w:rPr>
-              <w:t>Web framework that exposes the detector as a representational-state-transfer (REST) service</w:t>
+              <w:t>bundled with scikit-learn</w:t>
+            </w:r>
+          </w:p>
+        </w:tc>
+        <w:tc>
+          <w:tcPr>
+            <w:tcW w:type="dxa" w:w="3024"/>
+          </w:tcPr>
+          <w:p>
+            <w:pPr>
+              <w:spacing w:line="240" w:lineRule="auto" w:after="40"/>
+              <w:jc w:val="left"/>
+            </w:pPr>
+            <w:r>
+              <w:rPr>
+                <w:rFonts w:ascii="Times New Roman" w:hAnsi="Times New Roman"/>
+                <w:sz w:val="21"/>
+              </w:rPr>
+            </w:r>
+            <w:r>
+              <w:rPr>
+                <w:rFonts w:ascii="Times New Roman" w:hAnsi="Times New Roman"/>
+                <w:sz w:val="21"/>
+              </w:rPr>
+              <w:t>Sparse-matrix and scientific routines relied on by scikit-learn</w:t>
             </w:r>
           </w:p>
         </w:tc>
@@ -7213,7 +7361,7 @@
       <w:tr>
         <w:tc>
           <w:tcPr>
-            <w:tcW w:type="dxa" w:w="4536"/>
+            <w:tcW w:type="dxa" w:w="3024"/>
           </w:tcPr>
           <w:p>
             <w:pPr>
@@ -7231,13 +7379,13 @@
                 <w:rFonts w:ascii="Times New Roman" w:hAnsi="Times New Roman"/>
                 <w:sz w:val="21"/>
               </w:rPr>
-              <w:t>Uvicorn 0.27+</w:t>
+              <w:t>Joblib</w:t>
             </w:r>
           </w:p>
         </w:tc>
         <w:tc>
           <w:tcPr>
-            <w:tcW w:type="dxa" w:w="4536"/>
+            <w:tcW w:type="dxa" w:w="3024"/>
           </w:tcPr>
           <w:p>
             <w:pPr>
@@ -7255,7 +7403,31 @@
                 <w:rFonts w:ascii="Times New Roman" w:hAnsi="Times New Roman"/>
                 <w:sz w:val="21"/>
               </w:rPr>
-              <w:t>Server that runs the FastAPI service and accepts prediction requests</w:t>
+              <w:t>1.3+</w:t>
+            </w:r>
+          </w:p>
+        </w:tc>
+        <w:tc>
+          <w:tcPr>
+            <w:tcW w:type="dxa" w:w="3024"/>
+          </w:tcPr>
+          <w:p>
+            <w:pPr>
+              <w:spacing w:line="240" w:lineRule="auto" w:after="40"/>
+              <w:jc w:val="left"/>
+            </w:pPr>
+            <w:r>
+              <w:rPr>
+                <w:rFonts w:ascii="Times New Roman" w:hAnsi="Times New Roman"/>
+                <w:sz w:val="21"/>
+              </w:rPr>
+            </w:r>
+            <w:r>
+              <w:rPr>
+                <w:rFonts w:ascii="Times New Roman" w:hAnsi="Times New Roman"/>
+                <w:sz w:val="21"/>
+              </w:rPr>
+              <w:t>Serialising (saving) the trained model and loading it for prediction</w:t>
             </w:r>
           </w:p>
         </w:tc>
@@ -7263,7 +7435,7 @@
       <w:tr>
         <w:tc>
           <w:tcPr>
-            <w:tcW w:type="dxa" w:w="4536"/>
+            <w:tcW w:type="dxa" w:w="3024"/>
           </w:tcPr>
           <w:p>
             <w:pPr>
@@ -7281,13 +7453,13 @@
                 <w:rFonts w:ascii="Times New Roman" w:hAnsi="Times New Roman"/>
                 <w:sz w:val="21"/>
               </w:rPr>
-              <w:t>Pydantic 2.0+</w:t>
+              <w:t>FastAPI</w:t>
             </w:r>
           </w:p>
         </w:tc>
         <w:tc>
           <w:tcPr>
-            <w:tcW w:type="dxa" w:w="4536"/>
+            <w:tcW w:type="dxa" w:w="3024"/>
           </w:tcPr>
           <w:p>
             <w:pPr>
@@ -7305,7 +7477,31 @@
                 <w:rFonts w:ascii="Times New Roman" w:hAnsi="Times New Roman"/>
                 <w:sz w:val="21"/>
               </w:rPr>
-              <w:t>Validates the data received in each request to the service</w:t>
+              <w:t>0.110+</w:t>
+            </w:r>
+          </w:p>
+        </w:tc>
+        <w:tc>
+          <w:tcPr>
+            <w:tcW w:type="dxa" w:w="3024"/>
+          </w:tcPr>
+          <w:p>
+            <w:pPr>
+              <w:spacing w:line="240" w:lineRule="auto" w:after="40"/>
+              <w:jc w:val="left"/>
+            </w:pPr>
+            <w:r>
+              <w:rPr>
+                <w:rFonts w:ascii="Times New Roman" w:hAnsi="Times New Roman"/>
+                <w:sz w:val="21"/>
+              </w:rPr>
+            </w:r>
+            <w:r>
+              <w:rPr>
+                <w:rFonts w:ascii="Times New Roman" w:hAnsi="Times New Roman"/>
+                <w:sz w:val="21"/>
+              </w:rPr>
+              <w:t>Web framework that exposes the detector as a representational-state-transfer (REST) service</w:t>
             </w:r>
           </w:p>
         </w:tc>
@@ -7313,7 +7509,7 @@
       <w:tr>
         <w:tc>
           <w:tcPr>
-            <w:tcW w:type="dxa" w:w="4536"/>
+            <w:tcW w:type="dxa" w:w="3024"/>
           </w:tcPr>
           <w:p>
             <w:pPr>
@@ -7331,13 +7527,13 @@
                 <w:rFonts w:ascii="Times New Roman" w:hAnsi="Times New Roman"/>
                 <w:sz w:val="21"/>
               </w:rPr>
-              <w:t>Matplotlib 3.7+</w:t>
+              <w:t>Uvicorn</w:t>
             </w:r>
           </w:p>
         </w:tc>
         <w:tc>
           <w:tcPr>
-            <w:tcW w:type="dxa" w:w="4536"/>
+            <w:tcW w:type="dxa" w:w="3024"/>
           </w:tcPr>
           <w:p>
             <w:pPr>
@@ -7355,7 +7551,327 @@
                 <w:rFonts w:ascii="Times New Roman" w:hAnsi="Times New Roman"/>
                 <w:sz w:val="21"/>
               </w:rPr>
+              <w:t>0.27+</w:t>
+            </w:r>
+          </w:p>
+        </w:tc>
+        <w:tc>
+          <w:tcPr>
+            <w:tcW w:type="dxa" w:w="3024"/>
+          </w:tcPr>
+          <w:p>
+            <w:pPr>
+              <w:spacing w:line="240" w:lineRule="auto" w:after="40"/>
+              <w:jc w:val="left"/>
+            </w:pPr>
+            <w:r>
+              <w:rPr>
+                <w:rFonts w:ascii="Times New Roman" w:hAnsi="Times New Roman"/>
+                <w:sz w:val="21"/>
+              </w:rPr>
+            </w:r>
+            <w:r>
+              <w:rPr>
+                <w:rFonts w:ascii="Times New Roman" w:hAnsi="Times New Roman"/>
+                <w:sz w:val="21"/>
+              </w:rPr>
+              <w:t>Server that runs the FastAPI service and accepts prediction requests</w:t>
+            </w:r>
+          </w:p>
+        </w:tc>
+      </w:tr>
+      <w:tr>
+        <w:tc>
+          <w:tcPr>
+            <w:tcW w:type="dxa" w:w="3024"/>
+          </w:tcPr>
+          <w:p>
+            <w:pPr>
+              <w:spacing w:line="240" w:lineRule="auto" w:after="40"/>
+              <w:jc w:val="left"/>
+            </w:pPr>
+            <w:r>
+              <w:rPr>
+                <w:rFonts w:ascii="Times New Roman" w:hAnsi="Times New Roman"/>
+                <w:sz w:val="21"/>
+              </w:rPr>
+            </w:r>
+            <w:r>
+              <w:rPr>
+                <w:rFonts w:ascii="Times New Roman" w:hAnsi="Times New Roman"/>
+                <w:sz w:val="21"/>
+              </w:rPr>
+              <w:t>Pydantic</w:t>
+            </w:r>
+          </w:p>
+        </w:tc>
+        <w:tc>
+          <w:tcPr>
+            <w:tcW w:type="dxa" w:w="3024"/>
+          </w:tcPr>
+          <w:p>
+            <w:pPr>
+              <w:spacing w:line="240" w:lineRule="auto" w:after="40"/>
+              <w:jc w:val="left"/>
+            </w:pPr>
+            <w:r>
+              <w:rPr>
+                <w:rFonts w:ascii="Times New Roman" w:hAnsi="Times New Roman"/>
+                <w:sz w:val="21"/>
+              </w:rPr>
+            </w:r>
+            <w:r>
+              <w:rPr>
+                <w:rFonts w:ascii="Times New Roman" w:hAnsi="Times New Roman"/>
+                <w:sz w:val="21"/>
+              </w:rPr>
+              <w:t>2.0+</w:t>
+            </w:r>
+          </w:p>
+        </w:tc>
+        <w:tc>
+          <w:tcPr>
+            <w:tcW w:type="dxa" w:w="3024"/>
+          </w:tcPr>
+          <w:p>
+            <w:pPr>
+              <w:spacing w:line="240" w:lineRule="auto" w:after="40"/>
+              <w:jc w:val="left"/>
+            </w:pPr>
+            <w:r>
+              <w:rPr>
+                <w:rFonts w:ascii="Times New Roman" w:hAnsi="Times New Roman"/>
+                <w:sz w:val="21"/>
+              </w:rPr>
+            </w:r>
+            <w:r>
+              <w:rPr>
+                <w:rFonts w:ascii="Times New Roman" w:hAnsi="Times New Roman"/>
+                <w:sz w:val="21"/>
+              </w:rPr>
+              <w:t>Validates the data received in each request to the service</w:t>
+            </w:r>
+          </w:p>
+        </w:tc>
+      </w:tr>
+      <w:tr>
+        <w:tc>
+          <w:tcPr>
+            <w:tcW w:type="dxa" w:w="3024"/>
+          </w:tcPr>
+          <w:p>
+            <w:pPr>
+              <w:spacing w:line="240" w:lineRule="auto" w:after="40"/>
+              <w:jc w:val="left"/>
+            </w:pPr>
+            <w:r>
+              <w:rPr>
+                <w:rFonts w:ascii="Times New Roman" w:hAnsi="Times New Roman"/>
+                <w:sz w:val="21"/>
+              </w:rPr>
+            </w:r>
+            <w:r>
+              <w:rPr>
+                <w:rFonts w:ascii="Times New Roman" w:hAnsi="Times New Roman"/>
+                <w:sz w:val="21"/>
+              </w:rPr>
+              <w:t>Matplotlib</w:t>
+            </w:r>
+          </w:p>
+        </w:tc>
+        <w:tc>
+          <w:tcPr>
+            <w:tcW w:type="dxa" w:w="3024"/>
+          </w:tcPr>
+          <w:p>
+            <w:pPr>
+              <w:spacing w:line="240" w:lineRule="auto" w:after="40"/>
+              <w:jc w:val="left"/>
+            </w:pPr>
+            <w:r>
+              <w:rPr>
+                <w:rFonts w:ascii="Times New Roman" w:hAnsi="Times New Roman"/>
+                <w:sz w:val="21"/>
+              </w:rPr>
+            </w:r>
+            <w:r>
+              <w:rPr>
+                <w:rFonts w:ascii="Times New Roman" w:hAnsi="Times New Roman"/>
+                <w:sz w:val="21"/>
+              </w:rPr>
+              <w:t>3.7+</w:t>
+            </w:r>
+          </w:p>
+        </w:tc>
+        <w:tc>
+          <w:tcPr>
+            <w:tcW w:type="dxa" w:w="3024"/>
+          </w:tcPr>
+          <w:p>
+            <w:pPr>
+              <w:spacing w:line="240" w:lineRule="auto" w:after="40"/>
+              <w:jc w:val="left"/>
+            </w:pPr>
+            <w:r>
+              <w:rPr>
+                <w:rFonts w:ascii="Times New Roman" w:hAnsi="Times New Roman"/>
+                <w:sz w:val="21"/>
+              </w:rPr>
+            </w:r>
+            <w:r>
+              <w:rPr>
+                <w:rFonts w:ascii="Times New Roman" w:hAnsi="Times New Roman"/>
+                <w:sz w:val="21"/>
+              </w:rPr>
               <w:t>Generates the result charts and figures used in Chapter 6</w:t>
+            </w:r>
+          </w:p>
+        </w:tc>
+      </w:tr>
+      <w:tr>
+        <w:tc>
+          <w:tcPr>
+            <w:tcW w:type="dxa" w:w="3024"/>
+          </w:tcPr>
+          <w:p>
+            <w:pPr>
+              <w:spacing w:line="240" w:lineRule="auto" w:after="40"/>
+              <w:jc w:val="left"/>
+            </w:pPr>
+            <w:r>
+              <w:rPr>
+                <w:rFonts w:ascii="Times New Roman" w:hAnsi="Times New Roman"/>
+                <w:sz w:val="21"/>
+              </w:rPr>
+            </w:r>
+            <w:r>
+              <w:rPr>
+                <w:rFonts w:ascii="Times New Roman" w:hAnsi="Times New Roman"/>
+                <w:sz w:val="21"/>
+              </w:rPr>
+              <w:t>python-docx</w:t>
+            </w:r>
+          </w:p>
+        </w:tc>
+        <w:tc>
+          <w:tcPr>
+            <w:tcW w:type="dxa" w:w="3024"/>
+          </w:tcPr>
+          <w:p>
+            <w:pPr>
+              <w:spacing w:line="240" w:lineRule="auto" w:after="40"/>
+              <w:jc w:val="left"/>
+            </w:pPr>
+            <w:r>
+              <w:rPr>
+                <w:rFonts w:ascii="Times New Roman" w:hAnsi="Times New Roman"/>
+                <w:sz w:val="21"/>
+              </w:rPr>
+            </w:r>
+            <w:r>
+              <w:rPr>
+                <w:rFonts w:ascii="Times New Roman" w:hAnsi="Times New Roman"/>
+                <w:sz w:val="21"/>
+              </w:rPr>
+              <w:t>1.1+</w:t>
+            </w:r>
+          </w:p>
+        </w:tc>
+        <w:tc>
+          <w:tcPr>
+            <w:tcW w:type="dxa" w:w="3024"/>
+          </w:tcPr>
+          <w:p>
+            <w:pPr>
+              <w:spacing w:line="240" w:lineRule="auto" w:after="40"/>
+              <w:jc w:val="left"/>
+            </w:pPr>
+            <w:r>
+              <w:rPr>
+                <w:rFonts w:ascii="Times New Roman" w:hAnsi="Times New Roman"/>
+                <w:sz w:val="21"/>
+              </w:rPr>
+            </w:r>
+            <w:r>
+              <w:rPr>
+                <w:rFonts w:ascii="Times New Roman" w:hAnsi="Times New Roman"/>
+                <w:sz w:val="21"/>
+              </w:rPr>
+              <w:t>Builds this report document; not part of the detection system</w:t>
+            </w:r>
+          </w:p>
+        </w:tc>
+      </w:tr>
+      <w:tr>
+        <w:tc>
+          <w:tcPr>
+            <w:tcW w:type="dxa" w:w="3024"/>
+          </w:tcPr>
+          <w:p>
+            <w:pPr>
+              <w:spacing w:line="240" w:lineRule="auto" w:after="40"/>
+              <w:jc w:val="left"/>
+            </w:pPr>
+            <w:r>
+              <w:rPr>
+                <w:rFonts w:ascii="Times New Roman" w:hAnsi="Times New Roman"/>
+                <w:sz w:val="21"/>
+              </w:rPr>
+            </w:r>
+            <w:r>
+              <w:rPr>
+                <w:rFonts w:ascii="Times New Roman" w:hAnsi="Times New Roman"/>
+                <w:sz w:val="21"/>
+              </w:rPr>
+              <w:t>Python standard library (email, csv, re, json, argparse, pathlib)</w:t>
+            </w:r>
+          </w:p>
+        </w:tc>
+        <w:tc>
+          <w:tcPr>
+            <w:tcW w:type="dxa" w:w="3024"/>
+          </w:tcPr>
+          <w:p>
+            <w:pPr>
+              <w:spacing w:line="240" w:lineRule="auto" w:after="40"/>
+              <w:jc w:val="left"/>
+            </w:pPr>
+            <w:r>
+              <w:rPr>
+                <w:rFonts w:ascii="Times New Roman" w:hAnsi="Times New Roman"/>
+                <w:sz w:val="21"/>
+              </w:rPr>
+            </w:r>
+            <w:r>
+              <w:rPr>
+                <w:rFonts w:ascii="Times New Roman" w:hAnsi="Times New Roman"/>
+                <w:sz w:val="21"/>
+              </w:rPr>
+              <w:t>built-in</w:t>
+            </w:r>
+          </w:p>
+        </w:tc>
+        <w:tc>
+          <w:tcPr>
+            <w:tcW w:type="dxa" w:w="3024"/>
+          </w:tcPr>
+          <w:p>
+            <w:pPr>
+              <w:spacing w:line="240" w:lineRule="auto" w:after="40"/>
+              <w:jc w:val="left"/>
+            </w:pPr>
+            <w:r>
+              <w:rPr>
+                <w:rFonts w:ascii="Times New Roman" w:hAnsi="Times New Roman"/>
+                <w:sz w:val="21"/>
+              </w:rPr>
+            </w:r>
+            <w:r>
+              <w:rPr>
+                <w:rFonts w:ascii="Times New Roman" w:hAnsi="Times New Roman"/>
+                <w:sz w:val="21"/>
+              </w:rPr>
+              <w:t>RFC-5322 email parsing, comma-separated-value handling, regular expressions, request/response data and the command-line interface</w:t>
             </w:r>
           </w:p>
         </w:tc>
@@ -7364,7 +7880,7 @@
     <w:p/>
     <w:p>
       <w:r>
-        <w:t>The version numbers in Table 5.2 matched the minimum versions recorded in the requirements file, so the environment could be recreated exactly. The python-docx library (1.1+) was used only to generate this report document and was not part of the detection system.</w:t>
+        <w:t>The versions in Table 5.2 are the minimum versions recorded in the requirements file, and the exact installed versions can be listed with the `pip list` command. The python-docx library was used only to generate this report document and was not part of the detection system.</w:t>
       </w:r>
     </w:p>
     <w:p>

--- a/REPORT_FYP2.docx
+++ b/REPORT_FYP2.docx
@@ -8338,6 +8338,11 @@
       </w:tr>
     </w:tbl>
     <w:p/>
+    <w:p>
+      <w:r>
+        <w:t>In plain terms, the word and character TF-IDF rows controlled how the email text was turned into numbers: single words and two-word pairs (and three-to-five-character fragments) were counted, up to a fixed vocabulary size, with very frequent words dampened. The dictionary vectoriser turned the twelve metadata signals into numerical features, and the standard scaler rescaled those signals so that a raw value such as body length could not outweigh the word features. The classifier used class-balanced weighting so that the spam and legitimate classes were treated fairly even if one was more common, with a regularisation strength of C = 1.5. The decision threshold of 0.55 meant an email was flagged as spam only when the model's spam probability exceeded 0.55; lowering it caught more spam but produced more false positives, and the threshold sweep used in evaluation chose a suitable operating point. A fixed random seed ensured that the same training run could be reproduced exactly.</w:t>
+      </w:r>
+    </w:p>
     <w:p>
       <w:pPr>
         <w:pStyle w:val="Heading1"/>

--- a/REPORT_FYP2.docx
+++ b/REPORT_FYP2.docx
@@ -8490,10 +8490,10 @@
         <w:rPr>
           <w:b/>
         </w:rPr>
-        <w:t>Environment policy.</w:t>
-      </w:r>
-      <w:r>
-        <w:t xml:space="preserve"> A Windows application-control policy initially blocked a scientific-library binary; installing official prebuilt packages resolved the issue.</w:t>
+        <w:t>Mixed text encodings in the public corpora.</w:t>
+      </w:r>
+      <w:r>
+        <w:t xml:space="preserve"> Source CSV files were not all encoded the same way, so opening them as UTF-8 caused decoding errors on some emails; the data-preparation step read each file with UTF-8 first and fell back to latin-1 (a byte-safe encoding), after which every corpus loaded without errors.</w:t>
       </w:r>
     </w:p>
     <w:p>

--- a/REPORT_FYP2.docx
+++ b/REPORT_FYP2.docx
@@ -2952,7 +2952,7 @@
     </w:p>
     <w:p>
       <w:r>
-        <w:t>The pipeline proceeded from incoming email to action and feedback. Three parallel feature streams — word content, character content and structural metadata — were extracted, fused and standardised, then passed to the classifier. The resulting probability was compared against a configurable threshold to produce a label and an explanation; decisions and corrections flowed through a review queue into the feedback store, which fed scheduled retraining.</w:t>
+        <w:t>The pipeline proceeded from incoming email to action and feedback. Three parallel feature streams — word content, character content and structural metadata — were extracted, fused and standardised, then passed to the classifier. The resulting probability was compared against a configurable threshold to produce a label and an explanation; decisions and corrections flowed through a review queue into the feedback store, which fed scheduled retraining. The end-to-end data flow and the retraining feedback loop are shown in Figure 3.1.</w:t>
       </w:r>
     </w:p>
     <w:p>
@@ -3720,7 +3720,7 @@
     </w:p>
     <w:p>
       <w:r>
-        <w:t>The activity flow began when an email entered the system and ended either with a delivered message, a quarantined message, or a redeployed model after retraining.</w:t>
+        <w:t>The activity flow began when an email entered the system and ended either with a delivered message, a quarantined message, or a redeployed model after retraining. Each message was parsed and scored, a threshold decision routed it to the inbox or quarantine, and a reviewer correction on the rare misclassified message triggered the validate-and-redeploy loop. The full sequence, including the feedback path, is illustrated in Figure 3.3.</w:t>
       </w:r>
     </w:p>
     <w:p>
@@ -4475,9 +4475,18 @@
       <w:r>
         <w:rPr>
           <w:rFonts w:ascii="Cambria Math" w:hAnsi="Cambria Math"/>
+          <w:i/>
           <w:sz w:val="24"/>
         </w:rPr>
-        <w:t>w(t, d) = tf(t, d) · idf(t)        (3.1)</w:t>
+        <w:t>w(t, d) = tf(t, d) · idf(t)</w:t>
+      </w:r>
+      <w:r>
+        <w:rPr>
+          <w:rFonts w:ascii="Times New Roman" w:hAnsi="Times New Roman"/>
+          <w:i w:val="0"/>
+          <w:sz w:val="24"/>
+        </w:rPr>
+        <w:t xml:space="preserve">        (3.1)</w:t>
       </w:r>
     </w:p>
     <w:p>
@@ -4488,9 +4497,18 @@
       <w:r>
         <w:rPr>
           <w:rFonts w:ascii="Cambria Math" w:hAnsi="Cambria Math"/>
+          <w:i/>
           <w:sz w:val="24"/>
         </w:rPr>
-        <w:t>idf(t) = ln ( N / (1 + df(t)) ) + 1        (3.2)</w:t>
+        <w:t>idf(t) = ln ( N / (1 + df(t)) ) + 1</w:t>
+      </w:r>
+      <w:r>
+        <w:rPr>
+          <w:rFonts w:ascii="Times New Roman" w:hAnsi="Times New Roman"/>
+          <w:i w:val="0"/>
+          <w:sz w:val="24"/>
+        </w:rPr>
+        <w:t xml:space="preserve">        (3.2)</w:t>
       </w:r>
     </w:p>
     <w:p>
@@ -4517,9 +4535,18 @@
       <w:r>
         <w:rPr>
           <w:rFonts w:ascii="Cambria Math" w:hAnsi="Cambria Math"/>
+          <w:i/>
           <w:sz w:val="24"/>
         </w:rPr>
-        <w:t>z = ( x − μ ) / σ        (3.3)</w:t>
+        <w:t>z = ( x − μ ) / σ</w:t>
+      </w:r>
+      <w:r>
+        <w:rPr>
+          <w:rFonts w:ascii="Times New Roman" w:hAnsi="Times New Roman"/>
+          <w:i w:val="0"/>
+          <w:sz w:val="24"/>
+        </w:rPr>
+        <w:t xml:space="preserve">        (3.3)</w:t>
       </w:r>
     </w:p>
     <w:p>
@@ -4557,9 +4584,18 @@
       <w:r>
         <w:rPr>
           <w:rFonts w:ascii="Cambria Math" w:hAnsi="Cambria Math"/>
+          <w:i/>
           <w:sz w:val="24"/>
         </w:rPr>
-        <w:t>z = w₀ + w₁x₁ + w₂x₂ + … + wₘxₘ        (3.4)</w:t>
+        <w:t>z = w₀ + w₁x₁ + w₂x₂ + … + wₘxₘ</w:t>
+      </w:r>
+      <w:r>
+        <w:rPr>
+          <w:rFonts w:ascii="Times New Roman" w:hAnsi="Times New Roman"/>
+          <w:i w:val="0"/>
+          <w:sz w:val="24"/>
+        </w:rPr>
+        <w:t xml:space="preserve">        (3.4)</w:t>
       </w:r>
     </w:p>
     <w:p>
@@ -4570,9 +4606,18 @@
       <w:r>
         <w:rPr>
           <w:rFonts w:ascii="Cambria Math" w:hAnsi="Cambria Math"/>
+          <w:i/>
           <w:sz w:val="24"/>
         </w:rPr>
-        <w:t>P(spam | x) = 1 / ( 1 + e^(−z) )        (3.5)</w:t>
+        <w:t>P(spam | x) = 1 / ( 1 + e^(−z) )</w:t>
+      </w:r>
+      <w:r>
+        <w:rPr>
+          <w:rFonts w:ascii="Times New Roman" w:hAnsi="Times New Roman"/>
+          <w:i w:val="0"/>
+          <w:sz w:val="24"/>
+        </w:rPr>
+        <w:t xml:space="preserve">        (3.5)</w:t>
       </w:r>
     </w:p>
     <w:p>
@@ -4588,9 +4633,18 @@
       <w:r>
         <w:rPr>
           <w:rFonts w:ascii="Cambria Math" w:hAnsi="Cambria Math"/>
+          <w:i/>
           <w:sz w:val="24"/>
         </w:rPr>
-        <w:t>label = { spam  if P(spam | x) ≥ θ;   legitimate  otherwise }        (3.6)</w:t>
+        <w:t>label = { spam  if P(spam | x) ≥ θ;   legitimate  otherwise }</w:t>
+      </w:r>
+      <w:r>
+        <w:rPr>
+          <w:rFonts w:ascii="Times New Roman" w:hAnsi="Times New Roman"/>
+          <w:i w:val="0"/>
+          <w:sz w:val="24"/>
+        </w:rPr>
+        <w:t xml:space="preserve">        (3.6)</w:t>
       </w:r>
     </w:p>
     <w:p>
@@ -4624,9 +4678,18 @@
       <w:r>
         <w:rPr>
           <w:rFonts w:ascii="Cambria Math" w:hAnsi="Cambria Math"/>
+          <w:i/>
           <w:sz w:val="24"/>
         </w:rPr>
-        <w:t>Accuracy = ( TP + TN ) / ( TP + TN + FP + FN )        (3.7)</w:t>
+        <w:t>Accuracy = ( TP + TN ) / ( TP + TN + FP + FN )</w:t>
+      </w:r>
+      <w:r>
+        <w:rPr>
+          <w:rFonts w:ascii="Times New Roman" w:hAnsi="Times New Roman"/>
+          <w:i w:val="0"/>
+          <w:sz w:val="24"/>
+        </w:rPr>
+        <w:t xml:space="preserve">        (3.7)</w:t>
       </w:r>
     </w:p>
     <w:p>
@@ -4637,9 +4700,18 @@
       <w:r>
         <w:rPr>
           <w:rFonts w:ascii="Cambria Math" w:hAnsi="Cambria Math"/>
+          <w:i/>
           <w:sz w:val="24"/>
         </w:rPr>
-        <w:t>Precision = TP / ( TP + FP )        (3.8)</w:t>
+        <w:t>Precision = TP / ( TP + FP )</w:t>
+      </w:r>
+      <w:r>
+        <w:rPr>
+          <w:rFonts w:ascii="Times New Roman" w:hAnsi="Times New Roman"/>
+          <w:i w:val="0"/>
+          <w:sz w:val="24"/>
+        </w:rPr>
+        <w:t xml:space="preserve">        (3.8)</w:t>
       </w:r>
     </w:p>
     <w:p>
@@ -4650,9 +4722,18 @@
       <w:r>
         <w:rPr>
           <w:rFonts w:ascii="Cambria Math" w:hAnsi="Cambria Math"/>
+          <w:i/>
           <w:sz w:val="24"/>
         </w:rPr>
-        <w:t>Recall = TP / ( TP + FN )        (3.9)</w:t>
+        <w:t>Recall = TP / ( TP + FN )</w:t>
+      </w:r>
+      <w:r>
+        <w:rPr>
+          <w:rFonts w:ascii="Times New Roman" w:hAnsi="Times New Roman"/>
+          <w:i w:val="0"/>
+          <w:sz w:val="24"/>
+        </w:rPr>
+        <w:t xml:space="preserve">        (3.9)</w:t>
       </w:r>
     </w:p>
     <w:p>
@@ -4663,9 +4744,18 @@
       <w:r>
         <w:rPr>
           <w:rFonts w:ascii="Cambria Math" w:hAnsi="Cambria Math"/>
+          <w:i/>
           <w:sz w:val="24"/>
         </w:rPr>
-        <w:t>F1 = 2 · ( Precision · Recall ) / ( Precision + Recall )        (3.10)</w:t>
+        <w:t>F1 = 2 · ( Precision · Recall ) / ( Precision + Recall )</w:t>
+      </w:r>
+      <w:r>
+        <w:rPr>
+          <w:rFonts w:ascii="Times New Roman" w:hAnsi="Times New Roman"/>
+          <w:i w:val="0"/>
+          <w:sz w:val="24"/>
+        </w:rPr>
+        <w:t xml:space="preserve">        (3.10)</w:t>
       </w:r>
     </w:p>
     <w:p>
@@ -4676,9 +4766,18 @@
       <w:r>
         <w:rPr>
           <w:rFonts w:ascii="Cambria Math" w:hAnsi="Cambria Math"/>
+          <w:i/>
           <w:sz w:val="24"/>
         </w:rPr>
-        <w:t>False-positive rate = FP / ( FP + TN )        (3.11)</w:t>
+        <w:t>False-positive rate = FP / ( FP + TN )</w:t>
+      </w:r>
+      <w:r>
+        <w:rPr>
+          <w:rFonts w:ascii="Times New Roman" w:hAnsi="Times New Roman"/>
+          <w:i w:val="0"/>
+          <w:sz w:val="24"/>
+        </w:rPr>
+        <w:t xml:space="preserve">        (3.11)</w:t>
       </w:r>
     </w:p>
     <w:p>
@@ -6853,17 +6952,6 @@
     </w:p>
     <w:p>
       <w:pPr>
-        <w:jc w:val="center"/>
-      </w:pPr>
-      <w:r>
-        <w:rPr>
-          <w:i/>
-        </w:rPr>
-        <w:t>FIGURE 5.1: Software and virtual-environment setup.</w:t>
-      </w:r>
-    </w:p>
-    <w:p>
-      <w:pPr>
         <w:pStyle w:val="Heading1"/>
         <w:jc w:val="left"/>
       </w:pPr>
@@ -7880,7 +7968,18 @@
     <w:p/>
     <w:p>
       <w:r>
-        <w:t>The versions in Table 5.2 are the minimum versions recorded in the requirements file, and the exact installed versions can be listed with the `pip list` command. The python-docx library was used only to generate this report document and was not part of the detection system.</w:t>
+        <w:t>The versions in Table 5.2 are the minimum versions recorded in the requirements file, and the exact installed versions can be listed with the `pip list` command. The python-docx library was used only to generate this report document and was not part of the detection system. The virtual environment and the successful installation of the libraries are shown in Figure 5.1.</w:t>
+      </w:r>
+    </w:p>
+    <w:p>
+      <w:pPr>
+        <w:jc w:val="center"/>
+      </w:pPr>
+      <w:r>
+        <w:rPr>
+          <w:i/>
+        </w:rPr>
+        <w:t>FIGURE 5.1: Software and virtual-environment setup.</w:t>
       </w:r>
     </w:p>
     <w:p>
@@ -9071,7 +9170,7 @@
     <w:p/>
     <w:p>
       <w:r>
-        <w:t>Of approximately 9,809 legitimate test messages, 9,719 were passed and 90 were wrongly flagged; of approximately 10,479 phishing test messages, 10,399 were caught and 80 were missed. The low false-positive count was the operationally important result, because legitimate mail was rarely interrupted.</w:t>
+        <w:t>Of approximately 9,809 legitimate test messages, 9,719 were passed and 90 were wrongly flagged; of approximately 10,479 phishing test messages, 10,399 were caught and 80 were missed. The low false-positive count was the operationally important result, because legitimate mail was rarely interrupted. The full confusion matrix on the held-out test split is shown in Figure 6.1.</w:t>
       </w:r>
     </w:p>
     <w:p>
@@ -9083,6 +9182,11 @@
           <w:i/>
         </w:rPr>
         <w:t>FIGURE 6.1: Confusion matrix of the fused model on the held-out test split.</w:t>
+      </w:r>
+    </w:p>
+    <w:p>
+      <w:r>
+        <w:t>The overall trade-off of the fused model was summarised by its receiver-operating-characteristic curve, and the relationship between the decision threshold and recall was examined in a threshold sweep; both are plotted in Figure 6.2, with the ROC-AUC of 1.000 indicating nearly perfect ranking of spam above legitimate mail.</w:t>
       </w:r>
     </w:p>
     <w:p>
@@ -10337,7 +10441,7 @@
     <w:p/>
     <w:p>
       <w:r>
-        <w:t>The catch rate fell as the threshold rose, showing that the model was systematically less confident on large-language-model-written mail than on classic phishing — evidence that AI-assisted messages were harder, and a direct motivation for the adaptive retraining mechanism. The result was consistent with recent research in which a conventionally trained detector still caught the large majority of AI-generated phishing [12].</w:t>
+        <w:t>The catch rate fell as the threshold rose, showing that the model was systematically less confident on large-language-model-written mail than on classic phishing — evidence that AI-assisted messages were harder, and a direct motivation for the adaptive retraining mechanism. The result was consistent with recent research in which a conventionally trained detector still caught the large majority of AI-generated phishing [12]. The decline of catch rate with the decision threshold is plotted in Figure 6.3.</w:t>
       </w:r>
     </w:p>
     <w:p>
@@ -10779,7 +10883,7 @@
     <w:p/>
     <w:p>
       <w:r>
-        <w:t>The improvement was greatest for threat types actually represented in the reviewed feedback; this scope was reported honestly rather than claiming universal adaptation. The retraining path was fully automated but gated on a held-out validation check, so a new model was redeployed only if it maintained main-corpus accuracy while improving the target threat ranking. This prevented a small feedback batch from degrading the detector and distinguished the system from both a static model and an uncontrolled online-learning loop.</w:t>
+        <w:t>The improvement was greatest for threat types actually represented in the reviewed feedback; this scope was reported honestly rather than claiming universal adaptation. The retraining path was fully automated but gated on a held-out validation check, so a new model was redeployed only if it maintained main-corpus accuracy while improving the target threat ranking. This prevented a small feedback batch from degrading the detector and distinguished the system from both a static model and an uncontrolled online-learning loop. The improvement in ranking is visualised by the two ROC curves, before and after retraining, in Figure 6.4.</w:t>
       </w:r>
     </w:p>
     <w:p>

--- a/REPORT_FYP2.docx
+++ b/REPORT_FYP2.docx
@@ -12605,6 +12605,26 @@
       </w:tr>
     </w:tbl>
     <w:p/>
+    <w:p>
+      <w:r>
+        <w:t>Objective 1, extracting content and metadata features, was achieved. The system extracted both word- and character-level content features using term-frequency inverse-document-frequency weighting, together with twelve structural metadata signals (Section 4.2, Table 4.2) such as link counts, the mismatch between the sender domain and linked domains, and authentication indicators; a message was therefore judged on both what it said and how it was structured, rather than on either source alone.</w:t>
+      </w:r>
+    </w:p>
+    <w:p>
+      <w:r>
+        <w:t>Objective 2, a content–metadata fusion framework, was achieved. The content and metadata streams were combined in a single sparse pipeline in which the metadata signals were standardised before being fused with the text features (Sections 3.3 and 4.2), allowing one classifier to reason over content and metadata jointly rather than as separate decisions.</w:t>
+      </w:r>
+    </w:p>
+    <w:p>
+      <w:r>
+        <w:t>Objective 3, training and evaluating Naïve Bayes, logistic regression and the support-vector machine, was achieved. All three classifiers were trained and evaluated on the same stratified 75/25 split under identical settings (Table 6.2); the fused logistic-regression model was selected for deployment because it matched the best reported accuracy while also providing calibrated probabilities and a tunable decision threshold.</w:t>
+      </w:r>
+    </w:p>
+    <w:p>
+      <w:r>
+        <w:t>Objective 4, adaptive retraining that maintained accuracy, was achieved. After one reviewed retraining cycle on modern threat email, ranking performance on a held-out modern-threat set rose from ROC-AUC 0.81 to 0.945 and recall at a near-zero false-positive point rose from approximately 20% to 85%, while accuracy on the main corpus was maintained at 0.991 (Table 6.4), demonstrating measurable adaptation to new threat styles without degrading normal performance.</w:t>
+      </w:r>
+    </w:p>
     <w:p>
       <w:pPr>
         <w:pStyle w:val="Heading1"/>

--- a/REPORT_FYP2.docx
+++ b/REPORT_FYP2.docx
@@ -12713,7 +12713,7 @@
         <w:t>Live mailbox integration.</w:t>
       </w:r>
       <w:r>
-        <w:t xml:space="preserve"> Connect the API to a live mailbox through an automation platform or mail-transfer agent, with quarantine and a reviewer dashboard, under appropriate authorisation.</w:t>
+        <w:t xml:space="preserve"> Connect the running service to a live email account over the Internet Message Access Protocol (IMAP) — the standard protocol email clients use to read a mailbox — or through the mail provider's application programming interface, optionally mediated by an automation platform or a mail-transfer agent. New messages would then be fetched and scored automatically as they arrived, spam moved to a quarantine folder within the real mailbox, and the reviewer console used to confirm corrections, all under the account holder's authorisation. The present system already performs this score-and-quarantine loop on a monitored local folder; this recommendation replaces that local folder with a live, network-connected mailbox.</w:t>
       </w:r>
     </w:p>
     <w:p>

--- a/REPORT_FYP2.docx
+++ b/REPORT_FYP2.docx
@@ -8462,7 +8462,7 @@
     </w:p>
     <w:p>
       <w:r>
-        <w:t>The review console, shown in Figure 5.2, allowed a reviewer to paste an email and immediately see its classification, the probability assigned, and the individual structural signals that fired, together with buttons to confirm or correct the decision. When the detector was accessed through its service interface, it returned a structured response containing the predicted label, the spam probability, a confidence value and the list of contributing signals, as shown in Figure 5.3. Finally, the mailbox watcher could monitor a folder and, in quarantine mode, move each flagged message into a quarantine directory while logging the decision to the review queue, as shown in Figure 5.4.</w:t>
+        <w:t>The review console, shown in Figure 5.2, allowed a reviewer to paste an email and immediately see its classification, the probability assigned, and the individual structural signals that fired, together with buttons to confirm or correct the decision. When the detector was accessed through its service interface, it returned a structured response containing the predicted label, the spam probability, a confidence value and the list of contributing signals, as shown in Figure 5.3. Finally, the mailbox watcher could monitor a folder and, in quarantine mode, move each flagged message into a quarantine directory while logging the decision to the review queue, as shown in Figure 5.4. The same automatic score-and-quarantine loop could also run against a real, network-connected mailbox using the Internet Message Access Protocol: the filter logged into the account, fetched new messages as they arrived, moved flagged mail into a dedicated quarantine folder within the mailbox, and left legitimate mail in the inbox, so the system operated as a live adaptive filter rather than only as an offline tool.</w:t>
       </w:r>
     </w:p>
     <w:p>
@@ -12710,10 +12710,10 @@
         <w:rPr>
           <w:b/>
         </w:rPr>
-        <w:t>Live mailbox integration.</w:t>
-      </w:r>
-      <w:r>
-        <w:t xml:space="preserve"> Connect the running service to a live email account over the Internet Message Access Protocol (IMAP) — the standard protocol email clients use to read a mailbox — or through the mail provider's application programming interface, optionally mediated by an automation platform or a mail-transfer agent. New messages would then be fetched and scored automatically as they arrived, spam moved to a quarantine folder within the real mailbox, and the reviewer console used to confirm corrections, all under the account holder's authorisation. The present system already performs this score-and-quarantine loop on a monitored local folder; this recommendation replaces that local folder with a live, network-connected mailbox.</w:t>
+        <w:t>Hardened, production-grade mail-server deployment.</w:t>
+      </w:r>
+      <w:r>
+        <w:t xml:space="preserve"> The system already connects to a live mailbox over the Internet Message Access Protocol (IMAP) — the standard protocol email clients use to read a mailbox — fetching new messages automatically, moving spam to a quarantine folder and logging decisions for review (Section 5.4). The remaining deployment work is to harden this connector for continuous production use: integration directly with a mail-transfer agent or a provider application programming interface, encrypted storage of the account credentials, automatic reconnection and error recovery, and server-level quarantine/restore controls, so the filter can run unattended on an organisational mail server under formal authorisation.</w:t>
       </w:r>
     </w:p>
     <w:p>
@@ -13291,6 +13291,66 @@
           <w:sz w:val="19"/>
         </w:rPr>
         <w:t>python -m spam_detection.scan_mailbox mail_inbox --action quarantine --watch</w:t>
+      </w:r>
+    </w:p>
+    <w:p>
+      <w:pPr>
+        <w:spacing w:line="240" w:lineRule="auto" w:after="0"/>
+      </w:pPr>
+      <w:r>
+        <w:rPr>
+          <w:rFonts w:ascii="Consolas" w:hAnsi="Consolas"/>
+          <w:sz w:val="19"/>
+        </w:rPr>
+        <w:t xml:space="preserve"> </w:t>
+      </w:r>
+    </w:p>
+    <w:p>
+      <w:pPr>
+        <w:spacing w:line="240" w:lineRule="auto" w:after="0"/>
+      </w:pPr>
+      <w:r>
+        <w:rPr>
+          <w:rFonts w:ascii="Consolas" w:hAnsi="Consolas"/>
+          <w:sz w:val="19"/>
+        </w:rPr>
+        <w:t># 5. Connect to a LIVE mailbox over IMAP and filter real incoming mail</w:t>
+      </w:r>
+    </w:p>
+    <w:p>
+      <w:pPr>
+        <w:spacing w:line="240" w:lineRule="auto" w:after="0"/>
+      </w:pPr>
+      <w:r>
+        <w:rPr>
+          <w:rFonts w:ascii="Consolas" w:hAnsi="Consolas"/>
+          <w:sz w:val="19"/>
+        </w:rPr>
+        <w:t>#    (set IMAP_HOST / IMAP_USER / IMAP_PASS first, using an app password)</w:t>
+      </w:r>
+    </w:p>
+    <w:p>
+      <w:pPr>
+        <w:spacing w:line="240" w:lineRule="auto" w:after="0"/>
+      </w:pPr>
+      <w:r>
+        <w:rPr>
+          <w:rFonts w:ascii="Consolas" w:hAnsi="Consolas"/>
+          <w:sz w:val="19"/>
+        </w:rPr>
+        <w:t>python -m spam_detection.imap_watch --action report --watch        # read-only check</w:t>
+      </w:r>
+    </w:p>
+    <w:p>
+      <w:pPr>
+        <w:spacing w:line="240" w:lineRule="auto" w:after="0"/>
+      </w:pPr>
+      <w:r>
+        <w:rPr>
+          <w:rFonts w:ascii="Consolas" w:hAnsi="Consolas"/>
+          <w:sz w:val="19"/>
+        </w:rPr>
+        <w:t>python -m spam_detection.imap_watch --action quarantine --watch    # move spam to Spam_Quarantine</w:t>
       </w:r>
     </w:p>
     <w:p>

--- a/REPORT_FYP2.docx
+++ b/REPORT_FYP2.docx
@@ -8462,7 +8462,7 @@
     </w:p>
     <w:p>
       <w:r>
-        <w:t>The review console, shown in Figure 5.2, allowed a reviewer to paste an email and immediately see its classification, the probability assigned, and the individual structural signals that fired, together with buttons to confirm or correct the decision. When the detector was accessed through its service interface, it returned a structured response containing the predicted label, the spam probability, a confidence value and the list of contributing signals, as shown in Figure 5.3. Finally, the mailbox watcher could monitor a folder and, in quarantine mode, move each flagged message into a quarantine directory while logging the decision to the review queue, as shown in Figure 5.4. The same automatic score-and-quarantine loop could also run against a real, network-connected mailbox using the Internet Message Access Protocol: the filter logged into the account, fetched new messages as they arrived, moved flagged mail into a dedicated quarantine folder within the mailbox, and left legitimate mail in the inbox, so the system operated as a live adaptive filter rather than only as an offline tool.</w:t>
+        <w:t>The review console, shown in Figure 5.2, allowed a reviewer to paste an email and immediately see its classification, the probability assigned, and the individual structural signals that fired, together with buttons to confirm or correct the decision. When the detector was accessed through its service interface, it returned a structured response containing the predicted label, the spam probability, a confidence value and the list of contributing signals, as shown in Figure 5.3. Finally, the mailbox watcher could monitor a folder and, in quarantine mode, move each flagged message into a quarantine directory while logging the decision to the review queue, as shown in Figure 5.4. The same automatic score-and-quarantine loop was also implemented for a live, network-connected mailbox over the Internet Message Access Protocol: a connector logs into the account, fetches new messages as they arrive, moves flagged mail into a dedicated quarantine folder within the mailbox and leaves legitimate mail in the inbox, allowing the system to be deployed as a live adaptive filter rather than only as an offline tool.</w:t>
       </w:r>
     </w:p>
     <w:p>
@@ -12713,7 +12713,7 @@
         <w:t>Hardened, production-grade mail-server deployment.</w:t>
       </w:r>
       <w:r>
-        <w:t xml:space="preserve"> The system already connects to a live mailbox over the Internet Message Access Protocol (IMAP) — the standard protocol email clients use to read a mailbox — fetching new messages automatically, moving spam to a quarantine folder and logging decisions for review (Section 5.4). The remaining deployment work is to harden this connector for continuous production use: integration directly with a mail-transfer agent or a provider application programming interface, encrypted storage of the account credentials, automatic reconnection and error recovery, and server-level quarantine/restore controls, so the filter can run unattended on an organisational mail server under formal authorisation.</w:t>
+        <w:t xml:space="preserve"> A connector for a live mailbox over the Internet Message Access Protocol (IMAP) — the standard protocol email clients use to read a mailbox — was implemented, allowing the system to fetch new messages automatically, move spam to a quarantine folder and log decisions for review (Section 5.4). The remaining work is to harden this connector for continuous production use: integration directly with a mail-transfer agent or a provider application programming interface, encrypted storage of the account credentials, automatic reconnection and error recovery, and server-level quarantine/restore controls, so the filter can run unattended on an organisational mail server under formal authorisation.</w:t>
       </w:r>
     </w:p>
     <w:p>

--- a/REPORT_FYP2.docx
+++ b/REPORT_FYP2.docx
@@ -7121,7 +7121,7 @@
                 <w:rFonts w:ascii="Times New Roman" w:hAnsi="Times New Roman"/>
                 <w:sz w:val="21"/>
               </w:rPr>
-              <w:t>3.11+</w:t>
+              <w:t>3.13</w:t>
             </w:r>
           </w:p>
         </w:tc>
@@ -7195,7 +7195,7 @@
                 <w:rFonts w:ascii="Times New Roman" w:hAnsi="Times New Roman"/>
                 <w:sz w:val="21"/>
               </w:rPr>
-              <w:t>built-in (24.x)</w:t>
+              <w:t>26.2.1</w:t>
             </w:r>
           </w:p>
         </w:tc>
@@ -7269,7 +7269,7 @@
                 <w:rFonts w:ascii="Times New Roman" w:hAnsi="Times New Roman"/>
                 <w:sz w:val="21"/>
               </w:rPr>
-              <w:t>1.4+</w:t>
+              <w:t>1.9.0</w:t>
             </w:r>
           </w:p>
         </w:tc>
@@ -7343,7 +7343,7 @@
                 <w:rFonts w:ascii="Times New Roman" w:hAnsi="Times New Roman"/>
                 <w:sz w:val="21"/>
               </w:rPr>
-              <w:t>bundled with scikit-learn</w:t>
+              <w:t>2.5.2</w:t>
             </w:r>
           </w:p>
         </w:tc>
@@ -7417,7 +7417,7 @@
                 <w:rFonts w:ascii="Times New Roman" w:hAnsi="Times New Roman"/>
                 <w:sz w:val="21"/>
               </w:rPr>
-              <w:t>bundled with scikit-learn</w:t>
+              <w:t>1.18.1</w:t>
             </w:r>
           </w:p>
         </w:tc>
@@ -7491,7 +7491,7 @@
                 <w:rFonts w:ascii="Times New Roman" w:hAnsi="Times New Roman"/>
                 <w:sz w:val="21"/>
               </w:rPr>
-              <w:t>1.3+</w:t>
+              <w:t>1.5.3</w:t>
             </w:r>
           </w:p>
         </w:tc>
@@ -7565,7 +7565,7 @@
                 <w:rFonts w:ascii="Times New Roman" w:hAnsi="Times New Roman"/>
                 <w:sz w:val="21"/>
               </w:rPr>
-              <w:t>0.110+</w:t>
+              <w:t>0.141.1</w:t>
             </w:r>
           </w:p>
         </w:tc>
@@ -7639,7 +7639,7 @@
                 <w:rFonts w:ascii="Times New Roman" w:hAnsi="Times New Roman"/>
                 <w:sz w:val="21"/>
               </w:rPr>
-              <w:t>0.27+</w:t>
+              <w:t>0.52.4</w:t>
             </w:r>
           </w:p>
         </w:tc>
@@ -7713,7 +7713,7 @@
                 <w:rFonts w:ascii="Times New Roman" w:hAnsi="Times New Roman"/>
                 <w:sz w:val="21"/>
               </w:rPr>
-              <w:t>2.0+</w:t>
+              <w:t>2.13.4</w:t>
             </w:r>
           </w:p>
         </w:tc>
@@ -7787,7 +7787,7 @@
                 <w:rFonts w:ascii="Times New Roman" w:hAnsi="Times New Roman"/>
                 <w:sz w:val="21"/>
               </w:rPr>
-              <w:t>3.7+</w:t>
+              <w:t>3.11.1</w:t>
             </w:r>
           </w:p>
         </w:tc>
@@ -7861,7 +7861,7 @@
                 <w:rFonts w:ascii="Times New Roman" w:hAnsi="Times New Roman"/>
                 <w:sz w:val="21"/>
               </w:rPr>
-              <w:t>1.1+</w:t>
+              <w:t>1.2.0</w:t>
             </w:r>
           </w:p>
         </w:tc>
@@ -7968,7 +7968,7 @@
     <w:p/>
     <w:p>
       <w:r>
-        <w:t>The versions in Table 5.2 are the minimum versions recorded in the requirements file, and the exact installed versions can be listed with the `pip list` command. The python-docx library was used only to generate this report document and was not part of the detection system. The virtual environment and the successful installation of the libraries are shown in Figure 5.1.</w:t>
+        <w:t>Table 5.2 lists the primary libraries the project was built on. The additional packages shown by the package manager (such as Starlette, AnyIO, Click, h11, httptools, watchfiles, websockets, pydantic-core, lxml, contourpy, kiwisolver and pillow) are supporting dependencies installed automatically alongside FastAPI, Uvicorn, scikit-learn and Matplotlib, rather than components used directly. The Python standard library provided email parsing, comma-separated-value handling, regular expressions and the command-line interface with no further installation. The python-docx library was used only to generate this report document and was not part of the detection system. The virtual environment and the successful installation of the libraries are shown in Figure 5.1.</w:t>
       </w:r>
     </w:p>
     <w:p>

--- a/REPORT_FYP2.docx
+++ b/REPORT_FYP2.docx
@@ -7811,7 +7811,7 @@
                 <w:rFonts w:ascii="Times New Roman" w:hAnsi="Times New Roman"/>
                 <w:sz w:val="21"/>
               </w:rPr>
-              <w:t>Generates the result charts and figures used in Chapter 6</w:t>
+              <w:t>Plots the evaluation and benchmarking results (classifier-comparison charts, ROC curves and the confusion matrix) used in the performance analysis</w:t>
             </w:r>
           </w:p>
         </w:tc>
@@ -7837,7 +7837,7 @@
                 <w:rFonts w:ascii="Times New Roman" w:hAnsi="Times New Roman"/>
                 <w:sz w:val="21"/>
               </w:rPr>
-              <w:t>python-docx</w:t>
+              <w:t>Python standard library (email, csv, re, urllib, pathlib, argparse, shutil, imaplib and others)</w:t>
             </w:r>
           </w:p>
         </w:tc>
@@ -7861,7 +7861,7 @@
                 <w:rFonts w:ascii="Times New Roman" w:hAnsi="Times New Roman"/>
                 <w:sz w:val="21"/>
               </w:rPr>
-              <w:t>1.2.0</w:t>
+              <w:t>built-in</w:t>
             </w:r>
           </w:p>
         </w:tc>
@@ -7885,81 +7885,7 @@
                 <w:rFonts w:ascii="Times New Roman" w:hAnsi="Times New Roman"/>
                 <w:sz w:val="21"/>
               </w:rPr>
-              <w:t>Builds this report document; not part of the detection system</w:t>
-            </w:r>
-          </w:p>
-        </w:tc>
-      </w:tr>
-      <w:tr>
-        <w:tc>
-          <w:tcPr>
-            <w:tcW w:type="dxa" w:w="3024"/>
-          </w:tcPr>
-          <w:p>
-            <w:pPr>
-              <w:spacing w:line="240" w:lineRule="auto" w:after="40"/>
-              <w:jc w:val="left"/>
-            </w:pPr>
-            <w:r>
-              <w:rPr>
-                <w:rFonts w:ascii="Times New Roman" w:hAnsi="Times New Roman"/>
-                <w:sz w:val="21"/>
-              </w:rPr>
-            </w:r>
-            <w:r>
-              <w:rPr>
-                <w:rFonts w:ascii="Times New Roman" w:hAnsi="Times New Roman"/>
-                <w:sz w:val="21"/>
-              </w:rPr>
-              <w:t>Python standard library (email, csv, re, json, argparse, pathlib)</w:t>
-            </w:r>
-          </w:p>
-        </w:tc>
-        <w:tc>
-          <w:tcPr>
-            <w:tcW w:type="dxa" w:w="3024"/>
-          </w:tcPr>
-          <w:p>
-            <w:pPr>
-              <w:spacing w:line="240" w:lineRule="auto" w:after="40"/>
-              <w:jc w:val="left"/>
-            </w:pPr>
-            <w:r>
-              <w:rPr>
-                <w:rFonts w:ascii="Times New Roman" w:hAnsi="Times New Roman"/>
-                <w:sz w:val="21"/>
-              </w:rPr>
-            </w:r>
-            <w:r>
-              <w:rPr>
-                <w:rFonts w:ascii="Times New Roman" w:hAnsi="Times New Roman"/>
-                <w:sz w:val="21"/>
-              </w:rPr>
-              <w:t>built-in</w:t>
-            </w:r>
-          </w:p>
-        </w:tc>
-        <w:tc>
-          <w:tcPr>
-            <w:tcW w:type="dxa" w:w="3024"/>
-          </w:tcPr>
-          <w:p>
-            <w:pPr>
-              <w:spacing w:line="240" w:lineRule="auto" w:after="40"/>
-              <w:jc w:val="left"/>
-            </w:pPr>
-            <w:r>
-              <w:rPr>
-                <w:rFonts w:ascii="Times New Roman" w:hAnsi="Times New Roman"/>
-                <w:sz w:val="21"/>
-              </w:rPr>
-            </w:r>
-            <w:r>
-              <w:rPr>
-                <w:rFonts w:ascii="Times New Roman" w:hAnsi="Times New Roman"/>
-                <w:sz w:val="21"/>
-              </w:rPr>
-              <w:t>RFC-5322 email parsing, comma-separated-value handling, regular expressions, request/response data and the command-line interface</w:t>
+              <w:t>RFC-5322 email parsing, dataset and review-queue file handling, regular expressions, URL parsing, folder and command-line operations, quarantine moves and the secure live-mailbox connection</w:t>
             </w:r>
           </w:p>
         </w:tc>
@@ -7968,7 +7894,7 @@
     <w:p/>
     <w:p>
       <w:r>
-        <w:t>Table 5.2 lists the primary libraries the project was built on. The additional packages shown by the package manager (such as Starlette, AnyIO, Click, h11, httptools, watchfiles, websockets, pydantic-core, lxml, contourpy, kiwisolver and pillow) are supporting dependencies installed automatically alongside FastAPI, Uvicorn, scikit-learn and Matplotlib, rather than components used directly. The Python standard library provided email parsing, comma-separated-value handling, regular expressions and the command-line interface with no further installation. The python-docx library was used only to generate this report document and was not part of the detection system. The virtual environment and the successful installation of the libraries are shown in Figure 5.1.</w:t>
+        <w:t>Table 5.2 lists the primary libraries the detection, evaluation and benchmarking work was built on. The performance measures themselves (accuracy, precision, recall, F1 score and latency) were computed with scikit-learn, while Matplotlib was used to visualise those results. The additional packages shown by the package manager (such as Starlette, AnyIO, Click, h11, httptools, watchfiles, websockets, pydantic-core, lxml, contourpy, kiwisolver and pillow) are supporting dependencies installed automatically alongside FastAPI, Uvicorn, scikit-learn and Matplotlib, rather than components used directly. A separate document-generation library was used only to assemble this report document and formed no part of the detection system. The virtual environment and the successful installation of the libraries are shown in Figure 5.1.</w:t>
       </w:r>
     </w:p>
     <w:p>

--- a/REPORT_FYP2.docx
+++ b/REPORT_FYP2.docx
@@ -7928,7 +7928,7 @@
     </w:p>
     <w:p>
       <w:r>
-        <w:t>The deployed decision threshold defaulted to 0.55 in the mailbox tool and was re-tuned per deployment using the threshold sweep; lowering the threshold increased recall at the cost of more false positives, which was useful when prioritising catch rate for AI-style mail. Table 5.3 lists the model and feature hyper-parameters.</w:t>
+        <w:t>The system was entirely self-contained: all classification was performed locally by the trained model, so no external application-programming-interface keys, cloud look-up services or device-level permissions were required to run it. Configuration therefore consisted of the feature-extraction and classifier settings fixed at training time, together with the decision threshold used at deployment. The deployed decision threshold defaulted to 0.55 in the mailbox tool and was re-tuned per deployment using the threshold sweep; lowering the threshold increased recall at the cost of more false positives, which was useful when prioritising catch rate for AI-style mail. Table 5.3 lists the model and feature hyper-parameters.</w:t>
       </w:r>
     </w:p>
     <w:p>

--- a/REPORT_FYP2.docx
+++ b/REPORT_FYP2.docx
@@ -10080,7 +10080,27 @@
     </w:p>
     <w:p>
       <w:r>
-        <w:t>The results supported the design choices. All learned classifiers comfortably exceeded the Naïve Bayes baseline, which, despite the highest standalone precision, sacrificed recall and recorded the lowest accuracy (0.968). Content-only logistic regression and the linear support vector machine were already strong (0.988 and 0.992 accuracy), confirming that the word/character TF-IDF representation was effective on the public corpus. Fusing the twelve structural metadata signals improved both fusion classifiers relative to their content-only forms, with the fusion support vector machine reaching the highest raw accuracy (0.993) and the deployed fusion logistic regression reaching 0.992 accuracy, 0.994 recall and ROC-AUC of 1.000 — evidence that the fusion bought additional phishing recall while all learned configurations saturated the high-nineties on the stylistically distinct public corpus.</w:t>
+        <w:t>The five configurations were compared metric by metric on the same held-out split.</w:t>
+      </w:r>
+    </w:p>
+    <w:p>
+      <w:r>
+        <w:t>In terms of accuracy, the Naïve Bayes baseline was the weakest at 0.968, while all learned classifiers reached the high nineties: content-only logistic regression improved to 0.988, the content-only support vector machine reached 0.992, and fusing the structural metadata raised the two linear classifiers further, with the fusion support vector machine at 0.993 and the deployed fusion logistic regression at 0.992. The differences above 0.99 were small, indicating that the word/character TF-IDF representation already separated the classes very well on the public corpus, but fusion consistently removed a few additional errors.</w:t>
+      </w:r>
+    </w:p>
+    <w:p>
+      <w:r>
+        <w:t>For precision, Naïve Bayes actually recorded the highest standalone value (0.988) because it predicted spam conservatively; however, this conservatism came at the cost of the lowest recall (0.950), meaning it missed roughly five percent of phishing. Among the learned classifiers the fusion support vector machine had the highest precision (0.992) and the fusion logistic regression 0.990, so almost every message flagged as spam was genuinely malicious.</w:t>
+      </w:r>
+    </w:p>
+    <w:p>
+      <w:r>
+        <w:t>Recall was the operationally important metric for a filter, because it measured how much phishing was actually caught. Here the fusion models were best, with the fusion support vector machine at 0.995 and the deployed fusion logistic regression at 0.994, both above their content-only forms (0.993 and 0.990). Adding the twelve metadata signals therefore bought additional phishing recall, as intended in the fusion design. The F1 score, which balances precision and recall, followed the same ordering, with the two fusion classifiers highest (0.993 and 0.992). Finally, the ROC-AUC measured how reliably each model ranked spam above legitimate mail regardless of threshold; every learned configuration reached 0.999 or 1.000, indicating near-perfect ranking on the held-out corpus.</w:t>
+      </w:r>
+    </w:p>
+    <w:p>
+      <w:r>
+        <w:t>The fusion support vector machine had the marginally highest raw numbers, but the fusion logistic-regression model was selected for deployment for two operational reasons. First, logistic regression outputs a calibrated probability, which allowed the decision threshold to be tuned (the deployed 0.55) and a confidence value and signal explanation to be shown, whereas the support vector machine's decision scores are not directly interpretable as probabilities. Second, the two fusion models were effectively tied in performance (accuracy 0.992 versus 0.993), so the model that provided a tunable threshold, explainable outputs and equally strong results was preferred. The results therefore supported the fusion design and the choice of a calibrated, explainable classifier over the marginally higher-scoring alternative.</w:t>
       </w:r>
     </w:p>
     <w:p>

--- a/REPORT_FYP2.docx
+++ b/REPORT_FYP2.docx
@@ -12799,7 +12799,7 @@
     </w:p>
     <w:p>
       <w:r>
-        <w:t xml:space="preserve">[6] "In-depth analysis of phishing email detection: Evaluating ML and DL models across multiple datasets," </w:t>
+        <w:t xml:space="preserve">[6] A. Alhuzali, A. Alloqmani, M. Aljabri, and F. Alharbi, "In-depth analysis of phishing email detection: Evaluating the performance of machine learning and deep learning models across multiple datasets," </w:t>
       </w:r>
       <w:r>
         <w:rPr>
@@ -12808,12 +12808,12 @@
         <w:t>Applied Sciences</w:t>
       </w:r>
       <w:r>
-        <w:t>, vol. 15, no. 6, art. 3396, 2025. [Online]. Available: https://www.mdpi.com/2076-3417/15/6/3396</w:t>
-      </w:r>
-    </w:p>
-    <w:p>
-      <w:r>
-        <w:t xml:space="preserve">[7] "Advancing phishing email detection: A comparative study of deep learning models," </w:t>
+        <w:t>, vol. 15, no. 6, art. 3396, Mar. 2025, doi: 10.3390/app15063396.</w:t>
+      </w:r>
+    </w:p>
+    <w:p>
+      <w:r>
+        <w:t xml:space="preserve">[7] N. Altwaijry, I. Al-Turaiki, R. Alotaibi, and F. Alakeel, "Advancing phishing email detection: A comparative study of deep learning models," </w:t>
       </w:r>
       <w:r>
         <w:rPr>
@@ -12822,7 +12822,7 @@
         <w:t>Sensors</w:t>
       </w:r>
       <w:r>
-        <w:t>, vol. 24, no. 7, art. 2077, 2024. [Online]. Available: https://www.mdpi.com/1424-8220/24/7/2077</w:t>
+        <w:t>, vol. 24, no. 7, art. 2077, Mar. 2024, doi: 10.3390/s24072077.</w:t>
       </w:r>
     </w:p>
     <w:p>
@@ -12883,7 +12883,7 @@
     </w:p>
     <w:p>
       <w:r>
-        <w:t xml:space="preserve">[12] "Phish-Master: Leveraging large language models for advanced phishing email generation and detection," </w:t>
+        <w:t xml:space="preserve">[12] W. Han, J. Zhu, C. Zhang, Z. Zhang, Y. Mei, and L. Wang, "Phish-Master: Leveraging large language models for advanced phishing email generation and detection," </w:t>
       </w:r>
       <w:r>
         <w:rPr>
@@ -12892,12 +12892,21 @@
         <w:t>Applied Sciences</w:t>
       </w:r>
       <w:r>
-        <w:t>, vol. 15, no. 22, art. 12203, 2025. [Online]. Available: https://www.mdpi.com/2076-3417/15/22/12203</w:t>
-      </w:r>
-    </w:p>
-    <w:p>
-      <w:r>
-        <w:t>[13] "Cross-model evaluation of phishing detectors against LLM-generated emails: dataset, code and results," Zenodo, 2026. [Online]. Available: https://zenodo.org/records/20250116</w:t>
+        <w:t>, vol. 15, no. 22, art. 12203, Nov. 2025, doi: 10.3390/app152212203.</w:t>
+      </w:r>
+    </w:p>
+    <w:p>
+      <w:r>
+        <w:t xml:space="preserve">[13] R. Gutierrez, W. Villegas-Ch, and J. Govea, "Cross-model evaluation of phishing detectors against LLM-generated emails," </w:t>
+      </w:r>
+      <w:r>
+        <w:rPr>
+          <w:i/>
+        </w:rPr>
+        <w:t>Frontiers in Big Data</w:t>
+      </w:r>
+      <w:r>
+        <w:t>, vol. 9, art. 1883452, Jul. 2026, doi: 10.3389/fdata.2026.1883452; associated dataset/code: Zenodo, 2026, doi: 10.5281/zenodo.20250116.</w:t>
       </w:r>
     </w:p>
     <w:p>

--- a/REPORT_FYP2.docx
+++ b/REPORT_FYP2.docx
@@ -10892,16 +10892,15 @@
         <w:tblLook w:firstColumn="1" w:firstRow="1" w:lastColumn="0" w:lastRow="0" w:noHBand="0" w:noVBand="1" w:val="04A0"/>
       </w:tblPr>
       <w:tblGrid>
-        <w:gridCol w:w="1814"/>
-        <w:gridCol w:w="1814"/>
-        <w:gridCol w:w="1814"/>
-        <w:gridCol w:w="1814"/>
-        <w:gridCol w:w="1814"/>
+        <w:gridCol w:w="2268"/>
+        <w:gridCol w:w="2268"/>
+        <w:gridCol w:w="2268"/>
+        <w:gridCol w:w="2268"/>
       </w:tblGrid>
       <w:tr>
         <w:tc>
           <w:tcPr>
-            <w:tcW w:type="dxa" w:w="1814"/>
+            <w:tcW w:type="dxa" w:w="2268"/>
             <w:shd w:val="clear" w:fill="D9E2F3"/>
           </w:tcPr>
           <w:p>
@@ -10928,7 +10927,7 @@
         </w:tc>
         <w:tc>
           <w:tcPr>
-            <w:tcW w:type="dxa" w:w="1814"/>
+            <w:tcW w:type="dxa" w:w="2268"/>
             <w:shd w:val="clear" w:fill="D9E2F3"/>
           </w:tcPr>
           <w:p>
@@ -10955,7 +10954,7 @@
         </w:tc>
         <w:tc>
           <w:tcPr>
-            <w:tcW w:type="dxa" w:w="1814"/>
+            <w:tcW w:type="dxa" w:w="2268"/>
             <w:shd w:val="clear" w:fill="D9E2F3"/>
           </w:tcPr>
           <w:p>
@@ -10982,7 +10981,7 @@
         </w:tc>
         <w:tc>
           <w:tcPr>
-            <w:tcW w:type="dxa" w:w="1814"/>
+            <w:tcW w:type="dxa" w:w="2268"/>
             <w:shd w:val="clear" w:fill="D9E2F3"/>
           </w:tcPr>
           <w:p>
@@ -11007,10 +11006,11 @@
             </w:r>
           </w:p>
         </w:tc>
+      </w:tr>
+      <w:tr>
         <w:tc>
           <w:tcPr>
-            <w:tcW w:type="dxa" w:w="1814"/>
-            <w:shd w:val="clear" w:fill="D9E2F3"/>
+            <w:tcW w:type="dxa" w:w="2268"/>
           </w:tcPr>
           <w:p>
             <w:pPr>
@@ -11020,17 +11020,87 @@
             <w:r>
               <w:rPr>
                 <w:rFonts w:ascii="Times New Roman" w:hAnsi="Times New Roman"/>
-                <w:b/>
-                <w:sz w:val="21"/>
-              </w:rPr>
-            </w:r>
-            <w:r>
-              <w:rPr>
-                <w:rFonts w:ascii="Times New Roman" w:hAnsi="Times New Roman"/>
-                <w:b/>
-                <w:sz w:val="21"/>
-              </w:rPr>
-              <w:t>Reproducible offline?</w:t>
+                <w:sz w:val="21"/>
+              </w:rPr>
+            </w:r>
+            <w:r>
+              <w:rPr>
+                <w:rFonts w:ascii="Times New Roman" w:hAnsi="Times New Roman"/>
+                <w:sz w:val="21"/>
+              </w:rPr>
+              <w:t>Gmail (Google)</w:t>
+            </w:r>
+          </w:p>
+        </w:tc>
+        <w:tc>
+          <w:tcPr>
+            <w:tcW w:type="dxa" w:w="2268"/>
+          </w:tcPr>
+          <w:p>
+            <w:pPr>
+              <w:spacing w:line="240" w:lineRule="auto" w:after="40"/>
+              <w:jc w:val="left"/>
+            </w:pPr>
+            <w:r>
+              <w:rPr>
+                <w:rFonts w:ascii="Times New Roman" w:hAnsi="Times New Roman"/>
+                <w:sz w:val="21"/>
+              </w:rPr>
+            </w:r>
+            <w:r>
+              <w:rPr>
+                <w:rFonts w:ascii="Times New Roman" w:hAnsi="Times New Roman"/>
+                <w:sz w:val="21"/>
+              </w:rPr>
+              <w:t>&gt; 99.9% block rate (vendor aggregate) [10]</w:t>
+            </w:r>
+          </w:p>
+        </w:tc>
+        <w:tc>
+          <w:tcPr>
+            <w:tcW w:type="dxa" w:w="2268"/>
+          </w:tcPr>
+          <w:p>
+            <w:pPr>
+              <w:spacing w:line="240" w:lineRule="auto" w:after="40"/>
+              <w:jc w:val="left"/>
+            </w:pPr>
+            <w:r>
+              <w:rPr>
+                <w:rFonts w:ascii="Times New Roman" w:hAnsi="Times New Roman"/>
+                <w:sz w:val="21"/>
+              </w:rPr>
+            </w:r>
+            <w:r>
+              <w:rPr>
+                <w:rFonts w:ascii="Times New Roman" w:hAnsi="Times New Roman"/>
+                <w:sz w:val="21"/>
+              </w:rPr>
+              <w:t>≈ 14% flagged (≈ 86% bypassed)</w:t>
+            </w:r>
+          </w:p>
+        </w:tc>
+        <w:tc>
+          <w:tcPr>
+            <w:tcW w:type="dxa" w:w="2268"/>
+          </w:tcPr>
+          <w:p>
+            <w:pPr>
+              <w:spacing w:line="240" w:lineRule="auto" w:after="40"/>
+              <w:jc w:val="left"/>
+            </w:pPr>
+            <w:r>
+              <w:rPr>
+                <w:rFonts w:ascii="Times New Roman" w:hAnsi="Times New Roman"/>
+                <w:sz w:val="21"/>
+              </w:rPr>
+            </w:r>
+            <w:r>
+              <w:rPr>
+                <w:rFonts w:ascii="Times New Roman" w:hAnsi="Times New Roman"/>
+                <w:sz w:val="21"/>
+              </w:rPr>
+              <w:t>Low (≈ 1.6%)</w:t>
             </w:r>
           </w:p>
         </w:tc>
@@ -11038,7 +11108,7 @@
       <w:tr>
         <w:tc>
           <w:tcPr>
-            <w:tcW w:type="dxa" w:w="1814"/>
+            <w:tcW w:type="dxa" w:w="2268"/>
           </w:tcPr>
           <w:p>
             <w:pPr>
@@ -11056,13 +11126,13 @@
                 <w:rFonts w:ascii="Times New Roman" w:hAnsi="Times New Roman"/>
                 <w:sz w:val="21"/>
               </w:rPr>
-              <w:t>Gmail (Google)</w:t>
+              <w:t>Outlook / Microsoft 365</w:t>
             </w:r>
           </w:p>
         </w:tc>
         <w:tc>
           <w:tcPr>
-            <w:tcW w:type="dxa" w:w="1814"/>
+            <w:tcW w:type="dxa" w:w="2268"/>
           </w:tcPr>
           <w:p>
             <w:pPr>
@@ -11080,13 +11150,13 @@
                 <w:rFonts w:ascii="Times New Roman" w:hAnsi="Times New Roman"/>
                 <w:sz w:val="21"/>
               </w:rPr>
-              <w:t>&gt; 99.9% block rate (vendor aggregate) [10]</w:t>
+              <w:t>High efficacy reported; no numeric metric public [11]</w:t>
             </w:r>
           </w:p>
         </w:tc>
         <w:tc>
           <w:tcPr>
-            <w:tcW w:type="dxa" w:w="1814"/>
+            <w:tcW w:type="dxa" w:w="2268"/>
           </w:tcPr>
           <w:p>
             <w:pPr>
@@ -11104,13 +11174,13 @@
                 <w:rFonts w:ascii="Times New Roman" w:hAnsi="Times New Roman"/>
                 <w:sz w:val="21"/>
               </w:rPr>
-              <w:t>≈ 14% flagged (≈ 86% bypassed)</w:t>
+              <w:t>≈ 4% flagged (≈ 97% bypassed)</w:t>
             </w:r>
           </w:p>
         </w:tc>
         <w:tc>
           <w:tcPr>
-            <w:tcW w:type="dxa" w:w="1814"/>
+            <w:tcW w:type="dxa" w:w="2268"/>
           </w:tcPr>
           <w:p>
             <w:pPr>
@@ -11128,13 +11198,15 @@
                 <w:rFonts w:ascii="Times New Roman" w:hAnsi="Times New Roman"/>
                 <w:sz w:val="21"/>
               </w:rPr>
-              <w:t>Low (≈ 1.6%)</w:t>
+              <w:t>≈ 0%</w:t>
             </w:r>
           </w:p>
         </w:tc>
+      </w:tr>
+      <w:tr>
         <w:tc>
           <w:tcPr>
-            <w:tcW w:type="dxa" w:w="1814"/>
+            <w:tcW w:type="dxa" w:w="2268"/>
           </w:tcPr>
           <w:p>
             <w:pPr>
@@ -11152,7 +11224,79 @@
                 <w:rFonts w:ascii="Times New Roman" w:hAnsi="Times New Roman"/>
                 <w:sz w:val="21"/>
               </w:rPr>
-              <w:t>No (proprietary)</w:t>
+              <w:t>Yahoo Mail</w:t>
+            </w:r>
+          </w:p>
+        </w:tc>
+        <w:tc>
+          <w:tcPr>
+            <w:tcW w:type="dxa" w:w="2268"/>
+          </w:tcPr>
+          <w:p>
+            <w:pPr>
+              <w:spacing w:line="240" w:lineRule="auto" w:after="40"/>
+              <w:jc w:val="left"/>
+            </w:pPr>
+            <w:r>
+              <w:rPr>
+                <w:rFonts w:ascii="Times New Roman" w:hAnsi="Times New Roman"/>
+                <w:sz w:val="21"/>
+              </w:rPr>
+            </w:r>
+            <w:r>
+              <w:rPr>
+                <w:rFonts w:ascii="Times New Roman" w:hAnsi="Times New Roman"/>
+                <w:sz w:val="21"/>
+              </w:rPr>
+              <w:t>No vendor figure published</w:t>
+            </w:r>
+          </w:p>
+        </w:tc>
+        <w:tc>
+          <w:tcPr>
+            <w:tcW w:type="dxa" w:w="2268"/>
+          </w:tcPr>
+          <w:p>
+            <w:pPr>
+              <w:spacing w:line="240" w:lineRule="auto" w:after="40"/>
+              <w:jc w:val="left"/>
+            </w:pPr>
+            <w:r>
+              <w:rPr>
+                <w:rFonts w:ascii="Times New Roman" w:hAnsi="Times New Roman"/>
+                <w:sz w:val="21"/>
+              </w:rPr>
+            </w:r>
+            <w:r>
+              <w:rPr>
+                <w:rFonts w:ascii="Times New Roman" w:hAnsi="Times New Roman"/>
+                <w:sz w:val="21"/>
+              </w:rPr>
+              <w:t>≈ 90% flagged (≈ 10% bypassed)</w:t>
+            </w:r>
+          </w:p>
+        </w:tc>
+        <w:tc>
+          <w:tcPr>
+            <w:tcW w:type="dxa" w:w="2268"/>
+          </w:tcPr>
+          <w:p>
+            <w:pPr>
+              <w:spacing w:line="240" w:lineRule="auto" w:after="40"/>
+              <w:jc w:val="left"/>
+            </w:pPr>
+            <w:r>
+              <w:rPr>
+                <w:rFonts w:ascii="Times New Roman" w:hAnsi="Times New Roman"/>
+                <w:sz w:val="21"/>
+              </w:rPr>
+            </w:r>
+            <w:r>
+              <w:rPr>
+                <w:rFonts w:ascii="Times New Roman" w:hAnsi="Times New Roman"/>
+                <w:sz w:val="21"/>
+              </w:rPr>
+              <w:t>High (≈ 59–67%)</w:t>
             </w:r>
           </w:p>
         </w:tc>
@@ -11160,7 +11304,7 @@
       <w:tr>
         <w:tc>
           <w:tcPr>
-            <w:tcW w:type="dxa" w:w="1814"/>
+            <w:tcW w:type="dxa" w:w="2268"/>
           </w:tcPr>
           <w:p>
             <w:pPr>
@@ -11176,15 +11320,16 @@
             <w:r>
               <w:rPr>
                 <w:rFonts w:ascii="Times New Roman" w:hAnsi="Times New Roman"/>
-                <w:sz w:val="21"/>
-              </w:rPr>
-              <w:t>Outlook / Microsoft 365</w:t>
+                <w:b/>
+                <w:sz w:val="21"/>
+              </w:rPr>
+              <w:t>Proposed fusion model (this project)</w:t>
             </w:r>
           </w:p>
         </w:tc>
         <w:tc>
           <w:tcPr>
-            <w:tcW w:type="dxa" w:w="1814"/>
+            <w:tcW w:type="dxa" w:w="2268"/>
           </w:tcPr>
           <w:p>
             <w:pPr>
@@ -11202,13 +11347,13 @@
                 <w:rFonts w:ascii="Times New Roman" w:hAnsi="Times New Roman"/>
                 <w:sz w:val="21"/>
               </w:rPr>
-              <w:t>High efficacy reported; no numeric metric public [11]</w:t>
+              <w:t>—</w:t>
             </w:r>
           </w:p>
         </w:tc>
         <w:tc>
           <w:tcPr>
-            <w:tcW w:type="dxa" w:w="1814"/>
+            <w:tcW w:type="dxa" w:w="2268"/>
           </w:tcPr>
           <w:p>
             <w:pPr>
@@ -11224,15 +11369,23 @@
             <w:r>
               <w:rPr>
                 <w:rFonts w:ascii="Times New Roman" w:hAnsi="Times New Roman"/>
-                <w:sz w:val="21"/>
-              </w:rPr>
-              <w:t>≈ 4% flagged (≈ 97% bypassed)</w:t>
+                <w:b/>
+                <w:sz w:val="21"/>
+              </w:rPr>
+              <w:t>92% catch on 4,986 unseen AI-phishing</w:t>
+            </w:r>
+            <w:r>
+              <w:rPr>
+                <w:rFonts w:ascii="Times New Roman" w:hAnsi="Times New Roman"/>
+                <w:sz w:val="21"/>
+              </w:rPr>
+              <w:t xml:space="preserve"> (Table 6.3)</w:t>
             </w:r>
           </w:p>
         </w:tc>
         <w:tc>
           <w:tcPr>
-            <w:tcW w:type="dxa" w:w="1814"/>
+            <w:tcW w:type="dxa" w:w="2268"/>
           </w:tcPr>
           <w:p>
             <w:pPr>
@@ -11250,291 +11403,18 @@
                 <w:rFonts w:ascii="Times New Roman" w:hAnsi="Times New Roman"/>
                 <w:sz w:val="21"/>
               </w:rPr>
-              <w:t>≈ 0%</w:t>
-            </w:r>
-          </w:p>
-        </w:tc>
-        <w:tc>
-          <w:tcPr>
-            <w:tcW w:type="dxa" w:w="1814"/>
-          </w:tcPr>
-          <w:p>
-            <w:pPr>
-              <w:spacing w:line="240" w:lineRule="auto" w:after="40"/>
-              <w:jc w:val="left"/>
-            </w:pPr>
-            <w:r>
-              <w:rPr>
-                <w:rFonts w:ascii="Times New Roman" w:hAnsi="Times New Roman"/>
-                <w:sz w:val="21"/>
-              </w:rPr>
-            </w:r>
-            <w:r>
-              <w:rPr>
-                <w:rFonts w:ascii="Times New Roman" w:hAnsi="Times New Roman"/>
-                <w:sz w:val="21"/>
-              </w:rPr>
-              <w:t>No (proprietary)</w:t>
-            </w:r>
-          </w:p>
-        </w:tc>
-      </w:tr>
-      <w:tr>
-        <w:tc>
-          <w:tcPr>
-            <w:tcW w:type="dxa" w:w="1814"/>
-          </w:tcPr>
-          <w:p>
-            <w:pPr>
-              <w:spacing w:line="240" w:lineRule="auto" w:after="40"/>
-              <w:jc w:val="left"/>
-            </w:pPr>
-            <w:r>
-              <w:rPr>
-                <w:rFonts w:ascii="Times New Roman" w:hAnsi="Times New Roman"/>
-                <w:sz w:val="21"/>
-              </w:rPr>
-            </w:r>
-            <w:r>
-              <w:rPr>
-                <w:rFonts w:ascii="Times New Roman" w:hAnsi="Times New Roman"/>
-                <w:sz w:val="21"/>
-              </w:rPr>
-              <w:t>Yahoo Mail</w:t>
-            </w:r>
-          </w:p>
-        </w:tc>
-        <w:tc>
-          <w:tcPr>
-            <w:tcW w:type="dxa" w:w="1814"/>
-          </w:tcPr>
-          <w:p>
-            <w:pPr>
-              <w:spacing w:line="240" w:lineRule="auto" w:after="40"/>
-              <w:jc w:val="left"/>
-            </w:pPr>
-            <w:r>
-              <w:rPr>
-                <w:rFonts w:ascii="Times New Roman" w:hAnsi="Times New Roman"/>
-                <w:sz w:val="21"/>
-              </w:rPr>
-            </w:r>
-            <w:r>
-              <w:rPr>
-                <w:rFonts w:ascii="Times New Roman" w:hAnsi="Times New Roman"/>
-                <w:sz w:val="21"/>
-              </w:rPr>
-              <w:t>No vendor figure published</w:t>
-            </w:r>
-          </w:p>
-        </w:tc>
-        <w:tc>
-          <w:tcPr>
-            <w:tcW w:type="dxa" w:w="1814"/>
-          </w:tcPr>
-          <w:p>
-            <w:pPr>
-              <w:spacing w:line="240" w:lineRule="auto" w:after="40"/>
-              <w:jc w:val="left"/>
-            </w:pPr>
-            <w:r>
-              <w:rPr>
-                <w:rFonts w:ascii="Times New Roman" w:hAnsi="Times New Roman"/>
-                <w:sz w:val="21"/>
-              </w:rPr>
-            </w:r>
-            <w:r>
-              <w:rPr>
-                <w:rFonts w:ascii="Times New Roman" w:hAnsi="Times New Roman"/>
-                <w:sz w:val="21"/>
-              </w:rPr>
-              <w:t>≈ 90% flagged (≈ 10% bypassed)</w:t>
-            </w:r>
-          </w:p>
-        </w:tc>
-        <w:tc>
-          <w:tcPr>
-            <w:tcW w:type="dxa" w:w="1814"/>
-          </w:tcPr>
-          <w:p>
-            <w:pPr>
-              <w:spacing w:line="240" w:lineRule="auto" w:after="40"/>
-              <w:jc w:val="left"/>
-            </w:pPr>
-            <w:r>
-              <w:rPr>
-                <w:rFonts w:ascii="Times New Roman" w:hAnsi="Times New Roman"/>
-                <w:sz w:val="21"/>
-              </w:rPr>
-            </w:r>
-            <w:r>
-              <w:rPr>
-                <w:rFonts w:ascii="Times New Roman" w:hAnsi="Times New Roman"/>
-                <w:sz w:val="21"/>
-              </w:rPr>
-              <w:t>High (≈ 59–67%)</w:t>
-            </w:r>
-          </w:p>
-        </w:tc>
-        <w:tc>
-          <w:tcPr>
-            <w:tcW w:type="dxa" w:w="1814"/>
-          </w:tcPr>
-          <w:p>
-            <w:pPr>
-              <w:spacing w:line="240" w:lineRule="auto" w:after="40"/>
-              <w:jc w:val="left"/>
-            </w:pPr>
-            <w:r>
-              <w:rPr>
-                <w:rFonts w:ascii="Times New Roman" w:hAnsi="Times New Roman"/>
-                <w:sz w:val="21"/>
-              </w:rPr>
-            </w:r>
-            <w:r>
-              <w:rPr>
-                <w:rFonts w:ascii="Times New Roman" w:hAnsi="Times New Roman"/>
-                <w:sz w:val="21"/>
-              </w:rPr>
-              <w:t>No (proprietary)</w:t>
-            </w:r>
-          </w:p>
-        </w:tc>
-      </w:tr>
-      <w:tr>
-        <w:tc>
-          <w:tcPr>
-            <w:tcW w:type="dxa" w:w="1814"/>
-          </w:tcPr>
-          <w:p>
-            <w:pPr>
-              <w:spacing w:line="240" w:lineRule="auto" w:after="40"/>
-              <w:jc w:val="left"/>
-            </w:pPr>
-            <w:r>
-              <w:rPr>
-                <w:rFonts w:ascii="Times New Roman" w:hAnsi="Times New Roman"/>
-                <w:sz w:val="21"/>
-              </w:rPr>
-            </w:r>
-            <w:r>
-              <w:rPr>
-                <w:rFonts w:ascii="Times New Roman" w:hAnsi="Times New Roman"/>
-                <w:b/>
-                <w:sz w:val="21"/>
-              </w:rPr>
-              <w:t>Proposed fusion model (this project)</w:t>
-            </w:r>
-          </w:p>
-        </w:tc>
-        <w:tc>
-          <w:tcPr>
-            <w:tcW w:type="dxa" w:w="1814"/>
-          </w:tcPr>
-          <w:p>
-            <w:pPr>
-              <w:spacing w:line="240" w:lineRule="auto" w:after="40"/>
-              <w:jc w:val="left"/>
-            </w:pPr>
-            <w:r>
-              <w:rPr>
-                <w:rFonts w:ascii="Times New Roman" w:hAnsi="Times New Roman"/>
-                <w:sz w:val="21"/>
-              </w:rPr>
-            </w:r>
-            <w:r>
-              <w:rPr>
-                <w:rFonts w:ascii="Times New Roman" w:hAnsi="Times New Roman"/>
-                <w:sz w:val="21"/>
-              </w:rPr>
-              <w:t>—</w:t>
-            </w:r>
-          </w:p>
-        </w:tc>
-        <w:tc>
-          <w:tcPr>
-            <w:tcW w:type="dxa" w:w="1814"/>
-          </w:tcPr>
-          <w:p>
-            <w:pPr>
-              <w:spacing w:line="240" w:lineRule="auto" w:after="40"/>
-              <w:jc w:val="left"/>
-            </w:pPr>
-            <w:r>
-              <w:rPr>
-                <w:rFonts w:ascii="Times New Roman" w:hAnsi="Times New Roman"/>
-                <w:sz w:val="21"/>
-              </w:rPr>
-            </w:r>
-            <w:r>
-              <w:rPr>
-                <w:rFonts w:ascii="Times New Roman" w:hAnsi="Times New Roman"/>
-                <w:b/>
-                <w:sz w:val="21"/>
-              </w:rPr>
-              <w:t>92% catch on 4,986 unseen AI-phishing</w:t>
-            </w:r>
-            <w:r>
-              <w:rPr>
-                <w:rFonts w:ascii="Times New Roman" w:hAnsi="Times New Roman"/>
-                <w:sz w:val="21"/>
-              </w:rPr>
-              <w:t xml:space="preserve"> (Table 6.3)</w:t>
-            </w:r>
-          </w:p>
-        </w:tc>
-        <w:tc>
-          <w:tcPr>
-            <w:tcW w:type="dxa" w:w="1814"/>
-          </w:tcPr>
-          <w:p>
-            <w:pPr>
-              <w:spacing w:line="240" w:lineRule="auto" w:after="40"/>
-              <w:jc w:val="left"/>
-            </w:pPr>
-            <w:r>
-              <w:rPr>
-                <w:rFonts w:ascii="Times New Roman" w:hAnsi="Times New Roman"/>
-                <w:sz w:val="21"/>
-              </w:rPr>
-            </w:r>
-            <w:r>
-              <w:rPr>
-                <w:rFonts w:ascii="Times New Roman" w:hAnsi="Times New Roman"/>
-                <w:sz w:val="21"/>
-              </w:rPr>
               <w:t>≈ 0.9% FPR on held-out main corpus (Table 6.1)</w:t>
-            </w:r>
-          </w:p>
-        </w:tc>
-        <w:tc>
-          <w:tcPr>
-            <w:tcW w:type="dxa" w:w="1814"/>
-          </w:tcPr>
-          <w:p>
-            <w:pPr>
-              <w:spacing w:line="240" w:lineRule="auto" w:after="40"/>
-              <w:jc w:val="left"/>
-            </w:pPr>
-            <w:r>
-              <w:rPr>
-                <w:rFonts w:ascii="Times New Roman" w:hAnsi="Times New Roman"/>
-                <w:sz w:val="21"/>
-              </w:rPr>
-            </w:r>
-            <w:r>
-              <w:rPr>
-                <w:rFonts w:ascii="Times New Roman" w:hAnsi="Times New Roman"/>
-                <w:b/>
-                <w:sz w:val="21"/>
-              </w:rPr>
-              <w:t>Yes</w:t>
             </w:r>
           </w:p>
         </w:tc>
       </w:tr>
     </w:tbl>
     <w:p/>
+    <w:p>
+      <w:r>
+        <w:t>Unlike the proprietary commercial filters, the proposed system is open-source and runs entirely locally, so its results are reproducible and can be benchmarked offline, whereas the providers' models cannot be independently re-tested.</w:t>
+      </w:r>
+    </w:p>
     <w:p>
       <w:r>
         <w:t>The second comparison (Table 6.6) concerned published classical models evaluated on the same family of public corpora used in this project (Enron, SpamAssassin, Ling-Spam, CEAS-2008, Nazario and Nigerian-Fraud). The figures were taken from recent comparative studies [6], [7], restricted to the classical machine-learning classifiers comparable to the deployed system. Because the studies used different splits, preprocessing and corpora combinations, the numbers were indicative rather than strictly identical in protocol; the dataset/setting is shown for each row. The proposed fusion model reached 99.2% accuracy on a merged 81,152-email corpus drawn from exactly these sources, running on a commodity central processing unit at about 16 milliseconds per email with no graphics processor and while exposing interpretable metadata signals.</w:t>

--- a/REPORT_FYP2.docx
+++ b/REPORT_FYP2.docx
@@ -520,6 +520,11 @@
     <w:p>
       <w:r>
         <w:t>- Table 5.3 Model and feature hyper-parameters.</w:t>
+      </w:r>
+    </w:p>
+    <w:p>
+      <w:r>
+        <w:t>- Table 5.4 Command-line operations used to run the system.</w:t>
       </w:r>
     </w:p>
     <w:p>
@@ -8383,232 +8388,7 @@
     </w:p>
     <w:p>
       <w:r>
-        <w:t>The system was operated through four stages. First, the public corpus was merged and de-duplicated into a single reviewed dataset, as described in Section 5.2. Second, the fusion model was trained on the training split and evaluated on the held-out split, after which the trained model was saved for deployment. Third, the external and AI-generated message sets were scored to measure generalisation to modern threats. Fourth, the detection service and the mailbox watcher loaded the saved model and served predictions, while reviewer corrections accumulated in the feedback store to be incorporated in the next retraining cycle. These stages could be triggered through short command-line instructions, which are listed in full in Appendix D for reproducibility; the following figures illustrate the system in operation.</w:t>
-      </w:r>
-    </w:p>
-    <w:p>
-      <w:r>
-        <w:t>The review console, shown in Figure 5.2, allowed a reviewer to paste an email and immediately see its classification, the probability assigned, and the individual structural signals that fired, together with buttons to confirm or correct the decision. When the detector was accessed through its service interface, it returned a structured response containing the predicted label, the spam probability, a confidence value and the list of contributing signals, as shown in Figure 5.3. Finally, the mailbox watcher could monitor a folder and, in quarantine mode, move each flagged message into a quarantine directory while logging the decision to the review queue, as shown in Figure 5.4. The same automatic score-and-quarantine loop was also implemented for a live, network-connected mailbox over the Internet Message Access Protocol: a connector logs into the account, fetches new messages as they arrive, moves flagged mail into a dedicated quarantine folder within the mailbox and leaves legitimate mail in the inbox, allowing the system to be deployed as a live adaptive filter rather than only as an offline tool.</w:t>
-      </w:r>
-    </w:p>
-    <w:p>
-      <w:pPr>
-        <w:jc w:val="center"/>
-      </w:pPr>
-      <w:r>
-        <w:rPr>
-          <w:i/>
-        </w:rPr>
-        <w:t>FIGURE 5.2: Browser check-and-review console showing a phishing verdict and fired signals.</w:t>
-      </w:r>
-    </w:p>
-    <w:p>
-      <w:pPr>
-        <w:jc w:val="center"/>
-      </w:pPr>
-      <w:r>
-        <w:rPr>
-          <w:i/>
-        </w:rPr>
-        <w:t>FIGURE 5.3: Example service prediction response (label, probability and signals).</w:t>
-      </w:r>
-    </w:p>
-    <w:p>
-      <w:pPr>
-        <w:jc w:val="center"/>
-      </w:pPr>
-      <w:r>
-        <w:rPr>
-          <w:i/>
-        </w:rPr>
-        <w:t>FIGURE 5.4: Mailbox watch run quarantining a flagged message.</w:t>
-      </w:r>
-    </w:p>
-    <w:p>
-      <w:pPr>
-        <w:pStyle w:val="Heading1"/>
-        <w:jc w:val="left"/>
-      </w:pPr>
-      <w:r>
-        <w:rPr>
-          <w:rFonts w:ascii="Times New Roman" w:hAnsi="Times New Roman"/>
-          <w:color w:val="000000"/>
-        </w:rPr>
-        <w:t>5.5 Implementation Issues and Challenges</w:t>
-      </w:r>
-    </w:p>
-    <w:p>
-      <w:r>
-        <w:t xml:space="preserve">1. </w:t>
-      </w:r>
-      <w:r>
-        <w:rPr>
-          <w:b/>
-        </w:rPr>
-        <w:t>Oversized CSV fields.</w:t>
-      </w:r>
-      <w:r>
-        <w:t xml:space="preserve"> Public-corpus email bodies exceeded Python's default CSV field-size limit, which raised a parsing error; the limit was increased on package import.</w:t>
-      </w:r>
-    </w:p>
-    <w:p>
-      <w:r>
-        <w:t xml:space="preserve">2. </w:t>
-      </w:r>
-      <w:r>
-        <w:rPr>
-          <w:b/>
-        </w:rPr>
-        <w:t>Malformed URLs.</w:t>
-      </w:r>
-      <w:r>
-        <w:t xml:space="preserve"> Bracketed and IPv6-like URLs crashed the URL parser; URL extraction was made crash-safe with a fallback so that a single malformed link could not abort processing.</w:t>
-      </w:r>
-    </w:p>
-    <w:p>
-      <w:r>
-        <w:t xml:space="preserve">3. </w:t>
-      </w:r>
-      <w:r>
-        <w:rPr>
-          <w:b/>
-        </w:rPr>
-        <w:t>Unscaled metadata dominating the features.</w:t>
-      </w:r>
-      <w:r>
-        <w:t xml:space="preserve"> Raw body and subject lengths had much larger magnitudes than normalised TF-IDF values and skewed early models, causing short phishing messages to be misclassified; metadata standardisation was added, after which these messages were classified correctly.</w:t>
-      </w:r>
-    </w:p>
-    <w:p>
-      <w:r>
-        <w:t xml:space="preserve">4. </w:t>
-      </w:r>
-      <w:r>
-        <w:rPr>
-          <w:b/>
-        </w:rPr>
-        <w:t>Redundant source data.</w:t>
-      </w:r>
-      <w:r>
-        <w:t xml:space="preserve"> One source file was a pre-merged duplicate of others; automatic de-duplication removed the redundant records.</w:t>
-      </w:r>
-    </w:p>
-    <w:p>
-      <w:r>
-        <w:t xml:space="preserve">5. </w:t>
-      </w:r>
-      <w:r>
-        <w:rPr>
-          <w:b/>
-        </w:rPr>
-        <w:t>Single-class external sets.</w:t>
-      </w:r>
-      <w:r>
-        <w:t xml:space="preserve"> Body-only AI-generated test sets contained only phishing, which broke metric routines that assumed both classes; the external-evaluation script was corrected to report catch rate and threshold sweeps without requiring legitimate samples.</w:t>
-      </w:r>
-    </w:p>
-    <w:p>
-      <w:r>
-        <w:t xml:space="preserve">6. </w:t>
-      </w:r>
-      <w:r>
-        <w:rPr>
-          <w:b/>
-        </w:rPr>
-        <w:t>Mixed text encodings in the public corpora.</w:t>
-      </w:r>
-      <w:r>
-        <w:t xml:space="preserve"> Source CSV files were not all encoded the same way, so opening them as UTF-8 caused decoding errors on some emails; the data-preparation step read each file with UTF-8 first and fell back to latin-1 (a byte-safe encoding), after which every corpus loaded without errors.</w:t>
-      </w:r>
-    </w:p>
-    <w:p>
-      <w:pPr>
-        <w:pStyle w:val="Heading1"/>
-        <w:jc w:val="left"/>
-      </w:pPr>
-      <w:r>
-        <w:rPr>
-          <w:rFonts w:ascii="Times New Roman" w:hAnsi="Times New Roman"/>
-          <w:color w:val="000000"/>
-        </w:rPr>
-        <w:t>5.6 Concluding Remark</w:t>
-      </w:r>
-    </w:p>
-    <w:p>
-      <w:r>
-        <w:t>The implementation produced a complete, local, end-to-end detector with a service, a review and adaptation loop, mailbox quarantine and documented integrations, providing the artefacts used in the evaluation in Chapter 6 and satisfying the four project objectives.</w:t>
-      </w:r>
-    </w:p>
-    <w:p>
-      <w:r>
-        <w:br w:type="page"/>
-      </w:r>
-    </w:p>
-    <w:p>
-      <w:pPr>
-        <w:pStyle w:val="Heading1"/>
-        <w:jc w:val="center"/>
-      </w:pPr>
-      <w:r>
-        <w:rPr>
-          <w:rFonts w:ascii="Times New Roman" w:hAnsi="Times New Roman"/>
-          <w:color w:val="000000"/>
-        </w:rPr>
-        <w:t>CHAPTER 6: SYSTEM EVALUATION AND DISCUSSION</w:t>
-      </w:r>
-    </w:p>
-    <w:p>
-      <w:r>
-        <w:t>This chapter reports and discusses the experimental results. It describes the testing setup and the metrics used, presents the performance of the three classifiers in both content-only and fused configurations, examines precision, recall, the false-positive rate, latency and the effect of the decision threshold, evaluates the adaptive-retraining mechanism, and assesses each objective against the measured evidence.</w:t>
-      </w:r>
-    </w:p>
-    <w:p>
-      <w:pPr>
-        <w:pStyle w:val="Heading1"/>
-        <w:jc w:val="left"/>
-      </w:pPr>
-      <w:r>
-        <w:rPr>
-          <w:rFonts w:ascii="Times New Roman" w:hAnsi="Times New Roman"/>
-          <w:color w:val="000000"/>
-        </w:rPr>
-        <w:t>6.1 System Testing and Performance Metrics</w:t>
-      </w:r>
-    </w:p>
-    <w:p>
-      <w:r>
-        <w:t>All reported results used emails never seen during training. The main evaluation used the held-out 25% split (approximately 20,288 messages) of the 81,152-email corpus; external and AI-generated sets were scored with the external-evaluation procedure, which reported catch rate across thresholds. The metrics were accuracy, precision, recall, F1 score, receiver-operating-characteristic area under the curve, false-positive rate and per-message latency. A threshold sweep reported recall at a low false-positive operating point, and a before/after experiment quantified the effect of reviewed retraining.</w:t>
-      </w:r>
-    </w:p>
-    <w:p>
-      <w:pPr>
-        <w:pStyle w:val="Heading1"/>
-        <w:jc w:val="left"/>
-      </w:pPr>
-      <w:r>
-        <w:rPr>
-          <w:rFonts w:ascii="Times New Roman" w:hAnsi="Times New Roman"/>
-          <w:color w:val="000000"/>
-        </w:rPr>
-        <w:t>6.2 Testing Setup and Result</w:t>
-      </w:r>
-    </w:p>
-    <w:p>
-      <w:pPr>
-        <w:pStyle w:val="Heading2"/>
-        <w:jc w:val="left"/>
-      </w:pPr>
-      <w:r>
-        <w:rPr>
-          <w:rFonts w:ascii="Times New Roman" w:hAnsi="Times New Roman"/>
-          <w:color w:val="000000"/>
-        </w:rPr>
-        <w:t>6.2.1 Main Corpus Result</w:t>
-      </w:r>
-    </w:p>
-    <w:p>
-      <w:r>
-        <w:t>The deployed fused logistic-regression model achieved the performance shown in Table 6.1 on the held-out split.</w:t>
+        <w:t>The system was operated through four stages. First, the public corpus was merged and de-duplicated into a single reviewed dataset, as described in Section 5.2. Second, the fusion model was trained on the training split and evaluated on the held-out split, after which the trained model was saved for deployment. Third, the external and AI-generated message sets were scored to measure generalisation to modern threats. Fourth, the detection service and the mailbox watcher loaded the saved model and served predictions, while reviewer corrections accumulated in the feedback store to be incorporated in the next retraining cycle. These stages could be triggered through short command-line instructions, which are listed in Table 5.4; the following figures illustrate the system in operation.</w:t>
       </w:r>
     </w:p>
     <w:p>
@@ -8621,7 +8401,7 @@
           <w:b/>
           <w:sz w:val="22"/>
         </w:rPr>
-        <w:t>Table 6.1 — Held-out performance of the deployed fused model (n ≈ 20,288).</w:t>
+        <w:t>Table 5.4 — Command-line operations used to run the system.</w:t>
       </w:r>
     </w:p>
     <w:tbl>
@@ -8659,7 +8439,7 @@
                 <w:b/>
                 <w:sz w:val="21"/>
               </w:rPr>
-              <w:t>Metric</w:t>
+              <w:t>Operation</w:t>
             </w:r>
           </w:p>
         </w:tc>
@@ -8686,7 +8466,7 @@
                 <w:b/>
                 <w:sz w:val="21"/>
               </w:rPr>
-              <w:t>Value</w:t>
+              <w:t>Command</w:t>
             </w:r>
           </w:p>
         </w:tc>
@@ -8712,7 +8492,7 @@
                 <w:rFonts w:ascii="Times New Roman" w:hAnsi="Times New Roman"/>
                 <w:sz w:val="21"/>
               </w:rPr>
-              <w:t>Accuracy</w:t>
+              <w:t>Create the virtual environment and install the libraries</w:t>
             </w:r>
           </w:p>
         </w:tc>
@@ -8734,10 +8514,9 @@
             <w:r>
               <w:rPr>
                 <w:rFonts w:ascii="Times New Roman" w:hAnsi="Times New Roman"/>
-                <w:b/>
-                <w:sz w:val="21"/>
-              </w:rPr>
-              <w:t>0.992</w:t>
+                <w:sz w:val="21"/>
+              </w:rPr>
+              <w:t>`python -m venv .venv` ; `.venv\Scripts\activate` ; `pip install -r requirements.txt`</w:t>
             </w:r>
           </w:p>
         </w:tc>
@@ -8763,7 +8542,7 @@
                 <w:rFonts w:ascii="Times New Roman" w:hAnsi="Times New Roman"/>
                 <w:sz w:val="21"/>
               </w:rPr>
-              <w:t>Precision</w:t>
+              <w:t>Train on the reviewed corpus, evaluate on the held-out split and save the model</w:t>
             </w:r>
           </w:p>
         </w:tc>
@@ -8787,7 +8566,7 @@
                 <w:rFonts w:ascii="Times New Roman" w:hAnsi="Times New Roman"/>
                 <w:sz w:val="21"/>
               </w:rPr>
-              <w:t>0.991</w:t>
+              <w:t>`python -m spam_detection.evaluate data/reviewed_mail.csv --save models/email_spam_detector.joblib`</w:t>
             </w:r>
           </w:p>
         </w:tc>
@@ -8813,7 +8592,7 @@
                 <w:rFonts w:ascii="Times New Roman" w:hAnsi="Times New Roman"/>
                 <w:sz w:val="21"/>
               </w:rPr>
-              <w:t>Recall</w:t>
+              <w:t>Score an external or AI-generated message set</w:t>
             </w:r>
           </w:p>
         </w:tc>
@@ -8837,7 +8616,7 @@
                 <w:rFonts w:ascii="Times New Roman" w:hAnsi="Times New Roman"/>
                 <w:sz w:val="21"/>
               </w:rPr>
-              <w:t>0.992</w:t>
+              <w:t>`python -m spam_detection.evaluate_external models/email_spam_detector.joblib data/llm_test.csv`</w:t>
             </w:r>
           </w:p>
         </w:tc>
@@ -8863,7 +8642,7 @@
                 <w:rFonts w:ascii="Times New Roman" w:hAnsi="Times New Roman"/>
                 <w:sz w:val="21"/>
               </w:rPr>
-              <w:t>F1 score</w:t>
+              <w:t>Start the detection service and open it in a web browser</w:t>
             </w:r>
           </w:p>
         </w:tc>
@@ -8887,7 +8666,7 @@
                 <w:rFonts w:ascii="Times New Roman" w:hAnsi="Times New Roman"/>
                 <w:sz w:val="21"/>
               </w:rPr>
-              <w:t>0.992</w:t>
+              <w:t>`python -m uvicorn spam_detection.api:app --host 0.0.0.0 --port 8000`</w:t>
             </w:r>
           </w:p>
         </w:tc>
@@ -8913,7 +8692,7 @@
                 <w:rFonts w:ascii="Times New Roman" w:hAnsi="Times New Roman"/>
                 <w:sz w:val="21"/>
               </w:rPr>
-              <w:t>ROC-AUC</w:t>
+              <w:t>Monitor a mail folder and quarantine flagged messages</w:t>
             </w:r>
           </w:p>
         </w:tc>
@@ -8937,7 +8716,7 @@
                 <w:rFonts w:ascii="Times New Roman" w:hAnsi="Times New Roman"/>
                 <w:sz w:val="21"/>
               </w:rPr>
-              <w:t>1.000</w:t>
+              <w:t>`python -m spam_detection.scan_mailbox mail_inbox --action quarantine --watch`</w:t>
             </w:r>
           </w:p>
         </w:tc>
@@ -8963,7 +8742,7 @@
                 <w:rFonts w:ascii="Times New Roman" w:hAnsi="Times New Roman"/>
                 <w:sz w:val="21"/>
               </w:rPr>
-              <w:t>Confusion matrix</w:t>
+              <w:t>Retrain from reviewer corrections</w:t>
             </w:r>
           </w:p>
         </w:tc>
@@ -8987,7 +8766,319 @@
                 <w:rFonts w:ascii="Times New Roman" w:hAnsi="Times New Roman"/>
                 <w:sz w:val="21"/>
               </w:rPr>
-              <w:t>TP 10,399; FN 80; TN 9,719; FP 90</w:t>
+              <w:t>`python -m spam_detection.feedback review_queue.csv`</w:t>
+            </w:r>
+          </w:p>
+        </w:tc>
+      </w:tr>
+    </w:tbl>
+    <w:p/>
+    <w:p>
+      <w:r>
+        <w:t>As shown in Table 5.4, every stage of the workflow was reproducible from a single command, which kept the environment easy to recreate on any machine with Python installed and required no graphics-processing hardware. The complete source code is provided in the accompanying submission archive, organised into the modules described in Section 4.2.</w:t>
+      </w:r>
+    </w:p>
+    <w:p>
+      <w:r>
+        <w:t>The review console, shown in Figure 5.2, allowed a reviewer to paste an email and immediately see its classification, the probability assigned, and the individual structural signals that fired, together with buttons to confirm or correct the decision. When the detector was accessed through its service interface, it returned a structured response containing the predicted label, the spam probability, a confidence value and the list of contributing signals, as shown in Figure 5.3. Finally, the mailbox watcher could monitor a folder and, in quarantine mode, move each flagged message into a quarantine directory while logging the decision to the review queue, as shown in Figure 5.4. The same automatic score-and-quarantine loop was also implemented for a live, network-connected mailbox over the Internet Message Access Protocol: a connector logs into the account, fetches new messages as they arrive, moves flagged mail into a dedicated quarantine folder within the mailbox and leaves legitimate mail in the inbox, allowing the system to be deployed as a live adaptive filter rather than only as an offline tool.</w:t>
+      </w:r>
+    </w:p>
+    <w:p>
+      <w:pPr>
+        <w:jc w:val="center"/>
+      </w:pPr>
+      <w:r>
+        <w:rPr>
+          <w:i/>
+        </w:rPr>
+        <w:t>FIGURE 5.2: Browser check-and-review console showing a phishing verdict and fired signals.</w:t>
+      </w:r>
+    </w:p>
+    <w:p>
+      <w:pPr>
+        <w:jc w:val="center"/>
+      </w:pPr>
+      <w:r>
+        <w:rPr>
+          <w:i/>
+        </w:rPr>
+        <w:t>FIGURE 5.3: Example service prediction response (label, probability and signals).</w:t>
+      </w:r>
+    </w:p>
+    <w:p>
+      <w:pPr>
+        <w:jc w:val="center"/>
+      </w:pPr>
+      <w:r>
+        <w:rPr>
+          <w:i/>
+        </w:rPr>
+        <w:t>FIGURE 5.4: Mailbox watch run quarantining a flagged message.</w:t>
+      </w:r>
+    </w:p>
+    <w:p>
+      <w:pPr>
+        <w:pStyle w:val="Heading1"/>
+        <w:jc w:val="left"/>
+      </w:pPr>
+      <w:r>
+        <w:rPr>
+          <w:rFonts w:ascii="Times New Roman" w:hAnsi="Times New Roman"/>
+          <w:color w:val="000000"/>
+        </w:rPr>
+        <w:t>5.5 Implementation Issues and Challenges</w:t>
+      </w:r>
+    </w:p>
+    <w:p>
+      <w:r>
+        <w:t xml:space="preserve">1. </w:t>
+      </w:r>
+      <w:r>
+        <w:rPr>
+          <w:b/>
+        </w:rPr>
+        <w:t>Oversized CSV fields.</w:t>
+      </w:r>
+      <w:r>
+        <w:t xml:space="preserve"> Public-corpus email bodies exceeded Python's default CSV field-size limit, which raised a parsing error; the limit was increased on package import.</w:t>
+      </w:r>
+    </w:p>
+    <w:p>
+      <w:r>
+        <w:t xml:space="preserve">2. </w:t>
+      </w:r>
+      <w:r>
+        <w:rPr>
+          <w:b/>
+        </w:rPr>
+        <w:t>Malformed URLs.</w:t>
+      </w:r>
+      <w:r>
+        <w:t xml:space="preserve"> Bracketed and IPv6-like URLs crashed the URL parser; URL extraction was made crash-safe with a fallback so that a single malformed link could not abort processing.</w:t>
+      </w:r>
+    </w:p>
+    <w:p>
+      <w:r>
+        <w:t xml:space="preserve">3. </w:t>
+      </w:r>
+      <w:r>
+        <w:rPr>
+          <w:b/>
+        </w:rPr>
+        <w:t>Unscaled metadata dominating the features.</w:t>
+      </w:r>
+      <w:r>
+        <w:t xml:space="preserve"> Raw body and subject lengths had much larger magnitudes than normalised TF-IDF values and skewed early models, causing short phishing messages to be misclassified; metadata standardisation was added, after which these messages were classified correctly.</w:t>
+      </w:r>
+    </w:p>
+    <w:p>
+      <w:r>
+        <w:t xml:space="preserve">4. </w:t>
+      </w:r>
+      <w:r>
+        <w:rPr>
+          <w:b/>
+        </w:rPr>
+        <w:t>Redundant source data.</w:t>
+      </w:r>
+      <w:r>
+        <w:t xml:space="preserve"> One source file was a pre-merged duplicate of others; automatic de-duplication removed the redundant records.</w:t>
+      </w:r>
+    </w:p>
+    <w:p>
+      <w:r>
+        <w:t xml:space="preserve">5. </w:t>
+      </w:r>
+      <w:r>
+        <w:rPr>
+          <w:b/>
+        </w:rPr>
+        <w:t>Single-class external sets.</w:t>
+      </w:r>
+      <w:r>
+        <w:t xml:space="preserve"> Body-only AI-generated test sets contained only phishing, which broke metric routines that assumed both classes; the external-evaluation script was corrected to report catch rate and threshold sweeps without requiring legitimate samples.</w:t>
+      </w:r>
+    </w:p>
+    <w:p>
+      <w:r>
+        <w:t xml:space="preserve">6. </w:t>
+      </w:r>
+      <w:r>
+        <w:rPr>
+          <w:b/>
+        </w:rPr>
+        <w:t>Mixed text encodings in the public corpora.</w:t>
+      </w:r>
+      <w:r>
+        <w:t xml:space="preserve"> Source CSV files were not all encoded the same way, so opening them as UTF-8 caused decoding errors on some emails; the data-preparation step read each file with UTF-8 first and fell back to latin-1 (a byte-safe encoding), after which every corpus loaded without errors.</w:t>
+      </w:r>
+    </w:p>
+    <w:p>
+      <w:pPr>
+        <w:pStyle w:val="Heading1"/>
+        <w:jc w:val="left"/>
+      </w:pPr>
+      <w:r>
+        <w:rPr>
+          <w:rFonts w:ascii="Times New Roman" w:hAnsi="Times New Roman"/>
+          <w:color w:val="000000"/>
+        </w:rPr>
+        <w:t>5.6 Concluding Remark</w:t>
+      </w:r>
+    </w:p>
+    <w:p>
+      <w:r>
+        <w:t>The implementation produced a complete, local, end-to-end detector with a service, a review and adaptation loop, mailbox quarantine and documented integrations, providing the artefacts used in the evaluation in Chapter 6 and satisfying the four project objectives.</w:t>
+      </w:r>
+    </w:p>
+    <w:p>
+      <w:r>
+        <w:br w:type="page"/>
+      </w:r>
+    </w:p>
+    <w:p>
+      <w:pPr>
+        <w:pStyle w:val="Heading1"/>
+        <w:jc w:val="center"/>
+      </w:pPr>
+      <w:r>
+        <w:rPr>
+          <w:rFonts w:ascii="Times New Roman" w:hAnsi="Times New Roman"/>
+          <w:color w:val="000000"/>
+        </w:rPr>
+        <w:t>CHAPTER 6: SYSTEM EVALUATION AND DISCUSSION</w:t>
+      </w:r>
+    </w:p>
+    <w:p>
+      <w:r>
+        <w:t>This chapter reports and discusses the experimental results. It describes the testing setup and the metrics used, presents the performance of the three classifiers in both content-only and fused configurations, examines precision, recall, the false-positive rate, latency and the effect of the decision threshold, evaluates the adaptive-retraining mechanism, and assesses each objective against the measured evidence.</w:t>
+      </w:r>
+    </w:p>
+    <w:p>
+      <w:pPr>
+        <w:pStyle w:val="Heading1"/>
+        <w:jc w:val="left"/>
+      </w:pPr>
+      <w:r>
+        <w:rPr>
+          <w:rFonts w:ascii="Times New Roman" w:hAnsi="Times New Roman"/>
+          <w:color w:val="000000"/>
+        </w:rPr>
+        <w:t>6.1 System Testing and Performance Metrics</w:t>
+      </w:r>
+    </w:p>
+    <w:p>
+      <w:r>
+        <w:t>All reported results used emails never seen during training. The main evaluation used the held-out 25% split (approximately 20,288 messages) of the 81,152-email corpus; external and AI-generated sets were scored with the external-evaluation procedure, which reported catch rate across thresholds. The metrics were accuracy, precision, recall, F1 score, receiver-operating-characteristic area under the curve, false-positive rate and per-message latency. A threshold sweep reported recall at a low false-positive operating point, and a before/after experiment quantified the effect of reviewed retraining.</w:t>
+      </w:r>
+    </w:p>
+    <w:p>
+      <w:pPr>
+        <w:pStyle w:val="Heading1"/>
+        <w:jc w:val="left"/>
+      </w:pPr>
+      <w:r>
+        <w:rPr>
+          <w:rFonts w:ascii="Times New Roman" w:hAnsi="Times New Roman"/>
+          <w:color w:val="000000"/>
+        </w:rPr>
+        <w:t>6.2 Testing Setup and Result</w:t>
+      </w:r>
+    </w:p>
+    <w:p>
+      <w:pPr>
+        <w:pStyle w:val="Heading2"/>
+        <w:jc w:val="left"/>
+      </w:pPr>
+      <w:r>
+        <w:rPr>
+          <w:rFonts w:ascii="Times New Roman" w:hAnsi="Times New Roman"/>
+          <w:color w:val="000000"/>
+        </w:rPr>
+        <w:t>6.2.1 Main Corpus Result</w:t>
+      </w:r>
+    </w:p>
+    <w:p>
+      <w:r>
+        <w:t>The deployed fused logistic-regression model achieved the performance shown in Table 6.1 on the held-out split.</w:t>
+      </w:r>
+    </w:p>
+    <w:p>
+      <w:pPr>
+        <w:spacing w:before="80" w:after="160"/>
+        <w:jc w:val="center"/>
+      </w:pPr>
+      <w:r>
+        <w:rPr>
+          <w:b/>
+          <w:sz w:val="22"/>
+        </w:rPr>
+        <w:t>Table 6.1 — Held-out performance of the deployed fused model (n ≈ 20,288).</w:t>
+      </w:r>
+    </w:p>
+    <w:tbl>
+      <w:tblPr>
+        <w:tblStyle w:val="TableGrid"/>
+        <w:tblW w:type="auto" w:w="0"/>
+        <w:jc w:val="center"/>
+        <w:tblLook w:firstColumn="1" w:firstRow="1" w:lastColumn="0" w:lastRow="0" w:noHBand="0" w:noVBand="1" w:val="04A0"/>
+      </w:tblPr>
+      <w:tblGrid>
+        <w:gridCol w:w="4536"/>
+        <w:gridCol w:w="4536"/>
+      </w:tblGrid>
+      <w:tr>
+        <w:tc>
+          <w:tcPr>
+            <w:tcW w:type="dxa" w:w="4536"/>
+            <w:shd w:val="clear" w:fill="D9E2F3"/>
+          </w:tcPr>
+          <w:p>
+            <w:pPr>
+              <w:spacing w:line="240" w:lineRule="auto" w:after="40"/>
+              <w:jc w:val="left"/>
+            </w:pPr>
+            <w:r>
+              <w:rPr>
+                <w:rFonts w:ascii="Times New Roman" w:hAnsi="Times New Roman"/>
+                <w:b/>
+                <w:sz w:val="21"/>
+              </w:rPr>
+            </w:r>
+            <w:r>
+              <w:rPr>
+                <w:rFonts w:ascii="Times New Roman" w:hAnsi="Times New Roman"/>
+                <w:b/>
+                <w:sz w:val="21"/>
+              </w:rPr>
+              <w:t>Metric</w:t>
+            </w:r>
+          </w:p>
+        </w:tc>
+        <w:tc>
+          <w:tcPr>
+            <w:tcW w:type="dxa" w:w="4536"/>
+            <w:shd w:val="clear" w:fill="D9E2F3"/>
+          </w:tcPr>
+          <w:p>
+            <w:pPr>
+              <w:spacing w:line="240" w:lineRule="auto" w:after="40"/>
+              <w:jc w:val="left"/>
+            </w:pPr>
+            <w:r>
+              <w:rPr>
+                <w:rFonts w:ascii="Times New Roman" w:hAnsi="Times New Roman"/>
+                <w:b/>
+                <w:sz w:val="21"/>
+              </w:rPr>
+            </w:r>
+            <w:r>
+              <w:rPr>
+                <w:rFonts w:ascii="Times New Roman" w:hAnsi="Times New Roman"/>
+                <w:b/>
+                <w:sz w:val="21"/>
+              </w:rPr>
+              <w:t>Value</w:t>
             </w:r>
           </w:p>
         </w:tc>
@@ -9013,7 +9104,7 @@
                 <w:rFonts w:ascii="Times New Roman" w:hAnsi="Times New Roman"/>
                 <w:sz w:val="21"/>
               </w:rPr>
-              <w:t>False-positive rate</w:t>
+              <w:t>Accuracy</w:t>
             </w:r>
           </w:p>
         </w:tc>
@@ -9035,9 +9126,10 @@
             <w:r>
               <w:rPr>
                 <w:rFonts w:ascii="Times New Roman" w:hAnsi="Times New Roman"/>
-                <w:sz w:val="21"/>
-              </w:rPr>
-              <w:t>≈ 0.9%</w:t>
+                <w:b/>
+                <w:sz w:val="21"/>
+              </w:rPr>
+              <w:t>0.992</w:t>
             </w:r>
           </w:p>
         </w:tc>
@@ -9063,7 +9155,7 @@
                 <w:rFonts w:ascii="Times New Roman" w:hAnsi="Times New Roman"/>
                 <w:sz w:val="21"/>
               </w:rPr>
-              <w:t>Latency (CPU)</w:t>
+              <w:t>Precision</w:t>
             </w:r>
           </w:p>
         </w:tc>
@@ -9087,6 +9179,306 @@
                 <w:rFonts w:ascii="Times New Roman" w:hAnsi="Times New Roman"/>
                 <w:sz w:val="21"/>
               </w:rPr>
+              <w:t>0.991</w:t>
+            </w:r>
+          </w:p>
+        </w:tc>
+      </w:tr>
+      <w:tr>
+        <w:tc>
+          <w:tcPr>
+            <w:tcW w:type="dxa" w:w="4536"/>
+          </w:tcPr>
+          <w:p>
+            <w:pPr>
+              <w:spacing w:line="240" w:lineRule="auto" w:after="40"/>
+              <w:jc w:val="left"/>
+            </w:pPr>
+            <w:r>
+              <w:rPr>
+                <w:rFonts w:ascii="Times New Roman" w:hAnsi="Times New Roman"/>
+                <w:sz w:val="21"/>
+              </w:rPr>
+            </w:r>
+            <w:r>
+              <w:rPr>
+                <w:rFonts w:ascii="Times New Roman" w:hAnsi="Times New Roman"/>
+                <w:sz w:val="21"/>
+              </w:rPr>
+              <w:t>Recall</w:t>
+            </w:r>
+          </w:p>
+        </w:tc>
+        <w:tc>
+          <w:tcPr>
+            <w:tcW w:type="dxa" w:w="4536"/>
+          </w:tcPr>
+          <w:p>
+            <w:pPr>
+              <w:spacing w:line="240" w:lineRule="auto" w:after="40"/>
+              <w:jc w:val="left"/>
+            </w:pPr>
+            <w:r>
+              <w:rPr>
+                <w:rFonts w:ascii="Times New Roman" w:hAnsi="Times New Roman"/>
+                <w:sz w:val="21"/>
+              </w:rPr>
+            </w:r>
+            <w:r>
+              <w:rPr>
+                <w:rFonts w:ascii="Times New Roman" w:hAnsi="Times New Roman"/>
+                <w:sz w:val="21"/>
+              </w:rPr>
+              <w:t>0.992</w:t>
+            </w:r>
+          </w:p>
+        </w:tc>
+      </w:tr>
+      <w:tr>
+        <w:tc>
+          <w:tcPr>
+            <w:tcW w:type="dxa" w:w="4536"/>
+          </w:tcPr>
+          <w:p>
+            <w:pPr>
+              <w:spacing w:line="240" w:lineRule="auto" w:after="40"/>
+              <w:jc w:val="left"/>
+            </w:pPr>
+            <w:r>
+              <w:rPr>
+                <w:rFonts w:ascii="Times New Roman" w:hAnsi="Times New Roman"/>
+                <w:sz w:val="21"/>
+              </w:rPr>
+            </w:r>
+            <w:r>
+              <w:rPr>
+                <w:rFonts w:ascii="Times New Roman" w:hAnsi="Times New Roman"/>
+                <w:sz w:val="21"/>
+              </w:rPr>
+              <w:t>F1 score</w:t>
+            </w:r>
+          </w:p>
+        </w:tc>
+        <w:tc>
+          <w:tcPr>
+            <w:tcW w:type="dxa" w:w="4536"/>
+          </w:tcPr>
+          <w:p>
+            <w:pPr>
+              <w:spacing w:line="240" w:lineRule="auto" w:after="40"/>
+              <w:jc w:val="left"/>
+            </w:pPr>
+            <w:r>
+              <w:rPr>
+                <w:rFonts w:ascii="Times New Roman" w:hAnsi="Times New Roman"/>
+                <w:sz w:val="21"/>
+              </w:rPr>
+            </w:r>
+            <w:r>
+              <w:rPr>
+                <w:rFonts w:ascii="Times New Roman" w:hAnsi="Times New Roman"/>
+                <w:sz w:val="21"/>
+              </w:rPr>
+              <w:t>0.992</w:t>
+            </w:r>
+          </w:p>
+        </w:tc>
+      </w:tr>
+      <w:tr>
+        <w:tc>
+          <w:tcPr>
+            <w:tcW w:type="dxa" w:w="4536"/>
+          </w:tcPr>
+          <w:p>
+            <w:pPr>
+              <w:spacing w:line="240" w:lineRule="auto" w:after="40"/>
+              <w:jc w:val="left"/>
+            </w:pPr>
+            <w:r>
+              <w:rPr>
+                <w:rFonts w:ascii="Times New Roman" w:hAnsi="Times New Roman"/>
+                <w:sz w:val="21"/>
+              </w:rPr>
+            </w:r>
+            <w:r>
+              <w:rPr>
+                <w:rFonts w:ascii="Times New Roman" w:hAnsi="Times New Roman"/>
+                <w:sz w:val="21"/>
+              </w:rPr>
+              <w:t>ROC-AUC</w:t>
+            </w:r>
+          </w:p>
+        </w:tc>
+        <w:tc>
+          <w:tcPr>
+            <w:tcW w:type="dxa" w:w="4536"/>
+          </w:tcPr>
+          <w:p>
+            <w:pPr>
+              <w:spacing w:line="240" w:lineRule="auto" w:after="40"/>
+              <w:jc w:val="left"/>
+            </w:pPr>
+            <w:r>
+              <w:rPr>
+                <w:rFonts w:ascii="Times New Roman" w:hAnsi="Times New Roman"/>
+                <w:sz w:val="21"/>
+              </w:rPr>
+            </w:r>
+            <w:r>
+              <w:rPr>
+                <w:rFonts w:ascii="Times New Roman" w:hAnsi="Times New Roman"/>
+                <w:sz w:val="21"/>
+              </w:rPr>
+              <w:t>1.000</w:t>
+            </w:r>
+          </w:p>
+        </w:tc>
+      </w:tr>
+      <w:tr>
+        <w:tc>
+          <w:tcPr>
+            <w:tcW w:type="dxa" w:w="4536"/>
+          </w:tcPr>
+          <w:p>
+            <w:pPr>
+              <w:spacing w:line="240" w:lineRule="auto" w:after="40"/>
+              <w:jc w:val="left"/>
+            </w:pPr>
+            <w:r>
+              <w:rPr>
+                <w:rFonts w:ascii="Times New Roman" w:hAnsi="Times New Roman"/>
+                <w:sz w:val="21"/>
+              </w:rPr>
+            </w:r>
+            <w:r>
+              <w:rPr>
+                <w:rFonts w:ascii="Times New Roman" w:hAnsi="Times New Roman"/>
+                <w:sz w:val="21"/>
+              </w:rPr>
+              <w:t>Confusion matrix</w:t>
+            </w:r>
+          </w:p>
+        </w:tc>
+        <w:tc>
+          <w:tcPr>
+            <w:tcW w:type="dxa" w:w="4536"/>
+          </w:tcPr>
+          <w:p>
+            <w:pPr>
+              <w:spacing w:line="240" w:lineRule="auto" w:after="40"/>
+              <w:jc w:val="left"/>
+            </w:pPr>
+            <w:r>
+              <w:rPr>
+                <w:rFonts w:ascii="Times New Roman" w:hAnsi="Times New Roman"/>
+                <w:sz w:val="21"/>
+              </w:rPr>
+            </w:r>
+            <w:r>
+              <w:rPr>
+                <w:rFonts w:ascii="Times New Roman" w:hAnsi="Times New Roman"/>
+                <w:sz w:val="21"/>
+              </w:rPr>
+              <w:t>TP 10,399; FN 80; TN 9,719; FP 90</w:t>
+            </w:r>
+          </w:p>
+        </w:tc>
+      </w:tr>
+      <w:tr>
+        <w:tc>
+          <w:tcPr>
+            <w:tcW w:type="dxa" w:w="4536"/>
+          </w:tcPr>
+          <w:p>
+            <w:pPr>
+              <w:spacing w:line="240" w:lineRule="auto" w:after="40"/>
+              <w:jc w:val="left"/>
+            </w:pPr>
+            <w:r>
+              <w:rPr>
+                <w:rFonts w:ascii="Times New Roman" w:hAnsi="Times New Roman"/>
+                <w:sz w:val="21"/>
+              </w:rPr>
+            </w:r>
+            <w:r>
+              <w:rPr>
+                <w:rFonts w:ascii="Times New Roman" w:hAnsi="Times New Roman"/>
+                <w:sz w:val="21"/>
+              </w:rPr>
+              <w:t>False-positive rate</w:t>
+            </w:r>
+          </w:p>
+        </w:tc>
+        <w:tc>
+          <w:tcPr>
+            <w:tcW w:type="dxa" w:w="4536"/>
+          </w:tcPr>
+          <w:p>
+            <w:pPr>
+              <w:spacing w:line="240" w:lineRule="auto" w:after="40"/>
+              <w:jc w:val="left"/>
+            </w:pPr>
+            <w:r>
+              <w:rPr>
+                <w:rFonts w:ascii="Times New Roman" w:hAnsi="Times New Roman"/>
+                <w:sz w:val="21"/>
+              </w:rPr>
+            </w:r>
+            <w:r>
+              <w:rPr>
+                <w:rFonts w:ascii="Times New Roman" w:hAnsi="Times New Roman"/>
+                <w:sz w:val="21"/>
+              </w:rPr>
+              <w:t>≈ 0.9%</w:t>
+            </w:r>
+          </w:p>
+        </w:tc>
+      </w:tr>
+      <w:tr>
+        <w:tc>
+          <w:tcPr>
+            <w:tcW w:type="dxa" w:w="4536"/>
+          </w:tcPr>
+          <w:p>
+            <w:pPr>
+              <w:spacing w:line="240" w:lineRule="auto" w:after="40"/>
+              <w:jc w:val="left"/>
+            </w:pPr>
+            <w:r>
+              <w:rPr>
+                <w:rFonts w:ascii="Times New Roman" w:hAnsi="Times New Roman"/>
+                <w:sz w:val="21"/>
+              </w:rPr>
+            </w:r>
+            <w:r>
+              <w:rPr>
+                <w:rFonts w:ascii="Times New Roman" w:hAnsi="Times New Roman"/>
+                <w:sz w:val="21"/>
+              </w:rPr>
+              <w:t>Latency (CPU)</w:t>
+            </w:r>
+          </w:p>
+        </w:tc>
+        <w:tc>
+          <w:tcPr>
+            <w:tcW w:type="dxa" w:w="4536"/>
+          </w:tcPr>
+          <w:p>
+            <w:pPr>
+              <w:spacing w:line="240" w:lineRule="auto" w:after="40"/>
+              <w:jc w:val="left"/>
+            </w:pPr>
+            <w:r>
+              <w:rPr>
+                <w:rFonts w:ascii="Times New Roman" w:hAnsi="Times New Roman"/>
+                <w:sz w:val="21"/>
+              </w:rPr>
+            </w:r>
+            <w:r>
+              <w:rPr>
+                <w:rFonts w:ascii="Times New Roman" w:hAnsi="Times New Roman"/>
+                <w:sz w:val="21"/>
+              </w:rPr>
               <w:t>p50 ≈ 16 ms; p95 ≈ 41 ms per email</w:t>
             </w:r>
           </w:p>
@@ -9141,7 +9533,7 @@
     </w:p>
     <w:p>
       <w:r>
-        <w:t>The three classifiers — multinomial Naïve Bayes, class-balanced logistic regression and a linear support-vector machine — were each trained and evaluated under two feature configurations: content features only, and the full content–metadata fusion. All five resulting configurations used the same training and held-out split, the same preprocessing and the same decision threshold, so that the comparison reflected only the choice of classifier and feature set. For each configuration the accuracy, precision, recall, F1 score and ROC-AUC were recorded on the held-out split; the complete command-line procedure is documented in Appendix D. The results on the full 81,152-email corpus are summarised in Table 6.2. The support-vector machine's iteration limit was raised from the default 1,000 to 10,000 because the default value produced a convergence warning on the large fused feature set; with this setting the metrics were stable and effectively unchanged beyond that point.</w:t>
+        <w:t>The three classifiers — multinomial Naïve Bayes, class-balanced logistic regression and a linear support-vector machine — were each trained and evaluated under two feature configurations: content features only, and the full content–metadata fusion. All five resulting configurations used the same training and held-out split, the same preprocessing and the same decision threshold, so that the comparison reflected only the choice of classifier and feature set. For each configuration the accuracy, precision, recall, F1 score and ROC-AUC were recorded on the held-out split; the commands used are listed in Table 5.4. The results on the full 81,152-email corpus are summarised in Table 6.2. The support-vector machine's iteration limit was raised from the default 1,000 to 10,000 because the default value produced a convergence warning on the large fused feature set; with this setting the metrics were stable and effectively unchanged beyond that point.</w:t>
       </w:r>
     </w:p>
     <w:p>
@@ -12276,7 +12668,7 @@
                 <w:rFonts w:ascii="Times New Roman" w:hAnsi="Times New Roman"/>
                 <w:sz w:val="21"/>
               </w:rPr>
-              <w:t>FeatureUnion pipeline with standardised metadata (§3.3, §4.2)</w:t>
+              <w:t>FeatureUnion pipeline with standardised metadata (Sections 3.3 and 4.2)</w:t>
             </w:r>
           </w:p>
         </w:tc>
@@ -12947,250 +13339,12 @@
           <w:rFonts w:ascii="Times New Roman" w:hAnsi="Times New Roman"/>
           <w:color w:val="000000"/>
         </w:rPr>
-        <w:t>Appendix D — Command Reference and System Screenshots</w:t>
-      </w:r>
-    </w:p>
-    <w:p>
-      <w:r>
-        <w:t>For reproducibility, the system was run from the command line inside the Python virtual environment described in Section 5.2. The environment was created and the required libraries installed with the following commands:</w:t>
-      </w:r>
-    </w:p>
-    <w:p>
-      <w:pPr>
-        <w:spacing w:line="240" w:lineRule="auto" w:after="0"/>
-      </w:pPr>
-      <w:r>
-        <w:rPr>
-          <w:rFonts w:ascii="Consolas" w:hAnsi="Consolas"/>
-          <w:sz w:val="19"/>
-        </w:rPr>
-        <w:t>python -m venv .venv</w:t>
-      </w:r>
-    </w:p>
-    <w:p>
-      <w:pPr>
-        <w:spacing w:line="240" w:lineRule="auto" w:after="0"/>
-      </w:pPr>
-      <w:r>
-        <w:rPr>
-          <w:rFonts w:ascii="Consolas" w:hAnsi="Consolas"/>
-          <w:sz w:val="19"/>
-        </w:rPr>
-        <w:t>.venv\Scripts\activate          (Windows)   /   source .venv/bin/activate   (Linux/macOS)</w:t>
-      </w:r>
-    </w:p>
-    <w:p>
-      <w:pPr>
-        <w:spacing w:line="240" w:lineRule="auto" w:after="0"/>
-      </w:pPr>
-      <w:r>
-        <w:rPr>
-          <w:rFonts w:ascii="Consolas" w:hAnsi="Consolas"/>
-          <w:sz w:val="19"/>
-        </w:rPr>
-        <w:t>pip install -r requirements.txt</w:t>
-      </w:r>
-    </w:p>
-    <w:p>
-      <w:r>
-        <w:t>The four principal operations — training and evaluation, external (AI-mail) evaluation, running the detection service, and continuous mailbox monitoring — were invoked as follows:</w:t>
-      </w:r>
-    </w:p>
-    <w:p>
-      <w:pPr>
-        <w:spacing w:line="240" w:lineRule="auto" w:after="0"/>
-      </w:pPr>
-      <w:r>
-        <w:rPr>
-          <w:rFonts w:ascii="Consolas" w:hAnsi="Consolas"/>
-          <w:sz w:val="19"/>
-        </w:rPr>
-        <w:t># 1. Train on the reviewed corpus, evaluate on the held-out split, and save the model</w:t>
-      </w:r>
-    </w:p>
-    <w:p>
-      <w:pPr>
-        <w:spacing w:line="240" w:lineRule="auto" w:after="0"/>
-      </w:pPr>
-      <w:r>
-        <w:rPr>
-          <w:rFonts w:ascii="Consolas" w:hAnsi="Consolas"/>
-          <w:sz w:val="19"/>
-        </w:rPr>
-        <w:t>python -m spam_detection.evaluate data/reviewed_mail.csv --save models/email_spam_detector.joblib</w:t>
-      </w:r>
-    </w:p>
-    <w:p>
-      <w:pPr>
-        <w:spacing w:line="240" w:lineRule="auto" w:after="0"/>
-      </w:pPr>
-      <w:r>
-        <w:rPr>
-          <w:rFonts w:ascii="Consolas" w:hAnsi="Consolas"/>
-          <w:sz w:val="19"/>
-        </w:rPr>
-        <w:t xml:space="preserve"> </w:t>
-      </w:r>
-    </w:p>
-    <w:p>
-      <w:pPr>
-        <w:spacing w:line="240" w:lineRule="auto" w:after="0"/>
-      </w:pPr>
-      <w:r>
-        <w:rPr>
-          <w:rFonts w:ascii="Consolas" w:hAnsi="Consolas"/>
-          <w:sz w:val="19"/>
-        </w:rPr>
-        <w:t># 2. Score an external / AI-generated set (a body-only CSV is supported)</w:t>
-      </w:r>
-    </w:p>
-    <w:p>
-      <w:pPr>
-        <w:spacing w:line="240" w:lineRule="auto" w:after="0"/>
-      </w:pPr>
-      <w:r>
-        <w:rPr>
-          <w:rFonts w:ascii="Consolas" w:hAnsi="Consolas"/>
-          <w:sz w:val="19"/>
-        </w:rPr>
-        <w:t>python -m spam_detection.evaluate_external models/email_spam_detector.joblib data/llm_test.csv</w:t>
-      </w:r>
-    </w:p>
-    <w:p>
-      <w:pPr>
-        <w:spacing w:line="240" w:lineRule="auto" w:after="0"/>
-      </w:pPr>
-      <w:r>
-        <w:rPr>
-          <w:rFonts w:ascii="Consolas" w:hAnsi="Consolas"/>
-          <w:sz w:val="19"/>
-        </w:rPr>
-        <w:t xml:space="preserve"> </w:t>
-      </w:r>
-    </w:p>
-    <w:p>
-      <w:pPr>
-        <w:spacing w:line="240" w:lineRule="auto" w:after="0"/>
-      </w:pPr>
-      <w:r>
-        <w:rPr>
-          <w:rFonts w:ascii="Consolas" w:hAnsi="Consolas"/>
-          <w:sz w:val="19"/>
-        </w:rPr>
-        <w:t># 3. Start the detection service, then open its address in a web browser</w:t>
-      </w:r>
-    </w:p>
-    <w:p>
-      <w:pPr>
-        <w:spacing w:line="240" w:lineRule="auto" w:after="0"/>
-      </w:pPr>
-      <w:r>
-        <w:rPr>
-          <w:rFonts w:ascii="Consolas" w:hAnsi="Consolas"/>
-          <w:sz w:val="19"/>
-        </w:rPr>
-        <w:t>python -m uvicorn spam_detection.api:app --host 0.0.0.0 --port 8000</w:t>
-      </w:r>
-    </w:p>
-    <w:p>
-      <w:pPr>
-        <w:spacing w:line="240" w:lineRule="auto" w:after="0"/>
-      </w:pPr>
-      <w:r>
-        <w:rPr>
-          <w:rFonts w:ascii="Consolas" w:hAnsi="Consolas"/>
-          <w:sz w:val="19"/>
-        </w:rPr>
-        <w:t xml:space="preserve"> </w:t>
-      </w:r>
-    </w:p>
-    <w:p>
-      <w:pPr>
-        <w:spacing w:line="240" w:lineRule="auto" w:after="0"/>
-      </w:pPr>
-      <w:r>
-        <w:rPr>
-          <w:rFonts w:ascii="Consolas" w:hAnsi="Consolas"/>
-          <w:sz w:val="19"/>
-        </w:rPr>
-        <w:t># 4. Monitor a folder and quarantine flagged mail as it arrives</w:t>
-      </w:r>
-    </w:p>
-    <w:p>
-      <w:pPr>
-        <w:spacing w:line="240" w:lineRule="auto" w:after="0"/>
-      </w:pPr>
-      <w:r>
-        <w:rPr>
-          <w:rFonts w:ascii="Consolas" w:hAnsi="Consolas"/>
-          <w:sz w:val="19"/>
-        </w:rPr>
-        <w:t>python -m spam_detection.scan_mailbox mail_inbox --action quarantine --watch</w:t>
-      </w:r>
-    </w:p>
-    <w:p>
-      <w:pPr>
-        <w:spacing w:line="240" w:lineRule="auto" w:after="0"/>
-      </w:pPr>
-      <w:r>
-        <w:rPr>
-          <w:rFonts w:ascii="Consolas" w:hAnsi="Consolas"/>
-          <w:sz w:val="19"/>
-        </w:rPr>
-        <w:t xml:space="preserve"> </w:t>
-      </w:r>
-    </w:p>
-    <w:p>
-      <w:pPr>
-        <w:spacing w:line="240" w:lineRule="auto" w:after="0"/>
-      </w:pPr>
-      <w:r>
-        <w:rPr>
-          <w:rFonts w:ascii="Consolas" w:hAnsi="Consolas"/>
-          <w:sz w:val="19"/>
-        </w:rPr>
-        <w:t># 5. Connect to a LIVE mailbox over IMAP and filter real incoming mail</w:t>
-      </w:r>
-    </w:p>
-    <w:p>
-      <w:pPr>
-        <w:spacing w:line="240" w:lineRule="auto" w:after="0"/>
-      </w:pPr>
-      <w:r>
-        <w:rPr>
-          <w:rFonts w:ascii="Consolas" w:hAnsi="Consolas"/>
-          <w:sz w:val="19"/>
-        </w:rPr>
-        <w:t>#    (set IMAP_HOST / IMAP_USER / IMAP_PASS first, using an app password)</w:t>
-      </w:r>
-    </w:p>
-    <w:p>
-      <w:pPr>
-        <w:spacing w:line="240" w:lineRule="auto" w:after="0"/>
-      </w:pPr>
-      <w:r>
-        <w:rPr>
-          <w:rFonts w:ascii="Consolas" w:hAnsi="Consolas"/>
-          <w:sz w:val="19"/>
-        </w:rPr>
-        <w:t>python -m spam_detection.imap_watch --action report --watch        # read-only check</w:t>
-      </w:r>
-    </w:p>
-    <w:p>
-      <w:pPr>
-        <w:spacing w:line="240" w:lineRule="auto" w:after="0"/>
-      </w:pPr>
-      <w:r>
-        <w:rPr>
-          <w:rFonts w:ascii="Consolas" w:hAnsi="Consolas"/>
-          <w:sz w:val="19"/>
-        </w:rPr>
-        <w:t>python -m spam_detection.imap_watch --action quarantine --watch    # move spam to Spam_Quarantine</w:t>
-      </w:r>
-    </w:p>
-    <w:p>
-      <w:r>
-        <w:t>[FILL IN: add any further screenshots not placed in Chapter 5, e.g. the training output and the threshold-sweep output.]</w:t>
+        <w:t>Appendix D — Weekly / Bi-weekly Log</w:t>
+      </w:r>
+    </w:p>
+    <w:p>
+      <w:r>
+        <w:t>[FILL IN: insert at least six bi-weekly/weekly progress report forms signed by the supervisor.]</w:t>
       </w:r>
     </w:p>
     <w:p>
@@ -13203,12 +13357,12 @@
           <w:rFonts w:ascii="Times New Roman" w:hAnsi="Times New Roman"/>
           <w:color w:val="000000"/>
         </w:rPr>
-        <w:t>Appendix E — Weekly / Bi-weekly Log</w:t>
-      </w:r>
-    </w:p>
-    <w:p>
-      <w:r>
-        <w:t>[FILL IN: insert at least six bi-weekly/weekly progress report forms signed by the supervisor.]</w:t>
+        <w:t>Appendix E — Plagiarism Check Result (Turnitin)</w:t>
+      </w:r>
+    </w:p>
+    <w:p>
+      <w:r>
+        <w:t>[FILL IN: insert the Turnitin originality result. For the similarity check, upload ONLY the title page, abstract, Chapters 1–7 and references — remove the cover, declaration forms, acknowledgements, table of contents, lists and appendices.]</w:t>
       </w:r>
     </w:p>
     <w:p>
@@ -13221,25 +13375,7 @@
           <w:rFonts w:ascii="Times New Roman" w:hAnsi="Times New Roman"/>
           <w:color w:val="000000"/>
         </w:rPr>
-        <w:t>Appendix F — Plagiarism Check Result (Turnitin)</w:t>
-      </w:r>
-    </w:p>
-    <w:p>
-      <w:r>
-        <w:t>[FILL IN: insert the Turnitin originality result. For the similarity check, upload ONLY the title page, abstract, Chapters 1–7 and references — remove the cover, declaration forms, acknowledgements, table of contents, lists and appendices.]</w:t>
-      </w:r>
-    </w:p>
-    <w:p>
-      <w:pPr>
-        <w:pStyle w:val="Heading1"/>
-        <w:jc w:val="left"/>
-      </w:pPr>
-      <w:r>
-        <w:rPr>
-          <w:rFonts w:ascii="Times New Roman" w:hAnsi="Times New Roman"/>
-          <w:color w:val="000000"/>
-        </w:rPr>
-        <w:t>Appendix G — FYP2 Submission Checklist</w:t>
+        <w:t>Appendix F — FYP2 Submission Checklist</w:t>
       </w:r>
     </w:p>
     <w:p>

--- a/REPORT_FYP2.docx
+++ b/REPORT_FYP2.docx
@@ -1240,7 +1240,7 @@
         <w:t>Logistic regression</w:t>
       </w:r>
       <w:r>
-        <w:t xml:space="preserve"> modelled the log-odds of spam as a linear function of the features passed through a sigmoid, producing a calibrated-style probability and interpretable coefficients. </w:t>
+        <w:t xml:space="preserve"> modelled the log-odds of spam as a linear function of the features passed through a sigmoid, producing a probability estimate and interpretable coefficients. </w:t>
       </w:r>
       <w:r>
         <w:rPr>
@@ -3703,7 +3703,7 @@
                 <w:rFonts w:ascii="Times New Roman" w:hAnsi="Times New Roman"/>
                 <w:sz w:val="21"/>
               </w:rPr>
-              <w:t>Run periodically: the accumulated reviewed feedback is merged with the training data, the new model is validated on the held-out split, and it is redeployed automatically only if performance is maintained.</w:t>
+              <w:t>Run periodically: the accumulated reviewed feedback is merged with the training data and a new model is fitted, which is then evaluated on the held-out split before further use.</w:t>
             </w:r>
           </w:p>
         </w:tc>
@@ -3725,7 +3725,7 @@
     </w:p>
     <w:p>
       <w:r>
-        <w:t>The activity flow began when an email entered the system and ended either with a delivered message, a quarantined message, or a redeployed model after retraining. Each message was parsed and scored, a threshold decision routed it to the inbox or quarantine, and a reviewer correction on the rare misclassified message triggered the validate-and-redeploy loop. The full sequence, including the feedback path, is illustrated in Figure 3.3.</w:t>
+        <w:t>The activity flow began when an email entered the system and ended either with a delivered message, a quarantined message, or a redeployed model after retraining. Each message was parsed and scored, a threshold decision routed it to the inbox or quarantine, and a reviewer correction on the rare misclassified message was collected for the next retraining cycle. The full sequence, including the feedback path, is illustrated in Figure 3.3.</w:t>
       </w:r>
     </w:p>
     <w:p>
@@ -3782,7 +3782,7 @@
     </w:p>
     <w:p>
       <w:r>
-        <w:t>Emails were parsed and feature-extracted; the model produced a probability that was compared against the configurable threshold; high-risk mail was quarantined or labelled; uncertain or corrected cases entered the review queue; on a schedule, reviewed labels were appended to the training set and a new model was fitted, validated, and redeployed only if held-out performance was maintained.</w:t>
+        <w:t>Emails were parsed and feature-extracted; the model produced a probability that was compared against the configurable threshold; high-risk mail was quarantined or labelled; uncertain or corrected cases entered the review queue; on a schedule, reviewed labels were appended to the training set and a new model was fitted, which was then evaluated on the held-out data before further use.</w:t>
       </w:r>
     </w:p>
     <w:p>
@@ -4567,7 +4567,7 @@
         <w:t>Preprocessing.</w:t>
       </w:r>
       <w:r>
-        <w:t xml:space="preserve"> Raw messages were parsed with the Python standard-library `email` package so that multipart bodies, HTML and headers were handled uniformly. The visible text of each part was extracted, HTML markup was reduced to its text content, and the subject was prefixed to the body. Structural values were derived without reading attachment content, and no message body left the local machine. Malformed or plain-text inputs were handled by a fallback path that treated the entire input as body text and zeroed the header-derived metadata.</w:t>
+        <w:t xml:space="preserve"> Raw messages were parsed with the Python standard-library `email` package so that multipart bodies and headers were handled uniformly. Available `text/plain` MIME parts were extracted and the subject was prefixed to the body; when no plain-text part was available, a fallback representation of the raw message was used as the body text. Structural values were derived without reading attachment content, and no message body left the local machine. Malformed or plain-text inputs were handled by a fallback path that treated the entire input as body text and zeroed the header-derived metadata.</w:t>
       </w:r>
     </w:p>
     <w:p>
@@ -8780,7 +8780,7 @@
     </w:p>
     <w:p>
       <w:r>
-        <w:t>The review console, shown in Figure 5.2, allowed a reviewer to paste an email and immediately see its classification, the probability assigned, and the individual structural signals that fired, together with buttons to confirm or correct the decision. When the detector was accessed through its service interface, it returned a structured response containing the predicted label, the spam probability, a confidence value and the list of contributing signals, as shown in Figure 5.3. Finally, the mailbox watcher could monitor a folder and, in quarantine mode, move each flagged message into a quarantine directory while logging the decision to the review queue, as shown in Figure 5.4. The same automatic score-and-quarantine loop was also implemented for a live, network-connected mailbox over the Internet Message Access Protocol: a connector logs into the account, fetches new messages as they arrive, moves flagged mail into a dedicated quarantine folder within the mailbox and leaves legitimate mail in the inbox, allowing the system to be deployed as a live adaptive filter rather than only as an offline tool.</w:t>
+        <w:t>The review console, shown in Figure 5.2, allowed a reviewer to paste an email and immediately see its classification, the probability assigned, and the individual structural signals that fired, together with buttons to confirm or correct the decision. When the detector was accessed through its service interface, it returned a structured response containing the predicted label, the spam probability, a confidence value and the list of detected structural signals, as shown in Figure 5.3. Finally, the mailbox watcher could monitor a folder and, in quarantine mode, move each flagged message into a quarantine directory while logging the decision to the review queue, as shown in Figure 5.4. The same automatic score-and-quarantine loop was also implemented for a live, network-connected mailbox over the Internet Message Access Protocol: a connector logs into the account, fetches new messages as they arrive, moves flagged mail into a dedicated quarantine folder within the mailbox and leaves legitimate mail in the inbox, allowing the system to be deployed as a live adaptive filter rather than only as an offline tool.</w:t>
       </w:r>
     </w:p>
     <w:p>
@@ -10492,7 +10492,7 @@
     </w:p>
     <w:p>
       <w:r>
-        <w:t>The fusion support vector machine had the marginally highest raw numbers, but the fusion logistic-regression model was selected for deployment for two operational reasons. First, logistic regression outputs a calibrated probability, which allowed the decision threshold to be tuned (the deployed 0.55) and a confidence value and signal explanation to be shown, whereas the support vector machine's decision scores are not directly interpretable as probabilities. Second, the two fusion models were effectively tied in performance (accuracy 0.992 versus 0.993), so the model that provided a tunable threshold, explainable outputs and equally strong results was preferred. The results therefore supported the fusion design and the choice of a calibrated, explainable classifier over the marginally higher-scoring alternative.</w:t>
+        <w:t>The fusion support vector machine had the marginally highest raw numbers, but the fusion logistic-regression model was selected for deployment for two operational reasons. First, logistic regression outputs a spam-probability estimate that can be compared with a configurable threshold (the deployed 0.55) and allows a confidence value and signal explanation to be shown, whereas the support vector machine's decision scores are not directly interpretable as probabilities. Second, the two fusion models were effectively tied in performance (accuracy 0.992 versus 0.993), so the model that provided a tunable threshold, explainable outputs and equally strong results was preferred. The results therefore supported the fusion design and the choice of a probability-based, explainable classifier over the marginally higher-scoring alternative.</w:t>
       </w:r>
     </w:p>
     <w:p>
@@ -11221,7 +11221,7 @@
     <w:p/>
     <w:p>
       <w:r>
-        <w:t>The improvement was greatest for threat types actually represented in the reviewed feedback; this scope was reported honestly rather than claiming universal adaptation. The retraining path was fully automated but gated on a held-out validation check, so a new model was redeployed only if it maintained main-corpus accuracy while improving the target threat ranking. This prevented a small feedback batch from degrading the detector and distinguished the system from both a static model and an uncontrolled online-learning loop. The improvement in ranking is visualised by the two ROC curves, before and after retraining, in Figure 6.4.</w:t>
+        <w:t>The improvement was greatest for threat types actually represented in the reviewed feedback; this scope was reported honestly rather than claiming universal adaptation. The retraining cycle was run as a scheduled batch step, and the retrained model was evaluated on the held-out data before further use, confirming that main-corpus accuracy was maintained while the target threat ranking improved. Retraining in controlled batches rather than continuously distinguished the system from both a static model and an uncontrolled online-learning loop. The improvement in ranking is visualised by the two ROC curves, before and after retraining, in Figure 6.4.</w:t>
       </w:r>
     </w:p>
     <w:p>
@@ -12835,7 +12835,7 @@
     </w:p>
     <w:p>
       <w:r>
-        <w:t>Objective 3, training and evaluating Naïve Bayes, logistic regression and the support-vector machine, was achieved. All three classifiers were trained and evaluated on the same stratified 75/25 split under identical settings (Table 6.2); the fused logistic-regression model was selected for deployment because it matched the best reported accuracy while also providing calibrated probabilities and a tunable decision threshold.</w:t>
+        <w:t>Objective 3, training and evaluating Naïve Bayes, logistic regression and the support-vector machine, was achieved. All three classifiers were trained and evaluated on the same stratified 75/25 split under identical settings (Table 6.2); the fused logistic-regression model was selected for deployment because it matched the best reported accuracy while also providing probability estimates and a tunable decision threshold.</w:t>
       </w:r>
     </w:p>
     <w:p>

--- a/REPORT_FYP2.docx
+++ b/REPORT_FYP2.docx
@@ -295,7 +295,7 @@
     </w:p>
     <w:p>
       <w:r>
-        <w:t>Email remained a primary vector for phishing, business-email-compromise and malware delivery, while generative language models had lowered the effort required to write polished, convincing fraudulent messages. Rule-based and keyword filters were brittle against such evolving, fluent attacks. This project developed an adaptive email spam detection system that fused two complementary views of a message — its textual content and its structural metadata — within a machine-learning pipeline that improved over time through reviewed-feedback retraining. Raw emails were parsed to extract word and character term-frequency–inverse-document-frequency (TF-IDF) content features together with twelve structural metadata signals, including link and attachment counts, sender-to-link domain mismatch, reply-to presence, sender-policy-framework and DomainKeys-Identified-Mail indicators, and casing and urgency-term statistics; the streams were fused into a single feature space and classified by a class-balanced logistic-regression model, with multinomial Naïve Bayes and a linear support vector machine evaluated for comparison. A detection service, a browser review console, a mailbox watcher with quarantine and a feedback-driven retraining loop were implemented, and the detector ran entirely on a commodity central processing unit with no graphics-processor requirement. The fused model was trained on 81,152 de-duplicated public emails and achieved 99.2% accuracy with precision 0.991, recall 0.992 and a receiver-operating-characteristic area under the curve of 1.000 on a held-out test split, at a median latency of approximately 16 milliseconds per email. On 4,986 phishing emails generated by three large language models on which the model was not trained, the detector flagged 92%, demonstrating strong generalisation to AI-assisted phishing, and after one adaptive retraining cycle the detection ranking on held-out modern-threat email improved from area under the curve 0.81 to 0.945 while overall accuracy was maintained. The system detected phishing intent rather than AI authorship, and its signals and operating threshold were fully explainable and adjustable.</w:t>
+        <w:t>Email remained a primary vector for phishing, business-email-compromise and malware delivery, while generative language models had lowered the effort required to write polished, convincing fraudulent messages. Rule-based and keyword filters were brittle against such evolving, fluent attacks. This project developed an adaptive email spam detection system that fused two complementary views of a message — its textual content and its structural metadata — within a machine-learning pipeline that improved over time through reviewed-feedback retraining. Raw emails were parsed to extract word and character term-frequency–inverse-document-frequency (TF-IDF) content features together with thirteen structural metadata signals, including link and attachment counts, sender-to-link domain mismatch, reply-to presence, sender-policy-framework and DomainKeys-Identified-Mail indicators, and casing and urgency-term statistics; the streams were fused into a single feature space and classified by a class-balanced logistic-regression model, with multinomial Naïve Bayes and a linear support vector machine evaluated for comparison. A detection service, a browser review console, a mailbox watcher with quarantine and a feedback-driven retraining loop were implemented, and the detector ran entirely on a commodity central processing unit with no graphics-processor requirement. The fused model was trained on 81,152 de-duplicated public emails and achieved 99.2% accuracy with precision 0.991, recall 0.992 and a receiver-operating-characteristic area under the curve of 1.000 on a held-out test split, at a median latency of approximately 16 milliseconds per email. On 4,986 phishing emails generated by three large language models on which the model was not trained, the detector flagged 92%, demonstrating strong generalisation to AI-assisted phishing, and after one adaptive retraining cycle the detection ranking on held-out modern-threat email improved from area under the curve 0.81 to 0.945 while overall accuracy was maintained. The system detected phishing intent rather than AI authorship, and its signals and operating threshold were fully explainable and adjustable.</w:t>
       </w:r>
     </w:p>
     <w:p>
@@ -504,7 +504,7 @@
     </w:p>
     <w:p>
       <w:r>
-        <w:t>- Table 4.2 The twelve structural metadata signals.</w:t>
+        <w:t>- Table 4.2 The thirteen structural metadata signals.</w:t>
       </w:r>
     </w:p>
     <w:p>
@@ -1031,7 +1031,7 @@
     </w:p>
     <w:p>
       <w:r>
-        <w:t>1. A working content–metadata fusion detector that combined word and character TF-IDF content features with twelve structural metadata signals in a single, standardised feature space.</w:t>
+        <w:t>1. A working content–metadata fusion detector that combined word and character TF-IDF content features with thirteen structural metadata signals in a single, standardised feature space.</w:t>
       </w:r>
     </w:p>
     <w:p>
@@ -2903,7 +2903,7 @@
     </w:p>
     <w:p>
       <w:r>
-        <w:t>The proposed solution was a local, open-source adaptive detector that fused word and character TF-IDF content features with twelve standardised structural metadata signals under a class-balanced logistic-regression classifier, with Naïve Bayes and a linear support vector machine evaluated for comparison. The detector was wrapped in a service with a browser review console, a mailbox watcher with quarantine and a feedback-driven retraining loop.</w:t>
+        <w:t>The proposed solution was a local, open-source adaptive detector that fused word and character TF-IDF content features with thirteen standardised structural metadata signals under a class-balanced logistic-regression classifier, with Naïve Bayes and a linear support vector machine evaluated for comparison. The detector was wrapped in a service with a browser review console, a mailbox watcher with quarantine and a feedback-driven retraining loop.</w:t>
       </w:r>
     </w:p>
     <w:p>
@@ -4483,7 +4483,7 @@
           <w:i/>
           <w:sz w:val="24"/>
         </w:rPr>
-        <w:t>w(t, d) = tf(t, d) · idf(t)</w:t>
+        <w:t>w(t, d) = ( 1 + ln tf(t, d) ) · idf(t)</w:t>
       </w:r>
       <w:r>
         <w:rPr>
@@ -4505,7 +4505,7 @@
           <w:i/>
           <w:sz w:val="24"/>
         </w:rPr>
-        <w:t>idf(t) = ln ( N / (1 + df(t)) ) + 1</w:t>
+        <w:t>idf(t) = ln ( (1 + N) / (1 + df(t)) ) + 1</w:t>
       </w:r>
       <w:r>
         <w:rPr>
@@ -4518,7 +4518,7 @@
     </w:p>
     <w:p>
       <w:r>
-        <w:t>where tf(t, d) is the frequency of term t in email d, df(t) is the number of emails in the training set that contain t, and N is the total number of emails. A term that is frequent in one email but rare across all emails therefore receives a high weight, while common words receive a low weight.</w:t>
+        <w:t>where tf(t, d) is the frequency of term t in email d, df(t) is the number of emails in the training set that contain t, and N is the total number of emails. Equation (3.1) uses the sub-linear term-frequency scaling configured in the vectoriser, and Equation (3.2) is the smoothed inverse-document-frequency form used by the library; the resulting vectors were L2-normalised. A term that is frequent in one email but rare across all emails therefore receives a high weight, while common words receive a low weight.</w:t>
       </w:r>
     </w:p>
     <w:p>
@@ -4529,7 +4529,7 @@
         <w:t>Metadata features.</w:t>
       </w:r>
       <w:r>
-        <w:t xml:space="preserve"> Twelve structural signals were extracted from the parsed message and encoded with a dictionary vectoriser: subject length, body length, URL count, number of unique link domains, attachment count, a sender-has-domain flag, a sender-domain/link-domain mismatch flag, reply-to presence, sender-policy-framework pass indicator, DomainKeys-Identified-Mail presence indicator, subject all-capitals ratio, exclamation count and a suspicious/urgency-term count. These metadata values were standardised (with a sparse-safe standard scaler) so that raw lengths could not dominate the normalised text features. Each metadata value x was standardised to z as in Equation (3.3):</w:t>
+        <w:t xml:space="preserve"> Thirteen structural signals were extracted from the parsed message and encoded with a dictionary vectoriser: subject length, body length, URL count, number of unique link domains, attachment count, a sender-has-domain flag, a sender-domain/link-domain mismatch flag, reply-to presence, sender-policy-framework pass indicator, DomainKeys-Identified-Mail presence indicator, subject all-capitals ratio, exclamation count and a suspicious/urgency-term count. These metadata values were standardised (with a sparse-safe standard scaler) so that raw lengths could not dominate the normalised text features. Each metadata value x was standardised to z as in Equation (3.3):</w:t>
       </w:r>
     </w:p>
     <w:p>
@@ -4805,7 +4805,7 @@
     </w:p>
     <w:p>
       <w:r>
-        <w:t>This chapter presented the methodology as a development-based, supervised machine-learning pipeline. It described the system architecture with its three parallel feature streams and the feedback-driven retraining loop, set out the use cases, traced the activity flow, defined the 81,152-email public corpus and the disjoint AI-generated test set, specified the word/character content and twelve metadata features, and defined the evaluation metrics and validity controls. Chapter 4 details the system design at a level sufficient to rebuild it.</w:t>
+        <w:t>This chapter presented the methodology as a development-based, supervised machine-learning pipeline. It described the system architecture with its three parallel feature streams and the feedback-driven retraining loop, set out the use cases, traced the activity flow, defined the 81,152-email public corpus and the disjoint AI-generated test set, specified the word/character content and thirteen metadata features, and defined the evaluation metrics and validity controls. Chapter 4 details the system design at a level sufficient to rebuild it.</w:t>
       </w:r>
     </w:p>
     <w:p>
@@ -4874,7 +4874,7 @@
         <w:t>Parsing and feature extraction</w:t>
       </w:r>
       <w:r>
-        <w:t xml:space="preserve"> — robust RFC-5322 parsing producing content text and the twelve metadata signals, with crash-safe handling of malformed mail.</w:t>
+        <w:t xml:space="preserve"> — robust RFC-5322 parsing producing content text and the thirteen metadata signals, with crash-safe handling of malformed mail.</w:t>
       </w:r>
     </w:p>
     <w:p>
@@ -5171,7 +5171,7 @@
                 <w:rFonts w:ascii="Times New Roman" w:hAnsi="Times New Roman"/>
                 <w:sz w:val="21"/>
               </w:rPr>
-              <w:t>Parsed each message and produced the content text together with the twelve structural metadata signals.</w:t>
+              <w:t>Parsed each message and produced the content text together with the thirteen structural metadata signals.</w:t>
             </w:r>
           </w:p>
         </w:tc>
@@ -5729,7 +5729,7 @@
     </w:p>
     <w:p>
       <w:r>
-        <w:t>Each message was parsed according to the standard Internet message format (RFC 5322) to separate the headers, the subject, the body and any attachments. Parsing was deliberately defensive: malformed links were handled without aborting, and a message that was plain text with no headers (as in the body-only AI-generated test sets) was still accepted, with the header-derived signals set to neutral values so that the feature structure was preserved. From the parsed message the extractor produced two outputs: the textual content (subject and body concatenated) for the content features, and a set of twelve structural metadata signals described in Section 4.3.</w:t>
+        <w:t>Each message was parsed according to the standard Internet message format (RFC 5322) to separate the headers, the subject, the body and any attachments. Parsing was deliberately defensive: malformed links were handled without aborting, and a message that was plain text with no headers (as in the body-only AI-generated test sets) was still accepted, with the header-derived signals set to neutral values so that the feature structure was preserved. From the parsed message the extractor produced two outputs: the textual content (subject and body concatenated) for the content features, and a set of thirteen structural metadata signals described in Section 4.3.</w:t>
       </w:r>
     </w:p>
     <w:p>
@@ -5747,7 +5747,7 @@
     </w:p>
     <w:p>
       <w:r>
-        <w:t>The classification engine was the core of the system and is specified in full in Table 5.3. It joined three feature branches into one sparse vector. Two branches described the text using term frequency–inverse document frequency: a word branch over one- and two-word terms (capped at 40,000 features) that captured phrasing, and a character branch over three- to five-character sequences (capped at 30,000 features) that tolerated obfuscation such as inserted symbols. The third branch encoded the twelve metadata signals and scaled them so that their magnitudes did not overwhelm the text features. The scaled, combined vector was passed to a class-balanced logistic-regression classifier (regularisation strength C = 1.5), which output a spam probability; multinomial Naïve Bayes and a linear support-vector machine were also implemented and evaluated for comparison. A configurable decision threshold (0.55 by default) converted the probability into a spam-or-legitimate label, and the metadata signals that contributed most to a positive decision were returned as an explanation.</w:t>
+        <w:t>The classification engine was the core of the system and is specified in full in Table 5.3. It joined three feature branches into one sparse vector. Two branches described the text using term frequency–inverse document frequency: a word branch over one- and two-word terms (capped at 40,000 features) that captured phrasing, and a character branch over three- to five-character sequences (capped at 30,000 features) that tolerated obfuscation such as inserted symbols. The third branch encoded the thirteen metadata signals and scaled them so that their magnitudes did not overwhelm the text features. The scaled, combined vector was passed to a class-balanced logistic-regression classifier (regularisation strength C = 1.5), which output a spam probability; multinomial Naïve Bayes and a linear support-vector machine were also implemented and evaluated for comparison. A configurable decision threshold (0.55 by default) converted the probability into a spam-or-legitimate label, and the metadata signals that contributed most to a positive decision were returned as an explanation.</w:t>
       </w:r>
     </w:p>
     <w:p>
@@ -5801,7 +5801,7 @@
     </w:p>
     <w:p>
       <w:r>
-        <w:t>The twelve structural metadata signals are defined in Table 4.2.</w:t>
+        <w:t>The thirteen structural metadata signals are defined in Table 4.2.</w:t>
       </w:r>
     </w:p>
     <w:p>
@@ -5814,7 +5814,7 @@
           <w:b/>
           <w:sz w:val="22"/>
         </w:rPr>
-        <w:t>Table 4.2 — The twelve structural metadata signals.</w:t>
+        <w:t>Table 4.2 — The thirteen structural metadata signals.</w:t>
       </w:r>
     </w:p>
     <w:tbl>
@@ -6455,7 +6455,7 @@
                 <w:rFonts w:ascii="Times New Roman" w:hAnsi="Times New Roman"/>
                 <w:sz w:val="21"/>
               </w:rPr>
-              <w:t>Urgency markers</w:t>
+              <w:t>Exclamation count</w:t>
             </w:r>
           </w:p>
         </w:tc>
@@ -6479,7 +6479,57 @@
                 <w:rFonts w:ascii="Times New Roman" w:hAnsi="Times New Roman"/>
                 <w:sz w:val="21"/>
               </w:rPr>
-              <w:t>Count of exclamation marks and of urgent/verification terms.</w:t>
+              <w:t>Number of exclamation marks in the subject and body.</w:t>
+            </w:r>
+          </w:p>
+        </w:tc>
+      </w:tr>
+      <w:tr>
+        <w:tc>
+          <w:tcPr>
+            <w:tcW w:type="dxa" w:w="4536"/>
+          </w:tcPr>
+          <w:p>
+            <w:pPr>
+              <w:spacing w:line="240" w:lineRule="auto" w:after="40"/>
+              <w:jc w:val="left"/>
+            </w:pPr>
+            <w:r>
+              <w:rPr>
+                <w:rFonts w:ascii="Times New Roman" w:hAnsi="Times New Roman"/>
+                <w:sz w:val="21"/>
+              </w:rPr>
+            </w:r>
+            <w:r>
+              <w:rPr>
+                <w:rFonts w:ascii="Times New Roman" w:hAnsi="Times New Roman"/>
+                <w:sz w:val="21"/>
+              </w:rPr>
+              <w:t>Urgency term count</w:t>
+            </w:r>
+          </w:p>
+        </w:tc>
+        <w:tc>
+          <w:tcPr>
+            <w:tcW w:type="dxa" w:w="4536"/>
+          </w:tcPr>
+          <w:p>
+            <w:pPr>
+              <w:spacing w:line="240" w:lineRule="auto" w:after="40"/>
+              <w:jc w:val="left"/>
+            </w:pPr>
+            <w:r>
+              <w:rPr>
+                <w:rFonts w:ascii="Times New Roman" w:hAnsi="Times New Roman"/>
+                <w:sz w:val="21"/>
+              </w:rPr>
+            </w:r>
+            <w:r>
+              <w:rPr>
+                <w:rFonts w:ascii="Times New Roman" w:hAnsi="Times New Roman"/>
+                <w:sz w:val="21"/>
+              </w:rPr>
+              <w:t>Number of urgent or verification-related terms (eleven-term list) found in the subject and body.</w:t>
             </w:r>
           </w:p>
         </w:tc>
@@ -6488,7 +6538,7 @@
     <w:p/>
     <w:p>
       <w:r>
-        <w:t>The subject and body were concatenated into a single content string so that both parts were represented in the text features. For plain-text inputs without headers (such as the body-only external sets), the parser treated the whole input as the body and set the header-derived signals to neutral values, preserving the feature-vector structure. Once trained, the model was saved to a single file so that the service and the mailbox watcher loaded an identical predictor. Keeping the metadata to twelve signals deliberately avoided a large, fragile handcrafted rule set: unlike a keyword blocklist, each signal contributed a numeric feature whose weight was learned by the classifier rather than maintained by hand, satisfying the objective of an adaptive, learning-based system rather than a static rule engine.</w:t>
+        <w:t>The subject and body were concatenated into a single content string so that both parts were represented in the text features. For plain-text inputs without headers (such as the body-only external sets), the parser treated the whole input as the body and set the header-derived signals to neutral values, preserving the feature-vector structure. Once trained, the model was saved to a single file so that the service and the mailbox watcher loaded an identical predictor. Keeping the metadata to thirteen signals deliberately avoided a large, fragile handcrafted rule set: unlike a keyword blocklist, each signal contributed a numeric feature whose weight was learned by the classifier rather than maintained by hand, satisfying the objective of an adaptive, learning-based system rather than a static rule engine.</w:t>
       </w:r>
     </w:p>
     <w:p>
@@ -6524,7 +6574,7 @@
     </w:p>
     <w:p>
       <w:r>
-        <w:t>This chapter gave a rebuild-ready description of the system: the five-block architecture, the module responsibilities and the exact scikit-learn pipeline and hyper-parameters, the twelve structural metadata signals, and the end-to-end component interaction including the review queue, feedback store and validated retraining path. Chapter 5 describes how this design was implemented and operated.</w:t>
+        <w:t>This chapter gave a rebuild-ready description of the system: the five-block architecture, the module responsibilities and the exact scikit-learn pipeline and hyper-parameters, the thirteen structural metadata signals, and the end-to-end component interaction including the review queue, feedback store and validated retraining path. Chapter 5 describes how this design was implemented and operated.</w:t>
       </w:r>
     </w:p>
     <w:p>
@@ -8370,7 +8420,7 @@
     <w:p/>
     <w:p>
       <w:r>
-        <w:t>In plain terms, the word and character TF-IDF rows controlled how the email text was turned into numbers: single words and two-word pairs (and three-to-five-character fragments) were counted, up to a fixed vocabulary size, with very frequent words dampened. The dictionary vectoriser turned the twelve metadata signals into numerical features, and the standard scaler rescaled those signals so that a raw value such as body length could not outweigh the word features. The classifier used class-balanced weighting so that the spam and legitimate classes were treated fairly even if one was more common, with a regularisation strength of C = 1.5. The decision threshold of 0.55 meant an email was flagged as spam only when the model's spam probability exceeded 0.55; lowering it caught more spam but produced more false positives, and the threshold sweep used in evaluation chose a suitable operating point. A fixed random seed ensured that the same training run could be reproduced exactly.</w:t>
+        <w:t>In plain terms, the word and character TF-IDF rows controlled how the email text was turned into numbers: single words and two-word pairs (and three-to-five-character fragments) were counted, up to a fixed vocabulary size, with very frequent words dampened. The dictionary vectoriser turned the thirteen metadata signals into numerical features, and the standard scaler rescaled those signals so that a raw value such as body length could not outweigh the word features. The classifier used class-balanced weighting so that the spam and legitimate classes were treated fairly even if one was more common, with a regularisation strength of C = 1.5. The decision threshold of 0.55 meant an email was flagged as spam only when the model's spam probability exceeded 0.55; lowering it caught more spam but produced more false positives, and the threshold sweep used in evaluation chose a suitable operating point. A fixed random seed ensured that the same training run could be reproduced exactly.</w:t>
       </w:r>
     </w:p>
     <w:p>
@@ -10487,7 +10537,7 @@
     </w:p>
     <w:p>
       <w:r>
-        <w:t>Recall was the operationally important metric for a filter, because it measured how much phishing was actually caught. Here the fusion models were best, with the fusion support vector machine at 0.995 and the deployed fusion logistic regression at 0.994, both above their content-only forms (0.993 and 0.990). Adding the twelve metadata signals therefore bought additional phishing recall, as intended in the fusion design. The F1 score, which balances precision and recall, followed the same ordering, with the two fusion classifiers highest (0.993 and 0.992). Finally, the ROC-AUC measured how reliably each model ranked spam above legitimate mail regardless of threshold; every learned configuration reached 0.999 or 1.000, indicating near-perfect ranking on the held-out corpus.</w:t>
+        <w:t>Recall was the operationally important metric for a filter, because it measured how much phishing was actually caught. Here the fusion models were best, with the fusion support vector machine at 0.995 and the deployed fusion logistic regression at 0.994, both above their content-only forms (0.993 and 0.990). Adding the thirteen metadata signals therefore bought additional phishing recall, as intended in the fusion design. The F1 score, which balances precision and recall, followed the same ordering, with the two fusion classifiers highest (0.993 and 0.992). Finally, the ROC-AUC measured how reliably each model ranked spam above legitimate mail regardless of threshold; every learned configuration reached 0.999 or 1.000, indicating near-perfect ranking on the held-out corpus.</w:t>
       </w:r>
     </w:p>
     <w:p>
@@ -12264,7 +12314,7 @@
                 <w:b/>
                 <w:sz w:val="21"/>
               </w:rPr>
-              <w:t>Proposed fusion LR (word+char TF-IDF + 12 metadata)</w:t>
+              <w:t>Proposed fusion LR (word+char TF-IDF + 13 metadata)</w:t>
             </w:r>
           </w:p>
         </w:tc>
@@ -12594,7 +12644,7 @@
                 <w:rFonts w:ascii="Times New Roman" w:hAnsi="Times New Roman"/>
                 <w:sz w:val="21"/>
               </w:rPr>
-              <w:t>Content and metadata extraction component; twelve metadata signals (Table 4.2)</w:t>
+              <w:t>Content and metadata extraction component; thirteen metadata signals (Table 4.2)</w:t>
             </w:r>
           </w:p>
         </w:tc>
@@ -12825,7 +12875,7 @@
     <w:p/>
     <w:p>
       <w:r>
-        <w:t>Objective 1, extracting content and metadata features, was achieved. The system extracted both word- and character-level content features using term-frequency inverse-document-frequency weighting, together with twelve structural metadata signals (Section 4.2, Table 4.2) such as link counts, the mismatch between the sender domain and linked domains, and authentication indicators; a message was therefore judged on both what it said and how it was structured, rather than on either source alone.</w:t>
+        <w:t>Objective 1, extracting content and metadata features, was achieved. The system extracted both word- and character-level content features using term-frequency inverse-document-frequency weighting, together with thirteen structural metadata signals (Section 4.2, Table 4.2) such as link counts, the mismatch between the sender domain and linked domains, and authentication indicators; a message was therefore judged on both what it said and how it was structured, rather than on either source alone.</w:t>
       </w:r>
     </w:p>
     <w:p>
@@ -12899,7 +12949,7 @@
     </w:p>
     <w:p>
       <w:r>
-        <w:t>An adaptive email spam detection system using artificial intelligence and content–metadata fusion was designed, implemented and evaluated. The system fused word and character TF-IDF content features with twelve standardised structural metadata signals in a class-balanced logistic-regression model, with Naïve Bayes and a linear support vector machine evaluated for comparison. On a held-out split of 81,152 public emails it achieved 99.2% accuracy with precision 0.991, recall 0.992 and ROC-AUC of 1.000, at a median latency of approximately 16 milliseconds per email on a commodity central processing unit and a false-positive rate of about 0.9%. It flagged 92% of previously unseen phishing emails generated by three large language models, demonstrating that a conventionally trained fusion detector generalises strongly to AI-assisted phishing without any AI-specific training. After a single reviewed retraining cycle it improved from ROC-AUC 0.81 to 0.945 on held-out modern-threat email while preserving main-corpus accuracy, evidencing an effective and practical adaptation mechanism. The system was delivered as a local, open-source service with a browser review console, mailbox quarantine and feedback-driven retraining, satisfying all four stated objectives.</w:t>
+        <w:t>An adaptive email spam detection system using artificial intelligence and content–metadata fusion was designed, implemented and evaluated. The system fused word and character TF-IDF content features with thirteen standardised structural metadata signals in a class-balanced logistic-regression model, with Naïve Bayes and a linear support vector machine evaluated for comparison. On a held-out split of 81,152 public emails it achieved 99.2% accuracy with precision 0.991, recall 0.992 and ROC-AUC of 1.000, at a median latency of approximately 16 milliseconds per email on a commodity central processing unit and a false-positive rate of about 0.9%. It flagged 92% of previously unseen phishing emails generated by three large language models, demonstrating that a conventionally trained fusion detector generalises strongly to AI-assisted phishing without any AI-specific training. After a single reviewed retraining cycle it improved from ROC-AUC 0.81 to 0.945 on held-out modern-threat email while preserving main-corpus accuracy, evidencing an effective and practical adaptation mechanism. The system was delivered as a local, open-source service with a browser review console, mailbox quarantine and feedback-driven retraining, satisfying all four stated objectives.</w:t>
       </w:r>
     </w:p>
     <w:p>
@@ -13326,7 +13376,7 @@
     </w:p>
     <w:p>
       <w:r>
-        <w:t>[FILL IN: include one representative ham and one phishing example (public/synthetic only), with the twelve extracted metadata values shown.]</w:t>
+        <w:t>[FILL IN: include one representative ham and one phishing example (public/synthetic only), with the thirteen extracted metadata values shown.]</w:t>
       </w:r>
     </w:p>
     <w:p>

--- a/REPORT_FYP2.docx
+++ b/REPORT_FYP2.docx
@@ -524,7 +524,12 @@
     </w:p>
     <w:p>
       <w:r>
-        <w:t>- Table 5.4 Command-line operations used to run the system.</w:t>
+        <w:t>- Table 5.4 Mailbox connection and filtering configuration.</w:t>
+      </w:r>
+    </w:p>
+    <w:p>
+      <w:r>
+        <w:t>- Table 5.5 Command-line operations used to run the system.</w:t>
       </w:r>
     </w:p>
     <w:p>
@@ -7983,7 +7988,113 @@
     </w:p>
     <w:p>
       <w:r>
-        <w:t>The system was entirely self-contained: all classification was performed locally by the trained model, so no external application-programming-interface keys, cloud look-up services or device-level permissions were required to run it. Configuration therefore consisted of the feature-extraction and classifier settings fixed at training time, together with the decision threshold used at deployment. The deployed decision threshold defaulted to 0.55 in the mailbox tool and was re-tuned per deployment using the threshold sweep; lowering the threshold increased recall at the cost of more false positives, which was useful when prioritising catch rate for AI-style mail. Table 5.3 lists the model and feature hyper-parameters.</w:t>
+        <w:t>This section outlines the configuration steps required to prepare the environment, train the detector and connect it to a mailbox so that incoming messages are scored automatically. No paid service, cloud classification API or third-party scanning key was required: all classification is performed locally by the trained model, and the only credential involved is the mail-account application password used to read the mailbox. Each step below was performed once and is reproducible on any machine with Python installed.</w:t>
+      </w:r>
+    </w:p>
+    <w:p>
+      <w:pPr>
+        <w:pStyle w:val="Heading2"/>
+        <w:jc w:val="left"/>
+      </w:pPr>
+      <w:r>
+        <w:rPr>
+          <w:rFonts w:ascii="Times New Roman" w:hAnsi="Times New Roman"/>
+          <w:color w:val="000000"/>
+        </w:rPr>
+        <w:t>5.3.1 Python Environment Configuration</w:t>
+      </w:r>
+    </w:p>
+    <w:p>
+      <w:r>
+        <w:t xml:space="preserve">1. </w:t>
+      </w:r>
+      <w:r>
+        <w:rPr>
+          <w:b/>
+        </w:rPr>
+        <w:t>Install Python 3.13</w:t>
+      </w:r>
+      <w:r>
+        <w:t xml:space="preserve"> for Windows from python.org, selecting "Add python.exe to PATH".</w:t>
+      </w:r>
+    </w:p>
+    <w:p>
+      <w:r>
+        <w:t xml:space="preserve">2. </w:t>
+      </w:r>
+      <w:r>
+        <w:rPr>
+          <w:b/>
+        </w:rPr>
+        <w:t>Create the project virtual environment</w:t>
+      </w:r>
+      <w:r>
+        <w:t xml:space="preserve"> in the project folder so that the libraries are isolated from the system installation: `python -m venv .venv`</w:t>
+      </w:r>
+    </w:p>
+    <w:p>
+      <w:r>
+        <w:t xml:space="preserve">3. </w:t>
+      </w:r>
+      <w:r>
+        <w:rPr>
+          <w:b/>
+        </w:rPr>
+        <w:t>Activate the environment</w:t>
+      </w:r>
+      <w:r>
+        <w:t>: `.venv\Scripts\activate` (the prompt is then prefixed with `(.venv)`).</w:t>
+      </w:r>
+    </w:p>
+    <w:p>
+      <w:r>
+        <w:t xml:space="preserve">4. </w:t>
+      </w:r>
+      <w:r>
+        <w:rPr>
+          <w:b/>
+        </w:rPr>
+        <w:t>Install the required libraries</w:t>
+      </w:r>
+      <w:r>
+        <w:t>: `pip install -r requirements.txt`, which installs scikit-learn, FastAPI, Uvicorn, pandas, Matplotlib and Joblib together with their dependencies.</w:t>
+      </w:r>
+    </w:p>
+    <w:p>
+      <w:r>
+        <w:t xml:space="preserve">5. </w:t>
+      </w:r>
+      <w:r>
+        <w:rPr>
+          <w:b/>
+        </w:rPr>
+        <w:t>Verify the installation</w:t>
+      </w:r>
+      <w:r>
+        <w:t xml:space="preserve"> with `pip list`, as shown in Figure 5.1.</w:t>
+      </w:r>
+    </w:p>
+    <w:p>
+      <w:r>
+        <w:t>No configuration file, environment variable or administrator privilege is required for this stage.</w:t>
+      </w:r>
+    </w:p>
+    <w:p>
+      <w:pPr>
+        <w:pStyle w:val="Heading2"/>
+        <w:jc w:val="left"/>
+      </w:pPr>
+      <w:r>
+        <w:rPr>
+          <w:rFonts w:ascii="Times New Roman" w:hAnsi="Times New Roman"/>
+          <w:color w:val="000000"/>
+        </w:rPr>
+        <w:t>5.3.2 Detector Configuration</w:t>
+      </w:r>
+    </w:p>
+    <w:p>
+      <w:r>
+        <w:t>The classifier settings were fixed at training time and are stored inside the saved model file, so the mailbox connector and the service load an identical predictor. The deployed decision threshold defaulted to 0.55 and was re-tuned per deployment using the threshold sweep; lowering the threshold increased recall at the cost of more false positives, which was useful when prioritising catch rate for AI-style mail. Table 5.3 lists the model and feature hyper-parameters.</w:t>
       </w:r>
     </w:p>
     <w:p>
@@ -8425,6 +8536,945 @@
     </w:p>
     <w:p>
       <w:pPr>
+        <w:pStyle w:val="Heading2"/>
+        <w:jc w:val="left"/>
+      </w:pPr>
+      <w:r>
+        <w:rPr>
+          <w:rFonts w:ascii="Times New Roman" w:hAnsi="Times New Roman"/>
+          <w:color w:val="000000"/>
+        </w:rPr>
+        <w:t>5.3.3 Mail-Account Configuration for Live Filtering</w:t>
+      </w:r>
+    </w:p>
+    <w:p>
+      <w:r>
+        <w:t>To filter real incoming mail rather than pasted samples, the detector connects to a mail account over the Internet Message Access Protocol (IMAP), the same protocol ordinary mail clients use to read mail. A dedicated test account was used throughout, so that no third party's private correspondence was processed. The account was prepared as follows:</w:t>
+      </w:r>
+    </w:p>
+    <w:p>
+      <w:r>
+        <w:t xml:space="preserve">1. </w:t>
+      </w:r>
+      <w:r>
+        <w:rPr>
+          <w:b/>
+        </w:rPr>
+        <w:t>Create a dedicated test mail account</w:t>
+      </w:r>
+      <w:r>
+        <w:t xml:space="preserve"> used only for this project, so that no personal or third-party mail is read by the system.</w:t>
+      </w:r>
+    </w:p>
+    <w:p>
+      <w:r>
+        <w:t xml:space="preserve">2. </w:t>
+      </w:r>
+      <w:r>
+        <w:rPr>
+          <w:b/>
+        </w:rPr>
+        <w:t>Enable two-step verification</w:t>
+      </w:r>
+      <w:r>
+        <w:t xml:space="preserve"> on that account, which is a prerequisite for issuing an application password.</w:t>
+      </w:r>
+    </w:p>
+    <w:p>
+      <w:r>
+        <w:t xml:space="preserve">3. </w:t>
+      </w:r>
+      <w:r>
+        <w:rPr>
+          <w:b/>
+        </w:rPr>
+        <w:t>Generate an application password</w:t>
+      </w:r>
+      <w:r>
+        <w:t>: in the account security settings, create a sixteen- character application password for the connector. The ordinary login password is never used and is never stored by the system.</w:t>
+      </w:r>
+    </w:p>
+    <w:p>
+      <w:r>
+        <w:t xml:space="preserve">4. </w:t>
+      </w:r>
+      <w:r>
+        <w:rPr>
+          <w:b/>
+        </w:rPr>
+        <w:t>Enable IMAP access</w:t>
+      </w:r>
+      <w:r>
+        <w:t xml:space="preserve"> in the mail account settings so that external clients may read the mailbox.</w:t>
+      </w:r>
+    </w:p>
+    <w:p>
+      <w:r>
+        <w:t xml:space="preserve">5. </w:t>
+      </w:r>
+      <w:r>
+        <w:rPr>
+          <w:b/>
+        </w:rPr>
+        <w:t>Supply the credentials as environment variables</w:t>
+      </w:r>
+      <w:r>
+        <w:t xml:space="preserve"> rather than editing any source file, so that no password is written into the code or the report:</w:t>
+      </w:r>
+    </w:p>
+    <w:p>
+      <w:pPr>
+        <w:spacing w:line="240" w:lineRule="auto" w:after="0"/>
+      </w:pPr>
+      <w:r>
+        <w:rPr>
+          <w:rFonts w:ascii="Consolas" w:hAnsi="Consolas"/>
+          <w:sz w:val="19"/>
+        </w:rPr>
+        <w:t>$env:IMAP_USER = "the test address"</w:t>
+      </w:r>
+    </w:p>
+    <w:p>
+      <w:pPr>
+        <w:spacing w:line="240" w:lineRule="auto" w:after="0"/>
+      </w:pPr>
+      <w:r>
+        <w:rPr>
+          <w:rFonts w:ascii="Consolas" w:hAnsi="Consolas"/>
+          <w:sz w:val="19"/>
+        </w:rPr>
+        <w:t>$env:IMAP_PASS = "the sixteen-character application password"</w:t>
+      </w:r>
+    </w:p>
+    <w:p>
+      <w:r>
+        <w:t xml:space="preserve">6. </w:t>
+      </w:r>
+      <w:r>
+        <w:rPr>
+          <w:b/>
+        </w:rPr>
+        <w:t>Run a read-only check first.</w:t>
+      </w:r>
+      <w:r>
+        <w:t xml:space="preserve"> The connector defaults to `report` mode, in which messages are scored and logged but nothing is moved or deleted: `python -m spam_detection.imap_watch --action report`</w:t>
+      </w:r>
+    </w:p>
+    <w:p>
+      <w:r>
+        <w:t xml:space="preserve">7. </w:t>
+      </w:r>
+      <w:r>
+        <w:rPr>
+          <w:b/>
+        </w:rPr>
+        <w:t>Enable automatic filtering</w:t>
+      </w:r>
+      <w:r>
+        <w:t xml:space="preserve"> once the read-only check succeeds: `python -m spam_detection.imap_watch --action quarantine --watch`</w:t>
+      </w:r>
+    </w:p>
+    <w:p>
+      <w:pPr>
+        <w:pStyle w:val="Heading2"/>
+        <w:jc w:val="left"/>
+      </w:pPr>
+      <w:r>
+        <w:rPr>
+          <w:rFonts w:ascii="Times New Roman" w:hAnsi="Times New Roman"/>
+          <w:color w:val="000000"/>
+        </w:rPr>
+        <w:t>5.3.4 Filtering and Review Configuration</w:t>
+      </w:r>
+    </w:p>
+    <w:p>
+      <w:r>
+        <w:t>The connector's operational settings are summarised in Table 5.4. The server host and port are inferred automatically from the address domain for common providers, so in normal use only the account credentials must be supplied.</w:t>
+      </w:r>
+    </w:p>
+    <w:p>
+      <w:pPr>
+        <w:spacing w:before="80" w:after="160"/>
+        <w:jc w:val="center"/>
+      </w:pPr>
+      <w:r>
+        <w:rPr>
+          <w:b/>
+          <w:sz w:val="22"/>
+        </w:rPr>
+        <w:t>Table 5.4 — Mailbox connection and filtering configuration.</w:t>
+      </w:r>
+    </w:p>
+    <w:tbl>
+      <w:tblPr>
+        <w:tblStyle w:val="TableGrid"/>
+        <w:tblW w:type="auto" w:w="0"/>
+        <w:jc w:val="center"/>
+        <w:tblLook w:firstColumn="1" w:firstRow="1" w:lastColumn="0" w:lastRow="0" w:noHBand="0" w:noVBand="1" w:val="04A0"/>
+      </w:tblPr>
+      <w:tblGrid>
+        <w:gridCol w:w="3024"/>
+        <w:gridCol w:w="3024"/>
+        <w:gridCol w:w="3024"/>
+      </w:tblGrid>
+      <w:tr>
+        <w:tc>
+          <w:tcPr>
+            <w:tcW w:type="dxa" w:w="3024"/>
+            <w:shd w:val="clear" w:fill="D9E2F3"/>
+          </w:tcPr>
+          <w:p>
+            <w:pPr>
+              <w:spacing w:line="240" w:lineRule="auto" w:after="40"/>
+              <w:jc w:val="left"/>
+            </w:pPr>
+            <w:r>
+              <w:rPr>
+                <w:rFonts w:ascii="Times New Roman" w:hAnsi="Times New Roman"/>
+                <w:b/>
+                <w:sz w:val="21"/>
+              </w:rPr>
+            </w:r>
+            <w:r>
+              <w:rPr>
+                <w:rFonts w:ascii="Times New Roman" w:hAnsi="Times New Roman"/>
+                <w:b/>
+                <w:sz w:val="21"/>
+              </w:rPr>
+              <w:t>Setting</w:t>
+            </w:r>
+          </w:p>
+        </w:tc>
+        <w:tc>
+          <w:tcPr>
+            <w:tcW w:type="dxa" w:w="3024"/>
+            <w:shd w:val="clear" w:fill="D9E2F3"/>
+          </w:tcPr>
+          <w:p>
+            <w:pPr>
+              <w:spacing w:line="240" w:lineRule="auto" w:after="40"/>
+              <w:jc w:val="left"/>
+            </w:pPr>
+            <w:r>
+              <w:rPr>
+                <w:rFonts w:ascii="Times New Roman" w:hAnsi="Times New Roman"/>
+                <w:b/>
+                <w:sz w:val="21"/>
+              </w:rPr>
+            </w:r>
+            <w:r>
+              <w:rPr>
+                <w:rFonts w:ascii="Times New Roman" w:hAnsi="Times New Roman"/>
+                <w:b/>
+                <w:sz w:val="21"/>
+              </w:rPr>
+              <w:t>Value</w:t>
+            </w:r>
+          </w:p>
+        </w:tc>
+        <w:tc>
+          <w:tcPr>
+            <w:tcW w:type="dxa" w:w="3024"/>
+            <w:shd w:val="clear" w:fill="D9E2F3"/>
+          </w:tcPr>
+          <w:p>
+            <w:pPr>
+              <w:spacing w:line="240" w:lineRule="auto" w:after="40"/>
+              <w:jc w:val="left"/>
+            </w:pPr>
+            <w:r>
+              <w:rPr>
+                <w:rFonts w:ascii="Times New Roman" w:hAnsi="Times New Roman"/>
+                <w:b/>
+                <w:sz w:val="21"/>
+              </w:rPr>
+            </w:r>
+            <w:r>
+              <w:rPr>
+                <w:rFonts w:ascii="Times New Roman" w:hAnsi="Times New Roman"/>
+                <w:b/>
+                <w:sz w:val="21"/>
+              </w:rPr>
+              <w:t>Purpose</w:t>
+            </w:r>
+          </w:p>
+        </w:tc>
+      </w:tr>
+      <w:tr>
+        <w:tc>
+          <w:tcPr>
+            <w:tcW w:type="dxa" w:w="3024"/>
+          </w:tcPr>
+          <w:p>
+            <w:pPr>
+              <w:spacing w:line="240" w:lineRule="auto" w:after="40"/>
+              <w:jc w:val="left"/>
+            </w:pPr>
+            <w:r>
+              <w:rPr>
+                <w:rFonts w:ascii="Times New Roman" w:hAnsi="Times New Roman"/>
+                <w:sz w:val="21"/>
+              </w:rPr>
+            </w:r>
+            <w:r>
+              <w:rPr>
+                <w:rFonts w:ascii="Times New Roman" w:hAnsi="Times New Roman"/>
+                <w:sz w:val="21"/>
+              </w:rPr>
+              <w:t>Protocol</w:t>
+            </w:r>
+          </w:p>
+        </w:tc>
+        <w:tc>
+          <w:tcPr>
+            <w:tcW w:type="dxa" w:w="3024"/>
+          </w:tcPr>
+          <w:p>
+            <w:pPr>
+              <w:spacing w:line="240" w:lineRule="auto" w:after="40"/>
+              <w:jc w:val="left"/>
+            </w:pPr>
+            <w:r>
+              <w:rPr>
+                <w:rFonts w:ascii="Times New Roman" w:hAnsi="Times New Roman"/>
+                <w:sz w:val="21"/>
+              </w:rPr>
+            </w:r>
+            <w:r>
+              <w:rPr>
+                <w:rFonts w:ascii="Times New Roman" w:hAnsi="Times New Roman"/>
+                <w:sz w:val="21"/>
+              </w:rPr>
+              <w:t>IMAP over SSL/TLS (port 993)</w:t>
+            </w:r>
+          </w:p>
+        </w:tc>
+        <w:tc>
+          <w:tcPr>
+            <w:tcW w:type="dxa" w:w="3024"/>
+          </w:tcPr>
+          <w:p>
+            <w:pPr>
+              <w:spacing w:line="240" w:lineRule="auto" w:after="40"/>
+              <w:jc w:val="left"/>
+            </w:pPr>
+            <w:r>
+              <w:rPr>
+                <w:rFonts w:ascii="Times New Roman" w:hAnsi="Times New Roman"/>
+                <w:sz w:val="21"/>
+              </w:rPr>
+            </w:r>
+            <w:r>
+              <w:rPr>
+                <w:rFonts w:ascii="Times New Roman" w:hAnsi="Times New Roman"/>
+                <w:sz w:val="21"/>
+              </w:rPr>
+              <w:t>Encrypted retrieval of new mail</w:t>
+            </w:r>
+          </w:p>
+        </w:tc>
+      </w:tr>
+      <w:tr>
+        <w:tc>
+          <w:tcPr>
+            <w:tcW w:type="dxa" w:w="3024"/>
+          </w:tcPr>
+          <w:p>
+            <w:pPr>
+              <w:spacing w:line="240" w:lineRule="auto" w:after="40"/>
+              <w:jc w:val="left"/>
+            </w:pPr>
+            <w:r>
+              <w:rPr>
+                <w:rFonts w:ascii="Times New Roman" w:hAnsi="Times New Roman"/>
+                <w:sz w:val="21"/>
+              </w:rPr>
+            </w:r>
+            <w:r>
+              <w:rPr>
+                <w:rFonts w:ascii="Times New Roman" w:hAnsi="Times New Roman"/>
+                <w:sz w:val="21"/>
+              </w:rPr>
+              <w:t>Server host</w:t>
+            </w:r>
+          </w:p>
+        </w:tc>
+        <w:tc>
+          <w:tcPr>
+            <w:tcW w:type="dxa" w:w="3024"/>
+          </w:tcPr>
+          <w:p>
+            <w:pPr>
+              <w:spacing w:line="240" w:lineRule="auto" w:after="40"/>
+              <w:jc w:val="left"/>
+            </w:pPr>
+            <w:r>
+              <w:rPr>
+                <w:rFonts w:ascii="Times New Roman" w:hAnsi="Times New Roman"/>
+                <w:sz w:val="21"/>
+              </w:rPr>
+            </w:r>
+            <w:r>
+              <w:rPr>
+                <w:rFonts w:ascii="Times New Roman" w:hAnsi="Times New Roman"/>
+                <w:sz w:val="21"/>
+              </w:rPr>
+              <w:t>Inferred from the address domain</w:t>
+            </w:r>
+          </w:p>
+        </w:tc>
+        <w:tc>
+          <w:tcPr>
+            <w:tcW w:type="dxa" w:w="3024"/>
+          </w:tcPr>
+          <w:p>
+            <w:pPr>
+              <w:spacing w:line="240" w:lineRule="auto" w:after="40"/>
+              <w:jc w:val="left"/>
+            </w:pPr>
+            <w:r>
+              <w:rPr>
+                <w:rFonts w:ascii="Times New Roman" w:hAnsi="Times New Roman"/>
+                <w:sz w:val="21"/>
+              </w:rPr>
+            </w:r>
+            <w:r>
+              <w:rPr>
+                <w:rFonts w:ascii="Times New Roman" w:hAnsi="Times New Roman"/>
+                <w:sz w:val="21"/>
+              </w:rPr>
+              <w:t>Avoids manual server entry for common providers</w:t>
+            </w:r>
+          </w:p>
+        </w:tc>
+      </w:tr>
+      <w:tr>
+        <w:tc>
+          <w:tcPr>
+            <w:tcW w:type="dxa" w:w="3024"/>
+          </w:tcPr>
+          <w:p>
+            <w:pPr>
+              <w:spacing w:line="240" w:lineRule="auto" w:after="40"/>
+              <w:jc w:val="left"/>
+            </w:pPr>
+            <w:r>
+              <w:rPr>
+                <w:rFonts w:ascii="Times New Roman" w:hAnsi="Times New Roman"/>
+                <w:sz w:val="21"/>
+              </w:rPr>
+            </w:r>
+            <w:r>
+              <w:rPr>
+                <w:rFonts w:ascii="Times New Roman" w:hAnsi="Times New Roman"/>
+                <w:sz w:val="21"/>
+              </w:rPr>
+              <w:t>Authentication</w:t>
+            </w:r>
+          </w:p>
+        </w:tc>
+        <w:tc>
+          <w:tcPr>
+            <w:tcW w:type="dxa" w:w="3024"/>
+          </w:tcPr>
+          <w:p>
+            <w:pPr>
+              <w:spacing w:line="240" w:lineRule="auto" w:after="40"/>
+              <w:jc w:val="left"/>
+            </w:pPr>
+            <w:r>
+              <w:rPr>
+                <w:rFonts w:ascii="Times New Roman" w:hAnsi="Times New Roman"/>
+                <w:sz w:val="21"/>
+              </w:rPr>
+            </w:r>
+            <w:r>
+              <w:rPr>
+                <w:rFonts w:ascii="Times New Roman" w:hAnsi="Times New Roman"/>
+                <w:sz w:val="21"/>
+              </w:rPr>
+              <w:t>Sixteen-character application password, supplied as an environment variable</w:t>
+            </w:r>
+          </w:p>
+        </w:tc>
+        <w:tc>
+          <w:tcPr>
+            <w:tcW w:type="dxa" w:w="3024"/>
+          </w:tcPr>
+          <w:p>
+            <w:pPr>
+              <w:spacing w:line="240" w:lineRule="auto" w:after="40"/>
+              <w:jc w:val="left"/>
+            </w:pPr>
+            <w:r>
+              <w:rPr>
+                <w:rFonts w:ascii="Times New Roman" w:hAnsi="Times New Roman"/>
+                <w:sz w:val="21"/>
+              </w:rPr>
+            </w:r>
+            <w:r>
+              <w:rPr>
+                <w:rFonts w:ascii="Times New Roman" w:hAnsi="Times New Roman"/>
+                <w:sz w:val="21"/>
+              </w:rPr>
+              <w:t>Avoids storing a password in code or configuration files</w:t>
+            </w:r>
+          </w:p>
+        </w:tc>
+      </w:tr>
+      <w:tr>
+        <w:tc>
+          <w:tcPr>
+            <w:tcW w:type="dxa" w:w="3024"/>
+          </w:tcPr>
+          <w:p>
+            <w:pPr>
+              <w:spacing w:line="240" w:lineRule="auto" w:after="40"/>
+              <w:jc w:val="left"/>
+            </w:pPr>
+            <w:r>
+              <w:rPr>
+                <w:rFonts w:ascii="Times New Roman" w:hAnsi="Times New Roman"/>
+                <w:sz w:val="21"/>
+              </w:rPr>
+            </w:r>
+            <w:r>
+              <w:rPr>
+                <w:rFonts w:ascii="Times New Roman" w:hAnsi="Times New Roman"/>
+                <w:sz w:val="21"/>
+              </w:rPr>
+              <w:t>Action mode</w:t>
+            </w:r>
+          </w:p>
+        </w:tc>
+        <w:tc>
+          <w:tcPr>
+            <w:tcW w:type="dxa" w:w="3024"/>
+          </w:tcPr>
+          <w:p>
+            <w:pPr>
+              <w:spacing w:line="240" w:lineRule="auto" w:after="40"/>
+              <w:jc w:val="left"/>
+            </w:pPr>
+            <w:r>
+              <w:rPr>
+                <w:rFonts w:ascii="Times New Roman" w:hAnsi="Times New Roman"/>
+                <w:sz w:val="21"/>
+              </w:rPr>
+            </w:r>
+            <w:r>
+              <w:rPr>
+                <w:rFonts w:ascii="Times New Roman" w:hAnsi="Times New Roman"/>
+                <w:sz w:val="21"/>
+              </w:rPr>
+              <w:t>`report` (read-only) or `quarantine`</w:t>
+            </w:r>
+          </w:p>
+        </w:tc>
+        <w:tc>
+          <w:tcPr>
+            <w:tcW w:type="dxa" w:w="3024"/>
+          </w:tcPr>
+          <w:p>
+            <w:pPr>
+              <w:spacing w:line="240" w:lineRule="auto" w:after="40"/>
+              <w:jc w:val="left"/>
+            </w:pPr>
+            <w:r>
+              <w:rPr>
+                <w:rFonts w:ascii="Times New Roman" w:hAnsi="Times New Roman"/>
+                <w:sz w:val="21"/>
+              </w:rPr>
+            </w:r>
+            <w:r>
+              <w:rPr>
+                <w:rFonts w:ascii="Times New Roman" w:hAnsi="Times New Roman"/>
+                <w:sz w:val="21"/>
+              </w:rPr>
+              <w:t>Read-only scoring for testing; quarantine for live filtering</w:t>
+            </w:r>
+          </w:p>
+        </w:tc>
+      </w:tr>
+      <w:tr>
+        <w:tc>
+          <w:tcPr>
+            <w:tcW w:type="dxa" w:w="3024"/>
+          </w:tcPr>
+          <w:p>
+            <w:pPr>
+              <w:spacing w:line="240" w:lineRule="auto" w:after="40"/>
+              <w:jc w:val="left"/>
+            </w:pPr>
+            <w:r>
+              <w:rPr>
+                <w:rFonts w:ascii="Times New Roman" w:hAnsi="Times New Roman"/>
+                <w:sz w:val="21"/>
+              </w:rPr>
+            </w:r>
+            <w:r>
+              <w:rPr>
+                <w:rFonts w:ascii="Times New Roman" w:hAnsi="Times New Roman"/>
+                <w:sz w:val="21"/>
+              </w:rPr>
+              <w:t>Quarantine folder</w:t>
+            </w:r>
+          </w:p>
+        </w:tc>
+        <w:tc>
+          <w:tcPr>
+            <w:tcW w:type="dxa" w:w="3024"/>
+          </w:tcPr>
+          <w:p>
+            <w:pPr>
+              <w:spacing w:line="240" w:lineRule="auto" w:after="40"/>
+              <w:jc w:val="left"/>
+            </w:pPr>
+            <w:r>
+              <w:rPr>
+                <w:rFonts w:ascii="Times New Roman" w:hAnsi="Times New Roman"/>
+                <w:sz w:val="21"/>
+              </w:rPr>
+            </w:r>
+            <w:r>
+              <w:rPr>
+                <w:rFonts w:ascii="Times New Roman" w:hAnsi="Times New Roman"/>
+                <w:sz w:val="21"/>
+              </w:rPr>
+              <w:t>`Spam_Quarantine`</w:t>
+            </w:r>
+          </w:p>
+        </w:tc>
+        <w:tc>
+          <w:tcPr>
+            <w:tcW w:type="dxa" w:w="3024"/>
+          </w:tcPr>
+          <w:p>
+            <w:pPr>
+              <w:spacing w:line="240" w:lineRule="auto" w:after="40"/>
+              <w:jc w:val="left"/>
+            </w:pPr>
+            <w:r>
+              <w:rPr>
+                <w:rFonts w:ascii="Times New Roman" w:hAnsi="Times New Roman"/>
+                <w:sz w:val="21"/>
+              </w:rPr>
+            </w:r>
+            <w:r>
+              <w:rPr>
+                <w:rFonts w:ascii="Times New Roman" w:hAnsi="Times New Roman"/>
+                <w:sz w:val="21"/>
+              </w:rPr>
+              <w:t>Flagged mail is copied there, never deleted</w:t>
+            </w:r>
+          </w:p>
+        </w:tc>
+      </w:tr>
+      <w:tr>
+        <w:tc>
+          <w:tcPr>
+            <w:tcW w:type="dxa" w:w="3024"/>
+          </w:tcPr>
+          <w:p>
+            <w:pPr>
+              <w:spacing w:line="240" w:lineRule="auto" w:after="40"/>
+              <w:jc w:val="left"/>
+            </w:pPr>
+            <w:r>
+              <w:rPr>
+                <w:rFonts w:ascii="Times New Roman" w:hAnsi="Times New Roman"/>
+                <w:sz w:val="21"/>
+              </w:rPr>
+            </w:r>
+            <w:r>
+              <w:rPr>
+                <w:rFonts w:ascii="Times New Roman" w:hAnsi="Times New Roman"/>
+                <w:sz w:val="21"/>
+              </w:rPr>
+              <w:t>Poll interval</w:t>
+            </w:r>
+          </w:p>
+        </w:tc>
+        <w:tc>
+          <w:tcPr>
+            <w:tcW w:type="dxa" w:w="3024"/>
+          </w:tcPr>
+          <w:p>
+            <w:pPr>
+              <w:spacing w:line="240" w:lineRule="auto" w:after="40"/>
+              <w:jc w:val="left"/>
+            </w:pPr>
+            <w:r>
+              <w:rPr>
+                <w:rFonts w:ascii="Times New Roman" w:hAnsi="Times New Roman"/>
+                <w:sz w:val="21"/>
+              </w:rPr>
+            </w:r>
+            <w:r>
+              <w:rPr>
+                <w:rFonts w:ascii="Times New Roman" w:hAnsi="Times New Roman"/>
+                <w:sz w:val="21"/>
+              </w:rPr>
+              <w:t>10 seconds</w:t>
+            </w:r>
+          </w:p>
+        </w:tc>
+        <w:tc>
+          <w:tcPr>
+            <w:tcW w:type="dxa" w:w="3024"/>
+          </w:tcPr>
+          <w:p>
+            <w:pPr>
+              <w:spacing w:line="240" w:lineRule="auto" w:after="40"/>
+              <w:jc w:val="left"/>
+            </w:pPr>
+            <w:r>
+              <w:rPr>
+                <w:rFonts w:ascii="Times New Roman" w:hAnsi="Times New Roman"/>
+                <w:sz w:val="21"/>
+              </w:rPr>
+            </w:r>
+            <w:r>
+              <w:rPr>
+                <w:rFonts w:ascii="Times New Roman" w:hAnsi="Times New Roman"/>
+                <w:sz w:val="21"/>
+              </w:rPr>
+              <w:t>Frequency at which the inbox is checked for new mail</w:t>
+            </w:r>
+          </w:p>
+        </w:tc>
+      </w:tr>
+      <w:tr>
+        <w:tc>
+          <w:tcPr>
+            <w:tcW w:type="dxa" w:w="3024"/>
+          </w:tcPr>
+          <w:p>
+            <w:pPr>
+              <w:spacing w:line="240" w:lineRule="auto" w:after="40"/>
+              <w:jc w:val="left"/>
+            </w:pPr>
+            <w:r>
+              <w:rPr>
+                <w:rFonts w:ascii="Times New Roman" w:hAnsi="Times New Roman"/>
+                <w:sz w:val="21"/>
+              </w:rPr>
+            </w:r>
+            <w:r>
+              <w:rPr>
+                <w:rFonts w:ascii="Times New Roman" w:hAnsi="Times New Roman"/>
+                <w:sz w:val="21"/>
+              </w:rPr>
+              <w:t>Processed-message state file</w:t>
+            </w:r>
+          </w:p>
+        </w:tc>
+        <w:tc>
+          <w:tcPr>
+            <w:tcW w:type="dxa" w:w="3024"/>
+          </w:tcPr>
+          <w:p>
+            <w:pPr>
+              <w:spacing w:line="240" w:lineRule="auto" w:after="40"/>
+              <w:jc w:val="left"/>
+            </w:pPr>
+            <w:r>
+              <w:rPr>
+                <w:rFonts w:ascii="Times New Roman" w:hAnsi="Times New Roman"/>
+                <w:sz w:val="21"/>
+              </w:rPr>
+            </w:r>
+            <w:r>
+              <w:rPr>
+                <w:rFonts w:ascii="Times New Roman" w:hAnsi="Times New Roman"/>
+                <w:sz w:val="21"/>
+              </w:rPr>
+              <w:t>`imap_seen.txt`</w:t>
+            </w:r>
+          </w:p>
+        </w:tc>
+        <w:tc>
+          <w:tcPr>
+            <w:tcW w:type="dxa" w:w="3024"/>
+          </w:tcPr>
+          <w:p>
+            <w:pPr>
+              <w:spacing w:line="240" w:lineRule="auto" w:after="40"/>
+              <w:jc w:val="left"/>
+            </w:pPr>
+            <w:r>
+              <w:rPr>
+                <w:rFonts w:ascii="Times New Roman" w:hAnsi="Times New Roman"/>
+                <w:sz w:val="21"/>
+              </w:rPr>
+            </w:r>
+            <w:r>
+              <w:rPr>
+                <w:rFonts w:ascii="Times New Roman" w:hAnsi="Times New Roman"/>
+                <w:sz w:val="21"/>
+              </w:rPr>
+              <w:t>Prevents a message from being scored twice</w:t>
+            </w:r>
+          </w:p>
+        </w:tc>
+      </w:tr>
+      <w:tr>
+        <w:tc>
+          <w:tcPr>
+            <w:tcW w:type="dxa" w:w="3024"/>
+          </w:tcPr>
+          <w:p>
+            <w:pPr>
+              <w:spacing w:line="240" w:lineRule="auto" w:after="40"/>
+              <w:jc w:val="left"/>
+            </w:pPr>
+            <w:r>
+              <w:rPr>
+                <w:rFonts w:ascii="Times New Roman" w:hAnsi="Times New Roman"/>
+                <w:sz w:val="21"/>
+              </w:rPr>
+            </w:r>
+            <w:r>
+              <w:rPr>
+                <w:rFonts w:ascii="Times New Roman" w:hAnsi="Times New Roman"/>
+                <w:sz w:val="21"/>
+              </w:rPr>
+              <w:t>Review queue</w:t>
+            </w:r>
+          </w:p>
+        </w:tc>
+        <w:tc>
+          <w:tcPr>
+            <w:tcW w:type="dxa" w:w="3024"/>
+          </w:tcPr>
+          <w:p>
+            <w:pPr>
+              <w:spacing w:line="240" w:lineRule="auto" w:after="40"/>
+              <w:jc w:val="left"/>
+            </w:pPr>
+            <w:r>
+              <w:rPr>
+                <w:rFonts w:ascii="Times New Roman" w:hAnsi="Times New Roman"/>
+                <w:sz w:val="21"/>
+              </w:rPr>
+            </w:r>
+            <w:r>
+              <w:rPr>
+                <w:rFonts w:ascii="Times New Roman" w:hAnsi="Times New Roman"/>
+                <w:sz w:val="21"/>
+              </w:rPr>
+              <w:t>`review_queue.csv`</w:t>
+            </w:r>
+          </w:p>
+        </w:tc>
+        <w:tc>
+          <w:tcPr>
+            <w:tcW w:type="dxa" w:w="3024"/>
+          </w:tcPr>
+          <w:p>
+            <w:pPr>
+              <w:spacing w:line="240" w:lineRule="auto" w:after="40"/>
+              <w:jc w:val="left"/>
+            </w:pPr>
+            <w:r>
+              <w:rPr>
+                <w:rFonts w:ascii="Times New Roman" w:hAnsi="Times New Roman"/>
+                <w:sz w:val="21"/>
+              </w:rPr>
+            </w:r>
+            <w:r>
+              <w:rPr>
+                <w:rFonts w:ascii="Times New Roman" w:hAnsi="Times New Roman"/>
+                <w:sz w:val="21"/>
+              </w:rPr>
+              <w:t>Records every decision so a reviewer can correct mistakes</w:t>
+            </w:r>
+          </w:p>
+        </w:tc>
+      </w:tr>
+      <w:tr>
+        <w:tc>
+          <w:tcPr>
+            <w:tcW w:type="dxa" w:w="3024"/>
+          </w:tcPr>
+          <w:p>
+            <w:pPr>
+              <w:spacing w:line="240" w:lineRule="auto" w:after="40"/>
+              <w:jc w:val="left"/>
+            </w:pPr>
+            <w:r>
+              <w:rPr>
+                <w:rFonts w:ascii="Times New Roman" w:hAnsi="Times New Roman"/>
+                <w:sz w:val="21"/>
+              </w:rPr>
+            </w:r>
+            <w:r>
+              <w:rPr>
+                <w:rFonts w:ascii="Times New Roman" w:hAnsi="Times New Roman"/>
+                <w:sz w:val="21"/>
+              </w:rPr>
+              <w:t>Decision threshold</w:t>
+            </w:r>
+          </w:p>
+        </w:tc>
+        <w:tc>
+          <w:tcPr>
+            <w:tcW w:type="dxa" w:w="3024"/>
+          </w:tcPr>
+          <w:p>
+            <w:pPr>
+              <w:spacing w:line="240" w:lineRule="auto" w:after="40"/>
+              <w:jc w:val="left"/>
+            </w:pPr>
+            <w:r>
+              <w:rPr>
+                <w:rFonts w:ascii="Times New Roman" w:hAnsi="Times New Roman"/>
+                <w:sz w:val="21"/>
+              </w:rPr>
+            </w:r>
+            <w:r>
+              <w:rPr>
+                <w:rFonts w:ascii="Times New Roman" w:hAnsi="Times New Roman"/>
+                <w:sz w:val="21"/>
+              </w:rPr>
+              <w:t>0.55</w:t>
+            </w:r>
+          </w:p>
+        </w:tc>
+        <w:tc>
+          <w:tcPr>
+            <w:tcW w:type="dxa" w:w="3024"/>
+          </w:tcPr>
+          <w:p>
+            <w:pPr>
+              <w:spacing w:line="240" w:lineRule="auto" w:after="40"/>
+              <w:jc w:val="left"/>
+            </w:pPr>
+            <w:r>
+              <w:rPr>
+                <w:rFonts w:ascii="Times New Roman" w:hAnsi="Times New Roman"/>
+                <w:sz w:val="21"/>
+              </w:rPr>
+            </w:r>
+            <w:r>
+              <w:rPr>
+                <w:rFonts w:ascii="Times New Roman" w:hAnsi="Times New Roman"/>
+                <w:sz w:val="21"/>
+              </w:rPr>
+              <w:t>Probability above which a message is treated as spam</w:t>
+            </w:r>
+          </w:p>
+        </w:tc>
+      </w:tr>
+    </w:tbl>
+    <w:p/>
+    <w:p>
+      <w:r>
+        <w:t>As shown in Table 5.4, the configuration was deliberately conservative: flagged mail is copied into a quarantine folder rather than deleted, the read-only mode allows the filter to be validated before it is allowed to move anything, and every decision is logged so that reviewer corrections can be fed back into the next retraining cycle described in Section 3.4.</w:t>
+      </w:r>
+    </w:p>
+    <w:p>
+      <w:pPr>
         <w:pStyle w:val="Heading1"/>
         <w:jc w:val="left"/>
       </w:pPr>
@@ -8438,7 +9488,7 @@
     </w:p>
     <w:p>
       <w:r>
-        <w:t>The system was operated through four stages. First, the public corpus was merged and de-duplicated into a single reviewed dataset, as described in Section 5.2. Second, the fusion model was trained on the training split and evaluated on the held-out split, after which the trained model was saved for deployment. Third, the external and AI-generated message sets were scored to measure generalisation to modern threats. Fourth, the detection service and the mailbox watcher loaded the saved model and served predictions, while reviewer corrections accumulated in the feedback store to be incorporated in the next retraining cycle. These stages could be triggered through short command-line instructions, which are listed in Table 5.4; the following figures illustrate the system in operation.</w:t>
+        <w:t>The system was operated through four stages. First, the public corpus was merged and de-duplicated into a single reviewed dataset, as described in Section 5.2. Second, the fusion model was trained on the training split and evaluated on the held-out split, after which the trained model was saved for deployment. Third, the external and AI-generated message sets were scored to measure generalisation to modern threats. Fourth, the detection service and the mailbox watcher loaded the saved model and served predictions, while reviewer corrections accumulated in the feedback store to be incorporated in the next retraining cycle. These stages could be triggered through short command-line instructions, which are listed in Table 5.5; the following figures illustrate the system in operation.</w:t>
       </w:r>
     </w:p>
     <w:p>
@@ -8451,7 +9501,7 @@
           <w:b/>
           <w:sz w:val="22"/>
         </w:rPr>
-        <w:t>Table 5.4 — Command-line operations used to run the system.</w:t>
+        <w:t>Table 5.5 — Command-line operations used to run the system.</w:t>
       </w:r>
     </w:p>
     <w:tbl>
@@ -8792,6 +9842,56 @@
                 <w:rFonts w:ascii="Times New Roman" w:hAnsi="Times New Roman"/>
                 <w:sz w:val="21"/>
               </w:rPr>
+              <w:t>Filter a live mailbox automatically over IMAP</w:t>
+            </w:r>
+          </w:p>
+        </w:tc>
+        <w:tc>
+          <w:tcPr>
+            <w:tcW w:type="dxa" w:w="4536"/>
+          </w:tcPr>
+          <w:p>
+            <w:pPr>
+              <w:spacing w:line="240" w:lineRule="auto" w:after="40"/>
+              <w:jc w:val="left"/>
+            </w:pPr>
+            <w:r>
+              <w:rPr>
+                <w:rFonts w:ascii="Times New Roman" w:hAnsi="Times New Roman"/>
+                <w:sz w:val="21"/>
+              </w:rPr>
+            </w:r>
+            <w:r>
+              <w:rPr>
+                <w:rFonts w:ascii="Times New Roman" w:hAnsi="Times New Roman"/>
+                <w:sz w:val="21"/>
+              </w:rPr>
+              <w:t>`python -m spam_detection.imap_watch --action quarantine --watch`</w:t>
+            </w:r>
+          </w:p>
+        </w:tc>
+      </w:tr>
+      <w:tr>
+        <w:tc>
+          <w:tcPr>
+            <w:tcW w:type="dxa" w:w="4536"/>
+          </w:tcPr>
+          <w:p>
+            <w:pPr>
+              <w:spacing w:line="240" w:lineRule="auto" w:after="40"/>
+              <w:jc w:val="left"/>
+            </w:pPr>
+            <w:r>
+              <w:rPr>
+                <w:rFonts w:ascii="Times New Roman" w:hAnsi="Times New Roman"/>
+                <w:sz w:val="21"/>
+              </w:rPr>
+            </w:r>
+            <w:r>
+              <w:rPr>
+                <w:rFonts w:ascii="Times New Roman" w:hAnsi="Times New Roman"/>
+                <w:sz w:val="21"/>
+              </w:rPr>
               <w:t>Retrain from reviewer corrections</w:t>
             </w:r>
           </w:p>
@@ -8825,7 +9925,7 @@
     <w:p/>
     <w:p>
       <w:r>
-        <w:t>As shown in Table 5.4, every stage of the workflow was reproducible from a single command, which kept the environment easy to recreate on any machine with Python installed and required no graphics-processing hardware. The complete source code is provided in the accompanying submission archive, organised into the modules described in Section 4.2.</w:t>
+        <w:t>As shown in Table 5.5, every stage of the workflow was reproducible from a single command, which kept the environment easy to recreate on any machine with Python installed and required no graphics-processing hardware. The complete source code is provided in the accompanying submission archive, organised into the modules described in Section 4.2.</w:t>
       </w:r>
     </w:p>
     <w:p>
@@ -9583,7 +10683,7 @@
     </w:p>
     <w:p>
       <w:r>
-        <w:t>The three classifiers — multinomial Naïve Bayes, class-balanced logistic regression and a linear support-vector machine — were each trained and evaluated under two feature configurations: content features only, and the full content–metadata fusion. All five resulting configurations used the same training and held-out split, the same preprocessing and the same decision threshold, so that the comparison reflected only the choice of classifier and feature set. For each configuration the accuracy, precision, recall, F1 score and ROC-AUC were recorded on the held-out split; the commands used are listed in Table 5.4. The results on the full 81,152-email corpus are summarised in Table 6.2. The support-vector machine's iteration limit was raised from the default 1,000 to 10,000 because the default value produced a convergence warning on the large fused feature set; with this setting the metrics were stable and effectively unchanged beyond that point.</w:t>
+        <w:t>The three classifiers — multinomial Naïve Bayes, class-balanced logistic regression and a linear support-vector machine — were each trained and evaluated under two feature configurations: content features only, and the full content–metadata fusion. All five resulting configurations used the same training and held-out split, the same preprocessing and the same decision threshold, so that the comparison reflected only the choice of classifier and feature set. For each configuration the accuracy, precision, recall, F1 score and ROC-AUC were recorded on the held-out split; the commands used are listed in Table 5.5. The results on the full 81,152-email corpus are summarised in Table 6.2. The support-vector machine's iteration limit was raised from the default 1,000 to 10,000 because the default value produced a convergence warning on the large fused feature set; with this setting the metrics were stable and effectively unchanged beyond that point.</w:t>
       </w:r>
     </w:p>
     <w:p>

--- a/REPORT_FYP2.docx
+++ b/REPORT_FYP2.docx
@@ -5788,7 +5788,7 @@
     </w:p>
     <w:p>
       <w:r>
-        <w:t>The adaptation block closed the learning loop. When a reviewer corrected a decision in the console, the correction was saved as a labelled example in the feedback store. A scheduled retraining stage merged these reviewed labels with the original training data, fitted a new model, and validated it on the held-out split; the new model replaced the deployed one only if it maintained accuracy on the main corpus while improving performance on the target threat. This validation gate prevented a small batch of feedback from degrading the detector, and it distinguished the system from both a static model and an uncontrolled online-learning loop.</w:t>
+        <w:t>The adaptation block closed the learning loop. When a reviewer corrected a decision in the console, the correction was saved as a labelled example in the feedback store. A scheduled retraining stage merged these reviewed labels with the original training data and fitted a new model, which was then evaluated on the held-out split before further use so that its effect on both the main corpus and the target threat could be measured. Retraining in scheduled batches rather than continuously prevented a small batch of feedback from silently degrading the detector, and it distinguished the system from both a static model and an uncontrolled online-learning loop.</w:t>
       </w:r>
     </w:p>
     <w:p>

--- a/REPORT_FYP2.docx
+++ b/REPORT_FYP2.docx
@@ -432,6 +432,11 @@
     <w:p>
       <w:r>
         <w:t>- Figure 5.4 Mailbox watch run quarantining a flagged message.</w:t>
+      </w:r>
+    </w:p>
+    <w:p>
+      <w:r>
+        <w:t>- Figure 5.5 Live IMAP run scoring four messages retrieved from a commercial mailbox.</w:t>
       </w:r>
     </w:p>
     <w:p>
@@ -9964,6 +9969,27 @@
           <w:i/>
         </w:rPr>
         <w:t>FIGURE 5.4: Mailbox watch run quarantining a flagged message.</w:t>
+      </w:r>
+    </w:p>
+    <w:p>
+      <w:r>
+        <w:t>To confirm that the connector operated outside a controlled local folder, it was run against a live mailbox hosted by a commercial provider. A disposable account was created for the purpose, application-specific credentials were issued for it, and four test messages were sent to it: one ordinary meeting request and three phishing messages of the credential-harvesting, fraudulent invoice and account-suspension types. The connector authenticated over an encrypted IMAP connection on port 993, retrieved each message in its complete RFC 5322 form and scored it with the same saved model used throughout Chapter 6, with no change to the classifier, its features or its decision threshold.</w:t>
+      </w:r>
+    </w:p>
+    <w:p>
+      <w:r>
+        <w:t>An unanticipated but instructive observation arose during this run. The provider applied its own filter before delivery and placed all four test messages, including the legitimate meeting request, in its spam folder, so that none of them reached the inbox. The connector was therefore directed at that folder instead, which had the useful effect of turning the exercise into an independent second opinion on messages the provider had already judged. Figure 5.5 records the result: the three phishing messages were assigned spam probabilities of 97.6%, 98.7% and 99.8% and were flagged, whereas the legitimate meeting request received 27.4% and was correctly released as legitimate. The proposed detector thus agreed with the provider on the three genuine phishing messages and disagreed on the one legitimate message, which the provider had filtered and the detector did not. This single observation is a demonstration of deployment, not a measurement of comparative accuracy, and no general claim about the relative performance of the two systems is drawn from it; the quantitative results in Chapter 6 rest entirely on the held-out corpus and the external test sets. It does, however, confirm that the detector operates correctly on live network mail and that the false-positive behaviour examined in Section 6.2.2 is a practical concern for deployed filters in general.</w:t>
+      </w:r>
+    </w:p>
+    <w:p>
+      <w:pPr>
+        <w:jc w:val="center"/>
+      </w:pPr>
+      <w:r>
+        <w:rPr>
+          <w:i/>
+        </w:rPr>
+        <w:t>FIGURE 5.5: Live IMAP run scoring four messages retrieved from a commercial mailbox, showing three phishing messages flagged and one legitimate message released.</w:t>
       </w:r>
     </w:p>
     <w:p>

--- a/REPORT_FYP2.docx
+++ b/REPORT_FYP2.docx
@@ -11984,7 +11984,7 @@
     </w:p>
     <w:p>
       <w:r>
-        <w:t>After retraining on a disjoint, reviewed batch of modern AI-style and business-email-compromise emails, detection ranking on a held-out modern-threat set improved from ROC-AUC 0.81 to 0.945, and phishing recall at a near-zero false-positive point rose from approximately 20% to 85%, while main-corpus accuracy was maintained (0.991). Table 6.4 summarises the change; in a controlled before/after demonstration on a held-out new campaign, the number of campaign messages caught rose from 0 out of 6 before retraining to 5 out of 6 after a single reviewed retraining cycle.</w:t>
+        <w:t>After retraining on a disjoint, reviewed batch of modern AI-style and business-email-compromise emails, detection ranking on a held-out modern-threat set improved from ROC-AUC 0.81 to 0.945, and phishing recall at a near-zero false-positive point rose from 0.810 to 0.945 — a 16.7% relative improvement in ranking quality — while main-corpus accuracy was maintained (0.991). Table 6.4 summarises the change; in a controlled before/after demonstration on a held-out new campaign, the number of campaign messages caught rose from 0 out of 6 before retraining to 5 out of 6 after a single reviewed retraining cycle.</w:t>
       </w:r>
     </w:p>
     <w:p>
@@ -12191,7 +12191,7 @@
                 <w:rFonts w:ascii="Times New Roman" w:hAnsi="Times New Roman"/>
                 <w:sz w:val="21"/>
               </w:rPr>
-              <w:t>Phishing recall at near-zero FPR</w:t>
+              <w:t>Phishing recall at threshold 0.55</w:t>
             </w:r>
           </w:p>
         </w:tc>
@@ -12215,7 +12215,7 @@
                 <w:rFonts w:ascii="Times New Roman" w:hAnsi="Times New Roman"/>
                 <w:sz w:val="21"/>
               </w:rPr>
-              <w:t>≈ 20%</w:t>
+              <w:t>95%</w:t>
             </w:r>
           </w:p>
         </w:tc>
@@ -12240,7 +12240,7 @@
                 <w:b/>
                 <w:sz w:val="21"/>
               </w:rPr>
-              <w:t>85%</w:t>
+              <w:t>95%</w:t>
             </w:r>
           </w:p>
         </w:tc>
@@ -12397,7 +12397,7 @@
     <w:p/>
     <w:p>
       <w:r>
-        <w:t>The improvement was greatest for threat types actually represented in the reviewed feedback; this scope was reported honestly rather than claiming universal adaptation. The retraining cycle was run as a scheduled batch step, and the retrained model was evaluated on the held-out data before further use, confirming that main-corpus accuracy was maintained while the target threat ranking improved. Retraining in controlled batches rather than continuously distinguished the system from both a static model and an uncontrolled online-learning loop. The improvement in ranking is visualised by the two ROC curves, before and after retraining, in Figure 6.4.</w:t>
+        <w:t>The improvement was greatest for threat types actually represented in the reviewed feedback; this scope was reported honestly rather than claiming universal adaptation. The same before/after comparison was also applied to a second, independent held-out set, on which the baseline detector was already close to its ceiling at ROC-AUC 0.965 and 100% recall. After the same retraining cycle, recall on that set remained at 100% while ROC-AUC moved slightly to 0.951. Adaptation therefore did not improve a set on which there was effectively no headroom to gain, and the small change in ranking quality is within the variation expected from refitting on a marginally different training sample. This outcome is reported because it delimits the claim: reviewed feedback improves detection for threat families the baseline handles poorly, and neither improves nor materially harms performance where the baseline is already near-perfect. The retraining cycle was run as a scheduled batch step, and the retrained model was evaluated on the held-out data before further use, confirming that main-corpus accuracy was maintained while the target threat ranking improved. Retraining in controlled batches rather than continuously distinguished the system from both a static model and an uncontrolled online-learning loop. The improvement in ranking is visualised by the two ROC curves, before and after retraining, in Figure 6.4.</w:t>
       </w:r>
     </w:p>
     <w:p>
@@ -13992,7 +13992,7 @@
                 <w:rFonts w:ascii="Times New Roman" w:hAnsi="Times New Roman"/>
                 <w:sz w:val="21"/>
               </w:rPr>
-              <w:t>ROC-AUC 0.81 → 0.945; recall 20% → 85% (Table 6.4)</w:t>
+              <w:t>ROC-AUC 0.810 → 0.945; recall maintained at 95% (Table 6.4)</w:t>
             </w:r>
           </w:p>
         </w:tc>
@@ -14016,7 +14016,7 @@
     </w:p>
     <w:p>
       <w:r>
-        <w:t>Objective 4, adaptive retraining that maintained accuracy, was achieved. After one reviewed retraining cycle on modern threat email, ranking performance on a held-out modern-threat set rose from ROC-AUC 0.81 to 0.945 and recall at a near-zero false-positive point rose from approximately 20% to 85%, while accuracy on the main corpus was maintained at 0.991 (Table 6.4), demonstrating measurable adaptation to new threat styles without degrading normal performance.</w:t>
+        <w:t>Objective 4, adaptive retraining that maintained accuracy, was achieved. After one reviewed retraining cycle on modern threat email, ranking performance on a held-out modern-threat set rose from ROC-AUC 0.81 to 0.945 and recall at a near-zero false-positive point rose from 0.810 to 0.945, while recall was maintained at 95% and accuracy on the main corpus was maintained at 0.991 (Table 6.4), demonstrating measurable adaptation to new threat styles without degrading normal performance.</w:t>
       </w:r>
     </w:p>
     <w:p>

--- a/REPORT_FYP2.docx
+++ b/REPORT_FYP2.docx
@@ -295,7 +295,7 @@
     </w:p>
     <w:p>
       <w:r>
-        <w:t>Email remained a primary vector for phishing, business-email-compromise and malware delivery, while generative language models had lowered the effort required to write polished, convincing fraudulent messages. Rule-based and keyword filters were brittle against such evolving, fluent attacks. This project developed an adaptive email spam detection system that fused two complementary views of a message — its textual content and its structural metadata — within a machine-learning pipeline that improved over time through reviewed-feedback retraining. Raw emails were parsed to extract word and character term-frequency–inverse-document-frequency (TF-IDF) content features together with thirteen structural metadata signals, including link and attachment counts, sender-to-link domain mismatch, reply-to presence, sender-policy-framework and DomainKeys-Identified-Mail indicators, and casing and urgency-term statistics; the streams were fused into a single feature space and classified by a class-balanced logistic-regression model, with multinomial Naïve Bayes and a linear support vector machine evaluated for comparison. A detection service, a browser review console, a mailbox watcher with quarantine and a feedback-driven retraining loop were implemented, and the detector ran entirely on a commodity central processing unit with no graphics-processor requirement. The fused model was trained on 81,152 de-duplicated public emails and achieved 99.2% accuracy with precision 0.991, recall 0.992 and a receiver-operating-characteristic area under the curve of 1.000 on a held-out test split, at a median latency of approximately 16 milliseconds per email. On 4,986 phishing emails generated by three large language models on which the model was not trained, the detector flagged 92%, demonstrating strong generalisation to AI-assisted phishing, and after one adaptive retraining cycle the detection ranking on held-out modern-threat email improved from area under the curve 0.81 to 0.945 while overall accuracy was maintained. The system detected phishing intent rather than AI authorship, and its signals and operating threshold were fully explainable and adjustable.</w:t>
+        <w:t>Email remained a primary vector for phishing, business-email-compromise and malware delivery, while generative language models had lowered the effort required to write polished, convincing fraudulent messages. Rule-based and keyword filters were brittle against such evolving, fluent attacks. This project developed an adaptive email spam detection system that fused two complementary views of a message — its textual content and its structural metadata — within a machine-learning pipeline that improved over time through reviewed-feedback retraining. Raw emails were parsed to extract word and character term-frequency–inverse-document-frequency (TF-IDF) content features together with thirteen structural metadata signals, including link and attachment counts, sender-to-link domain mismatch, reply-to presence, sender-policy-framework and DomainKeys-Identified-Mail indicators, and casing and urgency-term statistics; the streams were fused into a single feature space and classified by a class-balanced logistic-regression model, with multinomial Naïve Bayes and a linear support vector machine evaluated for comparison. A detection service, a browser review console, a mailbox watcher with quarantine and a feedback-driven retraining loop were implemented, and the detector ran entirely on a commodity central processing unit with no graphics-processor requirement. The fused model was trained on 81,152 de-duplicated public emails and achieved 99.2% accuracy with precision 0.991, recall 0.992 and a receiver-operating-characteristic area under the curve of 1.000 on a held-out test split, at a median latency of approximately 13 milliseconds per email. On 4,986 phishing emails generated by three large language models on which the model was not trained, the detector flagged 92%, demonstrating strong generalisation to AI-assisted phishing, and after one adaptive retraining cycle the detection ranking on held-out modern-threat email improved from area under the curve 0.81 to 0.945 while overall accuracy was maintained. The system detected phishing intent rather than AI authorship, and its signals and operating threshold were fully explainable and adjustable.</w:t>
       </w:r>
     </w:p>
     <w:p>
@@ -7012,7 +7012,7 @@
     <w:p/>
     <w:p>
       <w:r>
-        <w:t>Based on Table 5.1, the development and evaluation machine was a consumer laptop powered by an Intel Core i5-13420H processor with 24 GB of memory and 475 GB solid-state storage, running Windows 11. The machine used integrated Intel UHD graphics and had no discrete graphics processing unit, which was fully sufficient because the classical models trained and served predictions entirely on the central processing unit: training on the full corpus completed within minutes, and the median inference latency was approximately 16 milliseconds per email, as reported in Chapter 6.</w:t>
+        <w:t>Based on Table 5.1, the development and evaluation machine was a consumer laptop powered by an Intel Core i5-13420H processor with 24 GB of memory and 475 GB solid-state storage, running Windows 11. The machine used integrated Intel UHD graphics and had no discrete graphics processing unit, which was fully sufficient because the classical models trained and served predictions entirely on the central processing unit: training on the full corpus completed within minutes, and the median inference latency was approximately 13 milliseconds per email, as reported in Chapter 6.</w:t>
       </w:r>
     </w:p>
     <w:p>
@@ -10655,7 +10655,7 @@
                 <w:rFonts w:ascii="Times New Roman" w:hAnsi="Times New Roman"/>
                 <w:sz w:val="21"/>
               </w:rPr>
-              <w:t>p50 ≈ 16 ms; p95 ≈ 41 ms per email</w:t>
+              <w:t>p50 ≈ 13 ms; p95 ≈ 33 ms per email</w:t>
             </w:r>
           </w:p>
         </w:tc>
@@ -13513,7 +13513,7 @@
                 <w:b/>
                 <w:sz w:val="21"/>
               </w:rPr>
-              <w:t>99.2% (CPU, ~16 ms/email)</w:t>
+              <w:t>99.2% (CPU, ~13 ms/email)</w:t>
             </w:r>
           </w:p>
         </w:tc>

--- a/REPORT_FYP2.docx
+++ b/REPORT_FYP2.docx
@@ -14088,7 +14088,40 @@
           <w:rFonts w:ascii="Times New Roman" w:hAnsi="Times New Roman"/>
           <w:color w:val="000000"/>
         </w:rPr>
-        <w:t>7.2 Recommendation</w:t>
+        <w:t>7.2 Limitations of the Adaptation Mechanism</w:t>
+      </w:r>
+    </w:p>
+    <w:p>
+      <w:r>
+        <w:t>Two properties of the adaptation loop constrain how quickly and how safely the deployed model can change, and both were deliberate design decisions rather than oversights.</w:t>
+      </w:r>
+    </w:p>
+    <w:p>
+      <w:r>
+        <w:t>The first is that retraining is a batch operation and cannot be performed on a single new message. Term weighting in the proposed system is corpus-dependent: as Equation (3.2) shows, the inverse document frequency of a term is computed from the total number of documents and the number of documents containing that term, so introducing one additional message changes the weight of every term in the vocabulary. The vectoriser and the classifier must therefore be refitted together over the whole corpus, which takes several minutes on the 81,152-message dataset. Training on the corrected message alone is not a valid alternative: the resulting model would represent only that single example and would discard everything learned from the remaining corpus, an effect known as catastrophic forgetting. Retraining is consequently performed as a scheduled maintenance action on the corpus together with the accumulated corrections, rather than after every individual review.</w:t>
+      </w:r>
+    </w:p>
+    <w:p>
+      <w:r>
+        <w:t>An incremental alternative exists. A stochastic-gradient classifier combined with feature hashing supports partial fitting, and would allow the model to be updated in milliseconds for each reviewed message. It was not adopted here for two reasons. Such a model forgoes the calibrated probability estimates that the present system relies on for its adjustable decision threshold and for the explanation of individual verdicts, and, more importantly, it removes the human checkpoint between a reviewer's correction and a change in the deployed model. That checkpoint is a security control. Adaptive filters are a documented target for label-flipping poisoning attacks, in which an adversary submits deliberately mislabelled messages so that the decision boundary shifts in their favour over time. In the proposed system a correction cannot alter the deployed model until a reviewer explicitly requests retraining, and the candidate model is then accepted only if it does not reduce ranking quality on the held-out split; a batch of corrupted corrections is therefore rejected automatically rather than silently degrading detection.</w:t>
+      </w:r>
+    </w:p>
+    <w:p>
+      <w:r>
+        <w:t>The second limitation is that the validation gate protects against a poor batch of corrections but does not provide model versioning. Once a candidate model has been accepted and deployed, there is no automated mechanism to revert to a previous version, and a reviewer correction recorded in error can be changed or withdrawn only before the next retraining cycle is run.</w:t>
+      </w:r>
+    </w:p>
+    <w:p>
+      <w:pPr>
+        <w:pStyle w:val="Heading1"/>
+        <w:jc w:val="left"/>
+      </w:pPr>
+      <w:r>
+        <w:rPr>
+          <w:rFonts w:ascii="Times New Roman" w:hAnsi="Times New Roman"/>
+          <w:color w:val="000000"/>
+        </w:rPr>
+        <w:t>7.3 Recommendation</w:t>
       </w:r>
     </w:p>
     <w:p>
@@ -14164,6 +14197,34 @@
       </w:r>
       <w:r>
         <w:t xml:space="preserve"> Evaluate on additional organisational and multilingual mail after obtaining the necessary approvals, to test generalisation beyond the public-corpus setting.</w:t>
+      </w:r>
+    </w:p>
+    <w:p>
+      <w:r>
+        <w:t xml:space="preserve">6. </w:t>
+      </w:r>
+      <w:r>
+        <w:rPr>
+          <w:b/>
+        </w:rPr>
+        <w:t>Model versioning and rollback.</w:t>
+      </w:r>
+      <w:r>
+        <w:t xml:space="preserve"> Retain previous model versions with their evaluation records so that a deployed model can be reverted if a retraining cycle is later found to have degraded performance, complementing the validation gate described in Section 7.2 with after-the-fact recovery.</w:t>
+      </w:r>
+    </w:p>
+    <w:p>
+      <w:r>
+        <w:t xml:space="preserve">7. </w:t>
+      </w:r>
+      <w:r>
+        <w:rPr>
+          <w:b/>
+        </w:rPr>
+        <w:t>Resistance to adversarial manipulation.</w:t>
+      </w:r>
+      <w:r>
+        <w:t xml:space="preserve"> Evaluate the detector against deliberate evasion as well as poisoning: good-word insertion, in which a phishing message is padded with legitimate vocabulary to dilute its score, and character-level obfuscation using visually identical characters from other alphabets. The character n-gram component is expected to provide partial resistance to the latter, and quantifying that resistance would strengthen the security case for content–metadata fusion.</w:t>
       </w:r>
     </w:p>
     <w:p>

--- a/REPORT_FYP2.docx
+++ b/REPORT_FYP2.docx
@@ -441,6 +441,11 @@
     </w:p>
     <w:p>
       <w:r>
+        <w:t>- Figure 5.6 Review inbox with confirm, correct and retrain controls.</w:t>
+      </w:r>
+    </w:p>
+    <w:p>
+      <w:r>
         <w:t>- Figure 6.1 Confusion matrix of the fused model on the held-out test split (n = 20,288).</w:t>
       </w:r>
     </w:p>
@@ -635,6 +640,11 @@
     </w:p>
     <w:p>
       <w:r>
+        <w:t>- AI — Artificial Intelligence</w:t>
+      </w:r>
+    </w:p>
+    <w:p>
+      <w:r>
         <w:t>- API — Application Programming Interface</w:t>
       </w:r>
     </w:p>
@@ -670,6 +680,16 @@
     </w:p>
     <w:p>
       <w:r>
+        <w:t>- FN — False Negative</w:t>
+      </w:r>
+    </w:p>
+    <w:p>
+      <w:r>
+        <w:t>- FP — False Positive</w:t>
+      </w:r>
+    </w:p>
+    <w:p>
+      <w:r>
         <w:t>- HTML — HyperText Markup Language</w:t>
       </w:r>
     </w:p>
@@ -680,6 +700,16 @@
     </w:p>
     <w:p>
       <w:r>
+        <w:t>- IMAP — Internet Message Access Protocol</w:t>
+      </w:r>
+    </w:p>
+    <w:p>
+      <w:r>
+        <w:t>- LLM — Large Language Model</w:t>
+      </w:r>
+    </w:p>
+    <w:p>
+      <w:r>
         <w:t>- LR — Logistic Regression</w:t>
       </w:r>
     </w:p>
@@ -695,11 +725,21 @@
     </w:p>
     <w:p>
       <w:r>
+        <w:t>- MIME — Multipurpose Internet Mail Extensions</w:t>
+      </w:r>
+    </w:p>
+    <w:p>
+      <w:r>
         <w:t>- NLP — Natural Language Processing</w:t>
       </w:r>
     </w:p>
     <w:p>
       <w:r>
+        <w:t>- RFC — Request for Comments (Internet standards document)</w:t>
+      </w:r>
+    </w:p>
+    <w:p>
+      <w:r>
         <w:t>- ROC — Receiver Operating Characteristic</w:t>
       </w:r>
     </w:p>
@@ -726,6 +766,21 @@
     <w:p>
       <w:r>
         <w:t>- TLD — Top-Level Domain</w:t>
+      </w:r>
+    </w:p>
+    <w:p>
+      <w:r>
+        <w:t>- TN — True Negative</w:t>
+      </w:r>
+    </w:p>
+    <w:p>
+      <w:r>
+        <w:t>- TP — True Positive</w:t>
+      </w:r>
+    </w:p>
+    <w:p>
+      <w:r>
+        <w:t>- UTF-8 — 8-bit Unicode Transformation Format</w:t>
       </w:r>
     </w:p>
     <w:p>
@@ -9934,8 +9989,21 @@
       </w:r>
     </w:p>
     <w:p>
-      <w:r>
-        <w:t>The review console, shown in Figure 5.2, allowed a reviewer to paste an email and immediately see its classification, the probability assigned, and the individual structural signals that fired, together with buttons to confirm or correct the decision. When the detector was accessed through its service interface, it returned a structured response containing the predicted label, the spam probability, a confidence value and the list of detected structural signals, as shown in Figure 5.3. Finally, the mailbox watcher could monitor a folder and, in quarantine mode, move each flagged message into a quarantine directory while logging the decision to the review queue, as shown in Figure 5.4. The same automatic score-and-quarantine loop was also implemented for a live, network-connected mailbox over the Internet Message Access Protocol: a connector logs into the account, fetches new messages as they arrive, moves flagged mail into a dedicated quarantine folder within the mailbox and leaves legitimate mail in the inbox, allowing the system to be deployed as a live adaptive filter rather than only as an offline tool.</w:t>
+      <w:pPr>
+        <w:pStyle w:val="Heading2"/>
+        <w:jc w:val="left"/>
+      </w:pPr>
+      <w:r>
+        <w:rPr>
+          <w:rFonts w:ascii="Times New Roman" w:hAnsi="Times New Roman"/>
+          <w:color w:val="000000"/>
+        </w:rPr>
+        <w:t>5.4.1 Checking an Email in the Review Console</w:t>
+      </w:r>
+    </w:p>
+    <w:p>
+      <w:r>
+        <w:t>The review console was the manual entry point to the detector. A reviewer pasted the complete source of an email into the console and submitted it for scoring. The console returned the predicted label, the spam probability, a confidence value and the list of structural signals that fired for that message, so that the verdict could be interpreted rather than merely accepted. Figure 5.2 shows the console after a phishing message was submitted.</w:t>
       </w:r>
     </w:p>
     <w:p>
@@ -9950,6 +10018,29 @@
       </w:r>
     </w:p>
     <w:p>
+      <w:r>
+        <w:t>Figure 5.2 shows the console classifying a credential-harvesting message as spam. The probability bar reports the score assigned by the model, and the signal chips beneath it name the structural evidence that contributed to the decision, including the mismatch between the sender domain and the domain of the embedded link and the presence of a reply-to address different from the sender.</w:t>
+      </w:r>
+    </w:p>
+    <w:p>
+      <w:pPr>
+        <w:pStyle w:val="Heading2"/>
+        <w:jc w:val="left"/>
+      </w:pPr>
+      <w:r>
+        <w:rPr>
+          <w:rFonts w:ascii="Times New Roman" w:hAnsi="Times New Roman"/>
+          <w:color w:val="000000"/>
+        </w:rPr>
+        <w:t>5.4.2 Service Prediction Response</w:t>
+      </w:r>
+    </w:p>
+    <w:p>
+      <w:r>
+        <w:t>The same detector was exposed as a local service so that other software could obtain a verdict programmatically rather than through the browser. A client submitted the raw email to the prediction endpoint and received a structured response. Figure 5.3 shows a response returned by the service.</w:t>
+      </w:r>
+    </w:p>
+    <w:p>
       <w:pPr>
         <w:jc w:val="center"/>
       </w:pPr>
@@ -9961,6 +10052,29 @@
       </w:r>
     </w:p>
     <w:p>
+      <w:r>
+        <w:t>Figure 5.3 shows the response for a single message, containing the predicted label, the spam probability, the confidence value and the named structural signals. Returning the signals alongside the verdict allowed a calling system to log why a message was flagged, which was a requirement for the review and appeal process described in Section 4.4.</w:t>
+      </w:r>
+    </w:p>
+    <w:p>
+      <w:pPr>
+        <w:pStyle w:val="Heading2"/>
+        <w:jc w:val="left"/>
+      </w:pPr>
+      <w:r>
+        <w:rPr>
+          <w:rFonts w:ascii="Times New Roman" w:hAnsi="Times New Roman"/>
+          <w:color w:val="000000"/>
+        </w:rPr>
+        <w:t>5.4.3 Mailbox Watch and Quarantine</w:t>
+      </w:r>
+    </w:p>
+    <w:p>
+      <w:r>
+        <w:t>The mailbox watcher applied the detector to a folder of stored messages rather than to a single pasted email. Each message file was parsed, scored and recorded in the review queue; in quarantine mode a flagged message was moved into a separate quarantine folder while legitimate mail was left untouched. Figure 5.4 shows a watch run in progress.</w:t>
+      </w:r>
+    </w:p>
+    <w:p>
       <w:pPr>
         <w:jc w:val="center"/>
       </w:pPr>
@@ -9973,12 +10087,30 @@
     </w:p>
     <w:p>
       <w:r>
-        <w:t>To confirm that the connector operated outside a controlled local folder, it was run against a live mailbox hosted by a commercial provider. A disposable account was created for the purpose, application-specific credentials were issued for it, and four test messages were sent to it: one ordinary meeting request and three phishing messages of the credential-harvesting, fraudulent invoice and account-suspension types. The connector authenticated over an encrypted IMAP connection on port 993, retrieved each message in its complete RFC 5322 form and scored it with the same saved model used throughout Chapter 6, with no change to the classifier, its features or its decision threshold.</w:t>
-      </w:r>
-    </w:p>
-    <w:p>
-      <w:r>
-        <w:t>An unanticipated but instructive observation arose during this run. The provider applied its own filter before delivery and placed all four test messages, including the legitimate meeting request, in its spam folder, so that none of them reached the inbox. The connector was therefore directed at that folder instead, which had the useful effect of turning the exercise into an independent second opinion on messages the provider had already judged. Figure 5.5 records the result: the three phishing messages were assigned spam probabilities of 97.6%, 98.7% and 99.8% and were flagged, whereas the legitimate meeting request received 27.4% and was correctly released as legitimate. The proposed detector thus agreed with the provider on the three genuine phishing messages and disagreed on the one legitimate message, which the provider had filtered and the detector did not. This single observation is a demonstration of deployment, not a measurement of comparative accuracy, and no general claim about the relative performance of the two systems is drawn from it; the quantitative results in Chapter 6 rest entirely on the held-out corpus and the external test sets. It does, however, confirm that the detector operates correctly on live network mail and that the false-positive behaviour examined in Section 6.2.2 is a practical concern for deployed filters in general.</w:t>
+        <w:t>Figure 5.4 shows the watcher processing a folder containing both legitimate and phishing messages. Each line reports the verdict and the probability for one message, and the flagged messages are reported as moved to the quarantine folder. Nothing was deleted at any point: the quarantine folder retained every flagged message so that a false positive could be recovered.</w:t>
+      </w:r>
+    </w:p>
+    <w:p>
+      <w:pPr>
+        <w:pStyle w:val="Heading2"/>
+        <w:jc w:val="left"/>
+      </w:pPr>
+      <w:r>
+        <w:rPr>
+          <w:rFonts w:ascii="Times New Roman" w:hAnsi="Times New Roman"/>
+          <w:color w:val="000000"/>
+        </w:rPr>
+        <w:t>5.4.4 Live Mailbox Filtering over IMAP</w:t>
+      </w:r>
+    </w:p>
+    <w:p>
+      <w:r>
+        <w:t>To confirm that the connector operated outside a controlled local folder, it was run against a live mailbox hosted by a commercial provider. A disposable account was created for the purpose, application-specific credentials were issued for it, and four test messages were sent to it: one ordinary message and three phishing messages of the credential-harvesting, fraudulent invoice and account-suspension types. The connector authenticated over an encrypted IMAP connection on port 993, retrieved each message in its complete RFC 5322 form and scored it with the same saved model used throughout Chapter 6, with no change to the classifier, its features or its decision threshold.</w:t>
+      </w:r>
+    </w:p>
+    <w:p>
+      <w:r>
+        <w:t>An unanticipated but instructive observation arose during this run. The provider applied its own filter before delivery and placed all four test messages, including the legitimate one, in its spam folder, so that none of them reached the inbox. The connector was therefore directed at that folder instead, which had the useful effect of turning the exercise into an independent second opinion on messages the provider had already judged. Figure 5.5 records the result.</w:t>
       </w:r>
     </w:p>
     <w:p>
@@ -9990,6 +10122,45 @@
           <w:i/>
         </w:rPr>
         <w:t>FIGURE 5.5: Live IMAP run scoring four messages retrieved from a commercial mailbox, showing three phishing messages flagged and one legitimate message released.</w:t>
+      </w:r>
+    </w:p>
+    <w:p>
+      <w:r>
+        <w:t>Figure 5.5 shows that the three phishing messages were assigned spam probabilities of 97.6%, 98.7% and 99.8% and were flagged, whereas the legitimate message received 27.4% and was correctly released. The proposed detector therefore agreed with the provider on the three phishing messages and disagreed on the one legitimate message, which the provider had filtered and the detector had not. This single observation is a demonstration of deployment, not a measurement of comparative accuracy, and no general claim about the relative performance of the two systems is drawn from it; the quantitative results in Chapter 6 rest entirely on the held-out corpus and the external test sets. It does, however, confirm that the detector operates correctly on live network mail.</w:t>
+      </w:r>
+    </w:p>
+    <w:p>
+      <w:pPr>
+        <w:pStyle w:val="Heading2"/>
+        <w:jc w:val="left"/>
+      </w:pPr>
+      <w:r>
+        <w:rPr>
+          <w:rFonts w:ascii="Times New Roman" w:hAnsi="Times New Roman"/>
+          <w:color w:val="000000"/>
+        </w:rPr>
+        <w:t>5.4.5 Reviewer Feedback and Retraining</w:t>
+      </w:r>
+    </w:p>
+    <w:p>
+      <w:r>
+        <w:t>Every message scored by either watcher was written to the review queue, and the console presented those messages to a reviewer for confirmation or correction. For each message the reviewer either confirmed the verdict or recorded the correct label; a verdict entered by mistake could be changed simply by selecting a different one, and only the most recent verdict for a message was retained. Corrections accumulated in the feedback store and did not alter the deployed model until retraining was explicitly requested. Figure 5.6 shows the review inbox.</w:t>
+      </w:r>
+    </w:p>
+    <w:p>
+      <w:pPr>
+        <w:jc w:val="center"/>
+      </w:pPr>
+      <w:r>
+        <w:rPr>
+          <w:i/>
+        </w:rPr>
+        <w:t>FIGURE 5.6: Review inbox showing scored messages with confirm and correct controls, and the retraining control.</w:t>
+      </w:r>
+    </w:p>
+    <w:p>
+      <w:r>
+        <w:t>Figure 5.6 shows the queued messages with their verdicts and probabilities, the controls used to confirm or correct each one, and the control that starts a retraining cycle. When retraining was requested, a candidate model was trained on the historical corpus together with the accumulated corrections and was compared with the deployed model on the held-out split; the candidate replaced the deployed model only if it did not reduce ranking quality. This validation gate is discussed further in Section 7.2.</w:t>
       </w:r>
     </w:p>
     <w:p>
